--- a/APP控制协议.docx
+++ b/APP控制协议.docx
@@ -18,17 +18,7 @@
           <w:sz w:val="44"/>
           <w:szCs w:val="44"/>
         </w:rPr>
-        <w:t>涂鸦</w:t>
-      </w:r>
-      <w:r>
-        <w:rPr>
-          <w:rFonts w:ascii="宋体" w:eastAsia="宋体" w:hAnsi="宋体" w:cs="宋体" w:hint="eastAsia"/>
-          <w:b/>
-          <w:bCs/>
-          <w:sz w:val="44"/>
-          <w:szCs w:val="44"/>
-        </w:rPr>
-        <w:t>控制系统</w:t>
+        <w:t>涂鸦控制系统</w:t>
       </w:r>
       <w:r>
         <w:rPr>
@@ -67,15 +57,7 @@
           <w:b/>
           <w:sz w:val="36"/>
         </w:rPr>
-        <w:t>涂鸦</w:t>
-      </w:r>
-      <w:r>
-        <w:rPr>
-          <w:rFonts w:asciiTheme="minorEastAsia" w:hAnsiTheme="minorEastAsia" w:hint="eastAsia"/>
-          <w:b/>
-          <w:sz w:val="36"/>
-        </w:rPr>
-        <w:t>M</w:t>
+        <w:t>涂鸦M</w:t>
       </w:r>
       <w:r>
         <w:rPr>
@@ -338,7 +320,6 @@
               <w:pStyle w:val="TableText"/>
               <w:spacing w:before="51" w:line="220" w:lineRule="auto"/>
               <w:rPr>
-                <w:rFonts w:hint="eastAsia"/>
                 <w:color w:val="auto"/>
                 <w:spacing w:val="-3"/>
                 <w:lang w:eastAsia="zh-CN"/>
@@ -567,10 +548,52 @@
           <w:szCs w:val="21"/>
           <w:shd w:val="clear" w:color="auto" w:fill="F7F8FA"/>
         </w:rPr>
-        <w:t>"mccil":"2",</w:t>
-      </w:r>
-      <w:bookmarkStart w:id="0" w:name="_GoBack"/>
-      <w:bookmarkEnd w:id="0"/>
+        <w:t>"type":1,</w:t>
+      </w:r>
+    </w:p>
+    <w:p>
+      <w:pPr>
+        <w:pStyle w:val="a5"/>
+        <w:ind w:left="840" w:firstLineChars="0"/>
+        <w:jc w:val="left"/>
+        <w:rPr>
+          <w:rFonts w:ascii="Segoe UI" w:hAnsi="Segoe UI" w:cs="Segoe UI"/>
+          <w:b/>
+          <w:color w:val="272E3B"/>
+          <w:szCs w:val="21"/>
+          <w:shd w:val="clear" w:color="auto" w:fill="F7F8FA"/>
+        </w:rPr>
+      </w:pPr>
+      <w:r>
+        <w:rPr>
+          <w:rFonts w:ascii="Segoe UI" w:hAnsi="Segoe UI" w:cs="Segoe UI"/>
+          <w:b/>
+          <w:color w:val="272E3B"/>
+          <w:szCs w:val="21"/>
+          <w:shd w:val="clear" w:color="auto" w:fill="F7F8FA"/>
+        </w:rPr>
+        <w:t>"mccil":"</w:t>
+      </w:r>
+      <w:r>
+        <w:rPr>
+          <w:rFonts w:ascii="Segoe UI" w:hAnsi="Segoe UI" w:cs="Segoe UI"/>
+          <w:b/>
+          <w:color w:val="272E3B"/>
+          <w:szCs w:val="21"/>
+          <w:shd w:val="clear" w:color="auto" w:fill="F7F8FA"/>
+        </w:rPr>
+        <w:t>AAAA</w:t>
+      </w:r>
+      <w:r>
+        <w:rPr>
+          <w:rFonts w:ascii="Segoe UI" w:hAnsi="Segoe UI" w:cs="Segoe UI"/>
+          <w:b/>
+          <w:color w:val="272E3B"/>
+          <w:szCs w:val="21"/>
+          <w:shd w:val="clear" w:color="auto" w:fill="F7F8FA"/>
+        </w:rPr>
+        <w:t>",</w:t>
+      </w:r>
     </w:p>
     <w:p>
       <w:pPr>
@@ -694,9 +717,28 @@
         <w:pStyle w:val="a5"/>
         <w:ind w:left="360"/>
         <w:jc w:val="left"/>
+        <w:rPr>
+          <w:rFonts w:hint="eastAsia"/>
+        </w:rPr>
       </w:pPr>
       <w:r>
-        <w:t>"id":"KSPSBED00000100",</w:t>
+        <w:t>"id</w:t>
+      </w:r>
+      <w:r>
+        <w:t>"</w:t>
+      </w:r>
+      <w:r>
+        <w:t>:</w:t>
+      </w:r>
+      <w:r>
+        <w:rPr>
+          <w:rFonts w:ascii="Times New Roman" w:hAnsi="Times New Roman" w:cs="Times New Roman"/>
+          <w:spacing w:val="-1"/>
+        </w:rPr>
+        <w:t>{deviceID}</w:t>
+      </w:r>
+      <w:r>
+        <w:t>,</w:t>
       </w:r>
     </w:p>
     <w:p>
@@ -706,51 +748,43 @@
         <w:jc w:val="left"/>
       </w:pPr>
       <w:r>
-        <w:t>"ts":123456789,</w:t>
+        <w:t>"back</w:t>
+      </w:r>
+      <w:r>
+        <w:t>"</w:t>
+      </w:r>
+      <w:r>
+        <w:t>:"</w:t>
+      </w:r>
+      <w:r>
+        <w:t>ok</w:t>
+      </w:r>
+      <w:r>
+        <w:t>"</w:t>
+      </w:r>
+      <w:r>
+        <w:t>,</w:t>
       </w:r>
     </w:p>
     <w:p>
       <w:pPr>
-        <w:pStyle w:val="a5"/>
-        <w:ind w:left="360"/>
+        <w:ind w:left="420" w:firstLine="420"/>
         <w:jc w:val="left"/>
+        <w:rPr>
+          <w:rFonts w:ascii="Segoe UI" w:hAnsi="Segoe UI" w:cs="Segoe UI" w:hint="eastAsia"/>
+          <w:color w:val="272E3B"/>
+          <w:szCs w:val="21"/>
+          <w:shd w:val="clear" w:color="auto" w:fill="F7F8FA"/>
+        </w:rPr>
       </w:pPr>
       <w:r>
-        <w:t>"cmd":"</w:t>
-      </w:r>
-      <w:r>
-        <w:rPr>
-          <w:rFonts w:hint="eastAsia"/>
-        </w:rPr>
-        <w:t>list</w:t>
-      </w:r>
-      <w:r>
-        <w:t>"</w:t>
-      </w:r>
-      <w:r>
-        <w:rPr>
-          <w:rFonts w:hint="eastAsia"/>
-        </w:rPr>
-        <w:t>,</w:t>
-      </w:r>
-    </w:p>
-    <w:p>
-      <w:pPr>
-        <w:pStyle w:val="a5"/>
-        <w:ind w:left="360"/>
-        <w:jc w:val="left"/>
-      </w:pPr>
-      <w:r>
-        <w:t>"back</w:t>
-      </w:r>
-      <w:r>
-        <w:t>"</w:t>
-      </w:r>
-      <w:r>
-        <w:t>:"%s</w:t>
-      </w:r>
-      <w:r>
-        <w:t>"</w:t>
+        <w:rPr>
+          <w:rFonts w:ascii="Segoe UI" w:hAnsi="Segoe UI" w:cs="Segoe UI"/>
+          <w:color w:val="272E3B"/>
+          <w:szCs w:val="21"/>
+          <w:shd w:val="clear" w:color="auto" w:fill="F7F8FA"/>
+        </w:rPr>
+        <w:t>"time":1758934385</w:t>
       </w:r>
     </w:p>
     <w:p>
@@ -820,37 +854,19 @@
         <w:rPr>
           <w:rFonts w:hint="eastAsia"/>
         </w:rPr>
-        <w:t>”为指令分类，分为“</w:t>
-      </w:r>
-      <w:r>
-        <w:t>sensorCli</w:t>
+        <w:t>”为指令分类，</w:t>
       </w:r>
       <w:r>
         <w:rPr>
           <w:rFonts w:hint="eastAsia"/>
         </w:rPr>
-        <w:t>”传感器指令以及“</w:t>
-      </w:r>
-      <w:r>
-        <w:t>deviceCli</w:t>
+        <w:t xml:space="preserve"> </w:t>
       </w:r>
       <w:r>
         <w:rPr>
           <w:rFonts w:hint="eastAsia"/>
         </w:rPr>
-        <w:t>”设备指令；“</w:t>
-      </w:r>
-      <w:r>
-        <w:rPr>
-          <w:rFonts w:hint="eastAsia"/>
-        </w:rPr>
-        <w:t>cmd</w:t>
-      </w:r>
-      <w:r>
-        <w:rPr>
-          <w:rFonts w:hint="eastAsia"/>
-        </w:rPr>
-        <w:t>”为具体指令；“</w:t>
+        <w:t>“</w:t>
       </w:r>
       <w:r>
         <w:rPr>
@@ -867,10 +883,5718 @@
     </w:p>
     <w:p>
       <w:pPr>
+        <w:ind w:firstLine="360"/>
         <w:jc w:val="left"/>
-        <w:rPr>
+      </w:pPr>
+      <w:r>
+        <w:rPr>
+          <w:sz w:val="22"/>
+        </w:rPr>
+        <w:t>其中</w:t>
+      </w:r>
+      <w:r>
+        <w:rPr>
+          <w:sz w:val="22"/>
+        </w:rPr>
+        <w:t>mccil</w:t>
+      </w:r>
+      <w:r>
+        <w:rPr>
+          <w:sz w:val="22"/>
+        </w:rPr>
+        <w:t>表示</w:t>
+      </w:r>
+      <w:r>
+        <w:rPr>
+          <w:rFonts w:hint="eastAsia"/>
+          <w:sz w:val="22"/>
+        </w:rPr>
+        <w:t xml:space="preserve"> </w:t>
+      </w:r>
+      <w:r>
+        <w:rPr>
+          <w:rFonts w:hint="eastAsia"/>
+          <w:sz w:val="22"/>
+        </w:rPr>
+        <w:t>主控盒控制协议</w:t>
+      </w:r>
+      <w:r>
+        <w:rPr>
+          <w:rFonts w:ascii="宋体" w:eastAsia="宋体" w:hAnsi="宋体" w:cs="宋体" w:hint="eastAsia"/>
+          <w:sz w:val="28"/>
+          <w:szCs w:val="24"/>
+        </w:rPr>
+        <w:t>，</w:t>
+      </w:r>
+      <w:r>
+        <w:rPr>
+          <w:rFonts w:ascii="宋体" w:eastAsia="宋体" w:hAnsi="宋体" w:cs="宋体" w:hint="eastAsia"/>
+          <w:sz w:val="24"/>
+          <w:szCs w:val="24"/>
+        </w:rPr>
+        <w:t>APP到设备下行数据包含唯一MAC地址标识，用于对码。</w:t>
+      </w:r>
+    </w:p>
+    <w:p>
+      <w:pPr>
+        <w:outlineLvl w:val="1"/>
+        <w:rPr>
+          <w:rFonts w:ascii="宋体" w:eastAsia="宋体" w:hAnsi="宋体" w:cs="宋体"/>
           <w:b/>
+          <w:bCs/>
+          <w:sz w:val="30"/>
+          <w:szCs w:val="30"/>
+        </w:rPr>
+      </w:pPr>
+      <w:r>
+        <w:rPr>
+          <w:rFonts w:ascii="宋体" w:eastAsia="宋体" w:hAnsi="宋体" w:cs="宋体" w:hint="eastAsia"/>
+          <w:b/>
+          <w:bCs/>
+          <w:sz w:val="30"/>
+          <w:szCs w:val="30"/>
+        </w:rPr>
+        <w:t>2.1 下行数据（APP &gt;&gt; 设备）</w:t>
+      </w:r>
+    </w:p>
+    <w:tbl>
+      <w:tblPr>
+        <w:tblStyle w:val="a6"/>
+        <w:tblW w:w="0" w:type="auto"/>
+        <w:tblLook w:val="04A0" w:firstRow="1" w:lastRow="0" w:firstColumn="1" w:lastColumn="0" w:noHBand="0" w:noVBand="1"/>
+      </w:tblPr>
+      <w:tblGrid>
+        <w:gridCol w:w="1992"/>
+        <w:gridCol w:w="1992"/>
+        <w:gridCol w:w="1992"/>
+        <w:gridCol w:w="1993"/>
+      </w:tblGrid>
+      <w:tr>
+        <w:tc>
+          <w:tcPr>
+            <w:tcW w:w="1992" w:type="dxa"/>
+            <w:shd w:val="clear" w:color="auto" w:fill="F7CAAC" w:themeFill="accent2" w:themeFillTint="66"/>
+          </w:tcPr>
+          <w:p>
+            <w:pPr>
+              <w:jc w:val="center"/>
+              <w:outlineLvl w:val="0"/>
+              <w:rPr>
+                <w:rFonts w:ascii="宋体" w:eastAsia="宋体" w:hAnsi="宋体" w:cs="宋体"/>
+                <w:b/>
+                <w:bCs/>
+                <w:szCs w:val="21"/>
+              </w:rPr>
+            </w:pPr>
+            <w:r>
+              <w:rPr>
+                <w:rFonts w:ascii="宋体" w:eastAsia="宋体" w:hAnsi="宋体" w:cs="宋体" w:hint="eastAsia"/>
+                <w:b/>
+                <w:bCs/>
+                <w:szCs w:val="21"/>
+              </w:rPr>
+              <w:t>长度</w:t>
+            </w:r>
+          </w:p>
+        </w:tc>
+        <w:tc>
+          <w:tcPr>
+            <w:tcW w:w="1992" w:type="dxa"/>
+            <w:shd w:val="clear" w:color="auto" w:fill="F7CAAC" w:themeFill="accent2" w:themeFillTint="66"/>
+          </w:tcPr>
+          <w:p>
+            <w:pPr>
+              <w:jc w:val="center"/>
+              <w:outlineLvl w:val="0"/>
+              <w:rPr>
+                <w:rFonts w:ascii="宋体" w:eastAsia="宋体" w:hAnsi="宋体" w:cs="宋体"/>
+                <w:b/>
+                <w:bCs/>
+                <w:szCs w:val="21"/>
+              </w:rPr>
+            </w:pPr>
+            <w:r>
+              <w:rPr>
+                <w:rFonts w:ascii="宋体" w:eastAsia="宋体" w:hAnsi="宋体" w:cs="宋体" w:hint="eastAsia"/>
+                <w:b/>
+                <w:bCs/>
+                <w:szCs w:val="21"/>
+              </w:rPr>
+              <w:t>类型</w:t>
+            </w:r>
+          </w:p>
+        </w:tc>
+        <w:tc>
+          <w:tcPr>
+            <w:tcW w:w="1992" w:type="dxa"/>
+            <w:shd w:val="clear" w:color="auto" w:fill="F7CAAC" w:themeFill="accent2" w:themeFillTint="66"/>
+          </w:tcPr>
+          <w:p>
+            <w:pPr>
+              <w:jc w:val="center"/>
+              <w:outlineLvl w:val="0"/>
+              <w:rPr>
+                <w:rFonts w:ascii="宋体" w:eastAsia="宋体" w:hAnsi="宋体" w:cs="宋体"/>
+                <w:b/>
+                <w:bCs/>
+                <w:szCs w:val="21"/>
+              </w:rPr>
+            </w:pPr>
+            <w:r>
+              <w:rPr>
+                <w:rFonts w:ascii="宋体" w:eastAsia="宋体" w:hAnsi="宋体" w:cs="宋体" w:hint="eastAsia"/>
+                <w:b/>
+                <w:bCs/>
+                <w:szCs w:val="21"/>
+              </w:rPr>
+              <w:t>MAC地址</w:t>
+            </w:r>
+          </w:p>
+        </w:tc>
+        <w:tc>
+          <w:tcPr>
+            <w:tcW w:w="1993" w:type="dxa"/>
+            <w:shd w:val="clear" w:color="auto" w:fill="F7CAAC" w:themeFill="accent2" w:themeFillTint="66"/>
+          </w:tcPr>
+          <w:p>
+            <w:pPr>
+              <w:jc w:val="center"/>
+              <w:outlineLvl w:val="0"/>
+              <w:rPr>
+                <w:rFonts w:ascii="宋体" w:eastAsia="宋体" w:hAnsi="宋体" w:cs="宋体"/>
+                <w:b/>
+                <w:bCs/>
+                <w:szCs w:val="21"/>
+              </w:rPr>
+            </w:pPr>
+            <w:r>
+              <w:rPr>
+                <w:rFonts w:ascii="宋体" w:eastAsia="宋体" w:hAnsi="宋体" w:cs="宋体" w:hint="eastAsia"/>
+                <w:b/>
+                <w:bCs/>
+                <w:szCs w:val="21"/>
+              </w:rPr>
+              <w:t>数据</w:t>
+            </w:r>
+          </w:p>
+        </w:tc>
+      </w:tr>
+      <w:tr>
+        <w:tc>
+          <w:tcPr>
+            <w:tcW w:w="1992" w:type="dxa"/>
+            <w:shd w:val="clear" w:color="auto" w:fill="DEEBF6" w:themeFill="accent1" w:themeFillTint="32"/>
+          </w:tcPr>
+          <w:p>
+            <w:pPr>
+              <w:jc w:val="center"/>
+              <w:outlineLvl w:val="0"/>
+              <w:rPr>
+                <w:rFonts w:ascii="宋体" w:eastAsia="宋体" w:hAnsi="宋体" w:cs="宋体"/>
+                <w:szCs w:val="21"/>
+              </w:rPr>
+            </w:pPr>
+            <w:r>
+              <w:rPr>
+                <w:rFonts w:ascii="宋体" w:eastAsia="宋体" w:hAnsi="宋体" w:cs="宋体" w:hint="eastAsia"/>
+                <w:szCs w:val="21"/>
+              </w:rPr>
+              <w:t>1字节</w:t>
+            </w:r>
+          </w:p>
+        </w:tc>
+        <w:tc>
+          <w:tcPr>
+            <w:tcW w:w="1992" w:type="dxa"/>
+            <w:shd w:val="clear" w:color="auto" w:fill="DEEBF6" w:themeFill="accent1" w:themeFillTint="32"/>
+          </w:tcPr>
+          <w:p>
+            <w:pPr>
+              <w:jc w:val="center"/>
+              <w:outlineLvl w:val="0"/>
+              <w:rPr>
+                <w:rFonts w:ascii="宋体" w:eastAsia="宋体" w:hAnsi="宋体" w:cs="宋体"/>
+                <w:szCs w:val="21"/>
+              </w:rPr>
+            </w:pPr>
+            <w:r>
+              <w:rPr>
+                <w:rFonts w:ascii="宋体" w:eastAsia="宋体" w:hAnsi="宋体" w:cs="宋体" w:hint="eastAsia"/>
+                <w:szCs w:val="21"/>
+              </w:rPr>
+              <w:t>1字节</w:t>
+            </w:r>
+          </w:p>
+        </w:tc>
+        <w:tc>
+          <w:tcPr>
+            <w:tcW w:w="1992" w:type="dxa"/>
+            <w:shd w:val="clear" w:color="auto" w:fill="DEEBF6" w:themeFill="accent1" w:themeFillTint="32"/>
+          </w:tcPr>
+          <w:p>
+            <w:pPr>
+              <w:jc w:val="center"/>
+              <w:outlineLvl w:val="0"/>
+              <w:rPr>
+                <w:rFonts w:ascii="宋体" w:eastAsia="宋体" w:hAnsi="宋体" w:cs="宋体"/>
+                <w:szCs w:val="21"/>
+              </w:rPr>
+            </w:pPr>
+            <w:r>
+              <w:rPr>
+                <w:rFonts w:ascii="宋体" w:eastAsia="宋体" w:hAnsi="宋体" w:cs="宋体" w:hint="eastAsia"/>
+                <w:szCs w:val="21"/>
+              </w:rPr>
+              <w:t>6字节</w:t>
+            </w:r>
+          </w:p>
+        </w:tc>
+        <w:tc>
+          <w:tcPr>
+            <w:tcW w:w="1993" w:type="dxa"/>
+            <w:shd w:val="clear" w:color="auto" w:fill="DEEBF6" w:themeFill="accent1" w:themeFillTint="32"/>
+          </w:tcPr>
+          <w:p>
+            <w:pPr>
+              <w:jc w:val="center"/>
+              <w:outlineLvl w:val="0"/>
+              <w:rPr>
+                <w:rFonts w:ascii="宋体" w:eastAsia="宋体" w:hAnsi="宋体" w:cs="宋体"/>
+                <w:szCs w:val="21"/>
+              </w:rPr>
+            </w:pPr>
+            <w:r>
+              <w:rPr>
+                <w:rFonts w:ascii="宋体" w:eastAsia="宋体" w:hAnsi="宋体" w:cs="宋体" w:hint="eastAsia"/>
+                <w:szCs w:val="21"/>
+              </w:rPr>
+              <w:t>4~N字节</w:t>
+            </w:r>
+          </w:p>
+        </w:tc>
+      </w:tr>
+    </w:tbl>
+    <w:p>
+      <w:pPr>
+        <w:outlineLvl w:val="1"/>
+        <w:rPr>
+          <w:rFonts w:ascii="宋体" w:eastAsia="宋体" w:hAnsi="宋体" w:cs="宋体"/>
+          <w:b/>
+          <w:bCs/>
+          <w:sz w:val="30"/>
+          <w:szCs w:val="30"/>
+        </w:rPr>
+      </w:pPr>
+      <w:r>
+        <w:rPr>
+          <w:rFonts w:ascii="宋体" w:eastAsia="宋体" w:hAnsi="宋体" w:cs="宋体" w:hint="eastAsia"/>
+          <w:b/>
+          <w:bCs/>
+          <w:sz w:val="30"/>
+          <w:szCs w:val="30"/>
+        </w:rPr>
+        <w:t>2.2 上行数据（设备 &gt;&gt; APP）</w:t>
+      </w:r>
+    </w:p>
+    <w:tbl>
+      <w:tblPr>
+        <w:tblStyle w:val="a6"/>
+        <w:tblW w:w="0" w:type="auto"/>
+        <w:tblLook w:val="04A0" w:firstRow="1" w:lastRow="0" w:firstColumn="1" w:lastColumn="0" w:noHBand="0" w:noVBand="1"/>
+      </w:tblPr>
+      <w:tblGrid>
+        <w:gridCol w:w="1992"/>
+        <w:gridCol w:w="1992"/>
+        <w:gridCol w:w="1993"/>
+      </w:tblGrid>
+      <w:tr>
+        <w:tc>
+          <w:tcPr>
+            <w:tcW w:w="1992" w:type="dxa"/>
+            <w:shd w:val="clear" w:color="auto" w:fill="F7CAAC" w:themeFill="accent2" w:themeFillTint="66"/>
+          </w:tcPr>
+          <w:p>
+            <w:pPr>
+              <w:jc w:val="center"/>
+              <w:outlineLvl w:val="0"/>
+              <w:rPr>
+                <w:rFonts w:ascii="宋体" w:eastAsia="宋体" w:hAnsi="宋体" w:cs="宋体"/>
+                <w:b/>
+                <w:bCs/>
+                <w:szCs w:val="21"/>
+              </w:rPr>
+            </w:pPr>
+            <w:r>
+              <w:rPr>
+                <w:rFonts w:ascii="宋体" w:eastAsia="宋体" w:hAnsi="宋体" w:cs="宋体" w:hint="eastAsia"/>
+                <w:b/>
+                <w:bCs/>
+                <w:szCs w:val="21"/>
+              </w:rPr>
+              <w:t>长度</w:t>
+            </w:r>
+          </w:p>
+        </w:tc>
+        <w:tc>
+          <w:tcPr>
+            <w:tcW w:w="1992" w:type="dxa"/>
+            <w:shd w:val="clear" w:color="auto" w:fill="F7CAAC" w:themeFill="accent2" w:themeFillTint="66"/>
+          </w:tcPr>
+          <w:p>
+            <w:pPr>
+              <w:jc w:val="center"/>
+              <w:outlineLvl w:val="0"/>
+              <w:rPr>
+                <w:rFonts w:ascii="宋体" w:eastAsia="宋体" w:hAnsi="宋体" w:cs="宋体"/>
+                <w:b/>
+                <w:bCs/>
+                <w:szCs w:val="21"/>
+              </w:rPr>
+            </w:pPr>
+            <w:r>
+              <w:rPr>
+                <w:rFonts w:ascii="宋体" w:eastAsia="宋体" w:hAnsi="宋体" w:cs="宋体" w:hint="eastAsia"/>
+                <w:b/>
+                <w:bCs/>
+                <w:szCs w:val="21"/>
+              </w:rPr>
+              <w:t>类型</w:t>
+            </w:r>
+          </w:p>
+        </w:tc>
+        <w:tc>
+          <w:tcPr>
+            <w:tcW w:w="1993" w:type="dxa"/>
+            <w:shd w:val="clear" w:color="auto" w:fill="F7CAAC" w:themeFill="accent2" w:themeFillTint="66"/>
+          </w:tcPr>
+          <w:p>
+            <w:pPr>
+              <w:jc w:val="center"/>
+              <w:outlineLvl w:val="0"/>
+              <w:rPr>
+                <w:rFonts w:ascii="宋体" w:eastAsia="宋体" w:hAnsi="宋体" w:cs="宋体"/>
+                <w:b/>
+                <w:bCs/>
+                <w:szCs w:val="21"/>
+              </w:rPr>
+            </w:pPr>
+            <w:r>
+              <w:rPr>
+                <w:rFonts w:ascii="宋体" w:eastAsia="宋体" w:hAnsi="宋体" w:cs="宋体" w:hint="eastAsia"/>
+                <w:b/>
+                <w:bCs/>
+                <w:szCs w:val="21"/>
+              </w:rPr>
+              <w:t>数据</w:t>
+            </w:r>
+          </w:p>
+        </w:tc>
+      </w:tr>
+      <w:tr>
+        <w:tc>
+          <w:tcPr>
+            <w:tcW w:w="1992" w:type="dxa"/>
+            <w:shd w:val="clear" w:color="auto" w:fill="DEEBF6" w:themeFill="accent1" w:themeFillTint="32"/>
+          </w:tcPr>
+          <w:p>
+            <w:pPr>
+              <w:jc w:val="center"/>
+              <w:outlineLvl w:val="0"/>
+              <w:rPr>
+                <w:rFonts w:ascii="宋体" w:eastAsia="宋体" w:hAnsi="宋体" w:cs="宋体"/>
+                <w:szCs w:val="21"/>
+              </w:rPr>
+            </w:pPr>
+            <w:r>
+              <w:rPr>
+                <w:rFonts w:ascii="宋体" w:eastAsia="宋体" w:hAnsi="宋体" w:cs="宋体" w:hint="eastAsia"/>
+                <w:szCs w:val="21"/>
+              </w:rPr>
+              <w:t>1字节</w:t>
+            </w:r>
+          </w:p>
+        </w:tc>
+        <w:tc>
+          <w:tcPr>
+            <w:tcW w:w="1992" w:type="dxa"/>
+            <w:shd w:val="clear" w:color="auto" w:fill="DEEBF6" w:themeFill="accent1" w:themeFillTint="32"/>
+          </w:tcPr>
+          <w:p>
+            <w:pPr>
+              <w:jc w:val="center"/>
+              <w:outlineLvl w:val="0"/>
+              <w:rPr>
+                <w:rFonts w:ascii="宋体" w:eastAsia="宋体" w:hAnsi="宋体" w:cs="宋体"/>
+                <w:szCs w:val="21"/>
+              </w:rPr>
+            </w:pPr>
+            <w:r>
+              <w:rPr>
+                <w:rFonts w:ascii="宋体" w:eastAsia="宋体" w:hAnsi="宋体" w:cs="宋体" w:hint="eastAsia"/>
+                <w:szCs w:val="21"/>
+              </w:rPr>
+              <w:t>1字节</w:t>
+            </w:r>
+          </w:p>
+        </w:tc>
+        <w:tc>
+          <w:tcPr>
+            <w:tcW w:w="1993" w:type="dxa"/>
+            <w:shd w:val="clear" w:color="auto" w:fill="DEEBF6" w:themeFill="accent1" w:themeFillTint="32"/>
+          </w:tcPr>
+          <w:p>
+            <w:pPr>
+              <w:jc w:val="center"/>
+              <w:outlineLvl w:val="0"/>
+              <w:rPr>
+                <w:rFonts w:ascii="宋体" w:eastAsia="宋体" w:hAnsi="宋体" w:cs="宋体"/>
+                <w:szCs w:val="21"/>
+              </w:rPr>
+            </w:pPr>
+            <w:r>
+              <w:rPr>
+                <w:rFonts w:ascii="宋体" w:eastAsia="宋体" w:hAnsi="宋体" w:cs="宋体" w:hint="eastAsia"/>
+                <w:szCs w:val="21"/>
+              </w:rPr>
+              <w:t>4~N字节</w:t>
+            </w:r>
+          </w:p>
+        </w:tc>
+      </w:tr>
+    </w:tbl>
+    <w:p>
+      <w:pPr>
+        <w:numPr>
+          <w:ilvl w:val="0"/>
+          <w:numId w:val="4"/>
+        </w:numPr>
+        <w:outlineLvl w:val="0"/>
+        <w:rPr>
+          <w:rFonts w:ascii="宋体" w:eastAsia="宋体" w:hAnsi="宋体" w:cs="宋体"/>
+          <w:b/>
+          <w:bCs/>
+          <w:sz w:val="32"/>
+          <w:szCs w:val="32"/>
+        </w:rPr>
+      </w:pPr>
+      <w:r>
+        <w:rPr>
+          <w:rFonts w:ascii="宋体" w:eastAsia="宋体" w:hAnsi="宋体" w:cs="宋体" w:hint="eastAsia"/>
+          <w:b/>
+          <w:bCs/>
+          <w:sz w:val="32"/>
+          <w:szCs w:val="32"/>
+        </w:rPr>
+        <w:lastRenderedPageBreak/>
+        <w:t>帧类型说明</w:t>
+      </w:r>
+    </w:p>
+    <w:p>
+      <w:pPr>
+        <w:outlineLvl w:val="1"/>
+        <w:rPr>
+          <w:rFonts w:ascii="宋体" w:eastAsia="宋体" w:hAnsi="宋体" w:cs="宋体"/>
+          <w:b/>
+          <w:bCs/>
+          <w:sz w:val="30"/>
+          <w:szCs w:val="30"/>
+        </w:rPr>
+      </w:pPr>
+      <w:r>
+        <w:rPr>
+          <w:rFonts w:ascii="宋体" w:eastAsia="宋体" w:hAnsi="宋体" w:cs="宋体" w:hint="eastAsia"/>
+          <w:b/>
+          <w:bCs/>
+          <w:sz w:val="30"/>
+          <w:szCs w:val="30"/>
+        </w:rPr>
+        <w:t>3.1 键值&amp;指令帧</w:t>
+      </w:r>
+    </w:p>
+    <w:p>
+      <w:pPr>
+        <w:outlineLvl w:val="2"/>
+        <w:rPr>
+          <w:rFonts w:ascii="宋体" w:eastAsia="宋体" w:hAnsi="宋体" w:cs="宋体"/>
+          <w:b/>
+          <w:bCs/>
           <w:sz w:val="28"/>
+          <w:szCs w:val="28"/>
+        </w:rPr>
+      </w:pPr>
+      <w:r>
+        <w:rPr>
+          <w:rFonts w:ascii="宋体" w:eastAsia="宋体" w:hAnsi="宋体" w:cs="宋体" w:hint="eastAsia"/>
+          <w:b/>
+          <w:bCs/>
+          <w:sz w:val="28"/>
+          <w:szCs w:val="28"/>
+        </w:rPr>
+        <w:t>3.1.1 键值帧下行数据</w:t>
+      </w:r>
+      <w:r>
+        <w:rPr>
+          <w:rFonts w:ascii="宋体" w:eastAsia="宋体" w:hAnsi="宋体" w:cs="宋体"/>
+          <w:b/>
+          <w:bCs/>
+          <w:sz w:val="28"/>
+          <w:szCs w:val="28"/>
+        </w:rPr>
+        <w:t>（APP &gt;&gt; 设备）</w:t>
+      </w:r>
+    </w:p>
+    <w:p>
+      <w:pPr>
+        <w:rPr>
+          <w:rFonts w:ascii="宋体" w:eastAsia="宋体" w:hAnsi="宋体" w:cs="宋体"/>
+          <w:b/>
+          <w:bCs/>
+          <w:sz w:val="24"/>
+        </w:rPr>
+      </w:pPr>
+      <w:r>
+        <w:rPr>
+          <w:rFonts w:ascii="宋体" w:eastAsia="宋体" w:hAnsi="宋体" w:cs="宋体" w:hint="eastAsia"/>
+          <w:b/>
+          <w:bCs/>
+          <w:sz w:val="24"/>
+          <w:szCs w:val="24"/>
+        </w:rPr>
+        <w:t>a. 格式</w:t>
+      </w:r>
+    </w:p>
+    <w:tbl>
+      <w:tblPr>
+        <w:tblStyle w:val="a6"/>
+        <w:tblW w:w="0" w:type="auto"/>
+        <w:tblLook w:val="04A0" w:firstRow="1" w:lastRow="0" w:firstColumn="1" w:lastColumn="0" w:noHBand="0" w:noVBand="1"/>
+      </w:tblPr>
+      <w:tblGrid>
+        <w:gridCol w:w="1340"/>
+        <w:gridCol w:w="1243"/>
+        <w:gridCol w:w="1508"/>
+        <w:gridCol w:w="2022"/>
+        <w:gridCol w:w="2183"/>
+      </w:tblGrid>
+      <w:tr>
+        <w:trPr>
+          <w:trHeight w:val="399"/>
+        </w:trPr>
+        <w:tc>
+          <w:tcPr>
+            <w:tcW w:w="1574" w:type="dxa"/>
+            <w:shd w:val="clear" w:color="auto" w:fill="F7CAAC" w:themeFill="accent2" w:themeFillTint="66"/>
+          </w:tcPr>
+          <w:p>
+            <w:pPr>
+              <w:jc w:val="center"/>
+              <w:outlineLvl w:val="1"/>
+              <w:rPr>
+                <w:rFonts w:ascii="宋体" w:eastAsia="宋体" w:hAnsi="宋体" w:cs="宋体"/>
+                <w:b/>
+                <w:bCs/>
+                <w:szCs w:val="21"/>
+              </w:rPr>
+            </w:pPr>
+            <w:r>
+              <w:rPr>
+                <w:rFonts w:ascii="宋体" w:eastAsia="宋体" w:hAnsi="宋体" w:cs="宋体" w:hint="eastAsia"/>
+                <w:b/>
+                <w:bCs/>
+                <w:szCs w:val="21"/>
+              </w:rPr>
+              <w:t>长度</w:t>
+            </w:r>
+          </w:p>
+        </w:tc>
+        <w:tc>
+          <w:tcPr>
+            <w:tcW w:w="1445" w:type="dxa"/>
+            <w:shd w:val="clear" w:color="auto" w:fill="F7CAAC" w:themeFill="accent2" w:themeFillTint="66"/>
+          </w:tcPr>
+          <w:p>
+            <w:pPr>
+              <w:jc w:val="center"/>
+              <w:outlineLvl w:val="1"/>
+              <w:rPr>
+                <w:rFonts w:ascii="宋体" w:eastAsia="宋体" w:hAnsi="宋体" w:cs="宋体"/>
+                <w:b/>
+                <w:bCs/>
+                <w:szCs w:val="21"/>
+              </w:rPr>
+            </w:pPr>
+            <w:r>
+              <w:rPr>
+                <w:rFonts w:ascii="宋体" w:eastAsia="宋体" w:hAnsi="宋体" w:cs="宋体" w:hint="eastAsia"/>
+                <w:b/>
+                <w:bCs/>
+                <w:szCs w:val="21"/>
+              </w:rPr>
+              <w:t>类型</w:t>
+            </w:r>
+          </w:p>
+        </w:tc>
+        <w:tc>
+          <w:tcPr>
+            <w:tcW w:w="1832" w:type="dxa"/>
+            <w:shd w:val="clear" w:color="auto" w:fill="F7CAAC" w:themeFill="accent2" w:themeFillTint="66"/>
+          </w:tcPr>
+          <w:p>
+            <w:pPr>
+              <w:jc w:val="center"/>
+              <w:outlineLvl w:val="1"/>
+              <w:rPr>
+                <w:rFonts w:ascii="宋体" w:eastAsia="宋体" w:hAnsi="宋体" w:cs="宋体"/>
+                <w:b/>
+                <w:bCs/>
+                <w:szCs w:val="21"/>
+              </w:rPr>
+            </w:pPr>
+            <w:r>
+              <w:rPr>
+                <w:rFonts w:ascii="宋体" w:eastAsia="宋体" w:hAnsi="宋体" w:cs="宋体" w:hint="eastAsia"/>
+                <w:b/>
+                <w:bCs/>
+                <w:szCs w:val="21"/>
+              </w:rPr>
+              <w:t>MAC地址</w:t>
+            </w:r>
+          </w:p>
+        </w:tc>
+        <w:tc>
+          <w:tcPr>
+            <w:tcW w:w="2553" w:type="dxa"/>
+            <w:shd w:val="clear" w:color="auto" w:fill="F7CAAC" w:themeFill="accent2" w:themeFillTint="66"/>
+          </w:tcPr>
+          <w:p>
+            <w:pPr>
+              <w:jc w:val="center"/>
+              <w:outlineLvl w:val="1"/>
+              <w:rPr>
+                <w:rFonts w:ascii="宋体" w:eastAsia="宋体" w:hAnsi="宋体" w:cs="宋体"/>
+                <w:b/>
+                <w:bCs/>
+                <w:szCs w:val="21"/>
+              </w:rPr>
+            </w:pPr>
+            <w:r>
+              <w:rPr>
+                <w:rFonts w:ascii="宋体" w:eastAsia="宋体" w:hAnsi="宋体" w:cs="宋体" w:hint="eastAsia"/>
+                <w:b/>
+                <w:bCs/>
+                <w:szCs w:val="21"/>
+              </w:rPr>
+              <w:t>键值</w:t>
+            </w:r>
+          </w:p>
+        </w:tc>
+        <w:tc>
+          <w:tcPr>
+            <w:tcW w:w="2558" w:type="dxa"/>
+            <w:shd w:val="clear" w:color="auto" w:fill="F7CAAC" w:themeFill="accent2" w:themeFillTint="66"/>
+          </w:tcPr>
+          <w:p>
+            <w:pPr>
+              <w:jc w:val="center"/>
+              <w:outlineLvl w:val="1"/>
+              <w:rPr>
+                <w:rFonts w:ascii="宋体" w:eastAsia="宋体" w:hAnsi="宋体" w:cs="宋体"/>
+                <w:b/>
+                <w:bCs/>
+                <w:szCs w:val="21"/>
+              </w:rPr>
+            </w:pPr>
+            <w:r>
+              <w:rPr>
+                <w:rFonts w:ascii="宋体" w:eastAsia="宋体" w:hAnsi="宋体" w:cs="宋体" w:hint="eastAsia"/>
+                <w:b/>
+                <w:bCs/>
+                <w:szCs w:val="21"/>
+              </w:rPr>
+              <w:t>预留</w:t>
+            </w:r>
+          </w:p>
+        </w:tc>
+      </w:tr>
+      <w:tr>
+        <w:tc>
+          <w:tcPr>
+            <w:tcW w:w="1574" w:type="dxa"/>
+            <w:shd w:val="clear" w:color="auto" w:fill="DEEBF6" w:themeFill="accent1" w:themeFillTint="32"/>
+          </w:tcPr>
+          <w:p>
+            <w:pPr>
+              <w:jc w:val="center"/>
+              <w:outlineLvl w:val="1"/>
+              <w:rPr>
+                <w:rFonts w:ascii="宋体" w:eastAsia="宋体" w:hAnsi="宋体" w:cs="宋体"/>
+                <w:szCs w:val="21"/>
+              </w:rPr>
+            </w:pPr>
+            <w:r>
+              <w:rPr>
+                <w:rFonts w:ascii="宋体" w:eastAsia="宋体" w:hAnsi="宋体" w:cs="宋体" w:hint="eastAsia"/>
+                <w:szCs w:val="21"/>
+              </w:rPr>
+              <w:t>0x0C</w:t>
+            </w:r>
+          </w:p>
+        </w:tc>
+        <w:tc>
+          <w:tcPr>
+            <w:tcW w:w="1445" w:type="dxa"/>
+            <w:shd w:val="clear" w:color="auto" w:fill="DEEBF6" w:themeFill="accent1" w:themeFillTint="32"/>
+          </w:tcPr>
+          <w:p>
+            <w:pPr>
+              <w:jc w:val="center"/>
+              <w:outlineLvl w:val="1"/>
+              <w:rPr>
+                <w:rFonts w:ascii="宋体" w:eastAsia="宋体" w:hAnsi="宋体" w:cs="宋体"/>
+                <w:szCs w:val="21"/>
+              </w:rPr>
+            </w:pPr>
+            <w:r>
+              <w:rPr>
+                <w:rFonts w:ascii="宋体" w:eastAsia="宋体" w:hAnsi="宋体" w:cs="宋体" w:hint="eastAsia"/>
+                <w:szCs w:val="21"/>
+              </w:rPr>
+              <w:t>0x02</w:t>
+            </w:r>
+          </w:p>
+        </w:tc>
+        <w:tc>
+          <w:tcPr>
+            <w:tcW w:w="1832" w:type="dxa"/>
+            <w:shd w:val="clear" w:color="auto" w:fill="DEEBF6" w:themeFill="accent1" w:themeFillTint="32"/>
+          </w:tcPr>
+          <w:p>
+            <w:pPr>
+              <w:jc w:val="center"/>
+              <w:outlineLvl w:val="1"/>
+              <w:rPr>
+                <w:rFonts w:ascii="宋体" w:eastAsia="宋体" w:hAnsi="宋体" w:cs="宋体"/>
+                <w:szCs w:val="21"/>
+              </w:rPr>
+            </w:pPr>
+            <w:r>
+              <w:rPr>
+                <w:rFonts w:ascii="宋体" w:eastAsia="宋体" w:hAnsi="宋体" w:cs="宋体" w:hint="eastAsia"/>
+                <w:szCs w:val="21"/>
+              </w:rPr>
+              <w:t>6字节</w:t>
+            </w:r>
+          </w:p>
+        </w:tc>
+        <w:tc>
+          <w:tcPr>
+            <w:tcW w:w="2553" w:type="dxa"/>
+            <w:shd w:val="clear" w:color="auto" w:fill="DEEBF6" w:themeFill="accent1" w:themeFillTint="32"/>
+          </w:tcPr>
+          <w:p>
+            <w:pPr>
+              <w:jc w:val="center"/>
+              <w:outlineLvl w:val="1"/>
+              <w:rPr>
+                <w:rFonts w:ascii="宋体" w:eastAsia="宋体" w:hAnsi="宋体" w:cs="宋体"/>
+                <w:szCs w:val="21"/>
+              </w:rPr>
+            </w:pPr>
+            <w:r>
+              <w:rPr>
+                <w:rFonts w:ascii="宋体" w:eastAsia="宋体" w:hAnsi="宋体" w:cs="宋体" w:hint="eastAsia"/>
+                <w:szCs w:val="21"/>
+              </w:rPr>
+              <w:t>2字节</w:t>
+            </w:r>
+          </w:p>
+        </w:tc>
+        <w:tc>
+          <w:tcPr>
+            <w:tcW w:w="2558" w:type="dxa"/>
+            <w:shd w:val="clear" w:color="auto" w:fill="DEEBF6" w:themeFill="accent1" w:themeFillTint="32"/>
+          </w:tcPr>
+          <w:p>
+            <w:pPr>
+              <w:jc w:val="center"/>
+              <w:outlineLvl w:val="1"/>
+              <w:rPr>
+                <w:rFonts w:ascii="宋体" w:eastAsia="宋体" w:hAnsi="宋体" w:cs="宋体"/>
+                <w:szCs w:val="21"/>
+              </w:rPr>
+            </w:pPr>
+            <w:r>
+              <w:rPr>
+                <w:rFonts w:ascii="宋体" w:eastAsia="宋体" w:hAnsi="宋体" w:cs="宋体" w:hint="eastAsia"/>
+                <w:szCs w:val="21"/>
+              </w:rPr>
+              <w:t>2字节(0x0000)</w:t>
+            </w:r>
+          </w:p>
+        </w:tc>
+      </w:tr>
+    </w:tbl>
+    <w:p>
+      <w:pPr>
+        <w:rPr>
+          <w:rFonts w:ascii="宋体" w:eastAsia="宋体" w:hAnsi="宋体" w:cs="宋体"/>
+          <w:b/>
+          <w:bCs/>
+          <w:sz w:val="24"/>
+        </w:rPr>
+      </w:pPr>
+      <w:r>
+        <w:rPr>
+          <w:rFonts w:ascii="宋体" w:eastAsia="宋体" w:hAnsi="宋体" w:cs="宋体" w:hint="eastAsia"/>
+          <w:b/>
+          <w:bCs/>
+          <w:sz w:val="24"/>
+          <w:szCs w:val="24"/>
+        </w:rPr>
+        <w:t>b. 说明</w:t>
+      </w:r>
+    </w:p>
+    <w:tbl>
+      <w:tblPr>
+        <w:tblStyle w:val="a6"/>
+        <w:tblW w:w="9917" w:type="dxa"/>
+        <w:tblInd w:w="29" w:type="dxa"/>
+        <w:tblLayout w:type="fixed"/>
+        <w:tblLook w:val="04A0" w:firstRow="1" w:lastRow="0" w:firstColumn="1" w:lastColumn="0" w:noHBand="0" w:noVBand="1"/>
+      </w:tblPr>
+      <w:tblGrid>
+        <w:gridCol w:w="5150"/>
+        <w:gridCol w:w="1069"/>
+        <w:gridCol w:w="1145"/>
+        <w:gridCol w:w="2553"/>
+      </w:tblGrid>
+      <w:tr>
+        <w:tc>
+          <w:tcPr>
+            <w:tcW w:w="5150" w:type="dxa"/>
+            <w:shd w:val="clear" w:color="auto" w:fill="F7CAAC" w:themeFill="accent2" w:themeFillTint="66"/>
+          </w:tcPr>
+          <w:p>
+            <w:pPr>
+              <w:jc w:val="center"/>
+              <w:rPr>
+                <w:rFonts w:ascii="宋体" w:eastAsia="宋体" w:hAnsi="宋体" w:cs="宋体"/>
+                <w:b/>
+                <w:bCs/>
+              </w:rPr>
+            </w:pPr>
+            <w:r>
+              <w:rPr>
+                <w:rFonts w:ascii="宋体" w:eastAsia="宋体" w:hAnsi="宋体" w:cs="宋体" w:hint="eastAsia"/>
+                <w:b/>
+                <w:bCs/>
+              </w:rPr>
+              <w:t>键值帧</w:t>
+            </w:r>
+          </w:p>
+        </w:tc>
+        <w:tc>
+          <w:tcPr>
+            <w:tcW w:w="1069" w:type="dxa"/>
+            <w:shd w:val="clear" w:color="auto" w:fill="F7CAAC" w:themeFill="accent2" w:themeFillTint="66"/>
+          </w:tcPr>
+          <w:p>
+            <w:pPr>
+              <w:jc w:val="center"/>
+              <w:rPr>
+                <w:rFonts w:ascii="宋体" w:eastAsia="宋体" w:hAnsi="宋体" w:cs="宋体"/>
+                <w:b/>
+                <w:bCs/>
+              </w:rPr>
+            </w:pPr>
+            <w:r>
+              <w:rPr>
+                <w:rFonts w:ascii="宋体" w:eastAsia="宋体" w:hAnsi="宋体" w:cs="宋体" w:hint="eastAsia"/>
+                <w:b/>
+                <w:bCs/>
+              </w:rPr>
+              <w:t>键值</w:t>
+            </w:r>
+          </w:p>
+        </w:tc>
+        <w:tc>
+          <w:tcPr>
+            <w:tcW w:w="1145" w:type="dxa"/>
+            <w:shd w:val="clear" w:color="auto" w:fill="F7CAAC" w:themeFill="accent2" w:themeFillTint="66"/>
+          </w:tcPr>
+          <w:p>
+            <w:pPr>
+              <w:jc w:val="center"/>
+              <w:rPr>
+                <w:rFonts w:ascii="宋体" w:eastAsia="宋体" w:hAnsi="宋体" w:cs="宋体"/>
+                <w:b/>
+                <w:bCs/>
+              </w:rPr>
+            </w:pPr>
+            <w:r>
+              <w:rPr>
+                <w:rFonts w:ascii="宋体" w:eastAsia="宋体" w:hAnsi="宋体" w:cs="宋体" w:hint="eastAsia"/>
+                <w:b/>
+                <w:bCs/>
+              </w:rPr>
+              <w:t>名称</w:t>
+            </w:r>
+          </w:p>
+        </w:tc>
+        <w:tc>
+          <w:tcPr>
+            <w:tcW w:w="2553" w:type="dxa"/>
+            <w:shd w:val="clear" w:color="auto" w:fill="F7CAAC" w:themeFill="accent2" w:themeFillTint="66"/>
+          </w:tcPr>
+          <w:p>
+            <w:pPr>
+              <w:jc w:val="center"/>
+              <w:rPr>
+                <w:rFonts w:ascii="宋体" w:eastAsia="宋体" w:hAnsi="宋体" w:cs="宋体"/>
+                <w:b/>
+                <w:bCs/>
+              </w:rPr>
+            </w:pPr>
+            <w:r>
+              <w:rPr>
+                <w:rFonts w:ascii="宋体" w:eastAsia="宋体" w:hAnsi="宋体" w:cs="宋体" w:hint="eastAsia"/>
+                <w:b/>
+                <w:bCs/>
+              </w:rPr>
+              <w:t>说明</w:t>
+            </w:r>
+          </w:p>
+        </w:tc>
+      </w:tr>
+      <w:tr>
+        <w:tc>
+          <w:tcPr>
+            <w:tcW w:w="5150" w:type="dxa"/>
+            <w:shd w:val="clear" w:color="auto" w:fill="DEEBF6" w:themeFill="accent1" w:themeFillTint="32"/>
+          </w:tcPr>
+          <w:p>
+            <w:pPr>
+              <w:jc w:val="center"/>
+              <w:rPr>
+                <w:rFonts w:ascii="宋体" w:eastAsia="宋体" w:hAnsi="宋体" w:cs="宋体"/>
+              </w:rPr>
+            </w:pPr>
+            <w:r>
+              <w:rPr>
+                <w:rFonts w:ascii="宋体" w:eastAsia="宋体" w:hAnsi="宋体" w:cs="宋体" w:hint="eastAsia"/>
+              </w:rPr>
+              <w:t>0C 02 XX XX XX XX XX XX 01 00 00 00</w:t>
+            </w:r>
+          </w:p>
+        </w:tc>
+        <w:tc>
+          <w:tcPr>
+            <w:tcW w:w="1069" w:type="dxa"/>
+            <w:shd w:val="clear" w:color="auto" w:fill="DEEBF6" w:themeFill="accent1" w:themeFillTint="32"/>
+          </w:tcPr>
+          <w:p>
+            <w:pPr>
+              <w:jc w:val="center"/>
+              <w:rPr>
+                <w:rFonts w:ascii="宋体" w:eastAsia="宋体" w:hAnsi="宋体" w:cs="宋体"/>
+              </w:rPr>
+            </w:pPr>
+            <w:r>
+              <w:rPr>
+                <w:rFonts w:ascii="宋体" w:eastAsia="宋体" w:hAnsi="宋体" w:cs="宋体" w:hint="eastAsia"/>
+              </w:rPr>
+              <w:t>0x0001</w:t>
+            </w:r>
+          </w:p>
+        </w:tc>
+        <w:tc>
+          <w:tcPr>
+            <w:tcW w:w="1145" w:type="dxa"/>
+            <w:shd w:val="clear" w:color="auto" w:fill="DEEBF6" w:themeFill="accent1" w:themeFillTint="32"/>
+          </w:tcPr>
+          <w:p>
+            <w:pPr>
+              <w:jc w:val="center"/>
+              <w:rPr>
+                <w:rFonts w:ascii="宋体" w:eastAsia="宋体" w:hAnsi="宋体" w:cs="宋体"/>
+              </w:rPr>
+            </w:pPr>
+            <w:r>
+              <w:rPr>
+                <w:rFonts w:ascii="宋体" w:eastAsia="宋体" w:hAnsi="宋体" w:cs="宋体" w:hint="eastAsia"/>
+              </w:rPr>
+              <w:t>设置键</w:t>
+            </w:r>
+          </w:p>
+        </w:tc>
+        <w:tc>
+          <w:tcPr>
+            <w:tcW w:w="2553" w:type="dxa"/>
+            <w:shd w:val="clear" w:color="auto" w:fill="DEEBF6" w:themeFill="accent1" w:themeFillTint="32"/>
+          </w:tcPr>
+          <w:p>
+            <w:pPr>
+              <w:jc w:val="center"/>
+              <w:rPr>
+                <w:rFonts w:ascii="宋体" w:eastAsia="宋体" w:hAnsi="宋体" w:cs="宋体"/>
+              </w:rPr>
+            </w:pPr>
+            <w:r>
+              <w:rPr>
+                <w:rFonts w:ascii="宋体" w:eastAsia="宋体" w:hAnsi="宋体" w:cs="宋体" w:hint="eastAsia"/>
+              </w:rPr>
+              <w:t>对应门体面板上设置键</w:t>
+            </w:r>
+          </w:p>
+        </w:tc>
+      </w:tr>
+      <w:tr>
+        <w:tc>
+          <w:tcPr>
+            <w:tcW w:w="5150" w:type="dxa"/>
+            <w:shd w:val="clear" w:color="auto" w:fill="DEEBF6" w:themeFill="accent1" w:themeFillTint="32"/>
+          </w:tcPr>
+          <w:p>
+            <w:pPr>
+              <w:jc w:val="center"/>
+              <w:rPr>
+                <w:rFonts w:ascii="宋体" w:eastAsia="宋体" w:hAnsi="宋体" w:cs="宋体"/>
+              </w:rPr>
+            </w:pPr>
+            <w:r>
+              <w:rPr>
+                <w:rFonts w:ascii="宋体" w:eastAsia="宋体" w:hAnsi="宋体" w:cs="宋体" w:hint="eastAsia"/>
+              </w:rPr>
+              <w:t>0C 02 XX XX XX XX XX XX 02 00 00 00</w:t>
+            </w:r>
+          </w:p>
+        </w:tc>
+        <w:tc>
+          <w:tcPr>
+            <w:tcW w:w="1069" w:type="dxa"/>
+            <w:shd w:val="clear" w:color="auto" w:fill="DEEBF6" w:themeFill="accent1" w:themeFillTint="32"/>
+          </w:tcPr>
+          <w:p>
+            <w:pPr>
+              <w:jc w:val="center"/>
+              <w:rPr>
+                <w:rFonts w:ascii="宋体" w:eastAsia="宋体" w:hAnsi="宋体" w:cs="宋体"/>
+              </w:rPr>
+            </w:pPr>
+            <w:r>
+              <w:rPr>
+                <w:rFonts w:ascii="宋体" w:eastAsia="宋体" w:hAnsi="宋体" w:cs="宋体" w:hint="eastAsia"/>
+              </w:rPr>
+              <w:t>0x0002</w:t>
+            </w:r>
+          </w:p>
+        </w:tc>
+        <w:tc>
+          <w:tcPr>
+            <w:tcW w:w="1145" w:type="dxa"/>
+            <w:shd w:val="clear" w:color="auto" w:fill="DEEBF6" w:themeFill="accent1" w:themeFillTint="32"/>
+          </w:tcPr>
+          <w:p>
+            <w:pPr>
+              <w:jc w:val="center"/>
+              <w:rPr>
+                <w:rFonts w:ascii="宋体" w:eastAsia="宋体" w:hAnsi="宋体" w:cs="宋体"/>
+              </w:rPr>
+            </w:pPr>
+            <w:r>
+              <w:rPr>
+                <w:rFonts w:ascii="宋体" w:eastAsia="宋体" w:hAnsi="宋体" w:cs="宋体" w:hint="eastAsia"/>
+              </w:rPr>
+              <w:t>开门键</w:t>
+            </w:r>
+          </w:p>
+        </w:tc>
+        <w:tc>
+          <w:tcPr>
+            <w:tcW w:w="2553" w:type="dxa"/>
+            <w:shd w:val="clear" w:color="auto" w:fill="DEEBF6" w:themeFill="accent1" w:themeFillTint="32"/>
+          </w:tcPr>
+          <w:p>
+            <w:pPr>
+              <w:jc w:val="center"/>
+              <w:rPr>
+                <w:rFonts w:ascii="宋体" w:eastAsia="宋体" w:hAnsi="宋体" w:cs="宋体"/>
+              </w:rPr>
+            </w:pPr>
+            <w:r>
+              <w:rPr>
+                <w:rFonts w:ascii="宋体" w:eastAsia="宋体" w:hAnsi="宋体" w:cs="宋体" w:hint="eastAsia"/>
+              </w:rPr>
+              <w:t>对应门体面板上开门键</w:t>
+            </w:r>
+          </w:p>
+        </w:tc>
+      </w:tr>
+      <w:tr>
+        <w:tc>
+          <w:tcPr>
+            <w:tcW w:w="5150" w:type="dxa"/>
+            <w:shd w:val="clear" w:color="auto" w:fill="DEEBF6" w:themeFill="accent1" w:themeFillTint="32"/>
+          </w:tcPr>
+          <w:p>
+            <w:pPr>
+              <w:jc w:val="center"/>
+              <w:rPr>
+                <w:rFonts w:ascii="宋体" w:eastAsia="宋体" w:hAnsi="宋体" w:cs="宋体"/>
+              </w:rPr>
+            </w:pPr>
+            <w:r>
+              <w:rPr>
+                <w:rFonts w:ascii="宋体" w:eastAsia="宋体" w:hAnsi="宋体" w:cs="宋体" w:hint="eastAsia"/>
+              </w:rPr>
+              <w:t>0C 02 XX XX XX XX XX XX 04 00 00 00</w:t>
+            </w:r>
+          </w:p>
+        </w:tc>
+        <w:tc>
+          <w:tcPr>
+            <w:tcW w:w="1069" w:type="dxa"/>
+            <w:shd w:val="clear" w:color="auto" w:fill="DEEBF6" w:themeFill="accent1" w:themeFillTint="32"/>
+          </w:tcPr>
+          <w:p>
+            <w:pPr>
+              <w:jc w:val="center"/>
+              <w:rPr>
+                <w:rFonts w:ascii="宋体" w:eastAsia="宋体" w:hAnsi="宋体" w:cs="宋体"/>
+              </w:rPr>
+            </w:pPr>
+            <w:r>
+              <w:rPr>
+                <w:rFonts w:ascii="宋体" w:eastAsia="宋体" w:hAnsi="宋体" w:cs="宋体" w:hint="eastAsia"/>
+              </w:rPr>
+              <w:t>0x0004</w:t>
+            </w:r>
+          </w:p>
+        </w:tc>
+        <w:tc>
+          <w:tcPr>
+            <w:tcW w:w="1145" w:type="dxa"/>
+            <w:shd w:val="clear" w:color="auto" w:fill="DEEBF6" w:themeFill="accent1" w:themeFillTint="32"/>
+          </w:tcPr>
+          <w:p>
+            <w:pPr>
+              <w:jc w:val="center"/>
+              <w:rPr>
+                <w:rFonts w:ascii="宋体" w:eastAsia="宋体" w:hAnsi="宋体" w:cs="宋体"/>
+              </w:rPr>
+            </w:pPr>
+            <w:r>
+              <w:rPr>
+                <w:rFonts w:ascii="宋体" w:eastAsia="宋体" w:hAnsi="宋体" w:cs="宋体" w:hint="eastAsia"/>
+              </w:rPr>
+              <w:t>对码键</w:t>
+            </w:r>
+          </w:p>
+        </w:tc>
+        <w:tc>
+          <w:tcPr>
+            <w:tcW w:w="2553" w:type="dxa"/>
+            <w:shd w:val="clear" w:color="auto" w:fill="DEEBF6" w:themeFill="accent1" w:themeFillTint="32"/>
+          </w:tcPr>
+          <w:p>
+            <w:pPr>
+              <w:jc w:val="center"/>
+              <w:rPr>
+                <w:rFonts w:ascii="宋体" w:eastAsia="宋体" w:hAnsi="宋体" w:cs="宋体"/>
+              </w:rPr>
+            </w:pPr>
+            <w:r>
+              <w:rPr>
+                <w:rFonts w:ascii="宋体" w:eastAsia="宋体" w:hAnsi="宋体" w:cs="宋体" w:hint="eastAsia"/>
+              </w:rPr>
+              <w:t>对应门体面板上对码键</w:t>
+            </w:r>
+          </w:p>
+        </w:tc>
+      </w:tr>
+      <w:tr>
+        <w:tc>
+          <w:tcPr>
+            <w:tcW w:w="5150" w:type="dxa"/>
+            <w:shd w:val="clear" w:color="auto" w:fill="DEEBF6" w:themeFill="accent1" w:themeFillTint="32"/>
+          </w:tcPr>
+          <w:p>
+            <w:pPr>
+              <w:jc w:val="center"/>
+              <w:rPr>
+                <w:rFonts w:ascii="宋体" w:eastAsia="宋体" w:hAnsi="宋体" w:cs="宋体"/>
+              </w:rPr>
+            </w:pPr>
+            <w:r>
+              <w:rPr>
+                <w:rFonts w:ascii="宋体" w:eastAsia="宋体" w:hAnsi="宋体" w:cs="宋体" w:hint="eastAsia"/>
+              </w:rPr>
+              <w:t>0C 02 XX XX XX XX XX XX 08 00 00 00</w:t>
+            </w:r>
+          </w:p>
+        </w:tc>
+        <w:tc>
+          <w:tcPr>
+            <w:tcW w:w="1069" w:type="dxa"/>
+            <w:shd w:val="clear" w:color="auto" w:fill="DEEBF6" w:themeFill="accent1" w:themeFillTint="32"/>
+          </w:tcPr>
+          <w:p>
+            <w:pPr>
+              <w:jc w:val="center"/>
+              <w:rPr>
+                <w:rFonts w:ascii="宋体" w:eastAsia="宋体" w:hAnsi="宋体" w:cs="宋体"/>
+              </w:rPr>
+            </w:pPr>
+            <w:r>
+              <w:rPr>
+                <w:rFonts w:ascii="宋体" w:eastAsia="宋体" w:hAnsi="宋体" w:cs="宋体" w:hint="eastAsia"/>
+              </w:rPr>
+              <w:t>0x0008</w:t>
+            </w:r>
+          </w:p>
+        </w:tc>
+        <w:tc>
+          <w:tcPr>
+            <w:tcW w:w="1145" w:type="dxa"/>
+            <w:shd w:val="clear" w:color="auto" w:fill="DEEBF6" w:themeFill="accent1" w:themeFillTint="32"/>
+          </w:tcPr>
+          <w:p>
+            <w:pPr>
+              <w:jc w:val="center"/>
+              <w:rPr>
+                <w:rFonts w:ascii="宋体" w:eastAsia="宋体" w:hAnsi="宋体" w:cs="宋体"/>
+              </w:rPr>
+            </w:pPr>
+            <w:r>
+              <w:rPr>
+                <w:rFonts w:ascii="宋体" w:eastAsia="宋体" w:hAnsi="宋体" w:cs="宋体" w:hint="eastAsia"/>
+              </w:rPr>
+              <w:t>关门键</w:t>
+            </w:r>
+          </w:p>
+        </w:tc>
+        <w:tc>
+          <w:tcPr>
+            <w:tcW w:w="2553" w:type="dxa"/>
+            <w:shd w:val="clear" w:color="auto" w:fill="DEEBF6" w:themeFill="accent1" w:themeFillTint="32"/>
+          </w:tcPr>
+          <w:p>
+            <w:pPr>
+              <w:jc w:val="center"/>
+              <w:rPr>
+                <w:rFonts w:ascii="宋体" w:eastAsia="宋体" w:hAnsi="宋体" w:cs="宋体"/>
+              </w:rPr>
+            </w:pPr>
+            <w:r>
+              <w:rPr>
+                <w:rFonts w:ascii="宋体" w:eastAsia="宋体" w:hAnsi="宋体" w:cs="宋体" w:hint="eastAsia"/>
+              </w:rPr>
+              <w:t>对应门体面板上关门键</w:t>
+            </w:r>
+          </w:p>
+        </w:tc>
+      </w:tr>
+      <w:tr>
+        <w:tc>
+          <w:tcPr>
+            <w:tcW w:w="5150" w:type="dxa"/>
+            <w:shd w:val="clear" w:color="auto" w:fill="DEEBF6" w:themeFill="accent1" w:themeFillTint="32"/>
+          </w:tcPr>
+          <w:p>
+            <w:pPr>
+              <w:jc w:val="center"/>
+              <w:rPr>
+                <w:rFonts w:ascii="宋体" w:eastAsia="宋体" w:hAnsi="宋体" w:cs="宋体"/>
+              </w:rPr>
+            </w:pPr>
+            <w:r>
+              <w:rPr>
+                <w:rFonts w:ascii="宋体" w:eastAsia="宋体" w:hAnsi="宋体" w:cs="宋体" w:hint="eastAsia"/>
+              </w:rPr>
+              <w:t>0C 02 XX XX XX XX XX XX 10 00 00 00</w:t>
+            </w:r>
+          </w:p>
+        </w:tc>
+        <w:tc>
+          <w:tcPr>
+            <w:tcW w:w="1069" w:type="dxa"/>
+            <w:shd w:val="clear" w:color="auto" w:fill="DEEBF6" w:themeFill="accent1" w:themeFillTint="32"/>
+          </w:tcPr>
+          <w:p>
+            <w:pPr>
+              <w:jc w:val="center"/>
+              <w:rPr>
+                <w:rFonts w:ascii="宋体" w:eastAsia="宋体" w:hAnsi="宋体" w:cs="宋体"/>
+              </w:rPr>
+            </w:pPr>
+            <w:r>
+              <w:rPr>
+                <w:rFonts w:ascii="宋体" w:eastAsia="宋体" w:hAnsi="宋体" w:cs="宋体" w:hint="eastAsia"/>
+              </w:rPr>
+              <w:t>0x1000</w:t>
+            </w:r>
+          </w:p>
+        </w:tc>
+        <w:tc>
+          <w:tcPr>
+            <w:tcW w:w="1145" w:type="dxa"/>
+            <w:shd w:val="clear" w:color="auto" w:fill="DEEBF6" w:themeFill="accent1" w:themeFillTint="32"/>
+          </w:tcPr>
+          <w:p>
+            <w:pPr>
+              <w:jc w:val="center"/>
+              <w:rPr>
+                <w:rFonts w:ascii="宋体" w:eastAsia="宋体" w:hAnsi="宋体" w:cs="宋体"/>
+              </w:rPr>
+            </w:pPr>
+            <w:r>
+              <w:rPr>
+                <w:rFonts w:ascii="宋体" w:eastAsia="宋体" w:hAnsi="宋体" w:cs="宋体" w:hint="eastAsia"/>
+              </w:rPr>
+              <w:t>遥控键1</w:t>
+            </w:r>
+          </w:p>
+        </w:tc>
+        <w:tc>
+          <w:tcPr>
+            <w:tcW w:w="2553" w:type="dxa"/>
+            <w:shd w:val="clear" w:color="auto" w:fill="DEEBF6" w:themeFill="accent1" w:themeFillTint="32"/>
+          </w:tcPr>
+          <w:p>
+            <w:pPr>
+              <w:jc w:val="center"/>
+              <w:rPr>
+                <w:rFonts w:ascii="宋体" w:eastAsia="宋体" w:hAnsi="宋体" w:cs="宋体"/>
+              </w:rPr>
+            </w:pPr>
+            <w:r>
+              <w:rPr>
+                <w:rFonts w:ascii="宋体" w:eastAsia="宋体" w:hAnsi="宋体" w:cs="宋体" w:hint="eastAsia"/>
+              </w:rPr>
+              <w:t>对应遥控器开关门键</w:t>
+            </w:r>
+          </w:p>
+        </w:tc>
+      </w:tr>
+      <w:tr>
+        <w:tc>
+          <w:tcPr>
+            <w:tcW w:w="5150" w:type="dxa"/>
+            <w:shd w:val="clear" w:color="auto" w:fill="DEEBF6" w:themeFill="accent1" w:themeFillTint="32"/>
+          </w:tcPr>
+          <w:p>
+            <w:pPr>
+              <w:jc w:val="center"/>
+              <w:rPr>
+                <w:rFonts w:ascii="宋体" w:eastAsia="宋体" w:hAnsi="宋体" w:cs="宋体"/>
+              </w:rPr>
+            </w:pPr>
+            <w:r>
+              <w:rPr>
+                <w:rFonts w:ascii="宋体" w:eastAsia="宋体" w:hAnsi="宋体" w:cs="宋体" w:hint="eastAsia"/>
+              </w:rPr>
+              <w:t>0C 02 XX XX XX XX XX XX 20 00 00 00</w:t>
+            </w:r>
+          </w:p>
+        </w:tc>
+        <w:tc>
+          <w:tcPr>
+            <w:tcW w:w="1069" w:type="dxa"/>
+            <w:shd w:val="clear" w:color="auto" w:fill="DEEBF6" w:themeFill="accent1" w:themeFillTint="32"/>
+          </w:tcPr>
+          <w:p>
+            <w:pPr>
+              <w:jc w:val="center"/>
+              <w:rPr>
+                <w:rFonts w:ascii="宋体" w:eastAsia="宋体" w:hAnsi="宋体" w:cs="宋体"/>
+              </w:rPr>
+            </w:pPr>
+            <w:r>
+              <w:rPr>
+                <w:rFonts w:ascii="宋体" w:eastAsia="宋体" w:hAnsi="宋体" w:cs="宋体" w:hint="eastAsia"/>
+              </w:rPr>
+              <w:t>0x2000</w:t>
+            </w:r>
+          </w:p>
+        </w:tc>
+        <w:tc>
+          <w:tcPr>
+            <w:tcW w:w="1145" w:type="dxa"/>
+            <w:shd w:val="clear" w:color="auto" w:fill="DEEBF6" w:themeFill="accent1" w:themeFillTint="32"/>
+          </w:tcPr>
+          <w:p>
+            <w:pPr>
+              <w:jc w:val="center"/>
+              <w:rPr>
+                <w:rFonts w:ascii="宋体" w:eastAsia="宋体" w:hAnsi="宋体" w:cs="宋体"/>
+              </w:rPr>
+            </w:pPr>
+            <w:r>
+              <w:rPr>
+                <w:rFonts w:ascii="宋体" w:eastAsia="宋体" w:hAnsi="宋体" w:cs="宋体" w:hint="eastAsia"/>
+              </w:rPr>
+              <w:t>遥控键2</w:t>
+            </w:r>
+          </w:p>
+        </w:tc>
+        <w:tc>
+          <w:tcPr>
+            <w:tcW w:w="2553" w:type="dxa"/>
+            <w:shd w:val="clear" w:color="auto" w:fill="DEEBF6" w:themeFill="accent1" w:themeFillTint="32"/>
+          </w:tcPr>
+          <w:p>
+            <w:pPr>
+              <w:jc w:val="center"/>
+              <w:rPr>
+                <w:rFonts w:ascii="宋体" w:eastAsia="宋体" w:hAnsi="宋体" w:cs="宋体"/>
+              </w:rPr>
+            </w:pPr>
+            <w:r>
+              <w:rPr>
+                <w:rFonts w:ascii="宋体" w:eastAsia="宋体" w:hAnsi="宋体" w:cs="宋体" w:hint="eastAsia"/>
+              </w:rPr>
+              <w:t>对应遥控器开关门键</w:t>
+            </w:r>
+          </w:p>
+        </w:tc>
+      </w:tr>
+      <w:tr>
+        <w:tc>
+          <w:tcPr>
+            <w:tcW w:w="5150" w:type="dxa"/>
+            <w:shd w:val="clear" w:color="auto" w:fill="DEEBF6" w:themeFill="accent1" w:themeFillTint="32"/>
+          </w:tcPr>
+          <w:p>
+            <w:pPr>
+              <w:jc w:val="center"/>
+              <w:rPr>
+                <w:rFonts w:ascii="宋体" w:eastAsia="宋体" w:hAnsi="宋体" w:cs="宋体"/>
+              </w:rPr>
+            </w:pPr>
+            <w:r>
+              <w:rPr>
+                <w:rFonts w:ascii="宋体" w:eastAsia="宋体" w:hAnsi="宋体" w:cs="宋体" w:hint="eastAsia"/>
+              </w:rPr>
+              <w:t>0C 02 XX XX XX XX XX XX 40 00 00 00</w:t>
+            </w:r>
+          </w:p>
+        </w:tc>
+        <w:tc>
+          <w:tcPr>
+            <w:tcW w:w="1069" w:type="dxa"/>
+            <w:shd w:val="clear" w:color="auto" w:fill="DEEBF6" w:themeFill="accent1" w:themeFillTint="32"/>
+          </w:tcPr>
+          <w:p>
+            <w:pPr>
+              <w:jc w:val="center"/>
+              <w:rPr>
+                <w:rFonts w:ascii="宋体" w:eastAsia="宋体" w:hAnsi="宋体" w:cs="宋体"/>
+              </w:rPr>
+            </w:pPr>
+            <w:r>
+              <w:rPr>
+                <w:rFonts w:ascii="宋体" w:eastAsia="宋体" w:hAnsi="宋体" w:cs="宋体" w:hint="eastAsia"/>
+              </w:rPr>
+              <w:t>0x4000</w:t>
+            </w:r>
+          </w:p>
+        </w:tc>
+        <w:tc>
+          <w:tcPr>
+            <w:tcW w:w="1145" w:type="dxa"/>
+            <w:shd w:val="clear" w:color="auto" w:fill="DEEBF6" w:themeFill="accent1" w:themeFillTint="32"/>
+          </w:tcPr>
+          <w:p>
+            <w:pPr>
+              <w:jc w:val="center"/>
+              <w:rPr>
+                <w:rFonts w:ascii="宋体" w:eastAsia="宋体" w:hAnsi="宋体" w:cs="宋体"/>
+              </w:rPr>
+            </w:pPr>
+            <w:r>
+              <w:rPr>
+                <w:rFonts w:ascii="宋体" w:eastAsia="宋体" w:hAnsi="宋体" w:cs="宋体" w:hint="eastAsia"/>
+              </w:rPr>
+              <w:t>通风键</w:t>
+            </w:r>
+          </w:p>
+        </w:tc>
+        <w:tc>
+          <w:tcPr>
+            <w:tcW w:w="2553" w:type="dxa"/>
+            <w:shd w:val="clear" w:color="auto" w:fill="DEEBF6" w:themeFill="accent1" w:themeFillTint="32"/>
+          </w:tcPr>
+          <w:p>
+            <w:pPr>
+              <w:jc w:val="center"/>
+              <w:rPr>
+                <w:rFonts w:ascii="宋体" w:eastAsia="宋体" w:hAnsi="宋体" w:cs="宋体"/>
+              </w:rPr>
+            </w:pPr>
+            <w:r>
+              <w:rPr>
+                <w:rFonts w:ascii="宋体" w:eastAsia="宋体" w:hAnsi="宋体" w:cs="宋体" w:hint="eastAsia"/>
+              </w:rPr>
+              <w:t>对应遥控器通风按键</w:t>
+            </w:r>
+          </w:p>
+        </w:tc>
+      </w:tr>
+      <w:tr>
+        <w:tc>
+          <w:tcPr>
+            <w:tcW w:w="5150" w:type="dxa"/>
+            <w:shd w:val="clear" w:color="auto" w:fill="DEEBF6" w:themeFill="accent1" w:themeFillTint="32"/>
+          </w:tcPr>
+          <w:p>
+            <w:pPr>
+              <w:jc w:val="center"/>
+              <w:rPr>
+                <w:rFonts w:ascii="宋体" w:eastAsia="宋体" w:hAnsi="宋体" w:cs="宋体"/>
+              </w:rPr>
+            </w:pPr>
+            <w:r>
+              <w:rPr>
+                <w:rFonts w:ascii="宋体" w:eastAsia="宋体" w:hAnsi="宋体" w:cs="宋体" w:hint="eastAsia"/>
+              </w:rPr>
+              <w:t>0C 02 XX XX XX XX XX XX 80 00 00 00</w:t>
+            </w:r>
+          </w:p>
+        </w:tc>
+        <w:tc>
+          <w:tcPr>
+            <w:tcW w:w="1069" w:type="dxa"/>
+            <w:shd w:val="clear" w:color="auto" w:fill="DEEBF6" w:themeFill="accent1" w:themeFillTint="32"/>
+          </w:tcPr>
+          <w:p>
+            <w:pPr>
+              <w:jc w:val="center"/>
+              <w:rPr>
+                <w:rFonts w:ascii="宋体" w:eastAsia="宋体" w:hAnsi="宋体" w:cs="宋体"/>
+              </w:rPr>
+            </w:pPr>
+            <w:r>
+              <w:rPr>
+                <w:rFonts w:ascii="宋体" w:eastAsia="宋体" w:hAnsi="宋体" w:cs="宋体" w:hint="eastAsia"/>
+              </w:rPr>
+              <w:t>0x8000</w:t>
+            </w:r>
+          </w:p>
+        </w:tc>
+        <w:tc>
+          <w:tcPr>
+            <w:tcW w:w="1145" w:type="dxa"/>
+            <w:shd w:val="clear" w:color="auto" w:fill="DEEBF6" w:themeFill="accent1" w:themeFillTint="32"/>
+          </w:tcPr>
+          <w:p>
+            <w:pPr>
+              <w:jc w:val="center"/>
+              <w:rPr>
+                <w:rFonts w:ascii="宋体" w:eastAsia="宋体" w:hAnsi="宋体" w:cs="宋体"/>
+              </w:rPr>
+            </w:pPr>
+            <w:r>
+              <w:rPr>
+                <w:rFonts w:ascii="宋体" w:eastAsia="宋体" w:hAnsi="宋体" w:cs="宋体" w:hint="eastAsia"/>
+              </w:rPr>
+              <w:t>儿童锁键</w:t>
+            </w:r>
+          </w:p>
+        </w:tc>
+        <w:tc>
+          <w:tcPr>
+            <w:tcW w:w="2553" w:type="dxa"/>
+            <w:shd w:val="clear" w:color="auto" w:fill="DEEBF6" w:themeFill="accent1" w:themeFillTint="32"/>
+          </w:tcPr>
+          <w:p>
+            <w:pPr>
+              <w:jc w:val="center"/>
+              <w:rPr>
+                <w:rFonts w:ascii="宋体" w:eastAsia="宋体" w:hAnsi="宋体" w:cs="宋体"/>
+              </w:rPr>
+            </w:pPr>
+            <w:r>
+              <w:rPr>
+                <w:rFonts w:ascii="宋体" w:eastAsia="宋体" w:hAnsi="宋体" w:cs="宋体" w:hint="eastAsia"/>
+              </w:rPr>
+              <w:t>对应遥控器儿童锁键</w:t>
+            </w:r>
+          </w:p>
+        </w:tc>
+      </w:tr>
+    </w:tbl>
+    <w:p>
+      <w:pPr>
+        <w:outlineLvl w:val="2"/>
+        <w:rPr>
+          <w:rFonts w:ascii="宋体" w:eastAsia="宋体" w:hAnsi="宋体" w:cs="宋体"/>
+          <w:b/>
+          <w:bCs/>
+          <w:sz w:val="28"/>
+          <w:szCs w:val="28"/>
+        </w:rPr>
+      </w:pPr>
+      <w:r>
+        <w:rPr>
+          <w:rFonts w:ascii="宋体" w:eastAsia="宋体" w:hAnsi="宋体" w:cs="宋体" w:hint="eastAsia"/>
+          <w:b/>
+          <w:bCs/>
+          <w:sz w:val="28"/>
+          <w:szCs w:val="28"/>
+        </w:rPr>
+        <w:t>3.1.2 指令帧下行数据</w:t>
+      </w:r>
+      <w:r>
+        <w:rPr>
+          <w:rFonts w:ascii="宋体" w:eastAsia="宋体" w:hAnsi="宋体" w:cs="宋体"/>
+          <w:b/>
+          <w:bCs/>
+          <w:sz w:val="28"/>
+          <w:szCs w:val="28"/>
+        </w:rPr>
+        <w:t>（APP &gt;&gt; 设备）</w:t>
+      </w:r>
+      <w:bookmarkStart w:id="0" w:name="_GoBack"/>
+      <w:bookmarkEnd w:id="0"/>
+    </w:p>
+    <w:p>
+      <w:pPr>
+        <w:rPr>
+          <w:rFonts w:ascii="宋体" w:eastAsia="宋体" w:hAnsi="宋体" w:cs="宋体"/>
+          <w:b/>
+          <w:bCs/>
+          <w:sz w:val="24"/>
+        </w:rPr>
+      </w:pPr>
+      <w:r>
+        <w:rPr>
+          <w:rFonts w:ascii="宋体" w:eastAsia="宋体" w:hAnsi="宋体" w:cs="宋体" w:hint="eastAsia"/>
+          <w:b/>
+          <w:bCs/>
+          <w:sz w:val="24"/>
+          <w:szCs w:val="24"/>
+        </w:rPr>
+        <w:t>a. 格式</w:t>
+      </w:r>
+    </w:p>
+    <w:tbl>
+      <w:tblPr>
+        <w:tblStyle w:val="a6"/>
+        <w:tblW w:w="0" w:type="auto"/>
+        <w:tblLook w:val="04A0" w:firstRow="1" w:lastRow="0" w:firstColumn="1" w:lastColumn="0" w:noHBand="0" w:noVBand="1"/>
+      </w:tblPr>
+      <w:tblGrid>
+        <w:gridCol w:w="1340"/>
+        <w:gridCol w:w="1243"/>
+        <w:gridCol w:w="1508"/>
+        <w:gridCol w:w="2022"/>
+        <w:gridCol w:w="2183"/>
+      </w:tblGrid>
+      <w:tr>
+        <w:trPr>
+          <w:trHeight w:val="399"/>
+        </w:trPr>
+        <w:tc>
+          <w:tcPr>
+            <w:tcW w:w="1574" w:type="dxa"/>
+            <w:shd w:val="clear" w:color="auto" w:fill="F7CAAC" w:themeFill="accent2" w:themeFillTint="66"/>
+          </w:tcPr>
+          <w:p>
+            <w:pPr>
+              <w:jc w:val="center"/>
+              <w:outlineLvl w:val="1"/>
+              <w:rPr>
+                <w:rFonts w:ascii="宋体" w:eastAsia="宋体" w:hAnsi="宋体" w:cs="宋体"/>
+                <w:b/>
+                <w:bCs/>
+                <w:szCs w:val="21"/>
+              </w:rPr>
+            </w:pPr>
+            <w:r>
+              <w:rPr>
+                <w:rFonts w:ascii="宋体" w:eastAsia="宋体" w:hAnsi="宋体" w:cs="宋体" w:hint="eastAsia"/>
+                <w:b/>
+                <w:bCs/>
+                <w:szCs w:val="21"/>
+              </w:rPr>
+              <w:t>长度</w:t>
+            </w:r>
+          </w:p>
+        </w:tc>
+        <w:tc>
+          <w:tcPr>
+            <w:tcW w:w="1445" w:type="dxa"/>
+            <w:shd w:val="clear" w:color="auto" w:fill="F7CAAC" w:themeFill="accent2" w:themeFillTint="66"/>
+          </w:tcPr>
+          <w:p>
+            <w:pPr>
+              <w:jc w:val="center"/>
+              <w:outlineLvl w:val="1"/>
+              <w:rPr>
+                <w:rFonts w:ascii="宋体" w:eastAsia="宋体" w:hAnsi="宋体" w:cs="宋体"/>
+                <w:b/>
+                <w:bCs/>
+                <w:szCs w:val="21"/>
+              </w:rPr>
+            </w:pPr>
+            <w:r>
+              <w:rPr>
+                <w:rFonts w:ascii="宋体" w:eastAsia="宋体" w:hAnsi="宋体" w:cs="宋体" w:hint="eastAsia"/>
+                <w:b/>
+                <w:bCs/>
+                <w:szCs w:val="21"/>
+              </w:rPr>
+              <w:t>类型</w:t>
+            </w:r>
+          </w:p>
+        </w:tc>
+        <w:tc>
+          <w:tcPr>
+            <w:tcW w:w="1832" w:type="dxa"/>
+            <w:shd w:val="clear" w:color="auto" w:fill="F7CAAC" w:themeFill="accent2" w:themeFillTint="66"/>
+          </w:tcPr>
+          <w:p>
+            <w:pPr>
+              <w:jc w:val="center"/>
+              <w:outlineLvl w:val="1"/>
+              <w:rPr>
+                <w:rFonts w:ascii="宋体" w:eastAsia="宋体" w:hAnsi="宋体" w:cs="宋体"/>
+                <w:b/>
+                <w:bCs/>
+                <w:szCs w:val="21"/>
+              </w:rPr>
+            </w:pPr>
+            <w:r>
+              <w:rPr>
+                <w:rFonts w:ascii="宋体" w:eastAsia="宋体" w:hAnsi="宋体" w:cs="宋体" w:hint="eastAsia"/>
+                <w:b/>
+                <w:bCs/>
+                <w:szCs w:val="21"/>
+              </w:rPr>
+              <w:t>MAC地址</w:t>
+            </w:r>
+          </w:p>
+        </w:tc>
+        <w:tc>
+          <w:tcPr>
+            <w:tcW w:w="2553" w:type="dxa"/>
+            <w:shd w:val="clear" w:color="auto" w:fill="F7CAAC" w:themeFill="accent2" w:themeFillTint="66"/>
+          </w:tcPr>
+          <w:p>
+            <w:pPr>
+              <w:jc w:val="center"/>
+              <w:outlineLvl w:val="1"/>
+              <w:rPr>
+                <w:rFonts w:ascii="宋体" w:eastAsia="宋体" w:hAnsi="宋体" w:cs="宋体"/>
+                <w:b/>
+                <w:bCs/>
+                <w:szCs w:val="21"/>
+              </w:rPr>
+            </w:pPr>
+            <w:r>
+              <w:rPr>
+                <w:rFonts w:ascii="宋体" w:eastAsia="宋体" w:hAnsi="宋体" w:cs="宋体" w:hint="eastAsia"/>
+                <w:b/>
+                <w:bCs/>
+                <w:szCs w:val="21"/>
+              </w:rPr>
+              <w:t>指令</w:t>
+            </w:r>
+          </w:p>
+        </w:tc>
+        <w:tc>
+          <w:tcPr>
+            <w:tcW w:w="2558" w:type="dxa"/>
+            <w:shd w:val="clear" w:color="auto" w:fill="F7CAAC" w:themeFill="accent2" w:themeFillTint="66"/>
+          </w:tcPr>
+          <w:p>
+            <w:pPr>
+              <w:jc w:val="center"/>
+              <w:outlineLvl w:val="1"/>
+              <w:rPr>
+                <w:rFonts w:ascii="宋体" w:eastAsia="宋体" w:hAnsi="宋体" w:cs="宋体"/>
+                <w:b/>
+                <w:bCs/>
+                <w:szCs w:val="21"/>
+              </w:rPr>
+            </w:pPr>
+            <w:r>
+              <w:rPr>
+                <w:rFonts w:ascii="宋体" w:eastAsia="宋体" w:hAnsi="宋体" w:cs="宋体" w:hint="eastAsia"/>
+                <w:b/>
+                <w:bCs/>
+                <w:szCs w:val="21"/>
+              </w:rPr>
+              <w:t>预留</w:t>
+            </w:r>
+          </w:p>
+        </w:tc>
+      </w:tr>
+      <w:tr>
+        <w:tc>
+          <w:tcPr>
+            <w:tcW w:w="1574" w:type="dxa"/>
+            <w:shd w:val="clear" w:color="auto" w:fill="DEEBF6" w:themeFill="accent1" w:themeFillTint="32"/>
+          </w:tcPr>
+          <w:p>
+            <w:pPr>
+              <w:jc w:val="center"/>
+              <w:outlineLvl w:val="1"/>
+              <w:rPr>
+                <w:rFonts w:ascii="宋体" w:eastAsia="宋体" w:hAnsi="宋体" w:cs="宋体"/>
+                <w:szCs w:val="21"/>
+              </w:rPr>
+            </w:pPr>
+            <w:r>
+              <w:rPr>
+                <w:rFonts w:ascii="宋体" w:eastAsia="宋体" w:hAnsi="宋体" w:cs="宋体" w:hint="eastAsia"/>
+                <w:szCs w:val="21"/>
+              </w:rPr>
+              <w:t>0x0C</w:t>
+            </w:r>
+          </w:p>
+        </w:tc>
+        <w:tc>
+          <w:tcPr>
+            <w:tcW w:w="1445" w:type="dxa"/>
+            <w:shd w:val="clear" w:color="auto" w:fill="DEEBF6" w:themeFill="accent1" w:themeFillTint="32"/>
+          </w:tcPr>
+          <w:p>
+            <w:pPr>
+              <w:jc w:val="center"/>
+              <w:outlineLvl w:val="1"/>
+              <w:rPr>
+                <w:rFonts w:ascii="宋体" w:eastAsia="宋体" w:hAnsi="宋体" w:cs="宋体"/>
+                <w:szCs w:val="21"/>
+              </w:rPr>
+            </w:pPr>
+            <w:r>
+              <w:rPr>
+                <w:rFonts w:ascii="宋体" w:eastAsia="宋体" w:hAnsi="宋体" w:cs="宋体" w:hint="eastAsia"/>
+                <w:szCs w:val="21"/>
+              </w:rPr>
+              <w:t>0x05</w:t>
+            </w:r>
+          </w:p>
+        </w:tc>
+        <w:tc>
+          <w:tcPr>
+            <w:tcW w:w="1832" w:type="dxa"/>
+            <w:shd w:val="clear" w:color="auto" w:fill="DEEBF6" w:themeFill="accent1" w:themeFillTint="32"/>
+          </w:tcPr>
+          <w:p>
+            <w:pPr>
+              <w:jc w:val="center"/>
+              <w:outlineLvl w:val="1"/>
+              <w:rPr>
+                <w:rFonts w:ascii="宋体" w:eastAsia="宋体" w:hAnsi="宋体" w:cs="宋体"/>
+                <w:szCs w:val="21"/>
+              </w:rPr>
+            </w:pPr>
+            <w:r>
+              <w:rPr>
+                <w:rFonts w:ascii="宋体" w:eastAsia="宋体" w:hAnsi="宋体" w:cs="宋体" w:hint="eastAsia"/>
+                <w:szCs w:val="21"/>
+              </w:rPr>
+              <w:t>6字节</w:t>
+            </w:r>
+          </w:p>
+        </w:tc>
+        <w:tc>
+          <w:tcPr>
+            <w:tcW w:w="2553" w:type="dxa"/>
+            <w:shd w:val="clear" w:color="auto" w:fill="DEEBF6" w:themeFill="accent1" w:themeFillTint="32"/>
+          </w:tcPr>
+          <w:p>
+            <w:pPr>
+              <w:jc w:val="center"/>
+              <w:outlineLvl w:val="1"/>
+              <w:rPr>
+                <w:rFonts w:ascii="宋体" w:eastAsia="宋体" w:hAnsi="宋体" w:cs="宋体"/>
+                <w:szCs w:val="21"/>
+              </w:rPr>
+            </w:pPr>
+            <w:r>
+              <w:rPr>
+                <w:rFonts w:ascii="宋体" w:eastAsia="宋体" w:hAnsi="宋体" w:cs="宋体" w:hint="eastAsia"/>
+                <w:szCs w:val="21"/>
+              </w:rPr>
+              <w:t>2字节</w:t>
+            </w:r>
+          </w:p>
+        </w:tc>
+        <w:tc>
+          <w:tcPr>
+            <w:tcW w:w="2558" w:type="dxa"/>
+            <w:shd w:val="clear" w:color="auto" w:fill="DEEBF6" w:themeFill="accent1" w:themeFillTint="32"/>
+          </w:tcPr>
+          <w:p>
+            <w:pPr>
+              <w:jc w:val="center"/>
+              <w:outlineLvl w:val="1"/>
+              <w:rPr>
+                <w:rFonts w:ascii="宋体" w:eastAsia="宋体" w:hAnsi="宋体" w:cs="宋体"/>
+                <w:szCs w:val="21"/>
+              </w:rPr>
+            </w:pPr>
+            <w:r>
+              <w:rPr>
+                <w:rFonts w:ascii="宋体" w:eastAsia="宋体" w:hAnsi="宋体" w:cs="宋体" w:hint="eastAsia"/>
+                <w:szCs w:val="21"/>
+              </w:rPr>
+              <w:t>2字节(0x0000)</w:t>
+            </w:r>
+          </w:p>
+        </w:tc>
+      </w:tr>
+    </w:tbl>
+    <w:p>
+      <w:pPr>
+        <w:rPr>
+          <w:rFonts w:ascii="宋体" w:eastAsia="宋体" w:hAnsi="宋体" w:cs="宋体"/>
+          <w:b/>
+          <w:bCs/>
+          <w:sz w:val="24"/>
+        </w:rPr>
+      </w:pPr>
+      <w:r>
+        <w:rPr>
+          <w:rFonts w:ascii="宋体" w:eastAsia="宋体" w:hAnsi="宋体" w:cs="宋体" w:hint="eastAsia"/>
+          <w:b/>
+          <w:bCs/>
+          <w:sz w:val="24"/>
+          <w:szCs w:val="24"/>
+        </w:rPr>
+        <w:t>b. 说明</w:t>
+      </w:r>
+    </w:p>
+    <w:tbl>
+      <w:tblPr>
+        <w:tblStyle w:val="a6"/>
+        <w:tblW w:w="8772" w:type="dxa"/>
+        <w:tblInd w:w="29" w:type="dxa"/>
+        <w:tblLayout w:type="fixed"/>
+        <w:tblLook w:val="04A0" w:firstRow="1" w:lastRow="0" w:firstColumn="1" w:lastColumn="0" w:noHBand="0" w:noVBand="1"/>
+      </w:tblPr>
+      <w:tblGrid>
+        <w:gridCol w:w="5150"/>
+        <w:gridCol w:w="1069"/>
+        <w:gridCol w:w="2553"/>
+      </w:tblGrid>
+      <w:tr>
+        <w:tc>
+          <w:tcPr>
+            <w:tcW w:w="5150" w:type="dxa"/>
+            <w:shd w:val="clear" w:color="auto" w:fill="F7CAAC" w:themeFill="accent2" w:themeFillTint="66"/>
+          </w:tcPr>
+          <w:p>
+            <w:pPr>
+              <w:jc w:val="center"/>
+              <w:rPr>
+                <w:rFonts w:ascii="宋体" w:eastAsia="宋体" w:hAnsi="宋体" w:cs="宋体"/>
+                <w:b/>
+                <w:bCs/>
+              </w:rPr>
+            </w:pPr>
+            <w:r>
+              <w:rPr>
+                <w:rFonts w:ascii="宋体" w:eastAsia="宋体" w:hAnsi="宋体" w:cs="宋体" w:hint="eastAsia"/>
+                <w:b/>
+                <w:bCs/>
+              </w:rPr>
+              <w:t>指令帧</w:t>
+            </w:r>
+          </w:p>
+        </w:tc>
+        <w:tc>
+          <w:tcPr>
+            <w:tcW w:w="1069" w:type="dxa"/>
+            <w:shd w:val="clear" w:color="auto" w:fill="F7CAAC" w:themeFill="accent2" w:themeFillTint="66"/>
+          </w:tcPr>
+          <w:p>
+            <w:pPr>
+              <w:jc w:val="center"/>
+              <w:rPr>
+                <w:rFonts w:ascii="宋体" w:eastAsia="宋体" w:hAnsi="宋体" w:cs="宋体"/>
+                <w:b/>
+                <w:bCs/>
+              </w:rPr>
+            </w:pPr>
+            <w:r>
+              <w:rPr>
+                <w:rFonts w:ascii="宋体" w:eastAsia="宋体" w:hAnsi="宋体" w:cs="宋体" w:hint="eastAsia"/>
+                <w:b/>
+                <w:bCs/>
+              </w:rPr>
+              <w:t>指令</w:t>
+            </w:r>
+          </w:p>
+        </w:tc>
+        <w:tc>
+          <w:tcPr>
+            <w:tcW w:w="2553" w:type="dxa"/>
+            <w:shd w:val="clear" w:color="auto" w:fill="F7CAAC" w:themeFill="accent2" w:themeFillTint="66"/>
+          </w:tcPr>
+          <w:p>
+            <w:pPr>
+              <w:jc w:val="center"/>
+              <w:rPr>
+                <w:rFonts w:ascii="宋体" w:eastAsia="宋体" w:hAnsi="宋体" w:cs="宋体"/>
+                <w:b/>
+                <w:bCs/>
+              </w:rPr>
+            </w:pPr>
+            <w:r>
+              <w:rPr>
+                <w:rFonts w:ascii="宋体" w:eastAsia="宋体" w:hAnsi="宋体" w:cs="宋体" w:hint="eastAsia"/>
+                <w:b/>
+                <w:bCs/>
+              </w:rPr>
+              <w:t>说明</w:t>
+            </w:r>
+          </w:p>
+        </w:tc>
+      </w:tr>
+      <w:tr>
+        <w:tc>
+          <w:tcPr>
+            <w:tcW w:w="5150" w:type="dxa"/>
+            <w:shd w:val="clear" w:color="auto" w:fill="DEEBF6" w:themeFill="accent1" w:themeFillTint="32"/>
+          </w:tcPr>
+          <w:p>
+            <w:pPr>
+              <w:jc w:val="center"/>
+              <w:rPr>
+                <w:rFonts w:ascii="宋体" w:eastAsia="宋体" w:hAnsi="宋体" w:cs="宋体"/>
+              </w:rPr>
+            </w:pPr>
+            <w:r>
+              <w:rPr>
+                <w:rFonts w:ascii="宋体" w:eastAsia="宋体" w:hAnsi="宋体" w:cs="宋体" w:hint="eastAsia"/>
+              </w:rPr>
+              <w:t>0C 05 XX XX XX XX XX XX 01 00 00 00</w:t>
+            </w:r>
+          </w:p>
+        </w:tc>
+        <w:tc>
+          <w:tcPr>
+            <w:tcW w:w="1069" w:type="dxa"/>
+            <w:shd w:val="clear" w:color="auto" w:fill="DEEBF6" w:themeFill="accent1" w:themeFillTint="32"/>
+          </w:tcPr>
+          <w:p>
+            <w:pPr>
+              <w:jc w:val="center"/>
+              <w:rPr>
+                <w:rFonts w:ascii="宋体" w:eastAsia="宋体" w:hAnsi="宋体" w:cs="宋体"/>
+              </w:rPr>
+            </w:pPr>
+            <w:r>
+              <w:rPr>
+                <w:rFonts w:ascii="宋体" w:eastAsia="宋体" w:hAnsi="宋体" w:cs="宋体" w:hint="eastAsia"/>
+              </w:rPr>
+              <w:t>0x0001</w:t>
+            </w:r>
+          </w:p>
+        </w:tc>
+        <w:tc>
+          <w:tcPr>
+            <w:tcW w:w="2553" w:type="dxa"/>
+            <w:shd w:val="clear" w:color="auto" w:fill="DEEBF6" w:themeFill="accent1" w:themeFillTint="32"/>
+          </w:tcPr>
+          <w:p>
+            <w:pPr>
+              <w:jc w:val="center"/>
+              <w:rPr>
+                <w:rFonts w:ascii="宋体" w:eastAsia="宋体" w:hAnsi="宋体" w:cs="宋体"/>
+              </w:rPr>
+            </w:pPr>
+            <w:r>
+              <w:rPr>
+                <w:rFonts w:ascii="宋体" w:eastAsia="宋体" w:hAnsi="宋体" w:cs="宋体" w:hint="eastAsia"/>
+              </w:rPr>
+              <w:t>控制门体开门</w:t>
+            </w:r>
+          </w:p>
+        </w:tc>
+      </w:tr>
+      <w:tr>
+        <w:tc>
+          <w:tcPr>
+            <w:tcW w:w="5150" w:type="dxa"/>
+            <w:shd w:val="clear" w:color="auto" w:fill="DEEBF6" w:themeFill="accent1" w:themeFillTint="32"/>
+          </w:tcPr>
+          <w:p>
+            <w:pPr>
+              <w:jc w:val="center"/>
+              <w:rPr>
+                <w:rFonts w:ascii="宋体" w:eastAsia="宋体" w:hAnsi="宋体" w:cs="宋体"/>
+              </w:rPr>
+            </w:pPr>
+            <w:r>
+              <w:rPr>
+                <w:rFonts w:ascii="宋体" w:eastAsia="宋体" w:hAnsi="宋体" w:cs="宋体" w:hint="eastAsia"/>
+              </w:rPr>
+              <w:t>0C 05 XX XX XX XX XX XX 02 00 00 00</w:t>
+            </w:r>
+          </w:p>
+        </w:tc>
+        <w:tc>
+          <w:tcPr>
+            <w:tcW w:w="1069" w:type="dxa"/>
+            <w:shd w:val="clear" w:color="auto" w:fill="DEEBF6" w:themeFill="accent1" w:themeFillTint="32"/>
+          </w:tcPr>
+          <w:p>
+            <w:pPr>
+              <w:jc w:val="center"/>
+              <w:rPr>
+                <w:rFonts w:ascii="宋体" w:eastAsia="宋体" w:hAnsi="宋体" w:cs="宋体"/>
+              </w:rPr>
+            </w:pPr>
+            <w:r>
+              <w:rPr>
+                <w:rFonts w:ascii="宋体" w:eastAsia="宋体" w:hAnsi="宋体" w:cs="宋体" w:hint="eastAsia"/>
+              </w:rPr>
+              <w:t>0x0002</w:t>
+            </w:r>
+          </w:p>
+        </w:tc>
+        <w:tc>
+          <w:tcPr>
+            <w:tcW w:w="2553" w:type="dxa"/>
+            <w:shd w:val="clear" w:color="auto" w:fill="DEEBF6" w:themeFill="accent1" w:themeFillTint="32"/>
+          </w:tcPr>
+          <w:p>
+            <w:pPr>
+              <w:jc w:val="center"/>
+              <w:rPr>
+                <w:rFonts w:ascii="宋体" w:eastAsia="宋体" w:hAnsi="宋体" w:cs="宋体"/>
+              </w:rPr>
+            </w:pPr>
+            <w:r>
+              <w:rPr>
+                <w:rFonts w:ascii="宋体" w:eastAsia="宋体" w:hAnsi="宋体" w:cs="宋体" w:hint="eastAsia"/>
+              </w:rPr>
+              <w:t>控制门体关门</w:t>
+            </w:r>
+          </w:p>
+        </w:tc>
+      </w:tr>
+      <w:tr>
+        <w:tc>
+          <w:tcPr>
+            <w:tcW w:w="5150" w:type="dxa"/>
+            <w:shd w:val="clear" w:color="auto" w:fill="DEEBF6" w:themeFill="accent1" w:themeFillTint="32"/>
+          </w:tcPr>
+          <w:p>
+            <w:pPr>
+              <w:jc w:val="center"/>
+              <w:rPr>
+                <w:rFonts w:ascii="宋体" w:eastAsia="宋体" w:hAnsi="宋体" w:cs="宋体"/>
+              </w:rPr>
+            </w:pPr>
+            <w:r>
+              <w:rPr>
+                <w:rFonts w:ascii="宋体" w:eastAsia="宋体" w:hAnsi="宋体" w:cs="宋体" w:hint="eastAsia"/>
+              </w:rPr>
+              <w:t>0C 05 XX XX XX XX XX XX 04 00 00 00</w:t>
+            </w:r>
+          </w:p>
+        </w:tc>
+        <w:tc>
+          <w:tcPr>
+            <w:tcW w:w="1069" w:type="dxa"/>
+            <w:shd w:val="clear" w:color="auto" w:fill="DEEBF6" w:themeFill="accent1" w:themeFillTint="32"/>
+          </w:tcPr>
+          <w:p>
+            <w:pPr>
+              <w:jc w:val="center"/>
+              <w:rPr>
+                <w:rFonts w:ascii="宋体" w:eastAsia="宋体" w:hAnsi="宋体" w:cs="宋体"/>
+              </w:rPr>
+            </w:pPr>
+            <w:r>
+              <w:rPr>
+                <w:rFonts w:ascii="宋体" w:eastAsia="宋体" w:hAnsi="宋体" w:cs="宋体" w:hint="eastAsia"/>
+              </w:rPr>
+              <w:t>0x0004</w:t>
+            </w:r>
+          </w:p>
+        </w:tc>
+        <w:tc>
+          <w:tcPr>
+            <w:tcW w:w="2553" w:type="dxa"/>
+            <w:shd w:val="clear" w:color="auto" w:fill="DEEBF6" w:themeFill="accent1" w:themeFillTint="32"/>
+          </w:tcPr>
+          <w:p>
+            <w:pPr>
+              <w:jc w:val="center"/>
+              <w:rPr>
+                <w:rFonts w:ascii="宋体" w:eastAsia="宋体" w:hAnsi="宋体" w:cs="宋体"/>
+              </w:rPr>
+            </w:pPr>
+            <w:r>
+              <w:rPr>
+                <w:rFonts w:ascii="宋体" w:eastAsia="宋体" w:hAnsi="宋体" w:cs="宋体" w:hint="eastAsia"/>
+              </w:rPr>
+              <w:t>控制门体停止</w:t>
+            </w:r>
+          </w:p>
+        </w:tc>
+      </w:tr>
+      <w:tr>
+        <w:tc>
+          <w:tcPr>
+            <w:tcW w:w="5150" w:type="dxa"/>
+            <w:shd w:val="clear" w:color="auto" w:fill="DEEBF6" w:themeFill="accent1" w:themeFillTint="32"/>
+          </w:tcPr>
+          <w:p>
+            <w:pPr>
+              <w:jc w:val="center"/>
+              <w:rPr>
+                <w:rFonts w:ascii="宋体" w:eastAsia="宋体" w:hAnsi="宋体" w:cs="宋体"/>
+              </w:rPr>
+            </w:pPr>
+            <w:r>
+              <w:rPr>
+                <w:rFonts w:ascii="宋体" w:eastAsia="宋体" w:hAnsi="宋体" w:cs="宋体" w:hint="eastAsia"/>
+              </w:rPr>
+              <w:t>0C 05 XX XX XX XX XX XX 06 00 00 00</w:t>
+            </w:r>
+          </w:p>
+        </w:tc>
+        <w:tc>
+          <w:tcPr>
+            <w:tcW w:w="1069" w:type="dxa"/>
+            <w:shd w:val="clear" w:color="auto" w:fill="DEEBF6" w:themeFill="accent1" w:themeFillTint="32"/>
+          </w:tcPr>
+          <w:p>
+            <w:pPr>
+              <w:jc w:val="center"/>
+              <w:rPr>
+                <w:rFonts w:ascii="宋体" w:eastAsia="宋体" w:hAnsi="宋体" w:cs="宋体"/>
+              </w:rPr>
+            </w:pPr>
+            <w:r>
+              <w:rPr>
+                <w:rFonts w:ascii="宋体" w:eastAsia="宋体" w:hAnsi="宋体" w:cs="宋体" w:hint="eastAsia"/>
+              </w:rPr>
+              <w:t>0x0006</w:t>
+            </w:r>
+          </w:p>
+        </w:tc>
+        <w:tc>
+          <w:tcPr>
+            <w:tcW w:w="2553" w:type="dxa"/>
+            <w:shd w:val="clear" w:color="auto" w:fill="DEEBF6" w:themeFill="accent1" w:themeFillTint="32"/>
+          </w:tcPr>
+          <w:p>
+            <w:pPr>
+              <w:jc w:val="center"/>
+              <w:rPr>
+                <w:rFonts w:ascii="宋体" w:eastAsia="宋体" w:hAnsi="宋体" w:cs="宋体"/>
+              </w:rPr>
+            </w:pPr>
+            <w:r>
+              <w:rPr>
+                <w:rFonts w:ascii="宋体" w:eastAsia="宋体" w:hAnsi="宋体" w:cs="宋体" w:hint="eastAsia"/>
+              </w:rPr>
+              <w:t>上限位设置</w:t>
+            </w:r>
+          </w:p>
+        </w:tc>
+      </w:tr>
+      <w:tr>
+        <w:tc>
+          <w:tcPr>
+            <w:tcW w:w="5150" w:type="dxa"/>
+            <w:shd w:val="clear" w:color="auto" w:fill="DEEBF6" w:themeFill="accent1" w:themeFillTint="32"/>
+          </w:tcPr>
+          <w:p>
+            <w:pPr>
+              <w:jc w:val="center"/>
+              <w:rPr>
+                <w:rFonts w:ascii="宋体" w:eastAsia="宋体" w:hAnsi="宋体" w:cs="宋体"/>
+              </w:rPr>
+            </w:pPr>
+            <w:r>
+              <w:rPr>
+                <w:rFonts w:ascii="宋体" w:eastAsia="宋体" w:hAnsi="宋体" w:cs="宋体" w:hint="eastAsia"/>
+              </w:rPr>
+              <w:t>0C 05 XX XX XX XX XX XX 07 00 00 00</w:t>
+            </w:r>
+          </w:p>
+        </w:tc>
+        <w:tc>
+          <w:tcPr>
+            <w:tcW w:w="1069" w:type="dxa"/>
+            <w:shd w:val="clear" w:color="auto" w:fill="DEEBF6" w:themeFill="accent1" w:themeFillTint="32"/>
+          </w:tcPr>
+          <w:p>
+            <w:pPr>
+              <w:jc w:val="center"/>
+              <w:rPr>
+                <w:rFonts w:ascii="宋体" w:eastAsia="宋体" w:hAnsi="宋体" w:cs="宋体"/>
+              </w:rPr>
+            </w:pPr>
+            <w:r>
+              <w:rPr>
+                <w:rFonts w:ascii="宋体" w:eastAsia="宋体" w:hAnsi="宋体" w:cs="宋体" w:hint="eastAsia"/>
+              </w:rPr>
+              <w:t>0x0007</w:t>
+            </w:r>
+          </w:p>
+        </w:tc>
+        <w:tc>
+          <w:tcPr>
+            <w:tcW w:w="2553" w:type="dxa"/>
+            <w:shd w:val="clear" w:color="auto" w:fill="DEEBF6" w:themeFill="accent1" w:themeFillTint="32"/>
+          </w:tcPr>
+          <w:p>
+            <w:pPr>
+              <w:jc w:val="center"/>
+              <w:rPr>
+                <w:rFonts w:ascii="宋体" w:eastAsia="宋体" w:hAnsi="宋体" w:cs="宋体"/>
+              </w:rPr>
+            </w:pPr>
+            <w:r>
+              <w:rPr>
+                <w:rFonts w:ascii="宋体" w:eastAsia="宋体" w:hAnsi="宋体" w:cs="宋体" w:hint="eastAsia"/>
+              </w:rPr>
+              <w:t>下限位设置</w:t>
+            </w:r>
+          </w:p>
+        </w:tc>
+      </w:tr>
+      <w:tr>
+        <w:tc>
+          <w:tcPr>
+            <w:tcW w:w="5150" w:type="dxa"/>
+            <w:shd w:val="clear" w:color="auto" w:fill="DEEBF6" w:themeFill="accent1" w:themeFillTint="32"/>
+          </w:tcPr>
+          <w:p>
+            <w:pPr>
+              <w:jc w:val="center"/>
+              <w:rPr>
+                <w:rFonts w:ascii="宋体" w:eastAsia="宋体" w:hAnsi="宋体" w:cs="宋体"/>
+              </w:rPr>
+            </w:pPr>
+            <w:r>
+              <w:rPr>
+                <w:rFonts w:ascii="宋体" w:eastAsia="宋体" w:hAnsi="宋体" w:cs="宋体" w:hint="eastAsia"/>
+              </w:rPr>
+              <w:t>0C 05 XX XX XX XX XX XX 08 00 00 00</w:t>
+            </w:r>
+          </w:p>
+        </w:tc>
+        <w:tc>
+          <w:tcPr>
+            <w:tcW w:w="1069" w:type="dxa"/>
+            <w:shd w:val="clear" w:color="auto" w:fill="DEEBF6" w:themeFill="accent1" w:themeFillTint="32"/>
+          </w:tcPr>
+          <w:p>
+            <w:pPr>
+              <w:jc w:val="center"/>
+              <w:rPr>
+                <w:rFonts w:ascii="宋体" w:eastAsia="宋体" w:hAnsi="宋体" w:cs="宋体"/>
+              </w:rPr>
+            </w:pPr>
+            <w:r>
+              <w:rPr>
+                <w:rFonts w:ascii="宋体" w:eastAsia="宋体" w:hAnsi="宋体" w:cs="宋体" w:hint="eastAsia"/>
+              </w:rPr>
+              <w:t>0x0008</w:t>
+            </w:r>
+          </w:p>
+        </w:tc>
+        <w:tc>
+          <w:tcPr>
+            <w:tcW w:w="2553" w:type="dxa"/>
+            <w:shd w:val="clear" w:color="auto" w:fill="DEEBF6" w:themeFill="accent1" w:themeFillTint="32"/>
+          </w:tcPr>
+          <w:p>
+            <w:pPr>
+              <w:jc w:val="center"/>
+              <w:rPr>
+                <w:rFonts w:ascii="宋体" w:eastAsia="宋体" w:hAnsi="宋体" w:cs="宋体"/>
+              </w:rPr>
+            </w:pPr>
+            <w:r>
+              <w:rPr>
+                <w:rFonts w:ascii="宋体" w:eastAsia="宋体" w:hAnsi="宋体" w:cs="宋体" w:hint="eastAsia"/>
+              </w:rPr>
+              <w:t>行程设置完成</w:t>
+            </w:r>
+          </w:p>
+        </w:tc>
+      </w:tr>
+      <w:tr>
+        <w:tc>
+          <w:tcPr>
+            <w:tcW w:w="5150" w:type="dxa"/>
+            <w:shd w:val="clear" w:color="auto" w:fill="DEEBF6" w:themeFill="accent1" w:themeFillTint="32"/>
+          </w:tcPr>
+          <w:p>
+            <w:pPr>
+              <w:jc w:val="center"/>
+              <w:rPr>
+                <w:rFonts w:ascii="宋体" w:eastAsia="宋体" w:hAnsi="宋体" w:cs="宋体"/>
+              </w:rPr>
+            </w:pPr>
+            <w:r>
+              <w:rPr>
+                <w:rFonts w:ascii="宋体" w:eastAsia="宋体" w:hAnsi="宋体" w:cs="宋体" w:hint="eastAsia"/>
+              </w:rPr>
+              <w:t>0C 05 XX XX XX XX XX XX 09 00 00 00</w:t>
+            </w:r>
+          </w:p>
+        </w:tc>
+        <w:tc>
+          <w:tcPr>
+            <w:tcW w:w="1069" w:type="dxa"/>
+            <w:shd w:val="clear" w:color="auto" w:fill="DEEBF6" w:themeFill="accent1" w:themeFillTint="32"/>
+          </w:tcPr>
+          <w:p>
+            <w:pPr>
+              <w:jc w:val="center"/>
+              <w:rPr>
+                <w:rFonts w:ascii="宋体" w:eastAsia="宋体" w:hAnsi="宋体" w:cs="宋体"/>
+              </w:rPr>
+            </w:pPr>
+            <w:r>
+              <w:rPr>
+                <w:rFonts w:ascii="宋体" w:eastAsia="宋体" w:hAnsi="宋体" w:cs="宋体" w:hint="eastAsia"/>
+              </w:rPr>
+              <w:t>0x0009</w:t>
+            </w:r>
+          </w:p>
+        </w:tc>
+        <w:tc>
+          <w:tcPr>
+            <w:tcW w:w="2553" w:type="dxa"/>
+            <w:shd w:val="clear" w:color="auto" w:fill="DEEBF6" w:themeFill="accent1" w:themeFillTint="32"/>
+          </w:tcPr>
+          <w:p>
+            <w:pPr>
+              <w:jc w:val="center"/>
+              <w:rPr>
+                <w:rFonts w:ascii="宋体" w:eastAsia="宋体" w:hAnsi="宋体" w:cs="宋体"/>
+              </w:rPr>
+            </w:pPr>
+            <w:r>
+              <w:rPr>
+                <w:rFonts w:ascii="宋体" w:eastAsia="宋体" w:hAnsi="宋体" w:cs="宋体" w:hint="eastAsia"/>
+              </w:rPr>
+              <w:t>一键进入对码模式</w:t>
+            </w:r>
+          </w:p>
+        </w:tc>
+      </w:tr>
+      <w:tr>
+        <w:tc>
+          <w:tcPr>
+            <w:tcW w:w="5150" w:type="dxa"/>
+            <w:shd w:val="clear" w:color="auto" w:fill="DEEBF6" w:themeFill="accent1" w:themeFillTint="32"/>
+          </w:tcPr>
+          <w:p>
+            <w:pPr>
+              <w:jc w:val="center"/>
+              <w:rPr>
+                <w:rFonts w:ascii="宋体" w:eastAsia="宋体" w:hAnsi="宋体" w:cs="宋体"/>
+              </w:rPr>
+            </w:pPr>
+            <w:r>
+              <w:rPr>
+                <w:rFonts w:ascii="宋体" w:eastAsia="宋体" w:hAnsi="宋体" w:cs="宋体" w:hint="eastAsia"/>
+              </w:rPr>
+              <w:t>0C 05 XX XX XX XX XX XX 0a 00 00 00</w:t>
+            </w:r>
+          </w:p>
+        </w:tc>
+        <w:tc>
+          <w:tcPr>
+            <w:tcW w:w="1069" w:type="dxa"/>
+            <w:shd w:val="clear" w:color="auto" w:fill="DEEBF6" w:themeFill="accent1" w:themeFillTint="32"/>
+          </w:tcPr>
+          <w:p>
+            <w:pPr>
+              <w:jc w:val="center"/>
+              <w:rPr>
+                <w:rFonts w:ascii="宋体" w:eastAsia="宋体" w:hAnsi="宋体" w:cs="宋体"/>
+              </w:rPr>
+            </w:pPr>
+            <w:r>
+              <w:rPr>
+                <w:rFonts w:ascii="宋体" w:eastAsia="宋体" w:hAnsi="宋体" w:cs="宋体" w:hint="eastAsia"/>
+              </w:rPr>
+              <w:t>0x000a</w:t>
+            </w:r>
+          </w:p>
+        </w:tc>
+        <w:tc>
+          <w:tcPr>
+            <w:tcW w:w="2553" w:type="dxa"/>
+            <w:shd w:val="clear" w:color="auto" w:fill="DEEBF6" w:themeFill="accent1" w:themeFillTint="32"/>
+          </w:tcPr>
+          <w:p>
+            <w:pPr>
+              <w:jc w:val="center"/>
+              <w:rPr>
+                <w:rFonts w:ascii="宋体" w:eastAsia="宋体" w:hAnsi="宋体" w:cs="宋体"/>
+              </w:rPr>
+            </w:pPr>
+            <w:r>
+              <w:rPr>
+                <w:rFonts w:ascii="宋体" w:eastAsia="宋体" w:hAnsi="宋体" w:cs="宋体" w:hint="eastAsia"/>
+              </w:rPr>
+              <w:t>恢复出厂设置</w:t>
+            </w:r>
+          </w:p>
+        </w:tc>
+      </w:tr>
+      <w:tr>
+        <w:tc>
+          <w:tcPr>
+            <w:tcW w:w="5150" w:type="dxa"/>
+            <w:shd w:val="clear" w:color="auto" w:fill="DEEBF6" w:themeFill="accent1" w:themeFillTint="32"/>
+          </w:tcPr>
+          <w:p>
+            <w:pPr>
+              <w:jc w:val="center"/>
+              <w:rPr>
+                <w:rFonts w:ascii="宋体" w:eastAsia="宋体" w:hAnsi="宋体" w:cs="宋体"/>
+              </w:rPr>
+            </w:pPr>
+            <w:r>
+              <w:rPr>
+                <w:rFonts w:ascii="宋体" w:eastAsia="宋体" w:hAnsi="宋体" w:cs="宋体" w:hint="eastAsia"/>
+              </w:rPr>
+              <w:t>0C 05 XX XX XX XX XX XX 0b 00 00 00</w:t>
+            </w:r>
+          </w:p>
+        </w:tc>
+        <w:tc>
+          <w:tcPr>
+            <w:tcW w:w="1069" w:type="dxa"/>
+            <w:shd w:val="clear" w:color="auto" w:fill="DEEBF6" w:themeFill="accent1" w:themeFillTint="32"/>
+          </w:tcPr>
+          <w:p>
+            <w:pPr>
+              <w:jc w:val="center"/>
+              <w:rPr>
+                <w:rFonts w:ascii="宋体" w:eastAsia="宋体" w:hAnsi="宋体" w:cs="宋体"/>
+              </w:rPr>
+            </w:pPr>
+            <w:r>
+              <w:rPr>
+                <w:rFonts w:ascii="宋体" w:eastAsia="宋体" w:hAnsi="宋体" w:cs="宋体" w:hint="eastAsia"/>
+              </w:rPr>
+              <w:t>0x000b</w:t>
+            </w:r>
+          </w:p>
+        </w:tc>
+        <w:tc>
+          <w:tcPr>
+            <w:tcW w:w="2553" w:type="dxa"/>
+            <w:shd w:val="clear" w:color="auto" w:fill="DEEBF6" w:themeFill="accent1" w:themeFillTint="32"/>
+          </w:tcPr>
+          <w:p>
+            <w:pPr>
+              <w:jc w:val="center"/>
+              <w:rPr>
+                <w:rFonts w:ascii="宋体" w:eastAsia="宋体" w:hAnsi="宋体" w:cs="宋体"/>
+              </w:rPr>
+            </w:pPr>
+            <w:r>
+              <w:rPr>
+                <w:rFonts w:ascii="宋体" w:eastAsia="宋体" w:hAnsi="宋体" w:cs="宋体" w:hint="eastAsia"/>
+              </w:rPr>
+              <w:t>清运行次数</w:t>
+            </w:r>
+          </w:p>
+        </w:tc>
+      </w:tr>
+    </w:tbl>
+    <w:p>
+      <w:pPr>
+        <w:rPr>
+          <w:rFonts w:ascii="宋体" w:eastAsia="宋体" w:hAnsi="宋体" w:cs="宋体"/>
+          <w:b/>
+          <w:bCs/>
+          <w:sz w:val="28"/>
+          <w:szCs w:val="28"/>
+        </w:rPr>
+      </w:pPr>
+    </w:p>
+    <w:p>
+      <w:pPr>
+        <w:outlineLvl w:val="2"/>
+        <w:rPr>
+          <w:rFonts w:ascii="宋体" w:eastAsia="宋体" w:hAnsi="宋体" w:cs="宋体"/>
+          <w:b/>
+          <w:bCs/>
+          <w:sz w:val="28"/>
+          <w:szCs w:val="28"/>
+        </w:rPr>
+      </w:pPr>
+      <w:r>
+        <w:rPr>
+          <w:rFonts w:ascii="宋体" w:eastAsia="宋体" w:hAnsi="宋体" w:cs="宋体" w:hint="eastAsia"/>
+          <w:b/>
+          <w:bCs/>
+          <w:sz w:val="28"/>
+          <w:szCs w:val="28"/>
+        </w:rPr>
+        <w:t>3.1.2 上行数据（设备 &gt;&gt; APP）</w:t>
+      </w:r>
+    </w:p>
+    <w:p>
+      <w:pPr>
+        <w:rPr>
+          <w:rFonts w:ascii="宋体" w:eastAsia="宋体" w:hAnsi="宋体" w:cs="宋体"/>
+          <w:b/>
+          <w:bCs/>
+          <w:sz w:val="24"/>
+        </w:rPr>
+      </w:pPr>
+      <w:r>
+        <w:rPr>
+          <w:rFonts w:ascii="宋体" w:eastAsia="宋体" w:hAnsi="宋体" w:cs="宋体" w:hint="eastAsia"/>
+          <w:b/>
+          <w:bCs/>
+          <w:sz w:val="24"/>
+          <w:szCs w:val="24"/>
+        </w:rPr>
+        <w:t>a. 格式</w:t>
+      </w:r>
+    </w:p>
+    <w:tbl>
+      <w:tblPr>
+        <w:tblStyle w:val="a6"/>
+        <w:tblW w:w="0" w:type="auto"/>
+        <w:tblInd w:w="-101" w:type="dxa"/>
+        <w:tblLayout w:type="fixed"/>
+        <w:tblLook w:val="04A0" w:firstRow="1" w:lastRow="0" w:firstColumn="1" w:lastColumn="0" w:noHBand="0" w:noVBand="1"/>
+      </w:tblPr>
+      <w:tblGrid>
+        <w:gridCol w:w="643"/>
+        <w:gridCol w:w="796"/>
+        <w:gridCol w:w="764"/>
+        <w:gridCol w:w="786"/>
+        <w:gridCol w:w="894"/>
+        <w:gridCol w:w="753"/>
+        <w:gridCol w:w="807"/>
+        <w:gridCol w:w="764"/>
+        <w:gridCol w:w="774"/>
+        <w:gridCol w:w="742"/>
+        <w:gridCol w:w="775"/>
+        <w:gridCol w:w="741"/>
+        <w:gridCol w:w="741"/>
+      </w:tblGrid>
+      <w:tr>
+        <w:trPr>
+          <w:trHeight w:val="399"/>
+        </w:trPr>
+        <w:tc>
+          <w:tcPr>
+            <w:tcW w:w="643" w:type="dxa"/>
+            <w:shd w:val="clear" w:color="auto" w:fill="F7CAAC" w:themeFill="accent2" w:themeFillTint="66"/>
+          </w:tcPr>
+          <w:p>
+            <w:pPr>
+              <w:jc w:val="center"/>
+              <w:outlineLvl w:val="1"/>
+              <w:rPr>
+                <w:rFonts w:ascii="宋体" w:eastAsia="宋体" w:hAnsi="宋体" w:cs="宋体"/>
+                <w:b/>
+                <w:bCs/>
+                <w:szCs w:val="21"/>
+              </w:rPr>
+            </w:pPr>
+            <w:r>
+              <w:rPr>
+                <w:rFonts w:ascii="宋体" w:eastAsia="宋体" w:hAnsi="宋体" w:cs="宋体" w:hint="eastAsia"/>
+                <w:b/>
+                <w:bCs/>
+                <w:szCs w:val="21"/>
+              </w:rPr>
+              <w:t>长度</w:t>
+            </w:r>
+          </w:p>
+        </w:tc>
+        <w:tc>
+          <w:tcPr>
+            <w:tcW w:w="796" w:type="dxa"/>
+            <w:shd w:val="clear" w:color="auto" w:fill="F7CAAC" w:themeFill="accent2" w:themeFillTint="66"/>
+          </w:tcPr>
+          <w:p>
+            <w:pPr>
+              <w:jc w:val="center"/>
+              <w:outlineLvl w:val="1"/>
+              <w:rPr>
+                <w:rFonts w:ascii="宋体" w:eastAsia="宋体" w:hAnsi="宋体" w:cs="宋体"/>
+                <w:b/>
+                <w:bCs/>
+                <w:szCs w:val="21"/>
+              </w:rPr>
+            </w:pPr>
+            <w:r>
+              <w:rPr>
+                <w:rFonts w:ascii="宋体" w:eastAsia="宋体" w:hAnsi="宋体" w:cs="宋体" w:hint="eastAsia"/>
+                <w:b/>
+                <w:bCs/>
+                <w:szCs w:val="21"/>
+              </w:rPr>
+              <w:t>类型</w:t>
+            </w:r>
+          </w:p>
+        </w:tc>
+        <w:tc>
+          <w:tcPr>
+            <w:tcW w:w="764" w:type="dxa"/>
+            <w:shd w:val="clear" w:color="auto" w:fill="F7CAAC" w:themeFill="accent2" w:themeFillTint="66"/>
+          </w:tcPr>
+          <w:p>
+            <w:pPr>
+              <w:jc w:val="center"/>
+              <w:outlineLvl w:val="1"/>
+              <w:rPr>
+                <w:rFonts w:ascii="宋体" w:eastAsia="宋体" w:hAnsi="宋体" w:cs="宋体"/>
+                <w:b/>
+                <w:bCs/>
+                <w:szCs w:val="21"/>
+              </w:rPr>
+            </w:pPr>
+            <w:r>
+              <w:rPr>
+                <w:rFonts w:ascii="宋体" w:eastAsia="宋体" w:hAnsi="宋体" w:cs="宋体" w:hint="eastAsia"/>
+                <w:b/>
+                <w:bCs/>
+                <w:szCs w:val="21"/>
+              </w:rPr>
+              <w:t>位置</w:t>
+            </w:r>
+          </w:p>
+          <w:p>
+            <w:pPr>
+              <w:jc w:val="center"/>
+              <w:outlineLvl w:val="1"/>
+              <w:rPr>
+                <w:rFonts w:ascii="宋体" w:eastAsia="宋体" w:hAnsi="宋体" w:cs="宋体"/>
+                <w:b/>
+                <w:bCs/>
+                <w:szCs w:val="21"/>
+              </w:rPr>
+            </w:pPr>
+            <w:r>
+              <w:rPr>
+                <w:rFonts w:ascii="宋体" w:eastAsia="宋体" w:hAnsi="宋体" w:cs="宋体" w:hint="eastAsia"/>
+                <w:b/>
+                <w:bCs/>
+                <w:szCs w:val="21"/>
+              </w:rPr>
+              <w:t>&amp;模式</w:t>
+            </w:r>
+          </w:p>
+        </w:tc>
+        <w:tc>
+          <w:tcPr>
+            <w:tcW w:w="786" w:type="dxa"/>
+            <w:shd w:val="clear" w:color="auto" w:fill="F7CAAC" w:themeFill="accent2" w:themeFillTint="66"/>
+          </w:tcPr>
+          <w:p>
+            <w:pPr>
+              <w:jc w:val="center"/>
+              <w:outlineLvl w:val="1"/>
+              <w:rPr>
+                <w:rFonts w:ascii="宋体" w:eastAsia="宋体" w:hAnsi="宋体" w:cs="宋体"/>
+                <w:b/>
+                <w:bCs/>
+              </w:rPr>
+            </w:pPr>
+            <w:r>
+              <w:rPr>
+                <w:rFonts w:ascii="宋体" w:eastAsia="宋体" w:hAnsi="宋体" w:cs="宋体" w:hint="eastAsia"/>
+                <w:b/>
+                <w:bCs/>
+              </w:rPr>
+              <w:t>型号</w:t>
+            </w:r>
+          </w:p>
+          <w:p>
+            <w:pPr>
+              <w:jc w:val="center"/>
+              <w:outlineLvl w:val="1"/>
+              <w:rPr>
+                <w:rFonts w:ascii="宋体" w:eastAsia="宋体" w:hAnsi="宋体" w:cs="宋体"/>
+                <w:b/>
+                <w:bCs/>
+                <w:szCs w:val="21"/>
+              </w:rPr>
+            </w:pPr>
+            <w:r>
+              <w:rPr>
+                <w:rFonts w:ascii="宋体" w:eastAsia="宋体" w:hAnsi="宋体" w:cs="宋体" w:hint="eastAsia"/>
+                <w:b/>
+                <w:bCs/>
+              </w:rPr>
+              <w:t>ID</w:t>
+            </w:r>
+          </w:p>
+        </w:tc>
+        <w:tc>
+          <w:tcPr>
+            <w:tcW w:w="894" w:type="dxa"/>
+            <w:shd w:val="clear" w:color="auto" w:fill="F7CAAC" w:themeFill="accent2" w:themeFillTint="66"/>
+          </w:tcPr>
+          <w:p>
+            <w:pPr>
+              <w:jc w:val="center"/>
+              <w:outlineLvl w:val="1"/>
+              <w:rPr>
+                <w:rFonts w:ascii="宋体" w:eastAsia="宋体" w:hAnsi="宋体" w:cs="宋体"/>
+                <w:b/>
+                <w:bCs/>
+              </w:rPr>
+            </w:pPr>
+            <w:r>
+              <w:rPr>
+                <w:rFonts w:ascii="宋体" w:eastAsia="宋体" w:hAnsi="宋体" w:cs="宋体" w:hint="eastAsia"/>
+                <w:b/>
+                <w:bCs/>
+              </w:rPr>
+              <w:t>电机</w:t>
+            </w:r>
+          </w:p>
+          <w:p>
+            <w:pPr>
+              <w:jc w:val="center"/>
+              <w:outlineLvl w:val="1"/>
+              <w:rPr>
+                <w:rFonts w:ascii="宋体" w:eastAsia="宋体" w:hAnsi="宋体" w:cs="宋体"/>
+                <w:b/>
+                <w:bCs/>
+                <w:szCs w:val="21"/>
+              </w:rPr>
+            </w:pPr>
+            <w:r>
+              <w:rPr>
+                <w:rFonts w:ascii="宋体" w:eastAsia="宋体" w:hAnsi="宋体" w:cs="宋体" w:hint="eastAsia"/>
+                <w:b/>
+                <w:bCs/>
+              </w:rPr>
+              <w:t>总行程</w:t>
+            </w:r>
+          </w:p>
+        </w:tc>
+        <w:tc>
+          <w:tcPr>
+            <w:tcW w:w="753" w:type="dxa"/>
+            <w:shd w:val="clear" w:color="auto" w:fill="F7CAAC" w:themeFill="accent2" w:themeFillTint="66"/>
+          </w:tcPr>
+          <w:p>
+            <w:pPr>
+              <w:jc w:val="center"/>
+              <w:outlineLvl w:val="1"/>
+              <w:rPr>
+                <w:rFonts w:ascii="宋体" w:eastAsia="宋体" w:hAnsi="宋体" w:cs="宋体"/>
+                <w:b/>
+                <w:bCs/>
+              </w:rPr>
+            </w:pPr>
+            <w:r>
+              <w:rPr>
+                <w:rFonts w:ascii="宋体" w:eastAsia="宋体" w:hAnsi="宋体" w:cs="宋体" w:hint="eastAsia"/>
+                <w:b/>
+                <w:bCs/>
+              </w:rPr>
+              <w:t>当前</w:t>
+            </w:r>
+          </w:p>
+          <w:p>
+            <w:pPr>
+              <w:jc w:val="center"/>
+              <w:outlineLvl w:val="1"/>
+              <w:rPr>
+                <w:rFonts w:ascii="宋体" w:eastAsia="宋体" w:hAnsi="宋体" w:cs="宋体"/>
+                <w:b/>
+                <w:bCs/>
+              </w:rPr>
+            </w:pPr>
+            <w:r>
+              <w:rPr>
+                <w:rFonts w:ascii="宋体" w:eastAsia="宋体" w:hAnsi="宋体" w:cs="宋体" w:hint="eastAsia"/>
+                <w:b/>
+                <w:bCs/>
+              </w:rPr>
+              <w:t>位置</w:t>
+            </w:r>
+          </w:p>
+        </w:tc>
+        <w:tc>
+          <w:tcPr>
+            <w:tcW w:w="807" w:type="dxa"/>
+            <w:shd w:val="clear" w:color="auto" w:fill="F7CAAC" w:themeFill="accent2" w:themeFillTint="66"/>
+          </w:tcPr>
+          <w:p>
+            <w:pPr>
+              <w:jc w:val="center"/>
+              <w:outlineLvl w:val="1"/>
+              <w:rPr>
+                <w:rFonts w:ascii="宋体" w:eastAsia="宋体" w:hAnsi="宋体" w:cs="宋体"/>
+                <w:b/>
+                <w:bCs/>
+              </w:rPr>
+            </w:pPr>
+            <w:r>
+              <w:rPr>
+                <w:rFonts w:ascii="宋体" w:eastAsia="宋体" w:hAnsi="宋体" w:cs="宋体" w:hint="eastAsia"/>
+                <w:b/>
+                <w:bCs/>
+              </w:rPr>
+              <w:t>设置</w:t>
+            </w:r>
+          </w:p>
+          <w:p>
+            <w:pPr>
+              <w:jc w:val="center"/>
+              <w:outlineLvl w:val="1"/>
+              <w:rPr>
+                <w:rFonts w:ascii="宋体" w:eastAsia="宋体" w:hAnsi="宋体" w:cs="宋体"/>
+                <w:b/>
+                <w:bCs/>
+              </w:rPr>
+            </w:pPr>
+            <w:r>
+              <w:rPr>
+                <w:rFonts w:ascii="宋体" w:eastAsia="宋体" w:hAnsi="宋体" w:cs="宋体" w:hint="eastAsia"/>
+                <w:b/>
+                <w:bCs/>
+              </w:rPr>
+              <w:t>超时</w:t>
+            </w:r>
+          </w:p>
+        </w:tc>
+        <w:tc>
+          <w:tcPr>
+            <w:tcW w:w="764" w:type="dxa"/>
+            <w:shd w:val="clear" w:color="auto" w:fill="F7CAAC" w:themeFill="accent2" w:themeFillTint="66"/>
+          </w:tcPr>
+          <w:p>
+            <w:pPr>
+              <w:jc w:val="center"/>
+              <w:outlineLvl w:val="1"/>
+              <w:rPr>
+                <w:rFonts w:ascii="宋体" w:eastAsia="宋体" w:hAnsi="宋体" w:cs="宋体"/>
+                <w:b/>
+                <w:bCs/>
+              </w:rPr>
+            </w:pPr>
+            <w:r>
+              <w:rPr>
+                <w:rFonts w:ascii="宋体" w:eastAsia="宋体" w:hAnsi="宋体" w:cs="宋体" w:hint="eastAsia"/>
+                <w:b/>
+                <w:bCs/>
+              </w:rPr>
+              <w:t>报警</w:t>
+            </w:r>
+          </w:p>
+          <w:p>
+            <w:pPr>
+              <w:jc w:val="center"/>
+              <w:outlineLvl w:val="1"/>
+              <w:rPr>
+                <w:rFonts w:ascii="宋体" w:eastAsia="宋体" w:hAnsi="宋体" w:cs="宋体"/>
+                <w:b/>
+                <w:bCs/>
+              </w:rPr>
+            </w:pPr>
+            <w:r>
+              <w:rPr>
+                <w:rFonts w:ascii="宋体" w:eastAsia="宋体" w:hAnsi="宋体" w:cs="宋体" w:hint="eastAsia"/>
+                <w:b/>
+                <w:bCs/>
+              </w:rPr>
+              <w:t>提示</w:t>
+            </w:r>
+          </w:p>
+        </w:tc>
+        <w:tc>
+          <w:tcPr>
+            <w:tcW w:w="774" w:type="dxa"/>
+            <w:shd w:val="clear" w:color="auto" w:fill="F7CAAC" w:themeFill="accent2" w:themeFillTint="66"/>
+          </w:tcPr>
+          <w:p>
+            <w:pPr>
+              <w:jc w:val="center"/>
+              <w:outlineLvl w:val="1"/>
+              <w:rPr>
+                <w:rFonts w:ascii="宋体" w:eastAsia="宋体" w:hAnsi="宋体" w:cs="宋体"/>
+                <w:b/>
+                <w:bCs/>
+              </w:rPr>
+            </w:pPr>
+            <w:r>
+              <w:rPr>
+                <w:rFonts w:ascii="宋体" w:eastAsia="宋体" w:hAnsi="宋体" w:cs="宋体" w:hint="eastAsia"/>
+                <w:b/>
+                <w:bCs/>
+              </w:rPr>
+              <w:t>电机</w:t>
+            </w:r>
+          </w:p>
+          <w:p>
+            <w:pPr>
+              <w:jc w:val="center"/>
+              <w:outlineLvl w:val="1"/>
+              <w:rPr>
+                <w:rFonts w:ascii="宋体" w:eastAsia="宋体" w:hAnsi="宋体" w:cs="宋体"/>
+                <w:b/>
+                <w:bCs/>
+              </w:rPr>
+            </w:pPr>
+            <w:r>
+              <w:rPr>
+                <w:rFonts w:ascii="宋体" w:eastAsia="宋体" w:hAnsi="宋体" w:cs="宋体" w:hint="eastAsia"/>
+                <w:b/>
+                <w:bCs/>
+              </w:rPr>
+              <w:t>电流</w:t>
+            </w:r>
+          </w:p>
+        </w:tc>
+        <w:tc>
+          <w:tcPr>
+            <w:tcW w:w="742" w:type="dxa"/>
+            <w:shd w:val="clear" w:color="auto" w:fill="F7CAAC" w:themeFill="accent2" w:themeFillTint="66"/>
+          </w:tcPr>
+          <w:p>
+            <w:pPr>
+              <w:jc w:val="center"/>
+              <w:outlineLvl w:val="1"/>
+              <w:rPr>
+                <w:rFonts w:ascii="宋体" w:eastAsia="宋体" w:hAnsi="宋体" w:cs="宋体"/>
+                <w:b/>
+                <w:bCs/>
+              </w:rPr>
+            </w:pPr>
+            <w:r>
+              <w:rPr>
+                <w:rFonts w:ascii="宋体" w:eastAsia="宋体" w:hAnsi="宋体" w:cs="宋体" w:hint="eastAsia"/>
+                <w:b/>
+                <w:bCs/>
+              </w:rPr>
+              <w:t>自动</w:t>
+            </w:r>
+          </w:p>
+          <w:p>
+            <w:pPr>
+              <w:jc w:val="center"/>
+              <w:outlineLvl w:val="1"/>
+              <w:rPr>
+                <w:rFonts w:ascii="宋体" w:eastAsia="宋体" w:hAnsi="宋体" w:cs="宋体"/>
+                <w:b/>
+                <w:bCs/>
+              </w:rPr>
+            </w:pPr>
+            <w:r>
+              <w:rPr>
+                <w:rFonts w:ascii="宋体" w:eastAsia="宋体" w:hAnsi="宋体" w:cs="宋体" w:hint="eastAsia"/>
+                <w:b/>
+                <w:bCs/>
+              </w:rPr>
+              <w:t>关门</w:t>
+            </w:r>
+          </w:p>
+        </w:tc>
+        <w:tc>
+          <w:tcPr>
+            <w:tcW w:w="775" w:type="dxa"/>
+            <w:shd w:val="clear" w:color="auto" w:fill="F7CAAC" w:themeFill="accent2" w:themeFillTint="66"/>
+          </w:tcPr>
+          <w:p>
+            <w:pPr>
+              <w:jc w:val="center"/>
+              <w:outlineLvl w:val="1"/>
+              <w:rPr>
+                <w:rFonts w:ascii="宋体" w:eastAsia="宋体" w:hAnsi="宋体" w:cs="宋体"/>
+                <w:b/>
+                <w:bCs/>
+              </w:rPr>
+            </w:pPr>
+            <w:r>
+              <w:rPr>
+                <w:rFonts w:ascii="宋体" w:eastAsia="宋体" w:hAnsi="宋体" w:cs="宋体" w:hint="eastAsia"/>
+                <w:b/>
+                <w:bCs/>
+              </w:rPr>
+              <w:t>灯超时</w:t>
+            </w:r>
+          </w:p>
+        </w:tc>
+        <w:tc>
+          <w:tcPr>
+            <w:tcW w:w="741" w:type="dxa"/>
+            <w:shd w:val="clear" w:color="auto" w:fill="F7CAAC" w:themeFill="accent2" w:themeFillTint="66"/>
+          </w:tcPr>
+          <w:p>
+            <w:pPr>
+              <w:jc w:val="center"/>
+              <w:outlineLvl w:val="1"/>
+              <w:rPr>
+                <w:rFonts w:ascii="宋体" w:eastAsia="宋体" w:hAnsi="宋体" w:cs="宋体"/>
+                <w:b/>
+                <w:bCs/>
+              </w:rPr>
+            </w:pPr>
+            <w:r>
+              <w:rPr>
+                <w:rFonts w:ascii="宋体" w:eastAsia="宋体" w:hAnsi="宋体" w:cs="宋体" w:hint="eastAsia"/>
+                <w:b/>
+                <w:bCs/>
+              </w:rPr>
+              <w:t>运行</w:t>
+            </w:r>
+          </w:p>
+          <w:p>
+            <w:pPr>
+              <w:jc w:val="center"/>
+              <w:outlineLvl w:val="1"/>
+              <w:rPr>
+                <w:rFonts w:ascii="宋体" w:eastAsia="宋体" w:hAnsi="宋体" w:cs="宋体"/>
+                <w:b/>
+                <w:bCs/>
+              </w:rPr>
+            </w:pPr>
+            <w:r>
+              <w:rPr>
+                <w:rFonts w:ascii="宋体" w:eastAsia="宋体" w:hAnsi="宋体" w:cs="宋体" w:hint="eastAsia"/>
+                <w:b/>
+                <w:bCs/>
+              </w:rPr>
+              <w:t>次数</w:t>
+            </w:r>
+          </w:p>
+        </w:tc>
+        <w:tc>
+          <w:tcPr>
+            <w:tcW w:w="741" w:type="dxa"/>
+            <w:shd w:val="clear" w:color="auto" w:fill="F7CAAC" w:themeFill="accent2" w:themeFillTint="66"/>
+          </w:tcPr>
+          <w:p>
+            <w:pPr>
+              <w:jc w:val="center"/>
+              <w:outlineLvl w:val="1"/>
+              <w:rPr>
+                <w:rFonts w:ascii="宋体" w:eastAsia="宋体" w:hAnsi="宋体" w:cs="宋体"/>
+                <w:b/>
+                <w:bCs/>
+              </w:rPr>
+            </w:pPr>
+            <w:r>
+              <w:rPr>
+                <w:rFonts w:ascii="宋体" w:eastAsia="宋体" w:hAnsi="宋体" w:cs="宋体" w:hint="eastAsia"/>
+                <w:b/>
+                <w:bCs/>
+              </w:rPr>
+              <w:t>保养</w:t>
+            </w:r>
+          </w:p>
+          <w:p>
+            <w:pPr>
+              <w:jc w:val="center"/>
+              <w:outlineLvl w:val="1"/>
+              <w:rPr>
+                <w:rFonts w:ascii="宋体" w:eastAsia="宋体" w:hAnsi="宋体" w:cs="宋体"/>
+                <w:b/>
+                <w:bCs/>
+              </w:rPr>
+            </w:pPr>
+            <w:r>
+              <w:rPr>
+                <w:rFonts w:ascii="宋体" w:eastAsia="宋体" w:hAnsi="宋体" w:cs="宋体" w:hint="eastAsia"/>
+                <w:b/>
+                <w:bCs/>
+              </w:rPr>
+              <w:t>提示</w:t>
+            </w:r>
+          </w:p>
+        </w:tc>
+      </w:tr>
+      <w:tr>
+        <w:tc>
+          <w:tcPr>
+            <w:tcW w:w="643" w:type="dxa"/>
+            <w:shd w:val="clear" w:color="auto" w:fill="DEEBF6" w:themeFill="accent1" w:themeFillTint="32"/>
+          </w:tcPr>
+          <w:p>
+            <w:pPr>
+              <w:jc w:val="center"/>
+              <w:outlineLvl w:val="1"/>
+              <w:rPr>
+                <w:rFonts w:ascii="宋体" w:eastAsia="宋体" w:hAnsi="宋体" w:cs="宋体"/>
+                <w:szCs w:val="21"/>
+              </w:rPr>
+            </w:pPr>
+            <w:r>
+              <w:rPr>
+                <w:rFonts w:ascii="宋体" w:eastAsia="宋体" w:hAnsi="宋体" w:cs="宋体" w:hint="eastAsia"/>
+                <w:szCs w:val="21"/>
+              </w:rPr>
+              <w:t>0x14</w:t>
+            </w:r>
+          </w:p>
+        </w:tc>
+        <w:tc>
+          <w:tcPr>
+            <w:tcW w:w="796" w:type="dxa"/>
+            <w:shd w:val="clear" w:color="auto" w:fill="DEEBF6" w:themeFill="accent1" w:themeFillTint="32"/>
+          </w:tcPr>
+          <w:p>
+            <w:pPr>
+              <w:jc w:val="center"/>
+              <w:outlineLvl w:val="1"/>
+              <w:rPr>
+                <w:rFonts w:ascii="宋体" w:eastAsia="宋体" w:hAnsi="宋体" w:cs="宋体"/>
+                <w:szCs w:val="21"/>
+              </w:rPr>
+            </w:pPr>
+            <w:r>
+              <w:rPr>
+                <w:rFonts w:ascii="宋体" w:eastAsia="宋体" w:hAnsi="宋体" w:cs="宋体" w:hint="eastAsia"/>
+                <w:szCs w:val="21"/>
+              </w:rPr>
+              <w:t>1Byte</w:t>
+            </w:r>
+          </w:p>
+        </w:tc>
+        <w:tc>
+          <w:tcPr>
+            <w:tcW w:w="764" w:type="dxa"/>
+            <w:shd w:val="clear" w:color="auto" w:fill="DEEBF6" w:themeFill="accent1" w:themeFillTint="32"/>
+          </w:tcPr>
+          <w:p>
+            <w:pPr>
+              <w:jc w:val="center"/>
+              <w:outlineLvl w:val="1"/>
+              <w:rPr>
+                <w:rFonts w:ascii="宋体" w:eastAsia="宋体" w:hAnsi="宋体" w:cs="宋体"/>
+                <w:szCs w:val="21"/>
+              </w:rPr>
+            </w:pPr>
+            <w:r>
+              <w:rPr>
+                <w:rFonts w:ascii="宋体" w:eastAsia="宋体" w:hAnsi="宋体" w:cs="宋体" w:hint="eastAsia"/>
+                <w:szCs w:val="21"/>
+              </w:rPr>
+              <w:t>1Byte</w:t>
+            </w:r>
+          </w:p>
+        </w:tc>
+        <w:tc>
+          <w:tcPr>
+            <w:tcW w:w="786" w:type="dxa"/>
+            <w:shd w:val="clear" w:color="auto" w:fill="DEEBF6" w:themeFill="accent1" w:themeFillTint="32"/>
+          </w:tcPr>
+          <w:p>
+            <w:pPr>
+              <w:jc w:val="center"/>
+              <w:outlineLvl w:val="1"/>
+              <w:rPr>
+                <w:rFonts w:ascii="宋体" w:eastAsia="宋体" w:hAnsi="宋体" w:cs="宋体"/>
+                <w:szCs w:val="21"/>
+              </w:rPr>
+            </w:pPr>
+            <w:r>
+              <w:rPr>
+                <w:rFonts w:ascii="宋体" w:eastAsia="宋体" w:hAnsi="宋体" w:cs="宋体" w:hint="eastAsia"/>
+                <w:szCs w:val="21"/>
+              </w:rPr>
+              <w:t>1Byte</w:t>
+            </w:r>
+          </w:p>
+        </w:tc>
+        <w:tc>
+          <w:tcPr>
+            <w:tcW w:w="894" w:type="dxa"/>
+            <w:shd w:val="clear" w:color="auto" w:fill="DEEBF6" w:themeFill="accent1" w:themeFillTint="32"/>
+          </w:tcPr>
+          <w:p>
+            <w:pPr>
+              <w:jc w:val="center"/>
+              <w:outlineLvl w:val="1"/>
+              <w:rPr>
+                <w:rFonts w:ascii="宋体" w:eastAsia="宋体" w:hAnsi="宋体" w:cs="宋体"/>
+                <w:szCs w:val="21"/>
+              </w:rPr>
+            </w:pPr>
+            <w:r>
+              <w:rPr>
+                <w:rFonts w:ascii="宋体" w:eastAsia="宋体" w:hAnsi="宋体" w:cs="宋体" w:hint="eastAsia"/>
+                <w:szCs w:val="21"/>
+              </w:rPr>
+              <w:t>2Byte</w:t>
+            </w:r>
+          </w:p>
+        </w:tc>
+        <w:tc>
+          <w:tcPr>
+            <w:tcW w:w="753" w:type="dxa"/>
+            <w:shd w:val="clear" w:color="auto" w:fill="DEEBF6" w:themeFill="accent1" w:themeFillTint="32"/>
+          </w:tcPr>
+          <w:p>
+            <w:pPr>
+              <w:jc w:val="center"/>
+              <w:outlineLvl w:val="1"/>
+              <w:rPr>
+                <w:rFonts w:ascii="宋体" w:eastAsia="宋体" w:hAnsi="宋体" w:cs="宋体"/>
+                <w:szCs w:val="21"/>
+              </w:rPr>
+            </w:pPr>
+            <w:r>
+              <w:rPr>
+                <w:rFonts w:ascii="宋体" w:eastAsia="宋体" w:hAnsi="宋体" w:cs="宋体" w:hint="eastAsia"/>
+                <w:szCs w:val="21"/>
+              </w:rPr>
+              <w:t>2Byte</w:t>
+            </w:r>
+          </w:p>
+        </w:tc>
+        <w:tc>
+          <w:tcPr>
+            <w:tcW w:w="807" w:type="dxa"/>
+            <w:shd w:val="clear" w:color="auto" w:fill="DEEBF6" w:themeFill="accent1" w:themeFillTint="32"/>
+          </w:tcPr>
+          <w:p>
+            <w:pPr>
+              <w:jc w:val="center"/>
+              <w:outlineLvl w:val="1"/>
+              <w:rPr>
+                <w:rFonts w:ascii="宋体" w:eastAsia="宋体" w:hAnsi="宋体" w:cs="宋体"/>
+                <w:szCs w:val="21"/>
+              </w:rPr>
+            </w:pPr>
+            <w:r>
+              <w:rPr>
+                <w:rFonts w:ascii="宋体" w:eastAsia="宋体" w:hAnsi="宋体" w:cs="宋体" w:hint="eastAsia"/>
+                <w:szCs w:val="21"/>
+              </w:rPr>
+              <w:t>1Byte</w:t>
+            </w:r>
+          </w:p>
+        </w:tc>
+        <w:tc>
+          <w:tcPr>
+            <w:tcW w:w="764" w:type="dxa"/>
+            <w:shd w:val="clear" w:color="auto" w:fill="DEEBF6" w:themeFill="accent1" w:themeFillTint="32"/>
+          </w:tcPr>
+          <w:p>
+            <w:pPr>
+              <w:jc w:val="center"/>
+              <w:outlineLvl w:val="1"/>
+              <w:rPr>
+                <w:rFonts w:ascii="宋体" w:eastAsia="宋体" w:hAnsi="宋体" w:cs="宋体"/>
+                <w:szCs w:val="21"/>
+              </w:rPr>
+            </w:pPr>
+            <w:r>
+              <w:rPr>
+                <w:rFonts w:ascii="宋体" w:eastAsia="宋体" w:hAnsi="宋体" w:cs="宋体" w:hint="eastAsia"/>
+                <w:szCs w:val="21"/>
+              </w:rPr>
+              <w:t>1Byte</w:t>
+            </w:r>
+          </w:p>
+        </w:tc>
+        <w:tc>
+          <w:tcPr>
+            <w:tcW w:w="774" w:type="dxa"/>
+            <w:shd w:val="clear" w:color="auto" w:fill="DEEBF6" w:themeFill="accent1" w:themeFillTint="32"/>
+          </w:tcPr>
+          <w:p>
+            <w:pPr>
+              <w:jc w:val="center"/>
+              <w:outlineLvl w:val="1"/>
+              <w:rPr>
+                <w:rFonts w:ascii="宋体" w:eastAsia="宋体" w:hAnsi="宋体" w:cs="宋体"/>
+                <w:szCs w:val="21"/>
+              </w:rPr>
+            </w:pPr>
+            <w:r>
+              <w:rPr>
+                <w:rFonts w:ascii="宋体" w:eastAsia="宋体" w:hAnsi="宋体" w:cs="宋体" w:hint="eastAsia"/>
+                <w:szCs w:val="21"/>
+              </w:rPr>
+              <w:t>2Byte</w:t>
+            </w:r>
+          </w:p>
+        </w:tc>
+        <w:tc>
+          <w:tcPr>
+            <w:tcW w:w="742" w:type="dxa"/>
+            <w:shd w:val="clear" w:color="auto" w:fill="DEEBF6" w:themeFill="accent1" w:themeFillTint="32"/>
+          </w:tcPr>
+          <w:p>
+            <w:pPr>
+              <w:jc w:val="center"/>
+              <w:outlineLvl w:val="1"/>
+              <w:rPr>
+                <w:rFonts w:ascii="宋体" w:eastAsia="宋体" w:hAnsi="宋体" w:cs="宋体"/>
+                <w:szCs w:val="21"/>
+              </w:rPr>
+            </w:pPr>
+            <w:r>
+              <w:rPr>
+                <w:rFonts w:ascii="宋体" w:eastAsia="宋体" w:hAnsi="宋体" w:cs="宋体" w:hint="eastAsia"/>
+                <w:szCs w:val="21"/>
+              </w:rPr>
+              <w:t>2Byte</w:t>
+            </w:r>
+          </w:p>
+        </w:tc>
+        <w:tc>
+          <w:tcPr>
+            <w:tcW w:w="775" w:type="dxa"/>
+            <w:shd w:val="clear" w:color="auto" w:fill="DEEBF6" w:themeFill="accent1" w:themeFillTint="32"/>
+          </w:tcPr>
+          <w:p>
+            <w:pPr>
+              <w:jc w:val="center"/>
+              <w:outlineLvl w:val="1"/>
+              <w:rPr>
+                <w:rFonts w:ascii="宋体" w:eastAsia="宋体" w:hAnsi="宋体" w:cs="宋体"/>
+                <w:szCs w:val="21"/>
+              </w:rPr>
+            </w:pPr>
+            <w:r>
+              <w:rPr>
+                <w:rFonts w:ascii="宋体" w:eastAsia="宋体" w:hAnsi="宋体" w:cs="宋体" w:hint="eastAsia"/>
+                <w:szCs w:val="21"/>
+              </w:rPr>
+              <w:t>2Byte</w:t>
+            </w:r>
+          </w:p>
+        </w:tc>
+        <w:tc>
+          <w:tcPr>
+            <w:tcW w:w="741" w:type="dxa"/>
+            <w:shd w:val="clear" w:color="auto" w:fill="DEEBF6" w:themeFill="accent1" w:themeFillTint="32"/>
+          </w:tcPr>
+          <w:p>
+            <w:pPr>
+              <w:jc w:val="center"/>
+              <w:outlineLvl w:val="1"/>
+              <w:rPr>
+                <w:rFonts w:ascii="宋体" w:eastAsia="宋体" w:hAnsi="宋体" w:cs="宋体"/>
+                <w:szCs w:val="21"/>
+              </w:rPr>
+            </w:pPr>
+            <w:r>
+              <w:rPr>
+                <w:rFonts w:ascii="宋体" w:eastAsia="宋体" w:hAnsi="宋体" w:cs="宋体" w:hint="eastAsia"/>
+                <w:szCs w:val="21"/>
+              </w:rPr>
+              <w:t>3Byte</w:t>
+            </w:r>
+          </w:p>
+        </w:tc>
+        <w:tc>
+          <w:tcPr>
+            <w:tcW w:w="741" w:type="dxa"/>
+            <w:shd w:val="clear" w:color="auto" w:fill="DEEBF6" w:themeFill="accent1" w:themeFillTint="32"/>
+          </w:tcPr>
+          <w:p>
+            <w:pPr>
+              <w:jc w:val="center"/>
+              <w:outlineLvl w:val="1"/>
+              <w:rPr>
+                <w:rFonts w:ascii="宋体" w:eastAsia="宋体" w:hAnsi="宋体" w:cs="宋体"/>
+                <w:szCs w:val="21"/>
+              </w:rPr>
+            </w:pPr>
+            <w:r>
+              <w:rPr>
+                <w:rFonts w:ascii="宋体" w:eastAsia="宋体" w:hAnsi="宋体" w:cs="宋体" w:hint="eastAsia"/>
+                <w:szCs w:val="21"/>
+              </w:rPr>
+              <w:t>1Byte</w:t>
+            </w:r>
+          </w:p>
+        </w:tc>
+      </w:tr>
+    </w:tbl>
+    <w:p>
+      <w:pPr>
+        <w:rPr>
+          <w:rFonts w:ascii="宋体" w:eastAsia="宋体" w:hAnsi="宋体" w:cs="宋体"/>
+          <w:b/>
+          <w:bCs/>
+          <w:sz w:val="24"/>
+        </w:rPr>
+      </w:pPr>
+      <w:r>
+        <w:rPr>
+          <w:rFonts w:ascii="宋体" w:eastAsia="宋体" w:hAnsi="宋体" w:cs="宋体" w:hint="eastAsia"/>
+          <w:b/>
+          <w:bCs/>
+          <w:sz w:val="24"/>
+          <w:szCs w:val="24"/>
+        </w:rPr>
+        <w:lastRenderedPageBreak/>
+        <w:t>b.说明</w:t>
+      </w:r>
+    </w:p>
+    <w:tbl>
+      <w:tblPr>
+        <w:tblStyle w:val="a6"/>
+        <w:tblW w:w="0" w:type="auto"/>
+        <w:tblLook w:val="04A0" w:firstRow="1" w:lastRow="0" w:firstColumn="1" w:lastColumn="0" w:noHBand="0" w:noVBand="1"/>
+      </w:tblPr>
+      <w:tblGrid>
+        <w:gridCol w:w="771"/>
+        <w:gridCol w:w="1161"/>
+        <w:gridCol w:w="6364"/>
+      </w:tblGrid>
+      <w:tr>
+        <w:tc>
+          <w:tcPr>
+            <w:tcW w:w="869" w:type="dxa"/>
+            <w:shd w:val="clear" w:color="auto" w:fill="F7CAAC" w:themeFill="accent2" w:themeFillTint="66"/>
+          </w:tcPr>
+          <w:p>
+            <w:pPr>
+              <w:jc w:val="center"/>
+              <w:outlineLvl w:val="1"/>
+              <w:rPr>
+                <w:rFonts w:ascii="宋体" w:eastAsia="宋体" w:hAnsi="宋体" w:cs="宋体"/>
+                <w:b/>
+                <w:bCs/>
+                <w:szCs w:val="21"/>
+              </w:rPr>
+            </w:pPr>
+            <w:r>
+              <w:rPr>
+                <w:rFonts w:ascii="宋体" w:eastAsia="宋体" w:hAnsi="宋体" w:cs="宋体" w:hint="eastAsia"/>
+                <w:b/>
+                <w:bCs/>
+                <w:szCs w:val="21"/>
+              </w:rPr>
+              <w:t>名称</w:t>
+            </w:r>
+          </w:p>
+        </w:tc>
+        <w:tc>
+          <w:tcPr>
+            <w:tcW w:w="1161" w:type="dxa"/>
+            <w:shd w:val="clear" w:color="auto" w:fill="F7CAAC" w:themeFill="accent2" w:themeFillTint="66"/>
+          </w:tcPr>
+          <w:p>
+            <w:pPr>
+              <w:jc w:val="center"/>
+              <w:outlineLvl w:val="1"/>
+              <w:rPr>
+                <w:rFonts w:ascii="宋体" w:eastAsia="宋体" w:hAnsi="宋体" w:cs="宋体"/>
+                <w:b/>
+                <w:bCs/>
+                <w:szCs w:val="21"/>
+              </w:rPr>
+            </w:pPr>
+            <w:r>
+              <w:rPr>
+                <w:rFonts w:ascii="宋体" w:eastAsia="宋体" w:hAnsi="宋体" w:cs="宋体" w:hint="eastAsia"/>
+                <w:b/>
+                <w:bCs/>
+                <w:szCs w:val="21"/>
+              </w:rPr>
+              <w:t>Bit位</w:t>
+            </w:r>
+          </w:p>
+        </w:tc>
+        <w:tc>
+          <w:tcPr>
+            <w:tcW w:w="7964" w:type="dxa"/>
+            <w:shd w:val="clear" w:color="auto" w:fill="F7CAAC" w:themeFill="accent2" w:themeFillTint="66"/>
+          </w:tcPr>
+          <w:p>
+            <w:pPr>
+              <w:jc w:val="center"/>
+              <w:outlineLvl w:val="1"/>
+              <w:rPr>
+                <w:rFonts w:ascii="宋体" w:eastAsia="宋体" w:hAnsi="宋体" w:cs="宋体"/>
+                <w:b/>
+                <w:bCs/>
+                <w:szCs w:val="21"/>
+              </w:rPr>
+            </w:pPr>
+            <w:r>
+              <w:rPr>
+                <w:rFonts w:ascii="宋体" w:eastAsia="宋体" w:hAnsi="宋体" w:cs="宋体" w:hint="eastAsia"/>
+                <w:b/>
+                <w:bCs/>
+                <w:szCs w:val="21"/>
+              </w:rPr>
+              <w:t>说明</w:t>
+            </w:r>
+          </w:p>
+        </w:tc>
+      </w:tr>
+      <w:tr>
+        <w:tc>
+          <w:tcPr>
+            <w:tcW w:w="869" w:type="dxa"/>
+            <w:shd w:val="clear" w:color="auto" w:fill="DEEBF6" w:themeFill="accent1" w:themeFillTint="32"/>
+            <w:vAlign w:val="center"/>
+          </w:tcPr>
+          <w:p>
+            <w:pPr>
+              <w:jc w:val="center"/>
+              <w:outlineLvl w:val="1"/>
+              <w:rPr>
+                <w:rFonts w:ascii="宋体" w:eastAsia="宋体" w:hAnsi="宋体" w:cs="宋体"/>
+                <w:b/>
+                <w:bCs/>
+              </w:rPr>
+            </w:pPr>
+            <w:r>
+              <w:rPr>
+                <w:rFonts w:ascii="宋体" w:eastAsia="宋体" w:hAnsi="宋体" w:cs="宋体" w:hint="eastAsia"/>
+                <w:b/>
+                <w:bCs/>
+              </w:rPr>
+              <w:t>类型</w:t>
+            </w:r>
+          </w:p>
+        </w:tc>
+        <w:tc>
+          <w:tcPr>
+            <w:tcW w:w="1161" w:type="dxa"/>
+            <w:shd w:val="clear" w:color="auto" w:fill="DEEBF6" w:themeFill="accent1" w:themeFillTint="32"/>
+            <w:vAlign w:val="center"/>
+          </w:tcPr>
+          <w:p>
+            <w:pPr>
+              <w:jc w:val="center"/>
+              <w:outlineLvl w:val="1"/>
+              <w:rPr>
+                <w:rFonts w:ascii="宋体" w:eastAsia="宋体" w:hAnsi="宋体" w:cs="宋体"/>
+                <w:szCs w:val="21"/>
+              </w:rPr>
+            </w:pPr>
+            <w:r>
+              <w:rPr>
+                <w:rFonts w:ascii="宋体" w:eastAsia="宋体" w:hAnsi="宋体" w:hint="eastAsia"/>
+                <w:szCs w:val="21"/>
+              </w:rPr>
+              <w:t>Byte1</w:t>
+            </w:r>
+          </w:p>
+        </w:tc>
+        <w:tc>
+          <w:tcPr>
+            <w:tcW w:w="7964" w:type="dxa"/>
+            <w:shd w:val="clear" w:color="auto" w:fill="DEEBF6" w:themeFill="accent1" w:themeFillTint="32"/>
+            <w:vAlign w:val="center"/>
+          </w:tcPr>
+          <w:p>
+            <w:pPr>
+              <w:jc w:val="center"/>
+              <w:outlineLvl w:val="1"/>
+              <w:rPr>
+                <w:rFonts w:ascii="宋体" w:eastAsia="宋体" w:hAnsi="宋体"/>
+                <w:szCs w:val="21"/>
+              </w:rPr>
+            </w:pPr>
+            <w:r>
+              <w:rPr>
+                <w:rFonts w:ascii="宋体" w:eastAsia="宋体" w:hAnsi="宋体" w:hint="eastAsia"/>
+                <w:szCs w:val="21"/>
+              </w:rPr>
+              <w:t>0x82: 键值设备应答</w:t>
+            </w:r>
+          </w:p>
+          <w:p>
+            <w:pPr>
+              <w:jc w:val="center"/>
+              <w:outlineLvl w:val="1"/>
+              <w:rPr>
+                <w:rFonts w:ascii="宋体" w:eastAsia="宋体" w:hAnsi="宋体"/>
+                <w:szCs w:val="21"/>
+              </w:rPr>
+            </w:pPr>
+            <w:r>
+              <w:rPr>
+                <w:rFonts w:ascii="宋体" w:eastAsia="宋体" w:hAnsi="宋体" w:hint="eastAsia"/>
+                <w:szCs w:val="21"/>
+              </w:rPr>
+              <w:t>0x85: 指令设备应答</w:t>
+            </w:r>
+          </w:p>
+        </w:tc>
+      </w:tr>
+      <w:tr>
+        <w:tc>
+          <w:tcPr>
+            <w:tcW w:w="869" w:type="dxa"/>
+            <w:shd w:val="clear" w:color="auto" w:fill="DEEBF6" w:themeFill="accent1" w:themeFillTint="32"/>
+            <w:vAlign w:val="center"/>
+          </w:tcPr>
+          <w:p>
+            <w:pPr>
+              <w:jc w:val="center"/>
+              <w:outlineLvl w:val="1"/>
+              <w:rPr>
+                <w:rFonts w:ascii="宋体" w:eastAsia="宋体" w:hAnsi="宋体" w:cs="宋体"/>
+                <w:b/>
+                <w:bCs/>
+              </w:rPr>
+            </w:pPr>
+            <w:r>
+              <w:rPr>
+                <w:rFonts w:ascii="宋体" w:eastAsia="宋体" w:hAnsi="宋体" w:cs="宋体" w:hint="eastAsia"/>
+                <w:b/>
+                <w:bCs/>
+              </w:rPr>
+              <w:t>位置</w:t>
+            </w:r>
+          </w:p>
+        </w:tc>
+        <w:tc>
+          <w:tcPr>
+            <w:tcW w:w="1161" w:type="dxa"/>
+            <w:shd w:val="clear" w:color="auto" w:fill="DEEBF6" w:themeFill="accent1" w:themeFillTint="32"/>
+            <w:vAlign w:val="center"/>
+          </w:tcPr>
+          <w:p>
+            <w:pPr>
+              <w:jc w:val="center"/>
+              <w:outlineLvl w:val="1"/>
+              <w:rPr>
+                <w:rFonts w:ascii="宋体" w:eastAsia="宋体" w:hAnsi="宋体"/>
+                <w:szCs w:val="21"/>
+              </w:rPr>
+            </w:pPr>
+            <w:r>
+              <w:rPr>
+                <w:rFonts w:ascii="宋体" w:eastAsia="宋体" w:hAnsi="宋体" w:hint="eastAsia"/>
+                <w:szCs w:val="21"/>
+              </w:rPr>
+              <w:t>Byte2</w:t>
+            </w:r>
+          </w:p>
+          <w:p>
+            <w:pPr>
+              <w:jc w:val="center"/>
+              <w:outlineLvl w:val="1"/>
+              <w:rPr>
+                <w:rFonts w:ascii="宋体" w:eastAsia="宋体" w:hAnsi="宋体" w:cs="宋体"/>
+                <w:szCs w:val="21"/>
+              </w:rPr>
+            </w:pPr>
+            <w:r>
+              <w:rPr>
+                <w:rFonts w:ascii="宋体" w:eastAsia="宋体" w:hAnsi="宋体" w:hint="eastAsia"/>
+                <w:szCs w:val="21"/>
+              </w:rPr>
+              <w:t>Bit7</w:t>
+            </w:r>
+          </w:p>
+        </w:tc>
+        <w:tc>
+          <w:tcPr>
+            <w:tcW w:w="7964" w:type="dxa"/>
+            <w:shd w:val="clear" w:color="auto" w:fill="DEEBF6" w:themeFill="accent1" w:themeFillTint="32"/>
+            <w:vAlign w:val="center"/>
+          </w:tcPr>
+          <w:p>
+            <w:pPr>
+              <w:jc w:val="center"/>
+              <w:outlineLvl w:val="1"/>
+              <w:rPr>
+                <w:rFonts w:ascii="宋体" w:eastAsia="宋体" w:hAnsi="宋体"/>
+                <w:szCs w:val="21"/>
+              </w:rPr>
+            </w:pPr>
+            <w:r>
+              <w:rPr>
+                <w:rFonts w:ascii="宋体" w:eastAsia="宋体" w:hAnsi="宋体" w:hint="eastAsia"/>
+                <w:szCs w:val="21"/>
+              </w:rPr>
+              <w:t>0: 位置无效</w:t>
+            </w:r>
+          </w:p>
+          <w:p>
+            <w:pPr>
+              <w:jc w:val="center"/>
+              <w:outlineLvl w:val="1"/>
+              <w:rPr>
+                <w:rFonts w:ascii="宋体" w:eastAsia="宋体" w:hAnsi="宋体"/>
+                <w:szCs w:val="21"/>
+              </w:rPr>
+            </w:pPr>
+            <w:r>
+              <w:rPr>
+                <w:rFonts w:ascii="宋体" w:eastAsia="宋体" w:hAnsi="宋体" w:hint="eastAsia"/>
+                <w:szCs w:val="21"/>
+              </w:rPr>
+              <w:t>1: 位置有效</w:t>
+            </w:r>
+          </w:p>
+        </w:tc>
+      </w:tr>
+      <w:tr>
+        <w:tc>
+          <w:tcPr>
+            <w:tcW w:w="869" w:type="dxa"/>
+            <w:shd w:val="clear" w:color="auto" w:fill="DEEBF6" w:themeFill="accent1" w:themeFillTint="32"/>
+            <w:vAlign w:val="center"/>
+          </w:tcPr>
+          <w:p>
+            <w:pPr>
+              <w:jc w:val="center"/>
+              <w:outlineLvl w:val="1"/>
+              <w:rPr>
+                <w:rFonts w:ascii="宋体" w:eastAsia="宋体" w:hAnsi="宋体" w:cs="宋体"/>
+                <w:b/>
+                <w:bCs/>
+              </w:rPr>
+            </w:pPr>
+            <w:r>
+              <w:rPr>
+                <w:rFonts w:ascii="宋体" w:eastAsia="宋体" w:hAnsi="宋体" w:cs="宋体" w:hint="eastAsia"/>
+                <w:b/>
+                <w:bCs/>
+              </w:rPr>
+              <w:t>模式</w:t>
+            </w:r>
+          </w:p>
+        </w:tc>
+        <w:tc>
+          <w:tcPr>
+            <w:tcW w:w="1161" w:type="dxa"/>
+            <w:shd w:val="clear" w:color="auto" w:fill="DEEBF6" w:themeFill="accent1" w:themeFillTint="32"/>
+            <w:vAlign w:val="center"/>
+          </w:tcPr>
+          <w:p>
+            <w:pPr>
+              <w:jc w:val="center"/>
+              <w:outlineLvl w:val="1"/>
+              <w:rPr>
+                <w:rFonts w:ascii="宋体" w:eastAsia="宋体" w:hAnsi="宋体"/>
+                <w:szCs w:val="21"/>
+              </w:rPr>
+            </w:pPr>
+            <w:r>
+              <w:rPr>
+                <w:rFonts w:ascii="宋体" w:eastAsia="宋体" w:hAnsi="宋体" w:hint="eastAsia"/>
+                <w:szCs w:val="21"/>
+              </w:rPr>
+              <w:t>Byte2</w:t>
+            </w:r>
+          </w:p>
+          <w:p>
+            <w:pPr>
+              <w:jc w:val="center"/>
+              <w:outlineLvl w:val="1"/>
+              <w:rPr>
+                <w:rFonts w:ascii="宋体" w:eastAsia="宋体" w:hAnsi="宋体" w:cs="宋体"/>
+                <w:szCs w:val="21"/>
+              </w:rPr>
+            </w:pPr>
+            <w:r>
+              <w:rPr>
+                <w:rFonts w:ascii="宋体" w:eastAsia="宋体" w:hAnsi="宋体" w:hint="eastAsia"/>
+                <w:szCs w:val="21"/>
+              </w:rPr>
+              <w:t>Bit0~6</w:t>
+            </w:r>
+          </w:p>
+        </w:tc>
+        <w:tc>
+          <w:tcPr>
+            <w:tcW w:w="7964" w:type="dxa"/>
+            <w:shd w:val="clear" w:color="auto" w:fill="DEEBF6" w:themeFill="accent1" w:themeFillTint="32"/>
+            <w:vAlign w:val="center"/>
+          </w:tcPr>
+          <w:p>
+            <w:pPr>
+              <w:jc w:val="center"/>
+              <w:outlineLvl w:val="1"/>
+              <w:rPr>
+                <w:rFonts w:ascii="宋体" w:eastAsia="宋体" w:hAnsi="宋体"/>
+                <w:szCs w:val="21"/>
+              </w:rPr>
+            </w:pPr>
+            <w:r>
+              <w:rPr>
+                <w:rFonts w:ascii="宋体" w:eastAsia="宋体" w:hAnsi="宋体" w:hint="eastAsia"/>
+                <w:szCs w:val="21"/>
+              </w:rPr>
+              <w:t>0: 工作模式(该模式下正常操作设置按键，遥控器按键)</w:t>
+            </w:r>
+          </w:p>
+          <w:p>
+            <w:pPr>
+              <w:jc w:val="center"/>
+              <w:outlineLvl w:val="1"/>
+              <w:rPr>
+                <w:rFonts w:ascii="宋体" w:eastAsia="宋体" w:hAnsi="宋体"/>
+                <w:szCs w:val="21"/>
+              </w:rPr>
+            </w:pPr>
+            <w:r>
+              <w:rPr>
+                <w:rFonts w:ascii="宋体" w:eastAsia="宋体" w:hAnsi="宋体" w:hint="eastAsia"/>
+                <w:szCs w:val="21"/>
+              </w:rPr>
+              <w:t>1: 下限位设置(该模式用于设置门体下限位)</w:t>
+            </w:r>
+          </w:p>
+          <w:p>
+            <w:pPr>
+              <w:jc w:val="center"/>
+              <w:outlineLvl w:val="1"/>
+              <w:rPr>
+                <w:rFonts w:ascii="宋体" w:eastAsia="宋体" w:hAnsi="宋体"/>
+                <w:szCs w:val="21"/>
+              </w:rPr>
+            </w:pPr>
+            <w:r>
+              <w:rPr>
+                <w:rFonts w:ascii="宋体" w:eastAsia="宋体" w:hAnsi="宋体" w:hint="eastAsia"/>
+                <w:szCs w:val="21"/>
+              </w:rPr>
+              <w:t>2: 上限位设置(该模式用于设置门体上限位)</w:t>
+            </w:r>
+          </w:p>
+          <w:p>
+            <w:pPr>
+              <w:jc w:val="center"/>
+              <w:outlineLvl w:val="1"/>
+              <w:rPr>
+                <w:rFonts w:ascii="宋体" w:eastAsia="宋体" w:hAnsi="宋体"/>
+                <w:szCs w:val="21"/>
+              </w:rPr>
+            </w:pPr>
+            <w:r>
+              <w:rPr>
+                <w:rFonts w:ascii="宋体" w:eastAsia="宋体" w:hAnsi="宋体" w:hint="eastAsia"/>
+                <w:szCs w:val="21"/>
+              </w:rPr>
+              <w:t>3: 遇阻反弹档位设置(该模式用于设置门体遇阻反弹挡位)</w:t>
+            </w:r>
+          </w:p>
+          <w:p>
+            <w:pPr>
+              <w:jc w:val="center"/>
+              <w:outlineLvl w:val="1"/>
+              <w:rPr>
+                <w:rFonts w:ascii="宋体" w:eastAsia="宋体" w:hAnsi="宋体"/>
+                <w:szCs w:val="21"/>
+              </w:rPr>
+            </w:pPr>
+            <w:r>
+              <w:rPr>
+                <w:rFonts w:ascii="宋体" w:eastAsia="宋体" w:hAnsi="宋体" w:hint="eastAsia"/>
+                <w:szCs w:val="21"/>
+              </w:rPr>
+              <w:t>4: 儿童锁使能设置(该模式用于设置儿童锁是否使能)</w:t>
+            </w:r>
+          </w:p>
+          <w:p>
+            <w:pPr>
+              <w:jc w:val="center"/>
+              <w:outlineLvl w:val="1"/>
+              <w:rPr>
+                <w:rFonts w:ascii="宋体" w:eastAsia="宋体" w:hAnsi="宋体"/>
+                <w:szCs w:val="21"/>
+              </w:rPr>
+            </w:pPr>
+            <w:r>
+              <w:rPr>
+                <w:rFonts w:ascii="宋体" w:eastAsia="宋体" w:hAnsi="宋体" w:hint="eastAsia"/>
+                <w:szCs w:val="21"/>
+              </w:rPr>
+              <w:t>5: 配网模式(该模式为配网模式，实现遥控器，蓝牙APP配网。)</w:t>
+            </w:r>
+          </w:p>
+          <w:p>
+            <w:pPr>
+              <w:jc w:val="center"/>
+              <w:outlineLvl w:val="1"/>
+              <w:rPr>
+                <w:rFonts w:ascii="宋体" w:eastAsia="宋体" w:hAnsi="宋体"/>
+                <w:szCs w:val="21"/>
+              </w:rPr>
+            </w:pPr>
+            <w:r>
+              <w:rPr>
+                <w:rFonts w:ascii="宋体" w:eastAsia="宋体" w:hAnsi="宋体" w:hint="eastAsia"/>
+                <w:szCs w:val="21"/>
+              </w:rPr>
+              <w:t>6: 行程学习模式(该模式为下限位设置完成后自动运行，结束后进入工作模式。)</w:t>
+            </w:r>
+          </w:p>
+          <w:p>
+            <w:pPr>
+              <w:jc w:val="center"/>
+              <w:outlineLvl w:val="1"/>
+              <w:rPr>
+                <w:rFonts w:ascii="宋体" w:eastAsia="宋体" w:hAnsi="宋体"/>
+                <w:szCs w:val="21"/>
+              </w:rPr>
+            </w:pPr>
+            <w:r>
+              <w:rPr>
+                <w:rFonts w:ascii="宋体" w:eastAsia="宋体" w:hAnsi="宋体" w:hint="eastAsia"/>
+                <w:szCs w:val="21"/>
+              </w:rPr>
+              <w:t>7: 自动关门设置模式(该模式为设置自动关门)</w:t>
+            </w:r>
+          </w:p>
+          <w:p>
+            <w:pPr>
+              <w:jc w:val="center"/>
+              <w:outlineLvl w:val="1"/>
+              <w:rPr>
+                <w:rFonts w:ascii="宋体" w:eastAsia="宋体" w:hAnsi="宋体"/>
+                <w:szCs w:val="21"/>
+              </w:rPr>
+            </w:pPr>
+            <w:r>
+              <w:rPr>
+                <w:rFonts w:ascii="宋体" w:eastAsia="宋体" w:hAnsi="宋体" w:hint="eastAsia"/>
+                <w:szCs w:val="21"/>
+              </w:rPr>
+              <w:t>8: 红外保护设置模式(该模式为设置红外保护)</w:t>
+            </w:r>
+          </w:p>
+          <w:p>
+            <w:pPr>
+              <w:jc w:val="center"/>
+              <w:outlineLvl w:val="1"/>
+              <w:rPr>
+                <w:rFonts w:ascii="宋体" w:eastAsia="宋体" w:hAnsi="宋体"/>
+                <w:szCs w:val="21"/>
+              </w:rPr>
+            </w:pPr>
+            <w:r>
+              <w:rPr>
+                <w:rFonts w:ascii="宋体" w:eastAsia="宋体" w:hAnsi="宋体" w:hint="eastAsia"/>
+                <w:szCs w:val="21"/>
+              </w:rPr>
+              <w:t>9: 告警模式(该模式主要为控制器告警模式)</w:t>
+            </w:r>
+          </w:p>
+          <w:p>
+            <w:pPr>
+              <w:jc w:val="center"/>
+              <w:outlineLvl w:val="1"/>
+              <w:rPr>
+                <w:rFonts w:ascii="宋体" w:eastAsia="宋体" w:hAnsi="宋体"/>
+                <w:szCs w:val="21"/>
+              </w:rPr>
+            </w:pPr>
+            <w:r>
+              <w:rPr>
+                <w:rFonts w:ascii="宋体" w:eastAsia="宋体" w:hAnsi="宋体" w:hint="eastAsia"/>
+                <w:szCs w:val="21"/>
+              </w:rPr>
+              <w:t>10: 参数设置选择模式(该模式为SD130系列主控器独有参数设置选择模式)</w:t>
+            </w:r>
+          </w:p>
+          <w:p>
+            <w:pPr>
+              <w:jc w:val="center"/>
+              <w:outlineLvl w:val="1"/>
+              <w:rPr>
+                <w:rFonts w:ascii="宋体" w:eastAsia="宋体" w:hAnsi="宋体"/>
+                <w:szCs w:val="21"/>
+              </w:rPr>
+            </w:pPr>
+            <w:r>
+              <w:rPr>
+                <w:rFonts w:ascii="宋体" w:eastAsia="宋体" w:hAnsi="宋体" w:hint="eastAsia"/>
+                <w:szCs w:val="21"/>
+              </w:rPr>
+              <w:t>11: 正反转设置模式(该模式为设置正反转)</w:t>
+            </w:r>
+          </w:p>
+          <w:p>
+            <w:pPr>
+              <w:jc w:val="center"/>
+              <w:outlineLvl w:val="1"/>
+              <w:rPr>
+                <w:rFonts w:ascii="宋体" w:eastAsia="宋体" w:hAnsi="宋体"/>
+                <w:szCs w:val="21"/>
+              </w:rPr>
+            </w:pPr>
+            <w:r>
+              <w:rPr>
+                <w:rFonts w:ascii="宋体" w:eastAsia="宋体" w:hAnsi="宋体" w:hint="eastAsia"/>
+                <w:szCs w:val="21"/>
+              </w:rPr>
+              <w:t>12: 电子锁设置模式(该模式为设置电子锁是否有效)</w:t>
+            </w:r>
+          </w:p>
+          <w:p>
+            <w:pPr>
+              <w:jc w:val="center"/>
+              <w:outlineLvl w:val="1"/>
+              <w:rPr>
+                <w:rFonts w:ascii="宋体" w:eastAsia="宋体" w:hAnsi="宋体"/>
+                <w:szCs w:val="21"/>
+              </w:rPr>
+            </w:pPr>
+            <w:r>
+              <w:rPr>
+                <w:rFonts w:ascii="宋体" w:eastAsia="宋体" w:hAnsi="宋体" w:hint="eastAsia"/>
+                <w:szCs w:val="21"/>
+              </w:rPr>
+              <w:t>13: 庭院模式设置模式(该模式为设置庭院模式)</w:t>
+            </w:r>
+          </w:p>
+          <w:p>
+            <w:pPr>
+              <w:jc w:val="center"/>
+              <w:outlineLvl w:val="1"/>
+              <w:rPr>
+                <w:rFonts w:ascii="宋体" w:eastAsia="宋体" w:hAnsi="宋体"/>
+                <w:szCs w:val="21"/>
+              </w:rPr>
+            </w:pPr>
+            <w:r>
+              <w:rPr>
+                <w:rFonts w:ascii="宋体" w:eastAsia="宋体" w:hAnsi="宋体" w:hint="eastAsia"/>
+                <w:szCs w:val="21"/>
+              </w:rPr>
+              <w:t>14: 开门力设置(该模式为设置开门力度)</w:t>
+            </w:r>
+          </w:p>
+          <w:p>
+            <w:pPr>
+              <w:jc w:val="center"/>
+              <w:outlineLvl w:val="1"/>
+              <w:rPr>
+                <w:rFonts w:ascii="宋体" w:eastAsia="宋体" w:hAnsi="宋体"/>
+                <w:szCs w:val="21"/>
+              </w:rPr>
+            </w:pPr>
+            <w:r>
+              <w:rPr>
+                <w:rFonts w:ascii="宋体" w:eastAsia="宋体" w:hAnsi="宋体" w:hint="eastAsia"/>
+                <w:szCs w:val="21"/>
+              </w:rPr>
+              <w:t>15: 关门速度设置(该模式为设置关门速度)</w:t>
+            </w:r>
+          </w:p>
+          <w:p>
+            <w:pPr>
+              <w:jc w:val="center"/>
+              <w:outlineLvl w:val="1"/>
+              <w:rPr>
+                <w:rFonts w:ascii="宋体" w:eastAsia="宋体" w:hAnsi="宋体"/>
+                <w:szCs w:val="21"/>
+              </w:rPr>
+            </w:pPr>
+            <w:r>
+              <w:rPr>
+                <w:rFonts w:ascii="宋体" w:eastAsia="宋体" w:hAnsi="宋体" w:hint="eastAsia"/>
+                <w:szCs w:val="21"/>
+              </w:rPr>
+              <w:t>16: 遥控器配网有效设置该模式为设置遥控器配网使能()</w:t>
+            </w:r>
+          </w:p>
+          <w:p>
+            <w:pPr>
+              <w:jc w:val="center"/>
+              <w:outlineLvl w:val="1"/>
+              <w:rPr>
+                <w:rFonts w:ascii="宋体" w:eastAsia="宋体" w:hAnsi="宋体"/>
+                <w:szCs w:val="21"/>
+              </w:rPr>
+            </w:pPr>
+            <w:r>
+              <w:rPr>
+                <w:rFonts w:ascii="宋体" w:eastAsia="宋体" w:hAnsi="宋体" w:hint="eastAsia"/>
+                <w:szCs w:val="21"/>
+              </w:rPr>
+              <w:t>17: STOP端口设置(该模式为设置STOP端口是否有效)</w:t>
+            </w:r>
+          </w:p>
+          <w:p>
+            <w:pPr>
+              <w:jc w:val="center"/>
+              <w:outlineLvl w:val="1"/>
+              <w:rPr>
+                <w:rFonts w:ascii="宋体" w:eastAsia="宋体" w:hAnsi="宋体"/>
+                <w:szCs w:val="21"/>
+              </w:rPr>
+            </w:pPr>
+            <w:r>
+              <w:rPr>
+                <w:rFonts w:ascii="宋体" w:eastAsia="宋体" w:hAnsi="宋体" w:hint="eastAsia"/>
+                <w:szCs w:val="21"/>
+              </w:rPr>
+              <w:t>18: 恢复出厂设置模式(该模式为恢复出厂设置模式)</w:t>
+            </w:r>
+          </w:p>
+        </w:tc>
+      </w:tr>
+      <w:tr>
+        <w:tc>
+          <w:tcPr>
+            <w:tcW w:w="869" w:type="dxa"/>
+            <w:shd w:val="clear" w:color="auto" w:fill="DEEBF6" w:themeFill="accent1" w:themeFillTint="32"/>
+            <w:vAlign w:val="center"/>
+          </w:tcPr>
+          <w:p>
+            <w:pPr>
+              <w:jc w:val="center"/>
+              <w:outlineLvl w:val="1"/>
+              <w:rPr>
+                <w:rFonts w:ascii="宋体" w:eastAsia="宋体" w:hAnsi="宋体" w:cs="宋体"/>
+                <w:b/>
+                <w:bCs/>
+              </w:rPr>
+            </w:pPr>
+            <w:r>
+              <w:rPr>
+                <w:rFonts w:ascii="宋体" w:eastAsia="宋体" w:hAnsi="宋体" w:cs="宋体" w:hint="eastAsia"/>
+                <w:b/>
+                <w:bCs/>
+              </w:rPr>
+              <w:t>型号</w:t>
+            </w:r>
+          </w:p>
+          <w:p>
+            <w:pPr>
+              <w:jc w:val="center"/>
+              <w:outlineLvl w:val="1"/>
+              <w:rPr>
+                <w:rFonts w:ascii="宋体" w:eastAsia="宋体" w:hAnsi="宋体" w:cs="宋体"/>
+                <w:b/>
+                <w:bCs/>
+              </w:rPr>
+            </w:pPr>
+            <w:r>
+              <w:rPr>
+                <w:rFonts w:ascii="宋体" w:eastAsia="宋体" w:hAnsi="宋体" w:cs="宋体" w:hint="eastAsia"/>
+                <w:b/>
+                <w:bCs/>
+              </w:rPr>
+              <w:t>ID</w:t>
+            </w:r>
+          </w:p>
+        </w:tc>
+        <w:tc>
+          <w:tcPr>
+            <w:tcW w:w="1161" w:type="dxa"/>
+            <w:shd w:val="clear" w:color="auto" w:fill="DEEBF6" w:themeFill="accent1" w:themeFillTint="32"/>
+            <w:vAlign w:val="center"/>
+          </w:tcPr>
+          <w:p>
+            <w:pPr>
+              <w:jc w:val="center"/>
+              <w:outlineLvl w:val="1"/>
+              <w:rPr>
+                <w:rFonts w:ascii="宋体" w:eastAsia="宋体" w:hAnsi="宋体"/>
+                <w:szCs w:val="21"/>
+              </w:rPr>
+            </w:pPr>
+            <w:r>
+              <w:rPr>
+                <w:rFonts w:ascii="宋体" w:eastAsia="宋体" w:hAnsi="宋体" w:hint="eastAsia"/>
+                <w:szCs w:val="21"/>
+              </w:rPr>
+              <w:t>Byte3</w:t>
+            </w:r>
+          </w:p>
+        </w:tc>
+        <w:tc>
+          <w:tcPr>
+            <w:tcW w:w="7964" w:type="dxa"/>
+            <w:shd w:val="clear" w:color="auto" w:fill="DEEBF6" w:themeFill="accent1" w:themeFillTint="32"/>
+            <w:vAlign w:val="center"/>
+          </w:tcPr>
+          <w:p>
+            <w:pPr>
+              <w:tabs>
+                <w:tab w:val="left" w:pos="219"/>
+              </w:tabs>
+              <w:jc w:val="center"/>
+              <w:outlineLvl w:val="1"/>
+              <w:rPr>
+                <w:rFonts w:ascii="宋体" w:eastAsia="宋体" w:hAnsi="宋体"/>
+              </w:rPr>
+            </w:pPr>
+            <w:r>
+              <w:rPr>
+                <w:rFonts w:ascii="宋体" w:eastAsia="宋体" w:hAnsi="宋体"/>
+              </w:rPr>
+              <w:t>0</w:t>
+            </w:r>
+            <w:r>
+              <w:rPr>
+                <w:rFonts w:ascii="宋体" w:eastAsia="宋体" w:hAnsi="宋体" w:hint="eastAsia"/>
+              </w:rPr>
+              <w:t>x</w:t>
+            </w:r>
+            <w:r>
+              <w:rPr>
+                <w:rFonts w:ascii="宋体" w:eastAsia="宋体" w:hAnsi="宋体"/>
+              </w:rPr>
+              <w:t>10</w:t>
+            </w:r>
+            <w:r>
+              <w:rPr>
+                <w:rFonts w:ascii="宋体" w:eastAsia="宋体" w:hAnsi="宋体" w:hint="eastAsia"/>
+              </w:rPr>
+              <w:t>: S</w:t>
+            </w:r>
+            <w:r>
+              <w:rPr>
+                <w:rFonts w:ascii="宋体" w:eastAsia="宋体" w:hAnsi="宋体"/>
+              </w:rPr>
+              <w:t>600</w:t>
+            </w:r>
+          </w:p>
+          <w:p>
+            <w:pPr>
+              <w:tabs>
+                <w:tab w:val="left" w:pos="219"/>
+              </w:tabs>
+              <w:jc w:val="center"/>
+              <w:outlineLvl w:val="1"/>
+              <w:rPr>
+                <w:rFonts w:ascii="宋体" w:eastAsia="宋体" w:hAnsi="宋体"/>
+              </w:rPr>
+            </w:pPr>
+            <w:r>
+              <w:rPr>
+                <w:rFonts w:ascii="宋体" w:eastAsia="宋体" w:hAnsi="宋体"/>
+              </w:rPr>
+              <w:t>0</w:t>
+            </w:r>
+            <w:r>
+              <w:rPr>
+                <w:rFonts w:ascii="宋体" w:eastAsia="宋体" w:hAnsi="宋体" w:hint="eastAsia"/>
+              </w:rPr>
+              <w:t>x</w:t>
+            </w:r>
+            <w:r>
+              <w:rPr>
+                <w:rFonts w:ascii="宋体" w:eastAsia="宋体" w:hAnsi="宋体"/>
+              </w:rPr>
+              <w:t>1</w:t>
+            </w:r>
+            <w:r>
+              <w:rPr>
+                <w:rFonts w:ascii="宋体" w:eastAsia="宋体" w:hAnsi="宋体" w:hint="eastAsia"/>
+              </w:rPr>
+              <w:t>1: T</w:t>
+            </w:r>
+            <w:r>
+              <w:rPr>
+                <w:rFonts w:ascii="宋体" w:eastAsia="宋体" w:hAnsi="宋体"/>
+              </w:rPr>
+              <w:t>SL</w:t>
+            </w:r>
+            <w:r>
+              <w:rPr>
+                <w:rFonts w:ascii="宋体" w:eastAsia="宋体" w:hAnsi="宋体" w:hint="eastAsia"/>
+              </w:rPr>
+              <w:t>电机</w:t>
+            </w:r>
+          </w:p>
+          <w:p>
+            <w:pPr>
+              <w:tabs>
+                <w:tab w:val="left" w:pos="219"/>
+              </w:tabs>
+              <w:jc w:val="center"/>
+              <w:outlineLvl w:val="1"/>
+              <w:rPr>
+                <w:rFonts w:ascii="宋体" w:eastAsia="宋体" w:hAnsi="宋体"/>
+              </w:rPr>
+            </w:pPr>
+            <w:r>
+              <w:rPr>
+                <w:rFonts w:ascii="宋体" w:eastAsia="宋体" w:hAnsi="宋体"/>
+              </w:rPr>
+              <w:t>0</w:t>
+            </w:r>
+            <w:r>
+              <w:rPr>
+                <w:rFonts w:ascii="宋体" w:eastAsia="宋体" w:hAnsi="宋体" w:hint="eastAsia"/>
+              </w:rPr>
+              <w:t>x</w:t>
+            </w:r>
+            <w:r>
+              <w:rPr>
+                <w:rFonts w:ascii="宋体" w:eastAsia="宋体" w:hAnsi="宋体"/>
+              </w:rPr>
+              <w:t>1</w:t>
+            </w:r>
+            <w:r>
+              <w:rPr>
+                <w:rFonts w:ascii="宋体" w:eastAsia="宋体" w:hAnsi="宋体" w:hint="eastAsia"/>
+              </w:rPr>
+              <w:t>2: 多合一轴装电机</w:t>
+            </w:r>
+          </w:p>
+          <w:p>
+            <w:pPr>
+              <w:tabs>
+                <w:tab w:val="left" w:pos="219"/>
+              </w:tabs>
+              <w:jc w:val="center"/>
+              <w:outlineLvl w:val="1"/>
+              <w:rPr>
+                <w:rFonts w:ascii="宋体" w:eastAsia="宋体" w:hAnsi="宋体"/>
+              </w:rPr>
+            </w:pPr>
+            <w:r>
+              <w:rPr>
+                <w:rFonts w:ascii="宋体" w:eastAsia="宋体" w:hAnsi="宋体"/>
+              </w:rPr>
+              <w:t>0</w:t>
+            </w:r>
+            <w:r>
+              <w:rPr>
+                <w:rFonts w:ascii="宋体" w:eastAsia="宋体" w:hAnsi="宋体" w:hint="eastAsia"/>
+              </w:rPr>
+              <w:t>x</w:t>
+            </w:r>
+            <w:r>
+              <w:rPr>
+                <w:rFonts w:ascii="宋体" w:eastAsia="宋体" w:hAnsi="宋体"/>
+              </w:rPr>
+              <w:t>1</w:t>
+            </w:r>
+            <w:r>
+              <w:rPr>
+                <w:rFonts w:ascii="宋体" w:eastAsia="宋体" w:hAnsi="宋体" w:hint="eastAsia"/>
+              </w:rPr>
+              <w:t>3: 澳式卷门机</w:t>
+            </w:r>
+          </w:p>
+          <w:p>
+            <w:pPr>
+              <w:tabs>
+                <w:tab w:val="left" w:pos="219"/>
+              </w:tabs>
+              <w:jc w:val="center"/>
+              <w:outlineLvl w:val="1"/>
+              <w:rPr>
+                <w:rFonts w:ascii="宋体" w:eastAsia="宋体" w:hAnsi="宋体"/>
+              </w:rPr>
+            </w:pPr>
+            <w:r>
+              <w:rPr>
+                <w:rFonts w:ascii="宋体" w:eastAsia="宋体" w:hAnsi="宋体"/>
+              </w:rPr>
+              <w:t>0</w:t>
+            </w:r>
+            <w:r>
+              <w:rPr>
+                <w:rFonts w:ascii="宋体" w:eastAsia="宋体" w:hAnsi="宋体" w:hint="eastAsia"/>
+              </w:rPr>
+              <w:t>x</w:t>
+            </w:r>
+            <w:r>
+              <w:rPr>
+                <w:rFonts w:ascii="宋体" w:eastAsia="宋体" w:hAnsi="宋体"/>
+              </w:rPr>
+              <w:t>1</w:t>
+            </w:r>
+            <w:r>
+              <w:rPr>
+                <w:rFonts w:ascii="宋体" w:eastAsia="宋体" w:hAnsi="宋体" w:hint="eastAsia"/>
+              </w:rPr>
+              <w:t>4: 隐藏式卷门机</w:t>
+            </w:r>
+          </w:p>
+        </w:tc>
+      </w:tr>
+      <w:tr>
+        <w:tc>
+          <w:tcPr>
+            <w:tcW w:w="869" w:type="dxa"/>
+            <w:shd w:val="clear" w:color="auto" w:fill="DEEBF6" w:themeFill="accent1" w:themeFillTint="32"/>
+            <w:vAlign w:val="center"/>
+          </w:tcPr>
+          <w:p>
+            <w:pPr>
+              <w:jc w:val="center"/>
+              <w:outlineLvl w:val="1"/>
+              <w:rPr>
+                <w:rFonts w:ascii="宋体" w:eastAsia="宋体" w:hAnsi="宋体" w:cs="宋体"/>
+                <w:b/>
+                <w:bCs/>
+              </w:rPr>
+            </w:pPr>
+            <w:r>
+              <w:rPr>
+                <w:rFonts w:ascii="宋体" w:eastAsia="宋体" w:hAnsi="宋体" w:cs="宋体" w:hint="eastAsia"/>
+                <w:b/>
+                <w:bCs/>
+              </w:rPr>
+              <w:t>电机</w:t>
+            </w:r>
+          </w:p>
+          <w:p>
+            <w:pPr>
+              <w:jc w:val="center"/>
+              <w:outlineLvl w:val="1"/>
+              <w:rPr>
+                <w:rFonts w:ascii="宋体" w:eastAsia="宋体" w:hAnsi="宋体" w:cs="宋体"/>
+                <w:b/>
+                <w:bCs/>
+              </w:rPr>
+            </w:pPr>
+            <w:r>
+              <w:rPr>
+                <w:rFonts w:ascii="宋体" w:eastAsia="宋体" w:hAnsi="宋体" w:cs="宋体" w:hint="eastAsia"/>
+                <w:b/>
+                <w:bCs/>
+              </w:rPr>
+              <w:t>总行程</w:t>
+            </w:r>
+          </w:p>
+        </w:tc>
+        <w:tc>
+          <w:tcPr>
+            <w:tcW w:w="1161" w:type="dxa"/>
+            <w:shd w:val="clear" w:color="auto" w:fill="DEEBF6" w:themeFill="accent1" w:themeFillTint="32"/>
+            <w:vAlign w:val="center"/>
+          </w:tcPr>
+          <w:p>
+            <w:pPr>
+              <w:jc w:val="center"/>
+              <w:outlineLvl w:val="1"/>
+              <w:rPr>
+                <w:rFonts w:ascii="宋体" w:eastAsia="宋体" w:hAnsi="宋体"/>
+                <w:szCs w:val="21"/>
+              </w:rPr>
+            </w:pPr>
+            <w:r>
+              <w:rPr>
+                <w:rFonts w:ascii="宋体" w:eastAsia="宋体" w:hAnsi="宋体" w:hint="eastAsia"/>
+                <w:szCs w:val="21"/>
+              </w:rPr>
+              <w:t>Byte4~5</w:t>
+            </w:r>
+          </w:p>
+        </w:tc>
+        <w:tc>
+          <w:tcPr>
+            <w:tcW w:w="7964" w:type="dxa"/>
+            <w:shd w:val="clear" w:color="auto" w:fill="DEEBF6" w:themeFill="accent1" w:themeFillTint="32"/>
+            <w:vAlign w:val="center"/>
+          </w:tcPr>
+          <w:p>
+            <w:pPr>
+              <w:tabs>
+                <w:tab w:val="left" w:pos="219"/>
+              </w:tabs>
+              <w:jc w:val="center"/>
+              <w:outlineLvl w:val="1"/>
+              <w:rPr>
+                <w:rFonts w:ascii="宋体" w:eastAsia="宋体" w:hAnsi="宋体"/>
+              </w:rPr>
+            </w:pPr>
+            <w:r>
+              <w:rPr>
+                <w:rFonts w:ascii="宋体" w:eastAsia="宋体" w:hAnsi="宋体" w:hint="eastAsia"/>
+              </w:rPr>
+              <w:t>门体运行两端的行程长度</w:t>
+            </w:r>
+          </w:p>
+        </w:tc>
+      </w:tr>
+      <w:tr>
+        <w:tc>
+          <w:tcPr>
+            <w:tcW w:w="869" w:type="dxa"/>
+            <w:shd w:val="clear" w:color="auto" w:fill="DEEBF6" w:themeFill="accent1" w:themeFillTint="32"/>
+            <w:vAlign w:val="center"/>
+          </w:tcPr>
+          <w:p>
+            <w:pPr>
+              <w:jc w:val="center"/>
+              <w:outlineLvl w:val="1"/>
+              <w:rPr>
+                <w:rFonts w:ascii="宋体" w:eastAsia="宋体" w:hAnsi="宋体" w:cs="宋体"/>
+                <w:b/>
+                <w:bCs/>
+              </w:rPr>
+            </w:pPr>
+            <w:r>
+              <w:rPr>
+                <w:rFonts w:ascii="宋体" w:eastAsia="宋体" w:hAnsi="宋体" w:cs="宋体" w:hint="eastAsia"/>
+                <w:b/>
+                <w:bCs/>
+              </w:rPr>
+              <w:t>当前</w:t>
+            </w:r>
+          </w:p>
+          <w:p>
+            <w:pPr>
+              <w:jc w:val="center"/>
+              <w:outlineLvl w:val="1"/>
+              <w:rPr>
+                <w:rFonts w:ascii="宋体" w:eastAsia="宋体" w:hAnsi="宋体" w:cs="宋体"/>
+              </w:rPr>
+            </w:pPr>
+            <w:r>
+              <w:rPr>
+                <w:rFonts w:ascii="宋体" w:eastAsia="宋体" w:hAnsi="宋体" w:cs="宋体" w:hint="eastAsia"/>
+                <w:b/>
+                <w:bCs/>
+              </w:rPr>
+              <w:t>位置</w:t>
+            </w:r>
+          </w:p>
+        </w:tc>
+        <w:tc>
+          <w:tcPr>
+            <w:tcW w:w="1161" w:type="dxa"/>
+            <w:shd w:val="clear" w:color="auto" w:fill="DEEBF6" w:themeFill="accent1" w:themeFillTint="32"/>
+            <w:vAlign w:val="center"/>
+          </w:tcPr>
+          <w:p>
+            <w:pPr>
+              <w:jc w:val="center"/>
+              <w:outlineLvl w:val="1"/>
+              <w:rPr>
+                <w:rFonts w:ascii="宋体" w:eastAsia="宋体" w:hAnsi="宋体"/>
+                <w:szCs w:val="21"/>
+              </w:rPr>
+            </w:pPr>
+            <w:r>
+              <w:rPr>
+                <w:rFonts w:ascii="宋体" w:eastAsia="宋体" w:hAnsi="宋体" w:hint="eastAsia"/>
+                <w:szCs w:val="21"/>
+              </w:rPr>
+              <w:t>Byte6~7</w:t>
+            </w:r>
+          </w:p>
+        </w:tc>
+        <w:tc>
+          <w:tcPr>
+            <w:tcW w:w="7964" w:type="dxa"/>
+            <w:shd w:val="clear" w:color="auto" w:fill="DEEBF6" w:themeFill="accent1" w:themeFillTint="32"/>
+            <w:vAlign w:val="center"/>
+          </w:tcPr>
+          <w:p>
+            <w:pPr>
+              <w:tabs>
+                <w:tab w:val="left" w:pos="219"/>
+              </w:tabs>
+              <w:jc w:val="center"/>
+              <w:outlineLvl w:val="1"/>
+              <w:rPr>
+                <w:rFonts w:ascii="宋体" w:eastAsia="宋体" w:hAnsi="宋体"/>
+                <w:szCs w:val="21"/>
+              </w:rPr>
+            </w:pPr>
+            <w:r>
+              <w:rPr>
+                <w:rFonts w:ascii="宋体" w:eastAsia="宋体" w:hAnsi="宋体" w:hint="eastAsia"/>
+                <w:szCs w:val="21"/>
+              </w:rPr>
+              <w:t>门体当前实时位置。（门体运行到顶部位置是当前位置为0，运行到底部位置时，当前位置为电机总行程）。</w:t>
+            </w:r>
+          </w:p>
+        </w:tc>
+      </w:tr>
+      <w:tr>
+        <w:tc>
+          <w:tcPr>
+            <w:tcW w:w="869" w:type="dxa"/>
+            <w:shd w:val="clear" w:color="auto" w:fill="DEEBF6" w:themeFill="accent1" w:themeFillTint="32"/>
+            <w:vAlign w:val="center"/>
+          </w:tcPr>
+          <w:p>
+            <w:pPr>
+              <w:jc w:val="center"/>
+              <w:outlineLvl w:val="1"/>
+              <w:rPr>
+                <w:rFonts w:ascii="宋体" w:eastAsia="宋体" w:hAnsi="宋体" w:cs="宋体"/>
+                <w:b/>
+                <w:bCs/>
+              </w:rPr>
+            </w:pPr>
+            <w:r>
+              <w:rPr>
+                <w:rFonts w:ascii="宋体" w:eastAsia="宋体" w:hAnsi="宋体" w:cs="宋体" w:hint="eastAsia"/>
+                <w:b/>
+                <w:bCs/>
+              </w:rPr>
+              <w:t>设置</w:t>
+            </w:r>
+          </w:p>
+          <w:p>
+            <w:pPr>
+              <w:jc w:val="center"/>
+              <w:outlineLvl w:val="1"/>
+              <w:rPr>
+                <w:rFonts w:ascii="宋体" w:eastAsia="宋体" w:hAnsi="宋体" w:cs="宋体"/>
+                <w:b/>
+                <w:bCs/>
+              </w:rPr>
+            </w:pPr>
+            <w:r>
+              <w:rPr>
+                <w:rFonts w:ascii="宋体" w:eastAsia="宋体" w:hAnsi="宋体" w:cs="宋体" w:hint="eastAsia"/>
+                <w:b/>
+                <w:bCs/>
+              </w:rPr>
+              <w:t>超时</w:t>
+            </w:r>
+          </w:p>
+        </w:tc>
+        <w:tc>
+          <w:tcPr>
+            <w:tcW w:w="1161" w:type="dxa"/>
+            <w:shd w:val="clear" w:color="auto" w:fill="DEEBF6" w:themeFill="accent1" w:themeFillTint="32"/>
+            <w:vAlign w:val="center"/>
+          </w:tcPr>
+          <w:p>
+            <w:pPr>
+              <w:jc w:val="center"/>
+              <w:outlineLvl w:val="1"/>
+              <w:rPr>
+                <w:rFonts w:ascii="宋体" w:eastAsia="宋体" w:hAnsi="宋体"/>
+                <w:szCs w:val="21"/>
+              </w:rPr>
+            </w:pPr>
+            <w:r>
+              <w:rPr>
+                <w:rFonts w:ascii="宋体" w:eastAsia="宋体" w:hAnsi="宋体" w:hint="eastAsia"/>
+                <w:szCs w:val="21"/>
+              </w:rPr>
+              <w:t>Byte8</w:t>
+            </w:r>
+          </w:p>
+        </w:tc>
+        <w:tc>
+          <w:tcPr>
+            <w:tcW w:w="7964" w:type="dxa"/>
+            <w:shd w:val="clear" w:color="auto" w:fill="DEEBF6" w:themeFill="accent1" w:themeFillTint="32"/>
+            <w:vAlign w:val="center"/>
+          </w:tcPr>
+          <w:p>
+            <w:pPr>
+              <w:pStyle w:val="a5"/>
+              <w:spacing w:line="360" w:lineRule="exact"/>
+              <w:ind w:firstLineChars="0" w:firstLine="0"/>
+              <w:jc w:val="center"/>
+              <w:rPr>
+                <w:rFonts w:ascii="宋体" w:eastAsia="宋体" w:hAnsi="宋体"/>
+                <w:szCs w:val="21"/>
+              </w:rPr>
+            </w:pPr>
+            <w:r>
+              <w:rPr>
+                <w:rFonts w:ascii="宋体" w:eastAsia="宋体" w:hAnsi="宋体" w:cs="Times New Roman" w:hint="eastAsia"/>
+                <w:szCs w:val="21"/>
+              </w:rPr>
+              <w:t>进入设置模式后超时退出定时时间，单位为秒</w:t>
+            </w:r>
+          </w:p>
+        </w:tc>
+      </w:tr>
+      <w:tr>
+        <w:tc>
+          <w:tcPr>
+            <w:tcW w:w="869" w:type="dxa"/>
+            <w:shd w:val="clear" w:color="auto" w:fill="DEEBF6" w:themeFill="accent1" w:themeFillTint="32"/>
+            <w:vAlign w:val="center"/>
+          </w:tcPr>
+          <w:p>
+            <w:pPr>
+              <w:jc w:val="center"/>
+              <w:outlineLvl w:val="1"/>
+              <w:rPr>
+                <w:rFonts w:ascii="宋体" w:eastAsia="宋体" w:hAnsi="宋体" w:cs="宋体"/>
+                <w:b/>
+                <w:bCs/>
+                <w:color w:val="0000FF"/>
+              </w:rPr>
+            </w:pPr>
+            <w:r>
+              <w:rPr>
+                <w:rFonts w:ascii="宋体" w:eastAsia="宋体" w:hAnsi="宋体" w:cs="宋体" w:hint="eastAsia"/>
+                <w:b/>
+                <w:bCs/>
+                <w:color w:val="0000FF"/>
+              </w:rPr>
+              <w:t>报警</w:t>
+            </w:r>
+          </w:p>
+          <w:p>
+            <w:pPr>
+              <w:jc w:val="center"/>
+              <w:outlineLvl w:val="1"/>
+              <w:rPr>
+                <w:rFonts w:ascii="宋体" w:eastAsia="宋体" w:hAnsi="宋体" w:cs="宋体"/>
+                <w:b/>
+                <w:bCs/>
+                <w:color w:val="0000FF"/>
+              </w:rPr>
+            </w:pPr>
+            <w:r>
+              <w:rPr>
+                <w:rFonts w:ascii="宋体" w:eastAsia="宋体" w:hAnsi="宋体" w:cs="宋体" w:hint="eastAsia"/>
+                <w:b/>
+                <w:bCs/>
+                <w:color w:val="0000FF"/>
+              </w:rPr>
+              <w:t>提示</w:t>
+            </w:r>
+          </w:p>
+        </w:tc>
+        <w:tc>
+          <w:tcPr>
+            <w:tcW w:w="1161" w:type="dxa"/>
+            <w:shd w:val="clear" w:color="auto" w:fill="DEEBF6" w:themeFill="accent1" w:themeFillTint="32"/>
+            <w:vAlign w:val="center"/>
+          </w:tcPr>
+          <w:p>
+            <w:pPr>
+              <w:jc w:val="center"/>
+              <w:outlineLvl w:val="1"/>
+              <w:rPr>
+                <w:rFonts w:ascii="宋体" w:eastAsia="宋体" w:hAnsi="宋体"/>
+                <w:color w:val="0000FF"/>
+                <w:szCs w:val="21"/>
+              </w:rPr>
+            </w:pPr>
+            <w:r>
+              <w:rPr>
+                <w:rFonts w:ascii="宋体" w:eastAsia="宋体" w:hAnsi="宋体" w:hint="eastAsia"/>
+                <w:color w:val="0000FF"/>
+                <w:szCs w:val="21"/>
+              </w:rPr>
+              <w:t>Byte9</w:t>
+            </w:r>
+          </w:p>
+        </w:tc>
+        <w:tc>
+          <w:tcPr>
+            <w:tcW w:w="7964" w:type="dxa"/>
+            <w:shd w:val="clear" w:color="auto" w:fill="DEEBF6" w:themeFill="accent1" w:themeFillTint="32"/>
+            <w:vAlign w:val="center"/>
+          </w:tcPr>
+          <w:p>
+            <w:pPr>
+              <w:tabs>
+                <w:tab w:val="left" w:pos="219"/>
+              </w:tabs>
+              <w:jc w:val="center"/>
+              <w:outlineLvl w:val="1"/>
+              <w:rPr>
+                <w:rFonts w:ascii="宋体" w:eastAsia="宋体" w:hAnsi="宋体"/>
+                <w:color w:val="0000FF"/>
+                <w:szCs w:val="21"/>
+              </w:rPr>
+            </w:pPr>
+            <w:r>
+              <w:rPr>
+                <w:rFonts w:ascii="宋体" w:eastAsia="宋体" w:hAnsi="宋体" w:hint="eastAsia"/>
+                <w:color w:val="0000FF"/>
+                <w:szCs w:val="21"/>
+              </w:rPr>
+              <w:t>1: 对码成功</w:t>
+            </w:r>
+          </w:p>
+          <w:p>
+            <w:pPr>
+              <w:tabs>
+                <w:tab w:val="left" w:pos="219"/>
+              </w:tabs>
+              <w:jc w:val="center"/>
+              <w:outlineLvl w:val="1"/>
+              <w:rPr>
+                <w:rFonts w:ascii="宋体" w:eastAsia="宋体" w:hAnsi="宋体"/>
+                <w:color w:val="0000FF"/>
+                <w:szCs w:val="21"/>
+              </w:rPr>
+            </w:pPr>
+            <w:r>
+              <w:rPr>
+                <w:rFonts w:ascii="宋体" w:eastAsia="宋体" w:hAnsi="宋体" w:hint="eastAsia"/>
+                <w:color w:val="0000FF"/>
+                <w:szCs w:val="21"/>
+              </w:rPr>
+              <w:t xml:space="preserve">2:对码存储满 </w:t>
+            </w:r>
+          </w:p>
+          <w:p>
+            <w:pPr>
+              <w:tabs>
+                <w:tab w:val="left" w:pos="219"/>
+              </w:tabs>
+              <w:jc w:val="center"/>
+              <w:outlineLvl w:val="1"/>
+              <w:rPr>
+                <w:rFonts w:ascii="宋体" w:eastAsia="宋体" w:hAnsi="宋体"/>
+                <w:color w:val="0000FF"/>
+                <w:szCs w:val="21"/>
+              </w:rPr>
+            </w:pPr>
+            <w:r>
+              <w:rPr>
+                <w:rFonts w:ascii="宋体" w:eastAsia="宋体" w:hAnsi="宋体" w:hint="eastAsia"/>
+                <w:color w:val="0000FF"/>
+                <w:szCs w:val="21"/>
+              </w:rPr>
+              <w:t>3: 上下限位设置错误</w:t>
+            </w:r>
+          </w:p>
+          <w:p>
+            <w:pPr>
+              <w:tabs>
+                <w:tab w:val="left" w:pos="219"/>
+              </w:tabs>
+              <w:jc w:val="center"/>
+              <w:outlineLvl w:val="1"/>
+              <w:rPr>
+                <w:rFonts w:ascii="宋体" w:eastAsia="宋体" w:hAnsi="宋体"/>
+                <w:color w:val="0000FF"/>
+                <w:szCs w:val="21"/>
+              </w:rPr>
+            </w:pPr>
+            <w:r>
+              <w:rPr>
+                <w:rFonts w:ascii="宋体" w:eastAsia="宋体" w:hAnsi="宋体" w:hint="eastAsia"/>
+                <w:color w:val="0000FF"/>
+                <w:szCs w:val="21"/>
+              </w:rPr>
+              <w:t>4: 儿童锁使能</w:t>
+            </w:r>
+          </w:p>
+          <w:p>
+            <w:pPr>
+              <w:tabs>
+                <w:tab w:val="left" w:pos="219"/>
+              </w:tabs>
+              <w:jc w:val="center"/>
+              <w:outlineLvl w:val="1"/>
+              <w:rPr>
+                <w:rFonts w:ascii="宋体" w:eastAsia="宋体" w:hAnsi="宋体"/>
+                <w:color w:val="0000FF"/>
+                <w:szCs w:val="21"/>
+              </w:rPr>
+            </w:pPr>
+            <w:r>
+              <w:rPr>
+                <w:rFonts w:ascii="宋体" w:eastAsia="宋体" w:hAnsi="宋体" w:hint="eastAsia"/>
+                <w:color w:val="0000FF"/>
+                <w:szCs w:val="21"/>
+              </w:rPr>
+              <w:t>5: 电源电压低</w:t>
+            </w:r>
+          </w:p>
+          <w:p>
+            <w:pPr>
+              <w:tabs>
+                <w:tab w:val="left" w:pos="219"/>
+              </w:tabs>
+              <w:jc w:val="center"/>
+              <w:outlineLvl w:val="1"/>
+              <w:rPr>
+                <w:rFonts w:ascii="宋体" w:eastAsia="宋体" w:hAnsi="宋体"/>
+                <w:color w:val="0000FF"/>
+                <w:szCs w:val="21"/>
+              </w:rPr>
+            </w:pPr>
+            <w:r>
+              <w:rPr>
+                <w:rFonts w:ascii="宋体" w:eastAsia="宋体" w:hAnsi="宋体" w:hint="eastAsia"/>
+                <w:color w:val="0000FF"/>
+                <w:szCs w:val="21"/>
+              </w:rPr>
+              <w:lastRenderedPageBreak/>
+              <w:t>6: 电机过流</w:t>
+            </w:r>
+          </w:p>
+          <w:p>
+            <w:pPr>
+              <w:tabs>
+                <w:tab w:val="left" w:pos="219"/>
+              </w:tabs>
+              <w:jc w:val="center"/>
+              <w:outlineLvl w:val="1"/>
+              <w:rPr>
+                <w:rFonts w:ascii="宋体" w:eastAsia="宋体" w:hAnsi="宋体"/>
+                <w:color w:val="0000FF"/>
+                <w:szCs w:val="21"/>
+              </w:rPr>
+            </w:pPr>
+            <w:r>
+              <w:rPr>
+                <w:rFonts w:ascii="宋体" w:eastAsia="宋体" w:hAnsi="宋体" w:hint="eastAsia"/>
+                <w:color w:val="0000FF"/>
+                <w:szCs w:val="21"/>
+              </w:rPr>
+              <w:t>7: 电机线插反</w:t>
+            </w:r>
+          </w:p>
+          <w:p>
+            <w:pPr>
+              <w:tabs>
+                <w:tab w:val="left" w:pos="219"/>
+              </w:tabs>
+              <w:jc w:val="center"/>
+              <w:outlineLvl w:val="1"/>
+              <w:rPr>
+                <w:rFonts w:ascii="宋体" w:eastAsia="宋体" w:hAnsi="宋体"/>
+                <w:color w:val="0000FF"/>
+                <w:szCs w:val="21"/>
+              </w:rPr>
+            </w:pPr>
+            <w:r>
+              <w:rPr>
+                <w:rFonts w:ascii="宋体" w:eastAsia="宋体" w:hAnsi="宋体" w:hint="eastAsia"/>
+                <w:color w:val="0000FF"/>
+                <w:szCs w:val="21"/>
+              </w:rPr>
+              <w:t>8: 编码器绝对位置错误</w:t>
+            </w:r>
+          </w:p>
+          <w:p>
+            <w:pPr>
+              <w:tabs>
+                <w:tab w:val="left" w:pos="219"/>
+              </w:tabs>
+              <w:jc w:val="center"/>
+              <w:outlineLvl w:val="1"/>
+              <w:rPr>
+                <w:rFonts w:ascii="宋体" w:eastAsia="宋体" w:hAnsi="宋体"/>
+                <w:color w:val="0000FF"/>
+                <w:szCs w:val="21"/>
+              </w:rPr>
+            </w:pPr>
+            <w:r>
+              <w:rPr>
+                <w:rFonts w:ascii="宋体" w:eastAsia="宋体" w:hAnsi="宋体" w:hint="eastAsia"/>
+                <w:color w:val="0000FF"/>
+                <w:szCs w:val="21"/>
+              </w:rPr>
+              <w:t>9: STOP端子激活</w:t>
+            </w:r>
+          </w:p>
+          <w:p>
+            <w:pPr>
+              <w:tabs>
+                <w:tab w:val="left" w:pos="219"/>
+              </w:tabs>
+              <w:jc w:val="center"/>
+              <w:outlineLvl w:val="1"/>
+              <w:rPr>
+                <w:rFonts w:ascii="宋体" w:eastAsia="宋体" w:hAnsi="宋体"/>
+                <w:color w:val="0000FF"/>
+                <w:szCs w:val="21"/>
+              </w:rPr>
+            </w:pPr>
+            <w:r>
+              <w:rPr>
+                <w:rFonts w:ascii="宋体" w:eastAsia="宋体" w:hAnsi="宋体" w:hint="eastAsia"/>
+                <w:color w:val="0000FF"/>
+                <w:szCs w:val="21"/>
+              </w:rPr>
+              <w:t>10: 位置计数错误</w:t>
+            </w:r>
+          </w:p>
+          <w:p>
+            <w:pPr>
+              <w:tabs>
+                <w:tab w:val="left" w:pos="219"/>
+              </w:tabs>
+              <w:jc w:val="center"/>
+              <w:outlineLvl w:val="1"/>
+              <w:rPr>
+                <w:rFonts w:ascii="宋体" w:eastAsia="宋体" w:hAnsi="宋体"/>
+                <w:color w:val="0000FF"/>
+                <w:szCs w:val="21"/>
+              </w:rPr>
+            </w:pPr>
+            <w:r>
+              <w:rPr>
+                <w:rFonts w:ascii="宋体" w:eastAsia="宋体" w:hAnsi="宋体" w:hint="eastAsia"/>
+                <w:color w:val="0000FF"/>
+                <w:szCs w:val="21"/>
+              </w:rPr>
+              <w:t>11: 电机运行超时</w:t>
+            </w:r>
+          </w:p>
+          <w:p>
+            <w:pPr>
+              <w:tabs>
+                <w:tab w:val="left" w:pos="219"/>
+              </w:tabs>
+              <w:jc w:val="center"/>
+              <w:outlineLvl w:val="1"/>
+              <w:rPr>
+                <w:rFonts w:ascii="宋体" w:eastAsia="宋体" w:hAnsi="宋体"/>
+                <w:color w:val="0000FF"/>
+                <w:szCs w:val="21"/>
+              </w:rPr>
+            </w:pPr>
+            <w:r>
+              <w:rPr>
+                <w:rFonts w:ascii="宋体" w:eastAsia="宋体" w:hAnsi="宋体" w:hint="eastAsia"/>
+                <w:color w:val="0000FF"/>
+                <w:szCs w:val="21"/>
+              </w:rPr>
+              <w:t>12: 编码器通信错误</w:t>
+            </w:r>
+          </w:p>
+          <w:p>
+            <w:pPr>
+              <w:tabs>
+                <w:tab w:val="left" w:pos="219"/>
+              </w:tabs>
+              <w:jc w:val="center"/>
+              <w:outlineLvl w:val="1"/>
+              <w:rPr>
+                <w:rFonts w:ascii="宋体" w:eastAsia="宋体" w:hAnsi="宋体"/>
+                <w:color w:val="0000FF"/>
+                <w:szCs w:val="21"/>
+              </w:rPr>
+            </w:pPr>
+            <w:r>
+              <w:rPr>
+                <w:rFonts w:ascii="宋体" w:eastAsia="宋体" w:hAnsi="宋体" w:hint="eastAsia"/>
+                <w:color w:val="0000FF"/>
+                <w:szCs w:val="21"/>
+              </w:rPr>
+              <w:t>13: 对码信息清除</w:t>
+            </w:r>
+          </w:p>
+        </w:tc>
+      </w:tr>
+      <w:tr>
+        <w:tc>
+          <w:tcPr>
+            <w:tcW w:w="869" w:type="dxa"/>
+            <w:shd w:val="clear" w:color="auto" w:fill="DEEBF6" w:themeFill="accent1" w:themeFillTint="32"/>
+            <w:vAlign w:val="center"/>
+          </w:tcPr>
+          <w:p>
+            <w:pPr>
+              <w:jc w:val="center"/>
+              <w:outlineLvl w:val="1"/>
+              <w:rPr>
+                <w:rFonts w:ascii="宋体" w:eastAsia="宋体" w:hAnsi="宋体" w:cs="宋体"/>
+                <w:b/>
+                <w:bCs/>
+              </w:rPr>
+            </w:pPr>
+            <w:r>
+              <w:rPr>
+                <w:rFonts w:ascii="宋体" w:eastAsia="宋体" w:hAnsi="宋体" w:cs="宋体" w:hint="eastAsia"/>
+                <w:b/>
+                <w:bCs/>
+              </w:rPr>
+              <w:lastRenderedPageBreak/>
+              <w:t>电机</w:t>
+            </w:r>
+          </w:p>
+          <w:p>
+            <w:pPr>
+              <w:jc w:val="center"/>
+              <w:outlineLvl w:val="1"/>
+              <w:rPr>
+                <w:rFonts w:ascii="宋体" w:eastAsia="宋体" w:hAnsi="宋体" w:cs="宋体"/>
+                <w:b/>
+                <w:bCs/>
+              </w:rPr>
+            </w:pPr>
+            <w:r>
+              <w:rPr>
+                <w:rFonts w:ascii="宋体" w:eastAsia="宋体" w:hAnsi="宋体" w:cs="宋体" w:hint="eastAsia"/>
+                <w:b/>
+                <w:bCs/>
+              </w:rPr>
+              <w:t>电流</w:t>
+            </w:r>
+          </w:p>
+        </w:tc>
+        <w:tc>
+          <w:tcPr>
+            <w:tcW w:w="1161" w:type="dxa"/>
+            <w:shd w:val="clear" w:color="auto" w:fill="DEEBF6" w:themeFill="accent1" w:themeFillTint="32"/>
+            <w:vAlign w:val="center"/>
+          </w:tcPr>
+          <w:p>
+            <w:pPr>
+              <w:jc w:val="center"/>
+              <w:outlineLvl w:val="1"/>
+              <w:rPr>
+                <w:rFonts w:ascii="宋体" w:eastAsia="宋体" w:hAnsi="宋体"/>
+                <w:szCs w:val="21"/>
+              </w:rPr>
+            </w:pPr>
+            <w:r>
+              <w:rPr>
+                <w:rFonts w:ascii="宋体" w:eastAsia="宋体" w:hAnsi="宋体" w:hint="eastAsia"/>
+                <w:szCs w:val="21"/>
+              </w:rPr>
+              <w:t>Byte10~11</w:t>
+            </w:r>
+          </w:p>
+        </w:tc>
+        <w:tc>
+          <w:tcPr>
+            <w:tcW w:w="7964" w:type="dxa"/>
+            <w:shd w:val="clear" w:color="auto" w:fill="DEEBF6" w:themeFill="accent1" w:themeFillTint="32"/>
+            <w:vAlign w:val="center"/>
+          </w:tcPr>
+          <w:p>
+            <w:pPr>
+              <w:tabs>
+                <w:tab w:val="left" w:pos="219"/>
+              </w:tabs>
+              <w:jc w:val="center"/>
+              <w:outlineLvl w:val="1"/>
+              <w:rPr>
+                <w:rFonts w:ascii="宋体" w:eastAsia="宋体" w:hAnsi="宋体"/>
+                <w:szCs w:val="21"/>
+              </w:rPr>
+            </w:pPr>
+            <w:r>
+              <w:rPr>
+                <w:rFonts w:ascii="宋体" w:eastAsia="宋体" w:hAnsi="宋体" w:hint="eastAsia"/>
+                <w:szCs w:val="21"/>
+              </w:rPr>
+              <w:t>控制器电机运行电流</w:t>
+            </w:r>
+          </w:p>
+        </w:tc>
+      </w:tr>
+      <w:tr>
+        <w:tc>
+          <w:tcPr>
+            <w:tcW w:w="869" w:type="dxa"/>
+            <w:shd w:val="clear" w:color="auto" w:fill="DEEBF6" w:themeFill="accent1" w:themeFillTint="32"/>
+            <w:vAlign w:val="center"/>
+          </w:tcPr>
+          <w:p>
+            <w:pPr>
+              <w:jc w:val="center"/>
+              <w:outlineLvl w:val="1"/>
+              <w:rPr>
+                <w:rFonts w:ascii="宋体" w:eastAsia="宋体" w:hAnsi="宋体" w:cs="宋体"/>
+                <w:b/>
+                <w:bCs/>
+              </w:rPr>
+            </w:pPr>
+            <w:r>
+              <w:rPr>
+                <w:rFonts w:ascii="宋体" w:eastAsia="宋体" w:hAnsi="宋体" w:cs="宋体" w:hint="eastAsia"/>
+                <w:b/>
+                <w:bCs/>
+              </w:rPr>
+              <w:t>自动</w:t>
+            </w:r>
+          </w:p>
+          <w:p>
+            <w:pPr>
+              <w:jc w:val="center"/>
+              <w:outlineLvl w:val="1"/>
+              <w:rPr>
+                <w:rFonts w:ascii="宋体" w:eastAsia="宋体" w:hAnsi="宋体" w:cs="宋体"/>
+                <w:b/>
+                <w:bCs/>
+              </w:rPr>
+            </w:pPr>
+            <w:r>
+              <w:rPr>
+                <w:rFonts w:ascii="宋体" w:eastAsia="宋体" w:hAnsi="宋体" w:cs="宋体" w:hint="eastAsia"/>
+                <w:b/>
+                <w:bCs/>
+              </w:rPr>
+              <w:t>关门</w:t>
+            </w:r>
+          </w:p>
+        </w:tc>
+        <w:tc>
+          <w:tcPr>
+            <w:tcW w:w="1161" w:type="dxa"/>
+            <w:shd w:val="clear" w:color="auto" w:fill="DEEBF6" w:themeFill="accent1" w:themeFillTint="32"/>
+            <w:vAlign w:val="center"/>
+          </w:tcPr>
+          <w:p>
+            <w:pPr>
+              <w:jc w:val="center"/>
+              <w:outlineLvl w:val="1"/>
+              <w:rPr>
+                <w:rFonts w:ascii="宋体" w:eastAsia="宋体" w:hAnsi="宋体"/>
+                <w:szCs w:val="21"/>
+              </w:rPr>
+            </w:pPr>
+            <w:r>
+              <w:rPr>
+                <w:rFonts w:ascii="宋体" w:eastAsia="宋体" w:hAnsi="宋体" w:hint="eastAsia"/>
+                <w:szCs w:val="21"/>
+              </w:rPr>
+              <w:t>Byte12~13</w:t>
+            </w:r>
+          </w:p>
+        </w:tc>
+        <w:tc>
+          <w:tcPr>
+            <w:tcW w:w="7964" w:type="dxa"/>
+            <w:shd w:val="clear" w:color="auto" w:fill="DEEBF6" w:themeFill="accent1" w:themeFillTint="32"/>
+            <w:vAlign w:val="center"/>
+          </w:tcPr>
+          <w:p>
+            <w:pPr>
+              <w:tabs>
+                <w:tab w:val="left" w:pos="219"/>
+              </w:tabs>
+              <w:jc w:val="center"/>
+              <w:outlineLvl w:val="1"/>
+              <w:rPr>
+                <w:rFonts w:ascii="宋体" w:eastAsia="宋体" w:hAnsi="宋体"/>
+                <w:szCs w:val="21"/>
+              </w:rPr>
+            </w:pPr>
+            <w:r>
+              <w:rPr>
+                <w:rFonts w:ascii="宋体" w:eastAsia="宋体" w:hAnsi="宋体" w:hint="eastAsia"/>
+                <w:szCs w:val="21"/>
+              </w:rPr>
+              <w:t>自动关门超时时间定时，单位秒</w:t>
+            </w:r>
+          </w:p>
+        </w:tc>
+      </w:tr>
+      <w:tr>
+        <w:tc>
+          <w:tcPr>
+            <w:tcW w:w="869" w:type="dxa"/>
+            <w:shd w:val="clear" w:color="auto" w:fill="DEEBF6" w:themeFill="accent1" w:themeFillTint="32"/>
+            <w:vAlign w:val="center"/>
+          </w:tcPr>
+          <w:p>
+            <w:pPr>
+              <w:jc w:val="center"/>
+              <w:outlineLvl w:val="1"/>
+              <w:rPr>
+                <w:rFonts w:ascii="宋体" w:eastAsia="宋体" w:hAnsi="宋体" w:cs="宋体"/>
+                <w:b/>
+                <w:bCs/>
+              </w:rPr>
+            </w:pPr>
+            <w:r>
+              <w:rPr>
+                <w:rFonts w:ascii="宋体" w:eastAsia="宋体" w:hAnsi="宋体" w:cs="宋体" w:hint="eastAsia"/>
+                <w:b/>
+                <w:bCs/>
+              </w:rPr>
+              <w:t>灯超时</w:t>
+            </w:r>
+          </w:p>
+        </w:tc>
+        <w:tc>
+          <w:tcPr>
+            <w:tcW w:w="1161" w:type="dxa"/>
+            <w:shd w:val="clear" w:color="auto" w:fill="DEEBF6" w:themeFill="accent1" w:themeFillTint="32"/>
+            <w:vAlign w:val="center"/>
+          </w:tcPr>
+          <w:p>
+            <w:pPr>
+              <w:jc w:val="center"/>
+              <w:outlineLvl w:val="1"/>
+              <w:rPr>
+                <w:rFonts w:ascii="宋体" w:eastAsia="宋体" w:hAnsi="宋体"/>
+                <w:szCs w:val="21"/>
+              </w:rPr>
+            </w:pPr>
+            <w:r>
+              <w:rPr>
+                <w:rFonts w:ascii="宋体" w:eastAsia="宋体" w:hAnsi="宋体" w:hint="eastAsia"/>
+                <w:szCs w:val="21"/>
+              </w:rPr>
+              <w:t>Byte14~15</w:t>
+            </w:r>
+          </w:p>
+        </w:tc>
+        <w:tc>
+          <w:tcPr>
+            <w:tcW w:w="7964" w:type="dxa"/>
+            <w:shd w:val="clear" w:color="auto" w:fill="DEEBF6" w:themeFill="accent1" w:themeFillTint="32"/>
+            <w:vAlign w:val="center"/>
+          </w:tcPr>
+          <w:p>
+            <w:pPr>
+              <w:tabs>
+                <w:tab w:val="left" w:pos="219"/>
+              </w:tabs>
+              <w:jc w:val="center"/>
+              <w:outlineLvl w:val="1"/>
+              <w:rPr>
+                <w:rFonts w:ascii="宋体" w:eastAsia="宋体" w:hAnsi="宋体"/>
+                <w:szCs w:val="21"/>
+              </w:rPr>
+            </w:pPr>
+            <w:r>
+              <w:rPr>
+                <w:rFonts w:ascii="宋体" w:eastAsia="宋体" w:hAnsi="宋体" w:hint="eastAsia"/>
+                <w:szCs w:val="21"/>
+              </w:rPr>
+              <w:t>照明灯超时时间定时，单位秒</w:t>
+            </w:r>
+          </w:p>
+        </w:tc>
+      </w:tr>
+      <w:tr>
+        <w:tc>
+          <w:tcPr>
+            <w:tcW w:w="869" w:type="dxa"/>
+            <w:shd w:val="clear" w:color="auto" w:fill="DEEBF6" w:themeFill="accent1" w:themeFillTint="32"/>
+            <w:vAlign w:val="center"/>
+          </w:tcPr>
+          <w:p>
+            <w:pPr>
+              <w:jc w:val="center"/>
+              <w:outlineLvl w:val="1"/>
+              <w:rPr>
+                <w:rFonts w:ascii="宋体" w:eastAsia="宋体" w:hAnsi="宋体" w:cs="宋体"/>
+                <w:b/>
+                <w:bCs/>
+              </w:rPr>
+            </w:pPr>
+            <w:r>
+              <w:rPr>
+                <w:rFonts w:ascii="宋体" w:eastAsia="宋体" w:hAnsi="宋体" w:cs="宋体" w:hint="eastAsia"/>
+                <w:b/>
+                <w:bCs/>
+              </w:rPr>
+              <w:t>运行</w:t>
+            </w:r>
+          </w:p>
+          <w:p>
+            <w:pPr>
+              <w:jc w:val="center"/>
+              <w:outlineLvl w:val="1"/>
+              <w:rPr>
+                <w:rFonts w:ascii="宋体" w:eastAsia="宋体" w:hAnsi="宋体" w:cs="宋体"/>
+                <w:b/>
+                <w:bCs/>
+              </w:rPr>
+            </w:pPr>
+            <w:r>
+              <w:rPr>
+                <w:rFonts w:ascii="宋体" w:eastAsia="宋体" w:hAnsi="宋体" w:cs="宋体" w:hint="eastAsia"/>
+                <w:b/>
+                <w:bCs/>
+              </w:rPr>
+              <w:t>次数</w:t>
+            </w:r>
+          </w:p>
+        </w:tc>
+        <w:tc>
+          <w:tcPr>
+            <w:tcW w:w="1161" w:type="dxa"/>
+            <w:shd w:val="clear" w:color="auto" w:fill="DEEBF6" w:themeFill="accent1" w:themeFillTint="32"/>
+            <w:vAlign w:val="center"/>
+          </w:tcPr>
+          <w:p>
+            <w:pPr>
+              <w:jc w:val="center"/>
+              <w:outlineLvl w:val="1"/>
+              <w:rPr>
+                <w:rFonts w:ascii="宋体" w:eastAsia="宋体" w:hAnsi="宋体"/>
+                <w:szCs w:val="21"/>
+              </w:rPr>
+            </w:pPr>
+            <w:r>
+              <w:rPr>
+                <w:rFonts w:ascii="宋体" w:eastAsia="宋体" w:hAnsi="宋体" w:hint="eastAsia"/>
+                <w:szCs w:val="21"/>
+              </w:rPr>
+              <w:t>Byte16~18</w:t>
+            </w:r>
+          </w:p>
+        </w:tc>
+        <w:tc>
+          <w:tcPr>
+            <w:tcW w:w="7964" w:type="dxa"/>
+            <w:shd w:val="clear" w:color="auto" w:fill="DEEBF6" w:themeFill="accent1" w:themeFillTint="32"/>
+            <w:vAlign w:val="center"/>
+          </w:tcPr>
+          <w:p>
+            <w:pPr>
+              <w:tabs>
+                <w:tab w:val="left" w:pos="219"/>
+              </w:tabs>
+              <w:jc w:val="center"/>
+              <w:outlineLvl w:val="1"/>
+              <w:rPr>
+                <w:rFonts w:ascii="宋体" w:eastAsia="宋体" w:hAnsi="宋体"/>
+                <w:szCs w:val="21"/>
+              </w:rPr>
+            </w:pPr>
+            <w:r>
+              <w:rPr>
+                <w:rFonts w:ascii="宋体" w:eastAsia="宋体" w:hAnsi="宋体" w:hint="eastAsia"/>
+                <w:szCs w:val="21"/>
+              </w:rPr>
+              <w:t>门体运行次数</w:t>
+            </w:r>
+          </w:p>
+        </w:tc>
+      </w:tr>
+      <w:tr>
+        <w:tc>
+          <w:tcPr>
+            <w:tcW w:w="869" w:type="dxa"/>
+            <w:shd w:val="clear" w:color="auto" w:fill="DEEBF6" w:themeFill="accent1" w:themeFillTint="32"/>
+            <w:vAlign w:val="center"/>
+          </w:tcPr>
+          <w:p>
+            <w:pPr>
+              <w:jc w:val="center"/>
+              <w:outlineLvl w:val="1"/>
+              <w:rPr>
+                <w:rFonts w:ascii="宋体" w:eastAsia="宋体" w:hAnsi="宋体" w:cs="宋体"/>
+                <w:b/>
+                <w:bCs/>
+              </w:rPr>
+            </w:pPr>
+            <w:r>
+              <w:rPr>
+                <w:rFonts w:ascii="宋体" w:eastAsia="宋体" w:hAnsi="宋体" w:cs="宋体" w:hint="eastAsia"/>
+                <w:b/>
+                <w:bCs/>
+              </w:rPr>
+              <w:t>保养</w:t>
+            </w:r>
+          </w:p>
+          <w:p>
+            <w:pPr>
+              <w:jc w:val="center"/>
+              <w:outlineLvl w:val="1"/>
+              <w:rPr>
+                <w:rFonts w:ascii="宋体" w:eastAsia="宋体" w:hAnsi="宋体" w:cs="宋体"/>
+                <w:b/>
+                <w:bCs/>
+              </w:rPr>
+            </w:pPr>
+            <w:r>
+              <w:rPr>
+                <w:rFonts w:ascii="宋体" w:eastAsia="宋体" w:hAnsi="宋体" w:cs="宋体" w:hint="eastAsia"/>
+                <w:b/>
+                <w:bCs/>
+              </w:rPr>
+              <w:t>提示</w:t>
+            </w:r>
+          </w:p>
+        </w:tc>
+        <w:tc>
+          <w:tcPr>
+            <w:tcW w:w="1161" w:type="dxa"/>
+            <w:shd w:val="clear" w:color="auto" w:fill="DEEBF6" w:themeFill="accent1" w:themeFillTint="32"/>
+            <w:vAlign w:val="center"/>
+          </w:tcPr>
+          <w:p>
+            <w:pPr>
+              <w:jc w:val="center"/>
+              <w:outlineLvl w:val="1"/>
+              <w:rPr>
+                <w:rFonts w:ascii="宋体" w:eastAsia="宋体" w:hAnsi="宋体"/>
+                <w:szCs w:val="21"/>
+              </w:rPr>
+            </w:pPr>
+            <w:r>
+              <w:rPr>
+                <w:rFonts w:ascii="宋体" w:eastAsia="宋体" w:hAnsi="宋体" w:hint="eastAsia"/>
+                <w:szCs w:val="21"/>
+              </w:rPr>
+              <w:t>Byte19</w:t>
+            </w:r>
+          </w:p>
+        </w:tc>
+        <w:tc>
+          <w:tcPr>
+            <w:tcW w:w="7964" w:type="dxa"/>
+            <w:shd w:val="clear" w:color="auto" w:fill="DEEBF6" w:themeFill="accent1" w:themeFillTint="32"/>
+            <w:vAlign w:val="center"/>
+          </w:tcPr>
+          <w:p>
+            <w:pPr>
+              <w:tabs>
+                <w:tab w:val="left" w:pos="219"/>
+              </w:tabs>
+              <w:jc w:val="center"/>
+              <w:outlineLvl w:val="1"/>
+              <w:rPr>
+                <w:rFonts w:ascii="宋体" w:eastAsia="宋体" w:hAnsi="宋体"/>
+                <w:szCs w:val="21"/>
+              </w:rPr>
+            </w:pPr>
+            <w:r>
+              <w:rPr>
+                <w:rFonts w:ascii="宋体" w:eastAsia="宋体" w:hAnsi="宋体" w:hint="eastAsia"/>
+                <w:szCs w:val="21"/>
+              </w:rPr>
+              <w:t>0: 无需保养</w:t>
+            </w:r>
+          </w:p>
+          <w:p>
+            <w:pPr>
+              <w:tabs>
+                <w:tab w:val="left" w:pos="219"/>
+              </w:tabs>
+              <w:jc w:val="center"/>
+              <w:outlineLvl w:val="1"/>
+              <w:rPr>
+                <w:rFonts w:ascii="宋体" w:eastAsia="宋体" w:hAnsi="宋体"/>
+                <w:szCs w:val="21"/>
+              </w:rPr>
+            </w:pPr>
+            <w:r>
+              <w:rPr>
+                <w:rFonts w:ascii="宋体" w:eastAsia="宋体" w:hAnsi="宋体" w:hint="eastAsia"/>
+                <w:szCs w:val="21"/>
+              </w:rPr>
+              <w:t>1: 保养提示</w:t>
+            </w:r>
+          </w:p>
+        </w:tc>
+      </w:tr>
+    </w:tbl>
+    <w:p>
+      <w:pPr>
+        <w:ind w:firstLine="360"/>
+        <w:jc w:val="left"/>
+        <w:rPr>
+          <w:rFonts w:hint="eastAsia"/>
+        </w:rPr>
+      </w:pPr>
+    </w:p>
+    <w:p>
+      <w:pPr>
+        <w:ind w:firstLine="360"/>
+        <w:jc w:val="left"/>
+      </w:pPr>
+    </w:p>
+    <w:p>
+      <w:pPr>
+        <w:ind w:firstLine="360"/>
+        <w:jc w:val="left"/>
+      </w:pPr>
+    </w:p>
+    <w:p>
+      <w:pPr>
+        <w:ind w:firstLine="360"/>
+        <w:jc w:val="left"/>
+        <w:rPr>
+          <w:rFonts w:hint="eastAsia"/>
         </w:rPr>
       </w:pPr>
     </w:p>
@@ -882,48 +6606,11 @@
           <w:sz w:val="28"/>
         </w:rPr>
       </w:pPr>
-    </w:p>
-    <w:p>
-      <w:pPr>
-        <w:jc w:val="left"/>
+      <w:r>
         <w:rPr>
           <w:b/>
           <w:sz w:val="28"/>
         </w:rPr>
-      </w:pPr>
-    </w:p>
-    <w:p>
-      <w:pPr>
-        <w:jc w:val="left"/>
-        <w:rPr>
-          <w:b/>
-          <w:sz w:val="28"/>
-        </w:rPr>
-      </w:pPr>
-    </w:p>
-    <w:p>
-      <w:pPr>
-        <w:jc w:val="left"/>
-        <w:rPr>
-          <w:b/>
-          <w:sz w:val="28"/>
-        </w:rPr>
-      </w:pPr>
-    </w:p>
-    <w:p>
-      <w:pPr>
-        <w:jc w:val="left"/>
-        <w:rPr>
-          <w:b/>
-          <w:sz w:val="28"/>
-        </w:rPr>
-      </w:pPr>
-      <w:r>
-        <w:rPr>
-          <w:b/>
-          <w:sz w:val="28"/>
-        </w:rPr>
-        <w:lastRenderedPageBreak/>
         <w:t>Service UUID:       9eca dc24</w:t>
       </w:r>
       <w:r>
@@ -2256,6 +7943,7 @@
                 <w:rFonts w:ascii="宋体" w:eastAsia="宋体" w:hAnsi="宋体"/>
                 <w:szCs w:val="21"/>
               </w:rPr>
+              <w:lastRenderedPageBreak/>
               <w:t>2：</w:t>
             </w:r>
             <w:r>
@@ -3545,7 +9233,6 @@
           <w:b/>
           <w:sz w:val="24"/>
         </w:rPr>
-        <w:lastRenderedPageBreak/>
         <w:t>2.1.2</w:t>
       </w:r>
       <w:r>
@@ -5317,6 +11004,7 @@
                 <w:color w:val="000000"/>
                 <w:sz w:val="20"/>
               </w:rPr>
+              <w:lastRenderedPageBreak/>
               <w:t>0x</w:t>
             </w:r>
             <w:r>
@@ -10866,6 +16554,21 @@
     </w:lvl>
   </w:abstractNum>
   <w:abstractNum w:abstractNumId="2" w15:restartNumberingAfterBreak="0">
+    <w:nsid w:val="3299C03C"/>
+    <w:multiLevelType w:val="singleLevel"/>
+    <w:tmpl w:val="3299C03C"/>
+    <w:lvl w:ilvl="0">
+      <w:start w:val="3"/>
+      <w:numFmt w:val="chineseCounting"/>
+      <w:suff w:val="space"/>
+      <w:lvlText w:val="%1．"/>
+      <w:lvlJc w:val="left"/>
+      <w:rPr>
+        <w:rFonts w:hint="eastAsia"/>
+      </w:rPr>
+    </w:lvl>
+  </w:abstractNum>
+  <w:abstractNum w:abstractNumId="3" w15:restartNumberingAfterBreak="0">
     <w:nsid w:val="56AC4B6A"/>
     <w:multiLevelType w:val="hybridMultilevel"/>
     <w:tmpl w:val="300A5364"/>
@@ -10961,6 +16664,9 @@
     <w:abstractNumId w:val="0"/>
   </w:num>
   <w:num w:numId="3">
+    <w:abstractNumId w:val="3"/>
+  </w:num>
+  <w:num w:numId="4">
     <w:abstractNumId w:val="2"/>
   </w:num>
 </w:numbering>
@@ -11160,7 +16866,7 @@
     <w:lsdException w:name="Medium Shading 2 Accent 1" w:uiPriority="64"/>
     <w:lsdException w:name="Medium List 1 Accent 1" w:uiPriority="65"/>
     <w:lsdException w:name="Revision" w:semiHidden="1"/>
-    <w:lsdException w:name="List Paragraph" w:uiPriority="34" w:qFormat="1"/>
+    <w:lsdException w:name="List Paragraph" w:qFormat="1"/>
     <w:lsdException w:name="Quote" w:uiPriority="29" w:qFormat="1"/>
     <w:lsdException w:name="Intense Quote" w:uiPriority="30" w:qFormat="1"/>
     <w:lsdException w:name="Medium List 2 Accent 1" w:uiPriority="66"/>
@@ -11356,7 +17062,7 @@
   <w:style w:type="paragraph" w:default="1" w:styleId="a">
     <w:name w:val="Normal"/>
     <w:qFormat/>
-    <w:rsid w:val="005C18AD"/>
+    <w:rsid w:val="00541A8D"/>
     <w:pPr>
       <w:widowControl w:val="0"/>
       <w:jc w:val="both"/>
@@ -11457,7 +17163,7 @@
   <w:style w:type="paragraph" w:styleId="a5">
     <w:name w:val="List Paragraph"/>
     <w:basedOn w:val="a"/>
-    <w:uiPriority w:val="34"/>
+    <w:uiPriority w:val="99"/>
     <w:qFormat/>
     <w:rsid w:val="00C715F4"/>
     <w:pPr>

--- a/APP控制协议.docx
+++ b/APP控制协议.docx
@@ -848,7 +848,7 @@
         <w:spacing w:line="285" w:lineRule="atLeast"/>
         <w:jc w:val="left"/>
         <w:rPr>
-          <w:rFonts w:ascii="Consolas" w:eastAsia="宋体" w:hAnsi="Consolas" w:cs="宋体" w:hint="eastAsia"/>
+          <w:rFonts w:ascii="Consolas" w:eastAsia="宋体" w:hAnsi="Consolas" w:cs="宋体"/>
           <w:color w:val="D8DEE9"/>
           <w:kern w:val="0"/>
           <w:szCs w:val="21"/>
@@ -1237,303 +1237,2973 @@
       <w:pPr>
         <w:jc w:val="left"/>
         <w:rPr>
+          <w:rFonts w:ascii="宋体" w:eastAsia="宋体" w:hAnsi="宋体" w:cs="宋体"/>
+          <w:sz w:val="24"/>
+          <w:szCs w:val="24"/>
+        </w:rPr>
+      </w:pPr>
+      <w:r>
+        <w:rPr>
+          <w:rFonts w:ascii="宋体" w:eastAsia="宋体" w:hAnsi="宋体" w:cs="宋体"/>
+          <w:sz w:val="24"/>
+          <w:szCs w:val="24"/>
+        </w:rPr>
+        <w:t>control 作为控制功能</w:t>
+      </w:r>
+    </w:p>
+    <w:p>
+      <w:pPr>
+        <w:jc w:val="left"/>
+        <w:rPr>
+          <w:rFonts w:ascii="宋体" w:eastAsia="宋体" w:hAnsi="宋体" w:cs="宋体"/>
+          <w:sz w:val="24"/>
+          <w:szCs w:val="24"/>
+        </w:rPr>
+      </w:pPr>
+    </w:p>
+    <w:p>
+      <w:pPr>
+        <w:jc w:val="left"/>
+        <w:rPr>
+          <w:rFonts w:ascii="宋体" w:eastAsia="宋体" w:hAnsi="宋体" w:cs="宋体"/>
+          <w:sz w:val="24"/>
+          <w:szCs w:val="24"/>
+        </w:rPr>
+      </w:pPr>
+    </w:p>
+    <w:p>
+      <w:pPr>
+        <w:jc w:val="left"/>
+        <w:rPr>
+          <w:rFonts w:ascii="宋体" w:eastAsia="宋体" w:hAnsi="宋体" w:cs="宋体"/>
+          <w:sz w:val="24"/>
+          <w:szCs w:val="24"/>
+        </w:rPr>
+      </w:pPr>
+    </w:p>
+    <w:p>
+      <w:pPr>
+        <w:jc w:val="left"/>
+        <w:rPr>
+          <w:rFonts w:ascii="宋体" w:eastAsia="宋体" w:hAnsi="宋体" w:cs="宋体"/>
+          <w:sz w:val="24"/>
+          <w:szCs w:val="24"/>
+        </w:rPr>
+      </w:pPr>
+    </w:p>
+    <w:p>
+      <w:pPr>
+        <w:jc w:val="left"/>
+        <w:rPr>
+          <w:rFonts w:ascii="宋体" w:eastAsia="宋体" w:hAnsi="宋体" w:cs="宋体"/>
+          <w:sz w:val="24"/>
+          <w:szCs w:val="24"/>
+        </w:rPr>
+      </w:pPr>
+    </w:p>
+    <w:p>
+      <w:pPr>
+        <w:jc w:val="left"/>
+        <w:rPr>
           <w:rFonts w:ascii="宋体" w:eastAsia="宋体" w:hAnsi="宋体" w:cs="宋体" w:hint="eastAsia"/>
           <w:sz w:val="24"/>
           <w:szCs w:val="24"/>
         </w:rPr>
       </w:pPr>
-      <w:r>
+    </w:p>
+    <w:p>
+      <w:pPr>
+        <w:widowControl/>
+        <w:shd w:val="clear" w:color="auto" w:fill="1A1A1A"/>
+        <w:spacing w:line="285" w:lineRule="atLeast"/>
+        <w:jc w:val="left"/>
+        <w:rPr>
+          <w:rFonts w:ascii="Consolas" w:eastAsia="宋体" w:hAnsi="Consolas" w:cs="宋体"/>
+          <w:color w:val="D8DEE9"/>
+          <w:kern w:val="0"/>
+          <w:szCs w:val="21"/>
+        </w:rPr>
+      </w:pPr>
+      <w:bookmarkStart w:id="0" w:name="OLE_LINK1"/>
+      <w:bookmarkStart w:id="1" w:name="_GoBack"/>
+      <w:r>
+        <w:rPr>
+          <w:rFonts w:ascii="Consolas" w:eastAsia="宋体" w:hAnsi="Consolas" w:cs="宋体"/>
+          <w:color w:val="D8DEE9"/>
+          <w:kern w:val="0"/>
+          <w:szCs w:val="21"/>
+        </w:rPr>
+        <w:lastRenderedPageBreak/>
+        <w:t>{</w:t>
+      </w:r>
+    </w:p>
+    <w:p>
+      <w:pPr>
+        <w:widowControl/>
+        <w:shd w:val="clear" w:color="auto" w:fill="1A1A1A"/>
+        <w:spacing w:line="285" w:lineRule="atLeast"/>
+        <w:jc w:val="left"/>
+        <w:rPr>
+          <w:rFonts w:ascii="Consolas" w:eastAsia="宋体" w:hAnsi="Consolas" w:cs="宋体"/>
+          <w:color w:val="D8DEE9"/>
+          <w:kern w:val="0"/>
+          <w:szCs w:val="21"/>
+        </w:rPr>
+      </w:pPr>
+      <w:r>
+        <w:rPr>
+          <w:rFonts w:ascii="Consolas" w:eastAsia="宋体" w:hAnsi="Consolas" w:cs="宋体"/>
+          <w:color w:val="D8DEE9"/>
+          <w:kern w:val="0"/>
+          <w:szCs w:val="21"/>
+        </w:rPr>
+        <w:t xml:space="preserve">    </w:t>
+      </w:r>
+      <w:r>
+        <w:rPr>
+          <w:rFonts w:ascii="Consolas" w:eastAsia="宋体" w:hAnsi="Consolas" w:cs="宋体"/>
+          <w:color w:val="82D2CE"/>
+          <w:kern w:val="0"/>
+          <w:szCs w:val="21"/>
+        </w:rPr>
+        <w:t>"cmd"</w:t>
+      </w:r>
+      <w:r>
+        <w:rPr>
+          <w:rFonts w:ascii="Consolas" w:eastAsia="宋体" w:hAnsi="Consolas" w:cs="宋体"/>
+          <w:color w:val="D8DEE9"/>
+          <w:kern w:val="0"/>
+          <w:szCs w:val="21"/>
+        </w:rPr>
+        <w:t xml:space="preserve">: </w:t>
+      </w:r>
+      <w:r>
+        <w:rPr>
+          <w:rFonts w:ascii="Consolas" w:eastAsia="宋体" w:hAnsi="Consolas" w:cs="宋体"/>
+          <w:color w:val="E394DC"/>
+          <w:kern w:val="0"/>
+          <w:szCs w:val="21"/>
+        </w:rPr>
+        <w:t>"</w:t>
+      </w:r>
+      <w:r>
+        <w:rPr>
+          <w:rFonts w:ascii="Consolas" w:eastAsia="宋体" w:hAnsi="Consolas" w:cs="宋体"/>
+          <w:color w:val="E394DC"/>
+          <w:kern w:val="0"/>
+          <w:szCs w:val="21"/>
+        </w:rPr>
+        <w:t>net_</w:t>
+      </w:r>
+      <w:r>
+        <w:rPr>
+          <w:rFonts w:ascii="Consolas" w:eastAsia="宋体" w:hAnsi="Consolas" w:cs="宋体"/>
+          <w:color w:val="E394DC"/>
+          <w:kern w:val="0"/>
+          <w:szCs w:val="21"/>
+        </w:rPr>
+        <w:t>config"</w:t>
+      </w:r>
+      <w:r>
+        <w:rPr>
+          <w:rFonts w:ascii="Consolas" w:eastAsia="宋体" w:hAnsi="Consolas" w:cs="宋体"/>
+          <w:color w:val="D8DEE9"/>
+          <w:kern w:val="0"/>
+          <w:szCs w:val="21"/>
+        </w:rPr>
+        <w:t>,</w:t>
+      </w:r>
+    </w:p>
+    <w:p>
+      <w:pPr>
+        <w:widowControl/>
+        <w:shd w:val="clear" w:color="auto" w:fill="1A1A1A"/>
+        <w:spacing w:line="285" w:lineRule="atLeast"/>
+        <w:jc w:val="left"/>
+        <w:rPr>
+          <w:rFonts w:ascii="Consolas" w:eastAsia="宋体" w:hAnsi="Consolas" w:cs="宋体"/>
+          <w:color w:val="D8DEE9"/>
+          <w:kern w:val="0"/>
+          <w:szCs w:val="21"/>
+        </w:rPr>
+      </w:pPr>
+      <w:r>
+        <w:rPr>
+          <w:rFonts w:ascii="Consolas" w:eastAsia="宋体" w:hAnsi="Consolas" w:cs="宋体"/>
+          <w:color w:val="D8DEE9"/>
+          <w:kern w:val="0"/>
+          <w:szCs w:val="21"/>
+        </w:rPr>
+        <w:t xml:space="preserve">    </w:t>
+      </w:r>
+      <w:r>
+        <w:rPr>
+          <w:rFonts w:ascii="Consolas" w:eastAsia="宋体" w:hAnsi="Consolas" w:cs="宋体"/>
+          <w:color w:val="82D2CE"/>
+          <w:kern w:val="0"/>
+          <w:szCs w:val="21"/>
+        </w:rPr>
+        <w:t>"data"</w:t>
+      </w:r>
+      <w:r>
+        <w:rPr>
+          <w:rFonts w:ascii="Consolas" w:eastAsia="宋体" w:hAnsi="Consolas" w:cs="宋体"/>
+          <w:color w:val="D8DEE9"/>
+          <w:kern w:val="0"/>
+          <w:szCs w:val="21"/>
+        </w:rPr>
+        <w:t>: {</w:t>
+      </w:r>
+    </w:p>
+    <w:p>
+      <w:pPr>
+        <w:widowControl/>
+        <w:shd w:val="clear" w:color="auto" w:fill="1A1A1A"/>
+        <w:spacing w:line="285" w:lineRule="atLeast"/>
+        <w:jc w:val="left"/>
+        <w:rPr>
+          <w:rFonts w:ascii="Consolas" w:eastAsia="宋体" w:hAnsi="Consolas" w:cs="宋体"/>
+          <w:color w:val="D8DEE9"/>
+          <w:kern w:val="0"/>
+          <w:szCs w:val="21"/>
+        </w:rPr>
+      </w:pPr>
+      <w:r>
+        <w:rPr>
+          <w:rFonts w:ascii="Consolas" w:eastAsia="宋体" w:hAnsi="Consolas" w:cs="宋体"/>
+          <w:color w:val="D8DEE9"/>
+          <w:kern w:val="0"/>
+          <w:szCs w:val="21"/>
+        </w:rPr>
+        <w:t xml:space="preserve">        </w:t>
+      </w:r>
+      <w:r>
+        <w:rPr>
+          <w:rFonts w:ascii="Consolas" w:eastAsia="宋体" w:hAnsi="Consolas" w:cs="宋体"/>
+          <w:color w:val="82D2CE"/>
+          <w:kern w:val="0"/>
+          <w:szCs w:val="21"/>
+        </w:rPr>
+        <w:t>"ssid"</w:t>
+      </w:r>
+      <w:r>
+        <w:rPr>
+          <w:rFonts w:ascii="Consolas" w:eastAsia="宋体" w:hAnsi="Consolas" w:cs="宋体"/>
+          <w:color w:val="D8DEE9"/>
+          <w:kern w:val="0"/>
+          <w:szCs w:val="21"/>
+        </w:rPr>
+        <w:t xml:space="preserve">: </w:t>
+      </w:r>
+      <w:r>
+        <w:rPr>
+          <w:rFonts w:ascii="Consolas" w:eastAsia="宋体" w:hAnsi="Consolas" w:cs="宋体"/>
+          <w:color w:val="E394DC"/>
+          <w:kern w:val="0"/>
+          <w:szCs w:val="21"/>
+        </w:rPr>
+        <w:t>"WiFi</w:t>
+      </w:r>
+      <w:r>
+        <w:rPr>
+          <w:rFonts w:ascii="Consolas" w:eastAsia="宋体" w:hAnsi="Consolas" w:cs="宋体"/>
+          <w:color w:val="E394DC"/>
+          <w:kern w:val="0"/>
+          <w:szCs w:val="21"/>
+        </w:rPr>
+        <w:t>名称</w:t>
+      </w:r>
+      <w:r>
+        <w:rPr>
+          <w:rFonts w:ascii="Consolas" w:eastAsia="宋体" w:hAnsi="Consolas" w:cs="宋体"/>
+          <w:color w:val="E394DC"/>
+          <w:kern w:val="0"/>
+          <w:szCs w:val="21"/>
+        </w:rPr>
+        <w:t>"</w:t>
+      </w:r>
+      <w:r>
+        <w:rPr>
+          <w:rFonts w:ascii="Consolas" w:eastAsia="宋体" w:hAnsi="Consolas" w:cs="宋体"/>
+          <w:color w:val="D8DEE9"/>
+          <w:kern w:val="0"/>
+          <w:szCs w:val="21"/>
+        </w:rPr>
+        <w:t>,</w:t>
+      </w:r>
+    </w:p>
+    <w:p>
+      <w:pPr>
+        <w:widowControl/>
+        <w:shd w:val="clear" w:color="auto" w:fill="1A1A1A"/>
+        <w:spacing w:line="285" w:lineRule="atLeast"/>
+        <w:jc w:val="left"/>
+        <w:rPr>
+          <w:rFonts w:ascii="Consolas" w:eastAsia="宋体" w:hAnsi="Consolas" w:cs="宋体"/>
+          <w:color w:val="D8DEE9"/>
+          <w:kern w:val="0"/>
+          <w:szCs w:val="21"/>
+        </w:rPr>
+      </w:pPr>
+      <w:r>
+        <w:rPr>
+          <w:rFonts w:ascii="Consolas" w:eastAsia="宋体" w:hAnsi="Consolas" w:cs="宋体"/>
+          <w:color w:val="D8DEE9"/>
+          <w:kern w:val="0"/>
+          <w:szCs w:val="21"/>
+        </w:rPr>
+        <w:t xml:space="preserve">        </w:t>
+      </w:r>
+      <w:r>
+        <w:rPr>
+          <w:rFonts w:ascii="Consolas" w:eastAsia="宋体" w:hAnsi="Consolas" w:cs="宋体"/>
+          <w:color w:val="82D2CE"/>
+          <w:kern w:val="0"/>
+          <w:szCs w:val="21"/>
+        </w:rPr>
+        <w:t>"password"</w:t>
+      </w:r>
+      <w:r>
+        <w:rPr>
+          <w:rFonts w:ascii="Consolas" w:eastAsia="宋体" w:hAnsi="Consolas" w:cs="宋体"/>
+          <w:color w:val="D8DEE9"/>
+          <w:kern w:val="0"/>
+          <w:szCs w:val="21"/>
+        </w:rPr>
+        <w:t xml:space="preserve">: </w:t>
+      </w:r>
+      <w:r>
+        <w:rPr>
+          <w:rFonts w:ascii="Consolas" w:eastAsia="宋体" w:hAnsi="Consolas" w:cs="宋体"/>
+          <w:color w:val="E394DC"/>
+          <w:kern w:val="0"/>
+          <w:szCs w:val="21"/>
+        </w:rPr>
+        <w:t>"WiFi</w:t>
+      </w:r>
+      <w:r>
+        <w:rPr>
+          <w:rFonts w:ascii="Consolas" w:eastAsia="宋体" w:hAnsi="Consolas" w:cs="宋体"/>
+          <w:color w:val="E394DC"/>
+          <w:kern w:val="0"/>
+          <w:szCs w:val="21"/>
+        </w:rPr>
+        <w:t>密码</w:t>
+      </w:r>
+      <w:r>
+        <w:rPr>
+          <w:rFonts w:ascii="Consolas" w:eastAsia="宋体" w:hAnsi="Consolas" w:cs="宋体"/>
+          <w:color w:val="E394DC"/>
+          <w:kern w:val="0"/>
+          <w:szCs w:val="21"/>
+        </w:rPr>
+        <w:t>"</w:t>
+      </w:r>
+    </w:p>
+    <w:p>
+      <w:pPr>
+        <w:widowControl/>
+        <w:shd w:val="clear" w:color="auto" w:fill="1A1A1A"/>
+        <w:spacing w:line="285" w:lineRule="atLeast"/>
+        <w:jc w:val="left"/>
+        <w:rPr>
+          <w:rFonts w:ascii="Consolas" w:eastAsia="宋体" w:hAnsi="Consolas" w:cs="宋体"/>
+          <w:color w:val="D8DEE9"/>
+          <w:kern w:val="0"/>
+          <w:szCs w:val="21"/>
+        </w:rPr>
+      </w:pPr>
+      <w:r>
+        <w:rPr>
+          <w:rFonts w:ascii="Consolas" w:eastAsia="宋体" w:hAnsi="Consolas" w:cs="宋体"/>
+          <w:color w:val="D8DEE9"/>
+          <w:kern w:val="0"/>
+          <w:szCs w:val="21"/>
+        </w:rPr>
+        <w:t>    }</w:t>
+      </w:r>
+    </w:p>
+    <w:p>
+      <w:pPr>
+        <w:widowControl/>
+        <w:shd w:val="clear" w:color="auto" w:fill="1A1A1A"/>
+        <w:spacing w:line="285" w:lineRule="atLeast"/>
+        <w:jc w:val="left"/>
+        <w:rPr>
+          <w:rFonts w:ascii="Consolas" w:eastAsia="宋体" w:hAnsi="Consolas" w:cs="宋体"/>
+          <w:color w:val="D8DEE9"/>
+          <w:kern w:val="0"/>
+          <w:szCs w:val="21"/>
+        </w:rPr>
+      </w:pPr>
+      <w:r>
+        <w:rPr>
+          <w:rFonts w:ascii="Consolas" w:eastAsia="宋体" w:hAnsi="Consolas" w:cs="宋体"/>
+          <w:color w:val="D8DEE9"/>
+          <w:kern w:val="0"/>
+          <w:szCs w:val="21"/>
+        </w:rPr>
+        <w:t>}</w:t>
+      </w:r>
+    </w:p>
+    <w:p>
+      <w:pPr>
+        <w:widowControl/>
+        <w:shd w:val="clear" w:color="auto" w:fill="1A1A1A"/>
+        <w:spacing w:line="285" w:lineRule="atLeast"/>
+        <w:jc w:val="left"/>
+        <w:rPr>
+          <w:rFonts w:ascii="Consolas" w:eastAsia="宋体" w:hAnsi="Consolas" w:cs="宋体"/>
+          <w:color w:val="D8DEE9"/>
+          <w:kern w:val="0"/>
+          <w:szCs w:val="21"/>
+        </w:rPr>
+      </w:pPr>
+    </w:p>
+    <w:p>
+      <w:pPr>
+        <w:widowControl/>
+        <w:shd w:val="clear" w:color="auto" w:fill="1A1A1A"/>
+        <w:spacing w:line="285" w:lineRule="atLeast"/>
+        <w:jc w:val="left"/>
+        <w:rPr>
+          <w:rFonts w:ascii="Consolas" w:eastAsia="宋体" w:hAnsi="Consolas" w:cs="宋体"/>
+          <w:color w:val="D8DEE9"/>
+          <w:kern w:val="0"/>
+          <w:szCs w:val="21"/>
+        </w:rPr>
+      </w:pPr>
+      <w:r>
+        <w:rPr>
+          <w:rFonts w:ascii="Consolas" w:eastAsia="宋体" w:hAnsi="Consolas" w:cs="宋体"/>
+          <w:color w:val="D8DEE9"/>
+          <w:kern w:val="0"/>
+          <w:szCs w:val="21"/>
+        </w:rPr>
+        <w:t>返回：</w:t>
+      </w:r>
+    </w:p>
+    <w:p>
+      <w:pPr>
+        <w:widowControl/>
+        <w:shd w:val="clear" w:color="auto" w:fill="181818"/>
+        <w:spacing w:line="240" w:lineRule="atLeast"/>
+        <w:jc w:val="left"/>
+        <w:rPr>
+          <w:rFonts w:ascii="Consolas" w:eastAsia="宋体" w:hAnsi="Consolas" w:cs="宋体"/>
+          <w:color w:val="E4E4E4"/>
+          <w:kern w:val="0"/>
+          <w:sz w:val="18"/>
+          <w:szCs w:val="18"/>
+        </w:rPr>
+      </w:pPr>
+      <w:r>
+        <w:rPr>
+          <w:rFonts w:ascii="Consolas" w:eastAsia="宋体" w:hAnsi="Consolas" w:cs="宋体"/>
+          <w:color w:val="E4E4E4"/>
+          <w:kern w:val="0"/>
+          <w:sz w:val="18"/>
+          <w:szCs w:val="18"/>
+        </w:rPr>
+        <w:t>{</w:t>
+      </w:r>
+    </w:p>
+    <w:p>
+      <w:pPr>
+        <w:widowControl/>
+        <w:shd w:val="clear" w:color="auto" w:fill="181818"/>
+        <w:spacing w:line="240" w:lineRule="atLeast"/>
+        <w:jc w:val="left"/>
+        <w:rPr>
+          <w:rFonts w:ascii="Consolas" w:eastAsia="宋体" w:hAnsi="Consolas" w:cs="宋体"/>
+          <w:color w:val="E4E4E4"/>
+          <w:kern w:val="0"/>
+          <w:sz w:val="18"/>
+          <w:szCs w:val="18"/>
+        </w:rPr>
+      </w:pPr>
+      <w:r>
+        <w:rPr>
+          <w:rFonts w:ascii="Consolas" w:eastAsia="宋体" w:hAnsi="Consolas" w:cs="宋体"/>
+          <w:color w:val="E4E4E4"/>
+          <w:kern w:val="0"/>
+          <w:sz w:val="18"/>
+          <w:szCs w:val="18"/>
+        </w:rPr>
+        <w:t xml:space="preserve">    </w:t>
+      </w:r>
+      <w:r>
+        <w:rPr>
+          <w:rFonts w:ascii="Consolas" w:eastAsia="宋体" w:hAnsi="Consolas" w:cs="宋体"/>
+          <w:color w:val="82D2CE"/>
+          <w:kern w:val="0"/>
+          <w:sz w:val="18"/>
+          <w:szCs w:val="18"/>
+        </w:rPr>
+        <w:t>"cmd"</w:t>
+      </w:r>
+      <w:r>
+        <w:rPr>
+          <w:rFonts w:ascii="Consolas" w:eastAsia="宋体" w:hAnsi="Consolas" w:cs="宋体"/>
+          <w:color w:val="E4E4E4"/>
+          <w:kern w:val="0"/>
+          <w:sz w:val="18"/>
+          <w:szCs w:val="18"/>
+        </w:rPr>
+        <w:t xml:space="preserve">: </w:t>
+      </w:r>
+      <w:r>
+        <w:rPr>
+          <w:rFonts w:ascii="Consolas" w:eastAsia="宋体" w:hAnsi="Consolas" w:cs="宋体"/>
+          <w:color w:val="E394DC"/>
+          <w:kern w:val="0"/>
+          <w:sz w:val="18"/>
+          <w:szCs w:val="18"/>
+        </w:rPr>
+        <w:t>"net_config_response"</w:t>
+      </w:r>
+      <w:r>
+        <w:rPr>
+          <w:rFonts w:ascii="Consolas" w:eastAsia="宋体" w:hAnsi="Consolas" w:cs="宋体"/>
+          <w:color w:val="E4E4E4"/>
+          <w:kern w:val="0"/>
+          <w:sz w:val="18"/>
+          <w:szCs w:val="18"/>
+        </w:rPr>
+        <w:t>,</w:t>
+      </w:r>
+    </w:p>
+    <w:p>
+      <w:pPr>
+        <w:widowControl/>
+        <w:shd w:val="clear" w:color="auto" w:fill="181818"/>
+        <w:spacing w:line="240" w:lineRule="atLeast"/>
+        <w:jc w:val="left"/>
+        <w:rPr>
+          <w:rFonts w:ascii="Consolas" w:eastAsia="宋体" w:hAnsi="Consolas" w:cs="宋体"/>
+          <w:color w:val="E4E4E4"/>
+          <w:kern w:val="0"/>
+          <w:sz w:val="18"/>
+          <w:szCs w:val="18"/>
+        </w:rPr>
+      </w:pPr>
+      <w:r>
+        <w:rPr>
+          <w:rFonts w:ascii="Consolas" w:eastAsia="宋体" w:hAnsi="Consolas" w:cs="宋体"/>
+          <w:color w:val="E4E4E4"/>
+          <w:kern w:val="0"/>
+          <w:sz w:val="18"/>
+          <w:szCs w:val="18"/>
+        </w:rPr>
+        <w:t xml:space="preserve">    </w:t>
+      </w:r>
+      <w:r>
+        <w:rPr>
+          <w:rFonts w:ascii="Consolas" w:eastAsia="宋体" w:hAnsi="Consolas" w:cs="宋体"/>
+          <w:color w:val="82D2CE"/>
+          <w:kern w:val="0"/>
+          <w:sz w:val="18"/>
+          <w:szCs w:val="18"/>
+        </w:rPr>
+        <w:t>"status"</w:t>
+      </w:r>
+      <w:r>
+        <w:rPr>
+          <w:rFonts w:ascii="Consolas" w:eastAsia="宋体" w:hAnsi="Consolas" w:cs="宋体"/>
+          <w:color w:val="E4E4E4"/>
+          <w:kern w:val="0"/>
+          <w:sz w:val="18"/>
+          <w:szCs w:val="18"/>
+        </w:rPr>
+        <w:t xml:space="preserve">: </w:t>
+      </w:r>
+      <w:r>
+        <w:rPr>
+          <w:rFonts w:ascii="Consolas" w:eastAsia="宋体" w:hAnsi="Consolas" w:cs="宋体"/>
+          <w:color w:val="E394DC"/>
+          <w:kern w:val="0"/>
+          <w:sz w:val="18"/>
+          <w:szCs w:val="18"/>
+        </w:rPr>
+        <w:t>"success"</w:t>
+      </w:r>
+      <w:r>
+        <w:rPr>
+          <w:rFonts w:ascii="Consolas" w:eastAsia="宋体" w:hAnsi="Consolas" w:cs="宋体"/>
+          <w:color w:val="E4E4E4"/>
+          <w:kern w:val="0"/>
+          <w:sz w:val="18"/>
+          <w:szCs w:val="18"/>
+        </w:rPr>
+        <w:t>,</w:t>
+      </w:r>
+    </w:p>
+    <w:p>
+      <w:pPr>
+        <w:widowControl/>
+        <w:shd w:val="clear" w:color="auto" w:fill="181818"/>
+        <w:spacing w:line="240" w:lineRule="atLeast"/>
+        <w:jc w:val="left"/>
+        <w:rPr>
+          <w:rFonts w:ascii="Consolas" w:eastAsia="宋体" w:hAnsi="Consolas" w:cs="宋体"/>
+          <w:color w:val="E4E4E4"/>
+          <w:kern w:val="0"/>
+          <w:sz w:val="18"/>
+          <w:szCs w:val="18"/>
+        </w:rPr>
+      </w:pPr>
+      <w:r>
+        <w:rPr>
+          <w:rFonts w:ascii="Consolas" w:eastAsia="宋体" w:hAnsi="Consolas" w:cs="宋体"/>
+          <w:color w:val="E4E4E4"/>
+          <w:kern w:val="0"/>
+          <w:sz w:val="18"/>
+          <w:szCs w:val="18"/>
+        </w:rPr>
+        <w:t xml:space="preserve">    </w:t>
+      </w:r>
+      <w:r>
+        <w:rPr>
+          <w:rFonts w:ascii="Consolas" w:eastAsia="宋体" w:hAnsi="Consolas" w:cs="宋体"/>
+          <w:color w:val="82D2CE"/>
+          <w:kern w:val="0"/>
+          <w:sz w:val="18"/>
+          <w:szCs w:val="18"/>
+        </w:rPr>
+        <w:t>"data"</w:t>
+      </w:r>
+      <w:r>
+        <w:rPr>
+          <w:rFonts w:ascii="Consolas" w:eastAsia="宋体" w:hAnsi="Consolas" w:cs="宋体"/>
+          <w:color w:val="E4E4E4"/>
+          <w:kern w:val="0"/>
+          <w:sz w:val="18"/>
+          <w:szCs w:val="18"/>
+        </w:rPr>
+        <w:t>: {</w:t>
+      </w:r>
+    </w:p>
+    <w:p>
+      <w:pPr>
+        <w:widowControl/>
+        <w:shd w:val="clear" w:color="auto" w:fill="181818"/>
+        <w:spacing w:line="240" w:lineRule="atLeast"/>
+        <w:jc w:val="left"/>
+        <w:rPr>
+          <w:rFonts w:ascii="Consolas" w:eastAsia="宋体" w:hAnsi="Consolas" w:cs="宋体"/>
+          <w:color w:val="E4E4E4"/>
+          <w:kern w:val="0"/>
+          <w:sz w:val="18"/>
+          <w:szCs w:val="18"/>
+        </w:rPr>
+      </w:pPr>
+      <w:r>
+        <w:rPr>
+          <w:rFonts w:ascii="Consolas" w:eastAsia="宋体" w:hAnsi="Consolas" w:cs="宋体"/>
+          <w:color w:val="E4E4E4"/>
+          <w:kern w:val="0"/>
+          <w:sz w:val="18"/>
+          <w:szCs w:val="18"/>
+        </w:rPr>
+        <w:t xml:space="preserve">        </w:t>
+      </w:r>
+      <w:r>
+        <w:rPr>
+          <w:rFonts w:ascii="Consolas" w:eastAsia="宋体" w:hAnsi="Consolas" w:cs="宋体"/>
+          <w:color w:val="82D2CE"/>
+          <w:kern w:val="0"/>
+          <w:sz w:val="18"/>
+          <w:szCs w:val="18"/>
+        </w:rPr>
+        <w:t>"ssid"</w:t>
+      </w:r>
+      <w:r>
+        <w:rPr>
+          <w:rFonts w:ascii="Consolas" w:eastAsia="宋体" w:hAnsi="Consolas" w:cs="宋体"/>
+          <w:color w:val="E4E4E4"/>
+          <w:kern w:val="0"/>
+          <w:sz w:val="18"/>
+          <w:szCs w:val="18"/>
+        </w:rPr>
+        <w:t xml:space="preserve">: </w:t>
+      </w:r>
+      <w:r>
+        <w:rPr>
+          <w:rFonts w:ascii="Consolas" w:eastAsia="宋体" w:hAnsi="Consolas" w:cs="宋体"/>
+          <w:color w:val="E394DC"/>
+          <w:kern w:val="0"/>
+          <w:sz w:val="18"/>
+          <w:szCs w:val="18"/>
+        </w:rPr>
+        <w:t>"7788"</w:t>
+      </w:r>
+      <w:r>
+        <w:rPr>
+          <w:rFonts w:ascii="Consolas" w:eastAsia="宋体" w:hAnsi="Consolas" w:cs="宋体"/>
+          <w:color w:val="E4E4E4"/>
+          <w:kern w:val="0"/>
+          <w:sz w:val="18"/>
+          <w:szCs w:val="18"/>
+        </w:rPr>
+        <w:t>,</w:t>
+      </w:r>
+    </w:p>
+    <w:p>
+      <w:pPr>
+        <w:widowControl/>
+        <w:shd w:val="clear" w:color="auto" w:fill="181818"/>
+        <w:spacing w:line="240" w:lineRule="atLeast"/>
+        <w:jc w:val="left"/>
+        <w:rPr>
+          <w:rFonts w:ascii="Consolas" w:eastAsia="宋体" w:hAnsi="Consolas" w:cs="宋体"/>
+          <w:color w:val="E4E4E4"/>
+          <w:kern w:val="0"/>
+          <w:sz w:val="18"/>
+          <w:szCs w:val="18"/>
+        </w:rPr>
+      </w:pPr>
+      <w:r>
+        <w:rPr>
+          <w:rFonts w:ascii="Consolas" w:eastAsia="宋体" w:hAnsi="Consolas" w:cs="宋体"/>
+          <w:color w:val="E4E4E4"/>
+          <w:kern w:val="0"/>
+          <w:sz w:val="18"/>
+          <w:szCs w:val="18"/>
+        </w:rPr>
+        <w:t xml:space="preserve">        </w:t>
+      </w:r>
+      <w:r>
+        <w:rPr>
+          <w:rFonts w:ascii="Consolas" w:eastAsia="宋体" w:hAnsi="Consolas" w:cs="宋体"/>
+          <w:color w:val="82D2CE"/>
+          <w:kern w:val="0"/>
+          <w:sz w:val="18"/>
+          <w:szCs w:val="18"/>
+        </w:rPr>
+        <w:t>"ip"</w:t>
+      </w:r>
+      <w:r>
+        <w:rPr>
+          <w:rFonts w:ascii="Consolas" w:eastAsia="宋体" w:hAnsi="Consolas" w:cs="宋体"/>
+          <w:color w:val="E4E4E4"/>
+          <w:kern w:val="0"/>
+          <w:sz w:val="18"/>
+          <w:szCs w:val="18"/>
+        </w:rPr>
+        <w:t xml:space="preserve">: </w:t>
+      </w:r>
+      <w:r>
+        <w:rPr>
+          <w:rFonts w:ascii="Consolas" w:eastAsia="宋体" w:hAnsi="Consolas" w:cs="宋体"/>
+          <w:color w:val="E394DC"/>
+          <w:kern w:val="0"/>
+          <w:sz w:val="18"/>
+          <w:szCs w:val="18"/>
+        </w:rPr>
+        <w:t>"192.168.1.100"</w:t>
+      </w:r>
+    </w:p>
+    <w:p>
+      <w:pPr>
+        <w:widowControl/>
+        <w:shd w:val="clear" w:color="auto" w:fill="181818"/>
+        <w:spacing w:line="240" w:lineRule="atLeast"/>
+        <w:jc w:val="left"/>
+        <w:rPr>
+          <w:rFonts w:ascii="Consolas" w:eastAsia="宋体" w:hAnsi="Consolas" w:cs="宋体"/>
+          <w:color w:val="E4E4E4"/>
+          <w:kern w:val="0"/>
+          <w:sz w:val="18"/>
+          <w:szCs w:val="18"/>
+        </w:rPr>
+      </w:pPr>
+      <w:r>
+        <w:rPr>
+          <w:rFonts w:ascii="Consolas" w:eastAsia="宋体" w:hAnsi="Consolas" w:cs="宋体"/>
+          <w:color w:val="E4E4E4"/>
+          <w:kern w:val="0"/>
+          <w:sz w:val="18"/>
+          <w:szCs w:val="18"/>
+        </w:rPr>
+        <w:t>    }</w:t>
+      </w:r>
+    </w:p>
+    <w:p>
+      <w:pPr>
+        <w:widowControl/>
+        <w:shd w:val="clear" w:color="auto" w:fill="181818"/>
+        <w:spacing w:line="240" w:lineRule="atLeast"/>
+        <w:jc w:val="left"/>
+        <w:rPr>
+          <w:rFonts w:ascii="Consolas" w:eastAsia="宋体" w:hAnsi="Consolas" w:cs="宋体"/>
+          <w:color w:val="E4E4E4"/>
+          <w:kern w:val="0"/>
+          <w:sz w:val="18"/>
+          <w:szCs w:val="18"/>
+        </w:rPr>
+      </w:pPr>
+      <w:r>
+        <w:rPr>
+          <w:rFonts w:ascii="Consolas" w:eastAsia="宋体" w:hAnsi="Consolas" w:cs="宋体"/>
+          <w:color w:val="E4E4E4"/>
+          <w:kern w:val="0"/>
+          <w:sz w:val="18"/>
+          <w:szCs w:val="18"/>
+        </w:rPr>
+        <w:t>}</w:t>
+      </w:r>
+    </w:p>
+    <w:p>
+      <w:pPr>
+        <w:widowControl/>
+        <w:shd w:val="clear" w:color="auto" w:fill="181818"/>
+        <w:spacing w:line="240" w:lineRule="atLeast"/>
+        <w:jc w:val="left"/>
+        <w:rPr>
+          <w:rFonts w:ascii="Consolas" w:eastAsia="宋体" w:hAnsi="Consolas" w:cs="宋体"/>
+          <w:color w:val="E4E4E4"/>
+          <w:kern w:val="0"/>
+          <w:sz w:val="18"/>
+          <w:szCs w:val="18"/>
+        </w:rPr>
+      </w:pPr>
+      <w:r>
+        <w:rPr>
+          <w:rFonts w:ascii="Consolas" w:eastAsia="宋体" w:hAnsi="Consolas" w:cs="宋体"/>
+          <w:color w:val="E4E4E4"/>
+          <w:kern w:val="0"/>
+          <w:sz w:val="18"/>
+          <w:szCs w:val="18"/>
+        </w:rPr>
+        <w:t>{</w:t>
+      </w:r>
+    </w:p>
+    <w:p>
+      <w:pPr>
+        <w:widowControl/>
+        <w:shd w:val="clear" w:color="auto" w:fill="181818"/>
+        <w:spacing w:line="240" w:lineRule="atLeast"/>
+        <w:jc w:val="left"/>
+        <w:rPr>
+          <w:rFonts w:ascii="Consolas" w:eastAsia="宋体" w:hAnsi="Consolas" w:cs="宋体"/>
+          <w:color w:val="E4E4E4"/>
+          <w:kern w:val="0"/>
+          <w:sz w:val="18"/>
+          <w:szCs w:val="18"/>
+        </w:rPr>
+      </w:pPr>
+      <w:r>
+        <w:rPr>
+          <w:rFonts w:ascii="Consolas" w:eastAsia="宋体" w:hAnsi="Consolas" w:cs="宋体"/>
+          <w:color w:val="E4E4E4"/>
+          <w:kern w:val="0"/>
+          <w:sz w:val="18"/>
+          <w:szCs w:val="18"/>
+        </w:rPr>
+        <w:t xml:space="preserve">    </w:t>
+      </w:r>
+      <w:r>
+        <w:rPr>
+          <w:rFonts w:ascii="Consolas" w:eastAsia="宋体" w:hAnsi="Consolas" w:cs="宋体"/>
+          <w:color w:val="82D2CE"/>
+          <w:kern w:val="0"/>
+          <w:sz w:val="18"/>
+          <w:szCs w:val="18"/>
+        </w:rPr>
+        <w:t>"cmd"</w:t>
+      </w:r>
+      <w:r>
+        <w:rPr>
+          <w:rFonts w:ascii="Consolas" w:eastAsia="宋体" w:hAnsi="Consolas" w:cs="宋体"/>
+          <w:color w:val="E4E4E4"/>
+          <w:kern w:val="0"/>
+          <w:sz w:val="18"/>
+          <w:szCs w:val="18"/>
+        </w:rPr>
+        <w:t xml:space="preserve">: </w:t>
+      </w:r>
+      <w:r>
+        <w:rPr>
+          <w:rFonts w:ascii="Consolas" w:eastAsia="宋体" w:hAnsi="Consolas" w:cs="宋体"/>
+          <w:color w:val="E394DC"/>
+          <w:kern w:val="0"/>
+          <w:sz w:val="18"/>
+          <w:szCs w:val="18"/>
+        </w:rPr>
+        <w:t>"net_config_response"</w:t>
+      </w:r>
+      <w:r>
+        <w:rPr>
+          <w:rFonts w:ascii="Consolas" w:eastAsia="宋体" w:hAnsi="Consolas" w:cs="宋体"/>
+          <w:color w:val="E4E4E4"/>
+          <w:kern w:val="0"/>
+          <w:sz w:val="18"/>
+          <w:szCs w:val="18"/>
+        </w:rPr>
+        <w:t>,</w:t>
+      </w:r>
+    </w:p>
+    <w:p>
+      <w:pPr>
+        <w:widowControl/>
+        <w:shd w:val="clear" w:color="auto" w:fill="181818"/>
+        <w:spacing w:line="240" w:lineRule="atLeast"/>
+        <w:jc w:val="left"/>
+        <w:rPr>
+          <w:rFonts w:ascii="Consolas" w:eastAsia="宋体" w:hAnsi="Consolas" w:cs="宋体"/>
+          <w:color w:val="E4E4E4"/>
+          <w:kern w:val="0"/>
+          <w:sz w:val="18"/>
+          <w:szCs w:val="18"/>
+        </w:rPr>
+      </w:pPr>
+      <w:r>
+        <w:rPr>
+          <w:rFonts w:ascii="Consolas" w:eastAsia="宋体" w:hAnsi="Consolas" w:cs="宋体"/>
+          <w:color w:val="E4E4E4"/>
+          <w:kern w:val="0"/>
+          <w:sz w:val="18"/>
+          <w:szCs w:val="18"/>
+        </w:rPr>
+        <w:t xml:space="preserve">    </w:t>
+      </w:r>
+      <w:r>
+        <w:rPr>
+          <w:rFonts w:ascii="Consolas" w:eastAsia="宋体" w:hAnsi="Consolas" w:cs="宋体"/>
+          <w:color w:val="82D2CE"/>
+          <w:kern w:val="0"/>
+          <w:sz w:val="18"/>
+          <w:szCs w:val="18"/>
+        </w:rPr>
+        <w:t>"status"</w:t>
+      </w:r>
+      <w:r>
+        <w:rPr>
+          <w:rFonts w:ascii="Consolas" w:eastAsia="宋体" w:hAnsi="Consolas" w:cs="宋体"/>
+          <w:color w:val="E4E4E4"/>
+          <w:kern w:val="0"/>
+          <w:sz w:val="18"/>
+          <w:szCs w:val="18"/>
+        </w:rPr>
+        <w:t xml:space="preserve">: </w:t>
+      </w:r>
+      <w:r>
+        <w:rPr>
+          <w:rFonts w:ascii="Consolas" w:eastAsia="宋体" w:hAnsi="Consolas" w:cs="宋体"/>
+          <w:color w:val="E394DC"/>
+          <w:kern w:val="0"/>
+          <w:sz w:val="18"/>
+          <w:szCs w:val="18"/>
+        </w:rPr>
+        <w:t>"failed"</w:t>
+      </w:r>
+      <w:r>
+        <w:rPr>
+          <w:rFonts w:ascii="Consolas" w:eastAsia="宋体" w:hAnsi="Consolas" w:cs="宋体"/>
+          <w:color w:val="E4E4E4"/>
+          <w:kern w:val="0"/>
+          <w:sz w:val="18"/>
+          <w:szCs w:val="18"/>
+        </w:rPr>
+        <w:t>,</w:t>
+      </w:r>
+    </w:p>
+    <w:p>
+      <w:pPr>
+        <w:widowControl/>
+        <w:shd w:val="clear" w:color="auto" w:fill="181818"/>
+        <w:spacing w:line="240" w:lineRule="atLeast"/>
+        <w:jc w:val="left"/>
+        <w:rPr>
+          <w:rFonts w:ascii="Consolas" w:eastAsia="宋体" w:hAnsi="Consolas" w:cs="宋体"/>
+          <w:color w:val="E4E4E4"/>
+          <w:kern w:val="0"/>
+          <w:sz w:val="18"/>
+          <w:szCs w:val="18"/>
+        </w:rPr>
+      </w:pPr>
+      <w:r>
+        <w:rPr>
+          <w:rFonts w:ascii="Consolas" w:eastAsia="宋体" w:hAnsi="Consolas" w:cs="宋体"/>
+          <w:color w:val="E4E4E4"/>
+          <w:kern w:val="0"/>
+          <w:sz w:val="18"/>
+          <w:szCs w:val="18"/>
+        </w:rPr>
+        <w:t xml:space="preserve">    </w:t>
+      </w:r>
+      <w:r>
+        <w:rPr>
+          <w:rFonts w:ascii="Consolas" w:eastAsia="宋体" w:hAnsi="Consolas" w:cs="宋体"/>
+          <w:color w:val="82D2CE"/>
+          <w:kern w:val="0"/>
+          <w:sz w:val="18"/>
+          <w:szCs w:val="18"/>
+        </w:rPr>
+        <w:t>"data"</w:t>
+      </w:r>
+      <w:r>
+        <w:rPr>
+          <w:rFonts w:ascii="Consolas" w:eastAsia="宋体" w:hAnsi="Consolas" w:cs="宋体"/>
+          <w:color w:val="E4E4E4"/>
+          <w:kern w:val="0"/>
+          <w:sz w:val="18"/>
+          <w:szCs w:val="18"/>
+        </w:rPr>
+        <w:t>: {</w:t>
+      </w:r>
+    </w:p>
+    <w:p>
+      <w:pPr>
+        <w:widowControl/>
+        <w:shd w:val="clear" w:color="auto" w:fill="181818"/>
+        <w:spacing w:line="240" w:lineRule="atLeast"/>
+        <w:jc w:val="left"/>
+        <w:rPr>
+          <w:rFonts w:ascii="Consolas" w:eastAsia="宋体" w:hAnsi="Consolas" w:cs="宋体"/>
+          <w:color w:val="E4E4E4"/>
+          <w:kern w:val="0"/>
+          <w:sz w:val="18"/>
+          <w:szCs w:val="18"/>
+        </w:rPr>
+      </w:pPr>
+      <w:r>
+        <w:rPr>
+          <w:rFonts w:ascii="Consolas" w:eastAsia="宋体" w:hAnsi="Consolas" w:cs="宋体"/>
+          <w:color w:val="E4E4E4"/>
+          <w:kern w:val="0"/>
+          <w:sz w:val="18"/>
+          <w:szCs w:val="18"/>
+        </w:rPr>
+        <w:t xml:space="preserve">        </w:t>
+      </w:r>
+      <w:r>
+        <w:rPr>
+          <w:rFonts w:ascii="Consolas" w:eastAsia="宋体" w:hAnsi="Consolas" w:cs="宋体"/>
+          <w:color w:val="82D2CE"/>
+          <w:kern w:val="0"/>
+          <w:sz w:val="18"/>
+          <w:szCs w:val="18"/>
+        </w:rPr>
+        <w:t>"error"</w:t>
+      </w:r>
+      <w:r>
+        <w:rPr>
+          <w:rFonts w:ascii="Consolas" w:eastAsia="宋体" w:hAnsi="Consolas" w:cs="宋体"/>
+          <w:color w:val="E4E4E4"/>
+          <w:kern w:val="0"/>
+          <w:sz w:val="18"/>
+          <w:szCs w:val="18"/>
+        </w:rPr>
+        <w:t xml:space="preserve">: </w:t>
+      </w:r>
+      <w:r>
+        <w:rPr>
+          <w:rFonts w:ascii="Consolas" w:eastAsia="宋体" w:hAnsi="Consolas" w:cs="宋体"/>
+          <w:color w:val="E394DC"/>
+          <w:kern w:val="0"/>
+          <w:sz w:val="18"/>
+          <w:szCs w:val="18"/>
+        </w:rPr>
+        <w:t>"password_error"</w:t>
+      </w:r>
+      <w:r>
+        <w:rPr>
+          <w:rFonts w:ascii="Consolas" w:eastAsia="宋体" w:hAnsi="Consolas" w:cs="宋体"/>
+          <w:color w:val="E4E4E4"/>
+          <w:kern w:val="0"/>
+          <w:sz w:val="18"/>
+          <w:szCs w:val="18"/>
+        </w:rPr>
+        <w:t>,</w:t>
+      </w:r>
+    </w:p>
+    <w:p>
+      <w:pPr>
+        <w:widowControl/>
+        <w:shd w:val="clear" w:color="auto" w:fill="181818"/>
+        <w:tabs>
+          <w:tab w:val="left" w:pos="4704"/>
+        </w:tabs>
+        <w:spacing w:line="240" w:lineRule="atLeast"/>
+        <w:jc w:val="left"/>
+        <w:rPr>
+          <w:rFonts w:ascii="Consolas" w:eastAsia="宋体" w:hAnsi="Consolas" w:cs="宋体"/>
+          <w:color w:val="E4E4E4"/>
+          <w:kern w:val="0"/>
+          <w:sz w:val="18"/>
+          <w:szCs w:val="18"/>
+        </w:rPr>
+      </w:pPr>
+      <w:r>
+        <w:rPr>
+          <w:rFonts w:ascii="Consolas" w:eastAsia="宋体" w:hAnsi="Consolas" w:cs="宋体"/>
+          <w:color w:val="E4E4E4"/>
+          <w:kern w:val="0"/>
+          <w:sz w:val="18"/>
+          <w:szCs w:val="18"/>
+        </w:rPr>
+        <w:t xml:space="preserve">        </w:t>
+      </w:r>
+      <w:r>
+        <w:rPr>
+          <w:rFonts w:ascii="Consolas" w:eastAsia="宋体" w:hAnsi="Consolas" w:cs="宋体"/>
+          <w:color w:val="82D2CE"/>
+          <w:kern w:val="0"/>
+          <w:sz w:val="18"/>
+          <w:szCs w:val="18"/>
+        </w:rPr>
+        <w:t>"message"</w:t>
+      </w:r>
+      <w:r>
+        <w:rPr>
+          <w:rFonts w:ascii="Consolas" w:eastAsia="宋体" w:hAnsi="Consolas" w:cs="宋体"/>
+          <w:color w:val="E4E4E4"/>
+          <w:kern w:val="0"/>
+          <w:sz w:val="18"/>
+          <w:szCs w:val="18"/>
+        </w:rPr>
+        <w:t xml:space="preserve">: </w:t>
+      </w:r>
+      <w:r>
+        <w:rPr>
+          <w:rFonts w:ascii="Consolas" w:eastAsia="宋体" w:hAnsi="Consolas" w:cs="宋体"/>
+          <w:color w:val="E394DC"/>
+          <w:kern w:val="0"/>
+          <w:sz w:val="18"/>
+          <w:szCs w:val="18"/>
+        </w:rPr>
+        <w:t>"</w:t>
+      </w:r>
+      <w:r>
+        <w:rPr>
+          <w:rFonts w:ascii="Consolas" w:eastAsia="宋体" w:hAnsi="Consolas" w:cs="宋体"/>
+          <w:color w:val="E394DC"/>
+          <w:kern w:val="0"/>
+          <w:sz w:val="18"/>
+          <w:szCs w:val="18"/>
+        </w:rPr>
+        <w:t>密码错误，请重试</w:t>
+      </w:r>
+      <w:r>
+        <w:rPr>
+          <w:rFonts w:ascii="Consolas" w:eastAsia="宋体" w:hAnsi="Consolas" w:cs="宋体"/>
+          <w:color w:val="E394DC"/>
+          <w:kern w:val="0"/>
+          <w:sz w:val="18"/>
+          <w:szCs w:val="18"/>
+        </w:rPr>
+        <w:t>"</w:t>
+      </w:r>
+      <w:r>
+        <w:rPr>
+          <w:rFonts w:ascii="Consolas" w:eastAsia="宋体" w:hAnsi="Consolas" w:cs="宋体"/>
+          <w:color w:val="E394DC"/>
+          <w:kern w:val="0"/>
+          <w:sz w:val="18"/>
+          <w:szCs w:val="18"/>
+        </w:rPr>
+        <w:tab/>
+      </w:r>
+    </w:p>
+    <w:p>
+      <w:pPr>
+        <w:widowControl/>
+        <w:shd w:val="clear" w:color="auto" w:fill="181818"/>
+        <w:spacing w:line="240" w:lineRule="atLeast"/>
+        <w:jc w:val="left"/>
+        <w:rPr>
+          <w:rFonts w:ascii="Consolas" w:eastAsia="宋体" w:hAnsi="Consolas" w:cs="宋体"/>
+          <w:color w:val="E4E4E4"/>
+          <w:kern w:val="0"/>
+          <w:sz w:val="18"/>
+          <w:szCs w:val="18"/>
+        </w:rPr>
+      </w:pPr>
+      <w:r>
+        <w:rPr>
+          <w:rFonts w:ascii="Consolas" w:eastAsia="宋体" w:hAnsi="Consolas" w:cs="宋体"/>
+          <w:color w:val="E4E4E4"/>
+          <w:kern w:val="0"/>
+          <w:sz w:val="18"/>
+          <w:szCs w:val="18"/>
+        </w:rPr>
+        <w:t>    }</w:t>
+      </w:r>
+    </w:p>
+    <w:p>
+      <w:pPr>
+        <w:widowControl/>
+        <w:shd w:val="clear" w:color="auto" w:fill="181818"/>
+        <w:spacing w:line="240" w:lineRule="atLeast"/>
+        <w:jc w:val="left"/>
+        <w:rPr>
+          <w:rFonts w:ascii="Consolas" w:eastAsia="宋体" w:hAnsi="Consolas" w:cs="宋体"/>
+          <w:color w:val="E4E4E4"/>
+          <w:kern w:val="0"/>
+          <w:sz w:val="18"/>
+          <w:szCs w:val="18"/>
+        </w:rPr>
+      </w:pPr>
+      <w:r>
+        <w:rPr>
+          <w:rFonts w:ascii="Consolas" w:eastAsia="宋体" w:hAnsi="Consolas" w:cs="宋体"/>
+          <w:color w:val="E4E4E4"/>
+          <w:kern w:val="0"/>
+          <w:sz w:val="18"/>
+          <w:szCs w:val="18"/>
+        </w:rPr>
+        <w:t>}</w:t>
+      </w:r>
+    </w:p>
+    <w:bookmarkEnd w:id="1"/>
+    <w:p>
+      <w:pPr>
+        <w:widowControl/>
+        <w:shd w:val="clear" w:color="auto" w:fill="1A1A1A"/>
+        <w:spacing w:line="285" w:lineRule="atLeast"/>
+        <w:jc w:val="left"/>
+        <w:rPr>
+          <w:rFonts w:ascii="Consolas" w:eastAsia="宋体" w:hAnsi="Consolas" w:cs="宋体"/>
+          <w:color w:val="D8DEE9"/>
+          <w:kern w:val="0"/>
+          <w:szCs w:val="21"/>
+        </w:rPr>
+      </w:pPr>
+    </w:p>
+    <w:p>
+      <w:pPr>
+        <w:widowControl/>
+        <w:shd w:val="clear" w:color="auto" w:fill="1A1A1A"/>
+        <w:spacing w:line="285" w:lineRule="atLeast"/>
+        <w:jc w:val="left"/>
+        <w:rPr>
+          <w:rFonts w:ascii="Consolas" w:eastAsia="宋体" w:hAnsi="Consolas" w:cs="宋体"/>
+          <w:color w:val="D8DEE9"/>
+          <w:kern w:val="0"/>
+          <w:szCs w:val="21"/>
+        </w:rPr>
+      </w:pPr>
+    </w:p>
+    <w:p>
+      <w:pPr>
+        <w:widowControl/>
+        <w:shd w:val="clear" w:color="auto" w:fill="1A1A1A"/>
+        <w:spacing w:line="285" w:lineRule="atLeast"/>
+        <w:jc w:val="left"/>
+        <w:rPr>
+          <w:rFonts w:ascii="Consolas" w:eastAsia="宋体" w:hAnsi="Consolas" w:cs="宋体"/>
+          <w:color w:val="D8DEE9"/>
+          <w:kern w:val="0"/>
+          <w:szCs w:val="21"/>
+        </w:rPr>
+      </w:pPr>
+    </w:p>
+    <w:p>
+      <w:pPr>
+        <w:widowControl/>
+        <w:shd w:val="clear" w:color="auto" w:fill="1A1A1A"/>
+        <w:spacing w:line="285" w:lineRule="atLeast"/>
+        <w:jc w:val="left"/>
+        <w:rPr>
+          <w:rFonts w:ascii="Consolas" w:eastAsia="宋体" w:hAnsi="Consolas" w:cs="宋体" w:hint="eastAsia"/>
+          <w:color w:val="D8DEE9"/>
+          <w:kern w:val="0"/>
+          <w:szCs w:val="21"/>
+        </w:rPr>
+      </w:pPr>
+    </w:p>
+    <w:bookmarkEnd w:id="0"/>
+    <w:p>
+      <w:pPr>
+        <w:widowControl/>
+        <w:shd w:val="clear" w:color="auto" w:fill="1A1A1A"/>
+        <w:spacing w:line="285" w:lineRule="atLeast"/>
+        <w:jc w:val="left"/>
+        <w:rPr>
+          <w:rFonts w:ascii="Consolas" w:eastAsia="宋体" w:hAnsi="Consolas" w:cs="宋体"/>
+          <w:color w:val="D8DEE9"/>
+          <w:kern w:val="0"/>
+          <w:szCs w:val="21"/>
+        </w:rPr>
+      </w:pPr>
+    </w:p>
+    <w:p>
+      <w:pPr>
+        <w:widowControl/>
+        <w:shd w:val="clear" w:color="auto" w:fill="1A1A1A"/>
+        <w:spacing w:line="285" w:lineRule="atLeast"/>
+        <w:jc w:val="left"/>
+        <w:rPr>
+          <w:rFonts w:ascii="Consolas" w:eastAsia="宋体" w:hAnsi="Consolas" w:cs="宋体"/>
+          <w:color w:val="D8DEE9"/>
+          <w:kern w:val="0"/>
+          <w:szCs w:val="21"/>
+        </w:rPr>
+      </w:pPr>
+      <w:r>
+        <w:rPr>
+          <w:rFonts w:ascii="Consolas" w:eastAsia="宋体" w:hAnsi="Consolas" w:cs="宋体"/>
+          <w:color w:val="D8DEE9"/>
+          <w:kern w:val="0"/>
+          <w:szCs w:val="21"/>
+        </w:rPr>
+        <w:t>{</w:t>
+      </w:r>
+    </w:p>
+    <w:p>
+      <w:pPr>
+        <w:widowControl/>
+        <w:shd w:val="clear" w:color="auto" w:fill="1A1A1A"/>
+        <w:spacing w:line="285" w:lineRule="atLeast"/>
+        <w:jc w:val="left"/>
+        <w:rPr>
+          <w:rFonts w:ascii="Consolas" w:eastAsia="宋体" w:hAnsi="Consolas" w:cs="宋体"/>
+          <w:color w:val="D8DEE9"/>
+          <w:kern w:val="0"/>
+          <w:szCs w:val="21"/>
+        </w:rPr>
+      </w:pPr>
+      <w:r>
+        <w:rPr>
+          <w:rFonts w:ascii="Consolas" w:eastAsia="宋体" w:hAnsi="Consolas" w:cs="宋体"/>
+          <w:color w:val="D8DEE9"/>
+          <w:kern w:val="0"/>
+          <w:szCs w:val="21"/>
+        </w:rPr>
+        <w:t xml:space="preserve">    </w:t>
+      </w:r>
+      <w:r>
+        <w:rPr>
+          <w:rFonts w:ascii="Consolas" w:eastAsia="宋体" w:hAnsi="Consolas" w:cs="宋体"/>
+          <w:color w:val="82D2CE"/>
+          <w:kern w:val="0"/>
+          <w:szCs w:val="21"/>
+        </w:rPr>
+        <w:t>"cmd"</w:t>
+      </w:r>
+      <w:r>
+        <w:rPr>
+          <w:rFonts w:ascii="Consolas" w:eastAsia="宋体" w:hAnsi="Consolas" w:cs="宋体"/>
+          <w:color w:val="D8DEE9"/>
+          <w:kern w:val="0"/>
+          <w:szCs w:val="21"/>
+        </w:rPr>
+        <w:t xml:space="preserve">: </w:t>
+      </w:r>
+      <w:r>
+        <w:rPr>
+          <w:rFonts w:ascii="Consolas" w:eastAsia="宋体" w:hAnsi="Consolas" w:cs="宋体"/>
+          <w:color w:val="E394DC"/>
+          <w:kern w:val="0"/>
+          <w:szCs w:val="21"/>
+        </w:rPr>
+        <w:t>"control"</w:t>
+      </w:r>
+      <w:r>
+        <w:rPr>
+          <w:rFonts w:ascii="Consolas" w:eastAsia="宋体" w:hAnsi="Consolas" w:cs="宋体"/>
+          <w:color w:val="D8DEE9"/>
+          <w:kern w:val="0"/>
+          <w:szCs w:val="21"/>
+        </w:rPr>
+        <w:t>,</w:t>
+      </w:r>
+    </w:p>
+    <w:p>
+      <w:pPr>
+        <w:widowControl/>
+        <w:shd w:val="clear" w:color="auto" w:fill="1A1A1A"/>
+        <w:spacing w:line="285" w:lineRule="atLeast"/>
+        <w:jc w:val="left"/>
+        <w:rPr>
+          <w:rFonts w:ascii="Consolas" w:eastAsia="宋体" w:hAnsi="Consolas" w:cs="宋体"/>
+          <w:color w:val="D8DEE9"/>
+          <w:kern w:val="0"/>
+          <w:szCs w:val="21"/>
+        </w:rPr>
+      </w:pPr>
+      <w:r>
+        <w:rPr>
+          <w:rFonts w:ascii="Consolas" w:eastAsia="宋体" w:hAnsi="Consolas" w:cs="宋体"/>
+          <w:color w:val="D8DEE9"/>
+          <w:kern w:val="0"/>
+          <w:szCs w:val="21"/>
+        </w:rPr>
+        <w:t xml:space="preserve">    </w:t>
+      </w:r>
+      <w:r>
+        <w:rPr>
+          <w:rFonts w:ascii="Consolas" w:eastAsia="宋体" w:hAnsi="Consolas" w:cs="宋体"/>
+          <w:color w:val="82D2CE"/>
+          <w:kern w:val="0"/>
+          <w:szCs w:val="21"/>
+        </w:rPr>
+        <w:t>"data"</w:t>
+      </w:r>
+      <w:r>
+        <w:rPr>
+          <w:rFonts w:ascii="Consolas" w:eastAsia="宋体" w:hAnsi="Consolas" w:cs="宋体"/>
+          <w:color w:val="D8DEE9"/>
+          <w:kern w:val="0"/>
+          <w:szCs w:val="21"/>
+        </w:rPr>
+        <w:t xml:space="preserve">: </w:t>
+      </w:r>
+      <w:r>
+        <w:rPr>
+          <w:rFonts w:ascii="Consolas" w:eastAsia="宋体" w:hAnsi="Consolas" w:cs="宋体"/>
+          <w:color w:val="D8DEE9"/>
+          <w:kern w:val="0"/>
+          <w:szCs w:val="21"/>
+        </w:rPr>
+        <w:t>{</w:t>
+      </w:r>
+    </w:p>
+    <w:p>
+      <w:pPr>
+        <w:widowControl/>
+        <w:shd w:val="clear" w:color="auto" w:fill="1A1A1A"/>
+        <w:spacing w:line="285" w:lineRule="atLeast"/>
+        <w:jc w:val="left"/>
+        <w:rPr>
+          <w:rFonts w:ascii="Consolas" w:eastAsia="宋体" w:hAnsi="Consolas" w:cs="宋体"/>
+          <w:color w:val="E394DC"/>
+          <w:kern w:val="0"/>
+          <w:szCs w:val="21"/>
+        </w:rPr>
+      </w:pPr>
+      <w:r>
+        <w:rPr>
+          <w:rFonts w:ascii="Consolas" w:eastAsia="宋体" w:hAnsi="Consolas" w:cs="宋体"/>
+          <w:color w:val="D8DEE9"/>
+          <w:kern w:val="0"/>
+          <w:szCs w:val="21"/>
+        </w:rPr>
+        <w:t xml:space="preserve">        </w:t>
+      </w:r>
+      <w:r>
+        <w:rPr>
+          <w:rFonts w:ascii="Consolas" w:eastAsia="宋体" w:hAnsi="Consolas" w:cs="宋体"/>
+          <w:color w:val="82D2CE"/>
+          <w:kern w:val="0"/>
+          <w:szCs w:val="21"/>
+        </w:rPr>
+        <w:t>"mccil"</w:t>
+      </w:r>
+      <w:r>
+        <w:rPr>
+          <w:rFonts w:ascii="Consolas" w:eastAsia="宋体" w:hAnsi="Consolas" w:cs="宋体"/>
+          <w:color w:val="D8DEE9"/>
+          <w:kern w:val="0"/>
+          <w:szCs w:val="21"/>
+        </w:rPr>
+        <w:t xml:space="preserve">: </w:t>
+      </w:r>
+      <w:r>
+        <w:rPr>
+          <w:rFonts w:ascii="Consolas" w:eastAsia="宋体" w:hAnsi="Consolas" w:cs="宋体"/>
+          <w:color w:val="E394DC"/>
+          <w:kern w:val="0"/>
+          <w:szCs w:val="21"/>
+        </w:rPr>
+        <w:t>"0C0164000000002864"</w:t>
+      </w:r>
+      <w:r>
+        <w:rPr>
+          <w:rFonts w:ascii="Consolas" w:eastAsia="宋体" w:hAnsi="Consolas" w:cs="宋体"/>
+          <w:color w:val="E394DC"/>
+          <w:kern w:val="0"/>
+          <w:szCs w:val="21"/>
+        </w:rPr>
+        <w:t>,</w:t>
+      </w:r>
+    </w:p>
+    <w:p>
+      <w:pPr>
+        <w:widowControl/>
+        <w:shd w:val="clear" w:color="auto" w:fill="1A1A1A"/>
+        <w:spacing w:line="285" w:lineRule="atLeast"/>
+        <w:jc w:val="left"/>
+        <w:rPr>
+          <w:rFonts w:ascii="Consolas" w:eastAsia="宋体" w:hAnsi="Consolas" w:cs="宋体"/>
+          <w:color w:val="E394DC"/>
+          <w:kern w:val="0"/>
+          <w:szCs w:val="21"/>
+        </w:rPr>
+      </w:pPr>
+      <w:r>
+        <w:rPr>
+          <w:rFonts w:ascii="Consolas" w:eastAsia="宋体" w:hAnsi="Consolas" w:cs="宋体"/>
+          <w:color w:val="E394DC"/>
+          <w:kern w:val="0"/>
+          <w:szCs w:val="21"/>
+        </w:rPr>
+        <w:tab/>
+      </w:r>
+      <w:r>
+        <w:rPr>
+          <w:rFonts w:ascii="Consolas" w:eastAsia="宋体" w:hAnsi="Consolas" w:cs="宋体"/>
+          <w:color w:val="E394DC"/>
+          <w:kern w:val="0"/>
+          <w:szCs w:val="21"/>
+        </w:rPr>
+        <w:tab/>
+      </w:r>
+      <w:r>
+        <w:rPr>
+          <w:rFonts w:ascii="Consolas" w:eastAsia="宋体" w:hAnsi="Consolas" w:cs="宋体"/>
+          <w:color w:val="82D2CE"/>
+          <w:kern w:val="0"/>
+          <w:szCs w:val="21"/>
+        </w:rPr>
+        <w:t>"</w:t>
+      </w:r>
+      <w:r>
+        <w:rPr>
+          <w:rFonts w:ascii="Consolas" w:eastAsia="宋体" w:hAnsi="Consolas" w:cs="宋体"/>
+          <w:color w:val="82D2CE"/>
+          <w:kern w:val="0"/>
+          <w:szCs w:val="21"/>
+        </w:rPr>
+        <w:t>up</w:t>
+      </w:r>
+      <w:r>
+        <w:rPr>
+          <w:rFonts w:ascii="Consolas" w:eastAsia="宋体" w:hAnsi="Consolas" w:cs="宋体"/>
+          <w:color w:val="82D2CE"/>
+          <w:kern w:val="0"/>
+          <w:szCs w:val="21"/>
+        </w:rPr>
+        <w:t>"</w:t>
+      </w:r>
+      <w:r>
+        <w:rPr>
+          <w:rFonts w:ascii="Consolas" w:eastAsia="宋体" w:hAnsi="Consolas" w:cs="宋体"/>
+          <w:color w:val="D8DEE9"/>
+          <w:kern w:val="0"/>
+          <w:szCs w:val="21"/>
+        </w:rPr>
+        <w:t xml:space="preserve">: </w:t>
+      </w:r>
+      <w:r>
+        <w:rPr>
+          <w:rFonts w:ascii="Consolas" w:eastAsia="宋体" w:hAnsi="Consolas" w:cs="宋体"/>
+          <w:color w:val="E394DC"/>
+          <w:kern w:val="0"/>
+          <w:szCs w:val="21"/>
+        </w:rPr>
+        <w:t>"</w:t>
+      </w:r>
+      <w:r>
+        <w:rPr>
+          <w:rFonts w:ascii="Consolas" w:eastAsia="宋体" w:hAnsi="Consolas" w:cs="宋体"/>
+          <w:color w:val="E394DC"/>
+          <w:kern w:val="0"/>
+          <w:szCs w:val="21"/>
+        </w:rPr>
+        <w:t>open/close/stop</w:t>
+      </w:r>
+      <w:r>
+        <w:rPr>
+          <w:rFonts w:ascii="Consolas" w:eastAsia="宋体" w:hAnsi="Consolas" w:cs="宋体"/>
+          <w:color w:val="E394DC"/>
+          <w:kern w:val="0"/>
+          <w:szCs w:val="21"/>
+        </w:rPr>
+        <w:t>"</w:t>
+      </w:r>
+      <w:r>
+        <w:rPr>
+          <w:rFonts w:ascii="Consolas" w:eastAsia="宋体" w:hAnsi="Consolas" w:cs="宋体"/>
+          <w:color w:val="E394DC"/>
+          <w:kern w:val="0"/>
+          <w:szCs w:val="21"/>
+        </w:rPr>
+        <w:t>,</w:t>
+      </w:r>
+    </w:p>
+    <w:p>
+      <w:pPr>
+        <w:widowControl/>
+        <w:shd w:val="clear" w:color="auto" w:fill="1A1A1A"/>
+        <w:spacing w:line="285" w:lineRule="atLeast"/>
+        <w:jc w:val="left"/>
+        <w:rPr>
+          <w:rFonts w:ascii="Consolas" w:eastAsia="宋体" w:hAnsi="Consolas" w:cs="宋体"/>
+          <w:color w:val="D8DEE9"/>
+          <w:kern w:val="0"/>
+          <w:szCs w:val="21"/>
+        </w:rPr>
+      </w:pPr>
+      <w:r>
+        <w:rPr>
+          <w:rFonts w:ascii="Consolas" w:eastAsia="宋体" w:hAnsi="Consolas" w:cs="宋体"/>
+          <w:color w:val="D8DEE9"/>
+          <w:kern w:val="0"/>
+          <w:szCs w:val="21"/>
+        </w:rPr>
+        <w:tab/>
+      </w:r>
+      <w:r>
+        <w:rPr>
+          <w:rFonts w:ascii="Consolas" w:eastAsia="宋体" w:hAnsi="Consolas" w:cs="宋体"/>
+          <w:color w:val="D8DEE9"/>
+          <w:kern w:val="0"/>
+          <w:szCs w:val="21"/>
+        </w:rPr>
+        <w:tab/>
+      </w:r>
+      <w:r>
+        <w:rPr>
+          <w:rFonts w:ascii="Consolas" w:eastAsia="宋体" w:hAnsi="Consolas" w:cs="宋体"/>
+          <w:color w:val="82D2CE"/>
+          <w:kern w:val="0"/>
+          <w:szCs w:val="21"/>
+        </w:rPr>
+        <w:t>"</w:t>
+      </w:r>
+      <w:r>
+        <w:rPr>
+          <w:rFonts w:ascii="Consolas" w:eastAsia="宋体" w:hAnsi="Consolas" w:cs="宋体"/>
+          <w:color w:val="82D2CE"/>
+          <w:kern w:val="0"/>
+          <w:szCs w:val="21"/>
+        </w:rPr>
+        <w:t>set</w:t>
+      </w:r>
+      <w:r>
+        <w:rPr>
+          <w:rFonts w:ascii="Consolas" w:eastAsia="宋体" w:hAnsi="Consolas" w:cs="宋体"/>
+          <w:color w:val="82D2CE"/>
+          <w:kern w:val="0"/>
+          <w:szCs w:val="21"/>
+        </w:rPr>
+        <w:t>"</w:t>
+      </w:r>
+      <w:r>
+        <w:rPr>
+          <w:rFonts w:ascii="Consolas" w:eastAsia="宋体" w:hAnsi="Consolas" w:cs="宋体"/>
+          <w:color w:val="D8DEE9"/>
+          <w:kern w:val="0"/>
+          <w:szCs w:val="21"/>
+        </w:rPr>
+        <w:t xml:space="preserve">: </w:t>
+      </w:r>
+      <w:r>
+        <w:rPr>
+          <w:rFonts w:ascii="Consolas" w:eastAsia="宋体" w:hAnsi="Consolas" w:cs="宋体"/>
+          <w:color w:val="E394DC"/>
+          <w:kern w:val="0"/>
+          <w:szCs w:val="21"/>
+        </w:rPr>
+        <w:t>"</w:t>
+      </w:r>
+      <w:r>
+        <w:rPr>
+          <w:rFonts w:ascii="Consolas" w:eastAsia="宋体" w:hAnsi="Consolas" w:cs="宋体"/>
+          <w:color w:val="E394DC"/>
+          <w:kern w:val="0"/>
+          <w:szCs w:val="21"/>
+        </w:rPr>
+        <w:t>…</w:t>
+      </w:r>
+      <w:r>
+        <w:rPr>
+          <w:rFonts w:ascii="Consolas" w:eastAsia="宋体" w:hAnsi="Consolas" w:cs="宋体"/>
+          <w:color w:val="E394DC"/>
+          <w:kern w:val="0"/>
+          <w:szCs w:val="21"/>
+        </w:rPr>
+        <w:t>"</w:t>
+      </w:r>
+      <w:r>
+        <w:rPr>
+          <w:rFonts w:ascii="Consolas" w:eastAsia="宋体" w:hAnsi="Consolas" w:cs="宋体"/>
+          <w:color w:val="E394DC"/>
+          <w:kern w:val="0"/>
+          <w:szCs w:val="21"/>
+        </w:rPr>
+        <w:t>,</w:t>
+      </w:r>
+    </w:p>
+    <w:p>
+      <w:pPr>
+        <w:widowControl/>
+        <w:shd w:val="clear" w:color="auto" w:fill="1A1A1A"/>
+        <w:spacing w:line="285" w:lineRule="atLeast"/>
+        <w:jc w:val="left"/>
+        <w:rPr>
+          <w:rFonts w:ascii="Consolas" w:eastAsia="宋体" w:hAnsi="Consolas" w:cs="宋体"/>
+          <w:color w:val="D8DEE9"/>
+          <w:kern w:val="0"/>
+          <w:szCs w:val="21"/>
+        </w:rPr>
+      </w:pPr>
+      <w:r>
+        <w:rPr>
+          <w:rFonts w:ascii="Consolas" w:eastAsia="宋体" w:hAnsi="Consolas" w:cs="宋体"/>
+          <w:color w:val="D8DEE9"/>
+          <w:kern w:val="0"/>
+          <w:szCs w:val="21"/>
+        </w:rPr>
+        <w:t>    }</w:t>
+      </w:r>
+    </w:p>
+    <w:p>
+      <w:pPr>
+        <w:widowControl/>
+        <w:shd w:val="clear" w:color="auto" w:fill="1A1A1A"/>
+        <w:spacing w:line="285" w:lineRule="atLeast"/>
+        <w:jc w:val="left"/>
+        <w:rPr>
+          <w:rFonts w:ascii="Consolas" w:eastAsia="宋体" w:hAnsi="Consolas" w:cs="宋体"/>
+          <w:color w:val="D8DEE9"/>
+          <w:kern w:val="0"/>
+          <w:szCs w:val="21"/>
+        </w:rPr>
+      </w:pPr>
+      <w:r>
+        <w:rPr>
+          <w:rFonts w:ascii="Consolas" w:eastAsia="宋体" w:hAnsi="Consolas" w:cs="宋体"/>
+          <w:color w:val="D8DEE9"/>
+          <w:kern w:val="0"/>
+          <w:szCs w:val="21"/>
+        </w:rPr>
+        <w:t>}</w:t>
+      </w:r>
+    </w:p>
+    <w:p>
+      <w:pPr>
+        <w:ind w:firstLine="360"/>
+        <w:jc w:val="left"/>
+      </w:pPr>
+    </w:p>
+    <w:p>
+      <w:pPr>
+        <w:ind w:firstLine="360"/>
+        <w:jc w:val="left"/>
+      </w:pPr>
+      <w:r>
+        <w:rPr>
+          <w:rFonts w:hint="eastAsia"/>
+        </w:rPr>
+        <w:t>M</w:t>
+      </w:r>
+      <w:r>
+        <w:t xml:space="preserve">QTT: </w:t>
+      </w:r>
+      <w:r>
+        <w:t>当前只有控制</w:t>
+      </w:r>
+    </w:p>
+    <w:p>
+      <w:pPr>
+        <w:ind w:firstLine="360"/>
+        <w:jc w:val="left"/>
+      </w:pPr>
+      <w:r>
+        <w:rPr>
+          <w:rFonts w:hint="eastAsia"/>
+        </w:rPr>
+        <w:t>B</w:t>
+      </w:r>
+      <w:r>
+        <w:t>LE</w:t>
+      </w:r>
+      <w:r>
+        <w:t>：控制</w:t>
+      </w:r>
+      <w:r>
+        <w:t>+</w:t>
+      </w:r>
+      <w:r>
+        <w:t>配网</w:t>
+      </w:r>
+    </w:p>
+    <w:p>
+      <w:pPr>
+        <w:ind w:firstLine="360"/>
+        <w:jc w:val="left"/>
+      </w:pPr>
+      <w:r>
+        <w:rPr>
+          <w:rFonts w:hint="eastAsia"/>
+        </w:rPr>
+        <w:t>控制共用一个解析函数即可</w:t>
+      </w:r>
+    </w:p>
+    <w:p>
+      <w:pPr>
+        <w:ind w:firstLine="360"/>
+        <w:jc w:val="left"/>
+      </w:pPr>
+      <w:r>
+        <w:t>配网走配网逻辑</w:t>
+      </w:r>
+    </w:p>
+    <w:p>
+      <w:pPr>
+        <w:ind w:firstLine="360"/>
+        <w:jc w:val="left"/>
+      </w:pPr>
+    </w:p>
+    <w:p>
+      <w:pPr>
+        <w:widowControl/>
+        <w:jc w:val="left"/>
+        <w:rPr>
+          <w:rFonts w:ascii="Consolas" w:eastAsia="宋体" w:hAnsi="Consolas" w:cs="宋体"/>
+          <w:color w:val="D8DEE9"/>
+          <w:kern w:val="0"/>
+          <w:szCs w:val="21"/>
+        </w:rPr>
+      </w:pPr>
+      <w:r>
+        <w:rPr>
+          <w:rFonts w:ascii="Consolas" w:eastAsia="宋体" w:hAnsi="Consolas" w:cs="宋体"/>
+          <w:color w:val="D8DEE9"/>
+          <w:kern w:val="0"/>
+          <w:szCs w:val="21"/>
+        </w:rPr>
+        <w:lastRenderedPageBreak/>
+        <w:t>if (msg == NULL || msg-&gt;data_len == 0 || msg-&gt;data[0] != '{') {ESP_LOGW(TAG, "</w:t>
+      </w:r>
+      <w:r>
+        <w:rPr>
+          <w:rFonts w:ascii="Segoe UI Symbol" w:eastAsia="宋体" w:hAnsi="Segoe UI Symbol" w:cs="Segoe UI Symbol"/>
+          <w:color w:val="D8DEE9"/>
+          <w:kern w:val="0"/>
+          <w:szCs w:val="21"/>
+        </w:rPr>
+        <w:t>⚠</w:t>
+      </w:r>
+      <w:r>
+        <w:rPr>
+          <w:rFonts w:ascii="Consolas" w:eastAsia="宋体" w:hAnsi="Consolas" w:cs="Consolas"/>
+          <w:color w:val="D8DEE9"/>
+          <w:kern w:val="0"/>
+          <w:szCs w:val="21"/>
+        </w:rPr>
+        <w:t>️</w:t>
+      </w:r>
+      <w:r>
+        <w:rPr>
+          <w:rFonts w:ascii="Consolas" w:eastAsia="宋体" w:hAnsi="Consolas" w:cs="宋体"/>
+          <w:color w:val="D8DEE9"/>
+          <w:kern w:val="0"/>
+          <w:szCs w:val="21"/>
+        </w:rPr>
+        <w:t> </w:t>
+      </w:r>
+      <w:r>
+        <w:rPr>
+          <w:rFonts w:ascii="Consolas" w:eastAsia="宋体" w:hAnsi="Consolas" w:cs="宋体"/>
+          <w:color w:val="D8DEE9"/>
+          <w:kern w:val="0"/>
+          <w:szCs w:val="21"/>
+        </w:rPr>
+        <w:t>无效消息</w:t>
+      </w:r>
+      <w:r>
+        <w:rPr>
+          <w:rFonts w:ascii="Consolas" w:eastAsia="宋体" w:hAnsi="Consolas" w:cs="宋体"/>
+          <w:color w:val="D8DEE9"/>
+          <w:kern w:val="0"/>
+          <w:szCs w:val="21"/>
+        </w:rPr>
+        <w:t>");return;}</w:t>
+      </w:r>
+    </w:p>
+    <w:p>
+      <w:pPr>
+        <w:widowControl/>
+        <w:jc w:val="left"/>
+        <w:rPr>
+          <w:rFonts w:ascii="Consolas" w:eastAsia="宋体" w:hAnsi="Consolas" w:cs="宋体"/>
+          <w:color w:val="D8DEE9"/>
+          <w:kern w:val="0"/>
+          <w:szCs w:val="21"/>
+        </w:rPr>
+      </w:pPr>
+      <w:r>
+        <w:rPr>
+          <w:rFonts w:ascii="Consolas" w:eastAsia="宋体" w:hAnsi="Consolas" w:cs="宋体"/>
+          <w:color w:val="D8DEE9"/>
+          <w:kern w:val="0"/>
+          <w:szCs w:val="21"/>
+        </w:rPr>
+        <w:t>    </w:t>
+      </w:r>
+    </w:p>
+    <w:p>
+      <w:pPr>
+        <w:widowControl/>
+        <w:jc w:val="left"/>
+        <w:rPr>
+          <w:rFonts w:ascii="Consolas" w:eastAsia="宋体" w:hAnsi="Consolas" w:cs="宋体"/>
+          <w:color w:val="D8DEE9"/>
+          <w:kern w:val="0"/>
+          <w:szCs w:val="21"/>
+        </w:rPr>
+      </w:pPr>
+      <w:r>
+        <w:rPr>
+          <w:rFonts w:ascii="Consolas" w:eastAsia="宋体" w:hAnsi="Consolas" w:cs="宋体"/>
+          <w:color w:val="D8DEE9"/>
+          <w:kern w:val="0"/>
+          <w:szCs w:val="21"/>
+        </w:rPr>
+        <w:t>    const char* source_str = (msg-&gt;source == MSG_SOURCE_BLE) ? "BLE" : </w:t>
+      </w:r>
+    </w:p>
+    <w:p>
+      <w:pPr>
+        <w:widowControl/>
+        <w:jc w:val="left"/>
+        <w:rPr>
+          <w:rFonts w:ascii="Consolas" w:eastAsia="宋体" w:hAnsi="Consolas" w:cs="宋体"/>
+          <w:color w:val="D8DEE9"/>
+          <w:kern w:val="0"/>
+          <w:szCs w:val="21"/>
+        </w:rPr>
+      </w:pPr>
+      <w:r>
+        <w:rPr>
+          <w:rFonts w:ascii="Consolas" w:eastAsia="宋体" w:hAnsi="Consolas" w:cs="宋体"/>
+          <w:color w:val="D8DEE9"/>
+          <w:kern w:val="0"/>
+          <w:szCs w:val="21"/>
+        </w:rPr>
+        <w:t>                             (msg-&gt;source == MSG_SOURCE_MQTT) ? "MQTT" : "UNKNOWN";</w:t>
+      </w:r>
+    </w:p>
+    <w:p>
+      <w:pPr>
+        <w:widowControl/>
+        <w:jc w:val="left"/>
         <w:rPr>
           <w:rFonts w:ascii="宋体" w:eastAsia="宋体" w:hAnsi="宋体" w:cs="宋体"/>
+          <w:kern w:val="0"/>
           <w:sz w:val="24"/>
           <w:szCs w:val="24"/>
         </w:rPr>
-        <w:t>control 作为控制功能</w:t>
-      </w:r>
-    </w:p>
-    <w:p>
-      <w:pPr>
-        <w:jc w:val="left"/>
-        <w:rPr>
-          <w:rFonts w:ascii="宋体" w:eastAsia="宋体" w:hAnsi="宋体" w:cs="宋体"/>
-          <w:sz w:val="24"/>
-          <w:szCs w:val="24"/>
-        </w:rPr>
-      </w:pPr>
-    </w:p>
-    <w:p>
-      <w:pPr>
-        <w:widowControl/>
-        <w:shd w:val="clear" w:color="auto" w:fill="1A1A1A"/>
-        <w:spacing w:line="285" w:lineRule="atLeast"/>
-        <w:jc w:val="left"/>
-        <w:rPr>
-          <w:rFonts w:ascii="Consolas" w:eastAsia="宋体" w:hAnsi="Consolas" w:cs="宋体"/>
-          <w:color w:val="D8DEE9"/>
-          <w:kern w:val="0"/>
-          <w:szCs w:val="21"/>
-        </w:rPr>
-      </w:pPr>
-      <w:r>
-        <w:rPr>
-          <w:rFonts w:ascii="Consolas" w:eastAsia="宋体" w:hAnsi="Consolas" w:cs="宋体"/>
-          <w:color w:val="D8DEE9"/>
-          <w:kern w:val="0"/>
-          <w:szCs w:val="21"/>
-        </w:rPr>
-        <w:t>{</w:t>
-      </w:r>
-    </w:p>
-    <w:p>
-      <w:pPr>
-        <w:widowControl/>
-        <w:shd w:val="clear" w:color="auto" w:fill="1A1A1A"/>
-        <w:spacing w:line="285" w:lineRule="atLeast"/>
-        <w:jc w:val="left"/>
-        <w:rPr>
-          <w:rFonts w:ascii="Consolas" w:eastAsia="宋体" w:hAnsi="Consolas" w:cs="宋体"/>
-          <w:color w:val="D8DEE9"/>
-          <w:kern w:val="0"/>
-          <w:szCs w:val="21"/>
-        </w:rPr>
-      </w:pPr>
-      <w:r>
-        <w:rPr>
-          <w:rFonts w:ascii="Consolas" w:eastAsia="宋体" w:hAnsi="Consolas" w:cs="宋体"/>
-          <w:color w:val="D8DEE9"/>
-          <w:kern w:val="0"/>
-          <w:szCs w:val="21"/>
-        </w:rPr>
-        <w:t xml:space="preserve">    </w:t>
-      </w:r>
-      <w:r>
-        <w:rPr>
-          <w:rFonts w:ascii="Consolas" w:eastAsia="宋体" w:hAnsi="Consolas" w:cs="宋体"/>
-          <w:color w:val="82D2CE"/>
-          <w:kern w:val="0"/>
-          <w:szCs w:val="21"/>
-        </w:rPr>
-        <w:t>"cmd"</w:t>
-      </w:r>
-      <w:r>
-        <w:rPr>
-          <w:rFonts w:ascii="Consolas" w:eastAsia="宋体" w:hAnsi="Consolas" w:cs="宋体"/>
-          <w:color w:val="D8DEE9"/>
-          <w:kern w:val="0"/>
-          <w:szCs w:val="21"/>
-        </w:rPr>
-        <w:t xml:space="preserve">: </w:t>
-      </w:r>
-      <w:r>
-        <w:rPr>
-          <w:rFonts w:ascii="Consolas" w:eastAsia="宋体" w:hAnsi="Consolas" w:cs="宋体"/>
-          <w:color w:val="E394DC"/>
-          <w:kern w:val="0"/>
-          <w:szCs w:val="21"/>
-        </w:rPr>
-        <w:t>"config"</w:t>
-      </w:r>
-      <w:r>
-        <w:rPr>
-          <w:rFonts w:ascii="Consolas" w:eastAsia="宋体" w:hAnsi="Consolas" w:cs="宋体"/>
-          <w:color w:val="D8DEE9"/>
-          <w:kern w:val="0"/>
-          <w:szCs w:val="21"/>
-        </w:rPr>
-        <w:t>,</w:t>
-      </w:r>
-    </w:p>
-    <w:p>
-      <w:pPr>
-        <w:widowControl/>
-        <w:shd w:val="clear" w:color="auto" w:fill="1A1A1A"/>
-        <w:spacing w:line="285" w:lineRule="atLeast"/>
-        <w:jc w:val="left"/>
-        <w:rPr>
-          <w:rFonts w:ascii="Consolas" w:eastAsia="宋体" w:hAnsi="Consolas" w:cs="宋体"/>
-          <w:color w:val="D8DEE9"/>
-          <w:kern w:val="0"/>
-          <w:szCs w:val="21"/>
-        </w:rPr>
-      </w:pPr>
-      <w:r>
-        <w:rPr>
-          <w:rFonts w:ascii="Consolas" w:eastAsia="宋体" w:hAnsi="Consolas" w:cs="宋体"/>
-          <w:color w:val="D8DEE9"/>
-          <w:kern w:val="0"/>
-          <w:szCs w:val="21"/>
-        </w:rPr>
-        <w:t xml:space="preserve">    </w:t>
-      </w:r>
-      <w:r>
-        <w:rPr>
-          <w:rFonts w:ascii="Consolas" w:eastAsia="宋体" w:hAnsi="Consolas" w:cs="宋体"/>
-          <w:color w:val="82D2CE"/>
-          <w:kern w:val="0"/>
-          <w:szCs w:val="21"/>
-        </w:rPr>
-        <w:t>"data"</w:t>
-      </w:r>
-      <w:r>
-        <w:rPr>
-          <w:rFonts w:ascii="Consolas" w:eastAsia="宋体" w:hAnsi="Consolas" w:cs="宋体"/>
-          <w:color w:val="D8DEE9"/>
-          <w:kern w:val="0"/>
-          <w:szCs w:val="21"/>
-        </w:rPr>
-        <w:t>: {</w:t>
-      </w:r>
-    </w:p>
-    <w:p>
-      <w:pPr>
-        <w:widowControl/>
-        <w:shd w:val="clear" w:color="auto" w:fill="1A1A1A"/>
-        <w:spacing w:line="285" w:lineRule="atLeast"/>
-        <w:jc w:val="left"/>
-        <w:rPr>
-          <w:rFonts w:ascii="Consolas" w:eastAsia="宋体" w:hAnsi="Consolas" w:cs="宋体"/>
-          <w:color w:val="D8DEE9"/>
-          <w:kern w:val="0"/>
-          <w:szCs w:val="21"/>
-        </w:rPr>
-      </w:pPr>
-      <w:r>
-        <w:rPr>
-          <w:rFonts w:ascii="Consolas" w:eastAsia="宋体" w:hAnsi="Consolas" w:cs="宋体"/>
-          <w:color w:val="D8DEE9"/>
-          <w:kern w:val="0"/>
-          <w:szCs w:val="21"/>
-        </w:rPr>
-        <w:t xml:space="preserve">        </w:t>
-      </w:r>
-      <w:r>
-        <w:rPr>
-          <w:rFonts w:ascii="Consolas" w:eastAsia="宋体" w:hAnsi="Consolas" w:cs="宋体"/>
-          <w:color w:val="82D2CE"/>
-          <w:kern w:val="0"/>
-          <w:szCs w:val="21"/>
-        </w:rPr>
-        <w:t>"ssid"</w:t>
-      </w:r>
-      <w:r>
-        <w:rPr>
-          <w:rFonts w:ascii="Consolas" w:eastAsia="宋体" w:hAnsi="Consolas" w:cs="宋体"/>
-          <w:color w:val="D8DEE9"/>
-          <w:kern w:val="0"/>
-          <w:szCs w:val="21"/>
-        </w:rPr>
-        <w:t xml:space="preserve">: </w:t>
-      </w:r>
-      <w:r>
-        <w:rPr>
-          <w:rFonts w:ascii="Consolas" w:eastAsia="宋体" w:hAnsi="Consolas" w:cs="宋体"/>
-          <w:color w:val="E394DC"/>
-          <w:kern w:val="0"/>
-          <w:szCs w:val="21"/>
-        </w:rPr>
-        <w:t>"WiFi</w:t>
-      </w:r>
-      <w:r>
-        <w:rPr>
-          <w:rFonts w:ascii="Consolas" w:eastAsia="宋体" w:hAnsi="Consolas" w:cs="宋体"/>
-          <w:color w:val="E394DC"/>
-          <w:kern w:val="0"/>
-          <w:szCs w:val="21"/>
-        </w:rPr>
-        <w:t>名称</w:t>
-      </w:r>
-      <w:r>
-        <w:rPr>
-          <w:rFonts w:ascii="Consolas" w:eastAsia="宋体" w:hAnsi="Consolas" w:cs="宋体"/>
-          <w:color w:val="E394DC"/>
-          <w:kern w:val="0"/>
-          <w:szCs w:val="21"/>
-        </w:rPr>
-        <w:t>"</w:t>
-      </w:r>
-      <w:r>
-        <w:rPr>
-          <w:rFonts w:ascii="Consolas" w:eastAsia="宋体" w:hAnsi="Consolas" w:cs="宋体"/>
-          <w:color w:val="D8DEE9"/>
-          <w:kern w:val="0"/>
-          <w:szCs w:val="21"/>
-        </w:rPr>
-        <w:t>,</w:t>
-      </w:r>
-    </w:p>
-    <w:p>
-      <w:pPr>
-        <w:widowControl/>
-        <w:shd w:val="clear" w:color="auto" w:fill="1A1A1A"/>
-        <w:spacing w:line="285" w:lineRule="atLeast"/>
-        <w:jc w:val="left"/>
-        <w:rPr>
-          <w:rFonts w:ascii="Consolas" w:eastAsia="宋体" w:hAnsi="Consolas" w:cs="宋体"/>
-          <w:color w:val="D8DEE9"/>
-          <w:kern w:val="0"/>
-          <w:szCs w:val="21"/>
-        </w:rPr>
-      </w:pPr>
-      <w:r>
-        <w:rPr>
-          <w:rFonts w:ascii="Consolas" w:eastAsia="宋体" w:hAnsi="Consolas" w:cs="宋体"/>
-          <w:color w:val="D8DEE9"/>
-          <w:kern w:val="0"/>
-          <w:szCs w:val="21"/>
-        </w:rPr>
-        <w:t xml:space="preserve">        </w:t>
-      </w:r>
-      <w:r>
-        <w:rPr>
-          <w:rFonts w:ascii="Consolas" w:eastAsia="宋体" w:hAnsi="Consolas" w:cs="宋体"/>
-          <w:color w:val="82D2CE"/>
-          <w:kern w:val="0"/>
-          <w:szCs w:val="21"/>
-        </w:rPr>
-        <w:t>"password"</w:t>
-      </w:r>
-      <w:r>
-        <w:rPr>
-          <w:rFonts w:ascii="Consolas" w:eastAsia="宋体" w:hAnsi="Consolas" w:cs="宋体"/>
-          <w:color w:val="D8DEE9"/>
-          <w:kern w:val="0"/>
-          <w:szCs w:val="21"/>
-        </w:rPr>
-        <w:t xml:space="preserve">: </w:t>
-      </w:r>
-      <w:r>
-        <w:rPr>
-          <w:rFonts w:ascii="Consolas" w:eastAsia="宋体" w:hAnsi="Consolas" w:cs="宋体"/>
-          <w:color w:val="E394DC"/>
-          <w:kern w:val="0"/>
-          <w:szCs w:val="21"/>
-        </w:rPr>
-        <w:t>"WiFi</w:t>
-      </w:r>
-      <w:r>
-        <w:rPr>
-          <w:rFonts w:ascii="Consolas" w:eastAsia="宋体" w:hAnsi="Consolas" w:cs="宋体"/>
-          <w:color w:val="E394DC"/>
-          <w:kern w:val="0"/>
-          <w:szCs w:val="21"/>
-        </w:rPr>
-        <w:t>密码</w:t>
-      </w:r>
-      <w:r>
-        <w:rPr>
-          <w:rFonts w:ascii="Consolas" w:eastAsia="宋体" w:hAnsi="Consolas" w:cs="宋体"/>
-          <w:color w:val="E394DC"/>
-          <w:kern w:val="0"/>
-          <w:szCs w:val="21"/>
-        </w:rPr>
-        <w:t>"</w:t>
-      </w:r>
-    </w:p>
-    <w:p>
-      <w:pPr>
-        <w:widowControl/>
-        <w:shd w:val="clear" w:color="auto" w:fill="1A1A1A"/>
-        <w:spacing w:line="285" w:lineRule="atLeast"/>
+      </w:pPr>
+    </w:p>
+    <w:p>
+      <w:pPr>
+        <w:widowControl/>
+        <w:jc w:val="left"/>
+        <w:rPr>
+          <w:rFonts w:ascii="Consolas" w:eastAsia="宋体" w:hAnsi="Consolas" w:cs="宋体"/>
+          <w:color w:val="D8DEE9"/>
+          <w:kern w:val="0"/>
+          <w:szCs w:val="21"/>
+        </w:rPr>
+      </w:pPr>
+      <w:r>
+        <w:rPr>
+          <w:rFonts w:ascii="Consolas" w:eastAsia="宋体" w:hAnsi="Consolas" w:cs="宋体"/>
+          <w:color w:val="D8DEE9"/>
+          <w:kern w:val="0"/>
+          <w:szCs w:val="21"/>
+        </w:rPr>
+        <w:t>    ESP_LOGI(TAG, "</w:t>
+      </w:r>
+      <w:r>
+        <w:rPr>
+          <w:rFonts w:ascii="Segoe UI Symbol" w:eastAsia="宋体" w:hAnsi="Segoe UI Symbol" w:cs="Segoe UI Symbol"/>
+          <w:color w:val="D8DEE9"/>
+          <w:kern w:val="0"/>
+          <w:szCs w:val="21"/>
+        </w:rPr>
+        <w:t>📥</w:t>
+      </w:r>
+      <w:r>
+        <w:rPr>
+          <w:rFonts w:ascii="Consolas" w:eastAsia="宋体" w:hAnsi="Consolas" w:cs="宋体"/>
+          <w:color w:val="D8DEE9"/>
+          <w:kern w:val="0"/>
+          <w:szCs w:val="21"/>
+        </w:rPr>
+        <w:t> </w:t>
+      </w:r>
+      <w:r>
+        <w:rPr>
+          <w:rFonts w:ascii="Consolas" w:eastAsia="宋体" w:hAnsi="Consolas" w:cs="宋体"/>
+          <w:color w:val="D8DEE9"/>
+          <w:kern w:val="0"/>
+          <w:szCs w:val="21"/>
+        </w:rPr>
+        <w:t>收到</w:t>
+      </w:r>
+      <w:r>
+        <w:rPr>
+          <w:rFonts w:ascii="Consolas" w:eastAsia="宋体" w:hAnsi="Consolas" w:cs="宋体"/>
+          <w:color w:val="D8DEE9"/>
+          <w:kern w:val="0"/>
+          <w:szCs w:val="21"/>
+        </w:rPr>
+        <w:t> %s </w:t>
+      </w:r>
+      <w:r>
+        <w:rPr>
+          <w:rFonts w:ascii="Consolas" w:eastAsia="宋体" w:hAnsi="Consolas" w:cs="宋体"/>
+          <w:color w:val="D8DEE9"/>
+          <w:kern w:val="0"/>
+          <w:szCs w:val="21"/>
+        </w:rPr>
+        <w:t>消息</w:t>
+      </w:r>
+      <w:r>
+        <w:rPr>
+          <w:rFonts w:ascii="Consolas" w:eastAsia="宋体" w:hAnsi="Consolas" w:cs="宋体"/>
+          <w:color w:val="D8DEE9"/>
+          <w:kern w:val="0"/>
+          <w:szCs w:val="21"/>
+        </w:rPr>
+        <w:t>", source_str);</w:t>
+      </w:r>
+    </w:p>
+    <w:p>
+      <w:pPr>
+        <w:widowControl/>
+        <w:jc w:val="left"/>
+        <w:rPr>
+          <w:rFonts w:ascii="Consolas" w:eastAsia="宋体" w:hAnsi="Consolas" w:cs="宋体"/>
+          <w:color w:val="D8DEE9"/>
+          <w:kern w:val="0"/>
+          <w:szCs w:val="21"/>
+        </w:rPr>
+      </w:pPr>
+      <w:r>
+        <w:rPr>
+          <w:rFonts w:ascii="Consolas" w:eastAsia="宋体" w:hAnsi="Consolas" w:cs="宋体"/>
+          <w:color w:val="D8DEE9"/>
+          <w:kern w:val="0"/>
+          <w:szCs w:val="21"/>
+        </w:rPr>
+        <w:t>}</w:t>
+      </w:r>
+    </w:p>
+    <w:p>
+      <w:pPr>
+        <w:ind w:firstLine="360"/>
+        <w:jc w:val="left"/>
+      </w:pPr>
+    </w:p>
+    <w:p>
+      <w:pPr>
+        <w:ind w:firstLine="360"/>
+        <w:jc w:val="left"/>
+      </w:pPr>
+    </w:p>
+    <w:p>
+      <w:pPr>
+        <w:widowControl/>
+        <w:jc w:val="left"/>
+        <w:rPr>
+          <w:rFonts w:ascii="Consolas" w:eastAsia="宋体" w:hAnsi="Consolas" w:cs="宋体"/>
+          <w:color w:val="D8DEE9"/>
+          <w:kern w:val="0"/>
+          <w:szCs w:val="21"/>
+        </w:rPr>
+      </w:pPr>
+      <w:r>
+        <w:rPr>
+          <w:rFonts w:ascii="Consolas" w:eastAsia="宋体" w:hAnsi="Consolas" w:cs="宋体"/>
+          <w:color w:val="D8DEE9"/>
+          <w:kern w:val="0"/>
+          <w:szCs w:val="21"/>
+        </w:rPr>
+        <w:t>// 2. </w:t>
+      </w:r>
+      <w:r>
+        <w:rPr>
+          <w:rFonts w:ascii="Consolas" w:eastAsia="宋体" w:hAnsi="Consolas" w:cs="宋体"/>
+          <w:color w:val="D8DEE9"/>
+          <w:kern w:val="0"/>
+          <w:szCs w:val="21"/>
+        </w:rPr>
+        <w:t>判断是否是</w:t>
+      </w:r>
+      <w:r>
+        <w:rPr>
+          <w:rFonts w:ascii="Consolas" w:eastAsia="宋体" w:hAnsi="Consolas" w:cs="宋体"/>
+          <w:color w:val="D8DEE9"/>
+          <w:kern w:val="0"/>
+          <w:szCs w:val="21"/>
+        </w:rPr>
+        <w:t>JSON</w:t>
+      </w:r>
+      <w:r>
+        <w:rPr>
+          <w:rFonts w:ascii="Consolas" w:eastAsia="宋体" w:hAnsi="Consolas" w:cs="宋体"/>
+          <w:color w:val="D8DEE9"/>
+          <w:kern w:val="0"/>
+          <w:szCs w:val="21"/>
+        </w:rPr>
+        <w:t>格式</w:t>
+      </w:r>
+    </w:p>
+    <w:p>
+      <w:pPr>
+        <w:widowControl/>
+        <w:jc w:val="left"/>
+        <w:rPr>
+          <w:rFonts w:ascii="Consolas" w:eastAsia="宋体" w:hAnsi="Consolas" w:cs="宋体"/>
+          <w:color w:val="D8DEE9"/>
+          <w:kern w:val="0"/>
+          <w:szCs w:val="21"/>
+        </w:rPr>
+      </w:pPr>
+      <w:r>
+        <w:rPr>
+          <w:rFonts w:ascii="Consolas" w:eastAsia="宋体" w:hAnsi="Consolas" w:cs="宋体"/>
+          <w:color w:val="D8DEE9"/>
+          <w:kern w:val="0"/>
+          <w:szCs w:val="21"/>
+        </w:rPr>
+        <w:t>    if (msg-&gt;data[0] == '{') {</w:t>
+      </w:r>
+    </w:p>
+    <w:p>
+      <w:pPr>
+        <w:widowControl/>
+        <w:jc w:val="left"/>
+        <w:rPr>
+          <w:rFonts w:ascii="Consolas" w:eastAsia="宋体" w:hAnsi="Consolas" w:cs="宋体"/>
+          <w:color w:val="D8DEE9"/>
+          <w:kern w:val="0"/>
+          <w:szCs w:val="21"/>
+        </w:rPr>
+      </w:pPr>
+      <w:r>
+        <w:rPr>
+          <w:rFonts w:ascii="Consolas" w:eastAsia="宋体" w:hAnsi="Consolas" w:cs="宋体"/>
+          <w:color w:val="D8DEE9"/>
+          <w:kern w:val="0"/>
+          <w:szCs w:val="21"/>
+        </w:rPr>
+        <w:t>        // JSON</w:t>
+      </w:r>
+      <w:r>
+        <w:rPr>
+          <w:rFonts w:ascii="Consolas" w:eastAsia="宋体" w:hAnsi="Consolas" w:cs="宋体"/>
+          <w:color w:val="D8DEE9"/>
+          <w:kern w:val="0"/>
+          <w:szCs w:val="21"/>
+        </w:rPr>
+        <w:t>格式，需要解析</w:t>
+      </w:r>
+    </w:p>
+    <w:p>
+      <w:pPr>
+        <w:widowControl/>
+        <w:jc w:val="left"/>
+        <w:rPr>
+          <w:rFonts w:ascii="Consolas" w:eastAsia="宋体" w:hAnsi="Consolas" w:cs="宋体"/>
+          <w:color w:val="D8DEE9"/>
+          <w:kern w:val="0"/>
+          <w:szCs w:val="21"/>
+        </w:rPr>
+      </w:pPr>
+      <w:r>
+        <w:rPr>
+          <w:rFonts w:ascii="Consolas" w:eastAsia="宋体" w:hAnsi="Consolas" w:cs="宋体"/>
+          <w:color w:val="D8DEE9"/>
+          <w:kern w:val="0"/>
+          <w:szCs w:val="21"/>
+        </w:rPr>
+        <w:t>        cJSON *root = cJSON_ParseWithLength((const char*)msg-&gt;data, msg-&gt;data_len);</w:t>
+      </w:r>
+    </w:p>
+    <w:p>
+      <w:pPr>
+        <w:widowControl/>
+        <w:jc w:val="left"/>
+        <w:rPr>
+          <w:rFonts w:ascii="Consolas" w:eastAsia="宋体" w:hAnsi="Consolas" w:cs="宋体"/>
+          <w:color w:val="D8DEE9"/>
+          <w:kern w:val="0"/>
+          <w:szCs w:val="21"/>
+        </w:rPr>
+      </w:pPr>
+      <w:r>
+        <w:rPr>
+          <w:rFonts w:ascii="Consolas" w:eastAsia="宋体" w:hAnsi="Consolas" w:cs="宋体"/>
+          <w:color w:val="D8DEE9"/>
+          <w:kern w:val="0"/>
+          <w:szCs w:val="21"/>
+        </w:rPr>
+        <w:t>        if (!root) {</w:t>
+      </w:r>
+    </w:p>
+    <w:p>
+      <w:pPr>
+        <w:widowControl/>
+        <w:jc w:val="left"/>
+        <w:rPr>
+          <w:rFonts w:ascii="Consolas" w:eastAsia="宋体" w:hAnsi="Consolas" w:cs="宋体"/>
+          <w:color w:val="D8DEE9"/>
+          <w:kern w:val="0"/>
+          <w:szCs w:val="21"/>
+        </w:rPr>
+      </w:pPr>
+      <w:r>
+        <w:rPr>
+          <w:rFonts w:ascii="Consolas" w:eastAsia="宋体" w:hAnsi="Consolas" w:cs="宋体"/>
+          <w:color w:val="D8DEE9"/>
+          <w:kern w:val="0"/>
+          <w:szCs w:val="21"/>
+        </w:rPr>
+        <w:t>            ESP_LOGW(TAG, "</w:t>
+      </w:r>
+      <w:r>
+        <w:rPr>
+          <w:rFonts w:ascii="Segoe UI Symbol" w:eastAsia="宋体" w:hAnsi="Segoe UI Symbol" w:cs="Segoe UI Symbol"/>
+          <w:color w:val="D8DEE9"/>
+          <w:kern w:val="0"/>
+          <w:szCs w:val="21"/>
+        </w:rPr>
+        <w:t>⚠</w:t>
+      </w:r>
+      <w:r>
+        <w:rPr>
+          <w:rFonts w:ascii="Consolas" w:eastAsia="宋体" w:hAnsi="Consolas" w:cs="宋体"/>
+          <w:color w:val="D8DEE9"/>
+          <w:kern w:val="0"/>
+          <w:szCs w:val="21"/>
+        </w:rPr>
+        <w:t>️ %s JSON</w:t>
+      </w:r>
+      <w:r>
+        <w:rPr>
+          <w:rFonts w:ascii="Consolas" w:eastAsia="宋体" w:hAnsi="Consolas" w:cs="宋体"/>
+          <w:color w:val="D8DEE9"/>
+          <w:kern w:val="0"/>
+          <w:szCs w:val="21"/>
+        </w:rPr>
+        <w:t>解析失败</w:t>
+      </w:r>
+      <w:r>
+        <w:rPr>
+          <w:rFonts w:ascii="Consolas" w:eastAsia="宋体" w:hAnsi="Consolas" w:cs="宋体"/>
+          <w:color w:val="D8DEE9"/>
+          <w:kern w:val="0"/>
+          <w:szCs w:val="21"/>
+        </w:rPr>
+        <w:t>", source_str);</w:t>
+      </w:r>
+    </w:p>
+    <w:p>
+      <w:pPr>
+        <w:widowControl/>
+        <w:jc w:val="left"/>
+        <w:rPr>
+          <w:rFonts w:ascii="Consolas" w:eastAsia="宋体" w:hAnsi="Consolas" w:cs="宋体"/>
+          <w:color w:val="D8DEE9"/>
+          <w:kern w:val="0"/>
+          <w:szCs w:val="21"/>
+        </w:rPr>
+      </w:pPr>
+      <w:r>
+        <w:rPr>
+          <w:rFonts w:ascii="Consolas" w:eastAsia="宋体" w:hAnsi="Consolas" w:cs="宋体"/>
+          <w:color w:val="D8DEE9"/>
+          <w:kern w:val="0"/>
+          <w:szCs w:val="21"/>
+        </w:rPr>
+        <w:t>            return;</w:t>
+      </w:r>
+    </w:p>
+    <w:p>
+      <w:pPr>
+        <w:widowControl/>
+        <w:jc w:val="left"/>
+        <w:rPr>
+          <w:rFonts w:ascii="Consolas" w:eastAsia="宋体" w:hAnsi="Consolas" w:cs="宋体"/>
+          <w:color w:val="D8DEE9"/>
+          <w:kern w:val="0"/>
+          <w:szCs w:val="21"/>
+        </w:rPr>
+      </w:pPr>
+      <w:r>
+        <w:rPr>
+          <w:rFonts w:ascii="Consolas" w:eastAsia="宋体" w:hAnsi="Consolas" w:cs="宋体"/>
+          <w:color w:val="D8DEE9"/>
+          <w:kern w:val="0"/>
+          <w:szCs w:val="21"/>
+        </w:rPr>
+        <w:t>        }</w:t>
+      </w:r>
+    </w:p>
+    <w:p>
+      <w:pPr>
+        <w:widowControl/>
+        <w:jc w:val="left"/>
+        <w:rPr>
+          <w:rFonts w:ascii="Consolas" w:eastAsia="宋体" w:hAnsi="Consolas" w:cs="宋体"/>
+          <w:color w:val="D8DEE9"/>
+          <w:kern w:val="0"/>
+          <w:szCs w:val="21"/>
+        </w:rPr>
+      </w:pPr>
+      <w:r>
+        <w:rPr>
+          <w:rFonts w:ascii="Consolas" w:eastAsia="宋体" w:hAnsi="Consolas" w:cs="宋体"/>
+          <w:color w:val="D8DEE9"/>
+          <w:kern w:val="0"/>
+          <w:szCs w:val="21"/>
+        </w:rPr>
+        <w:t>        </w:t>
+      </w:r>
+    </w:p>
+    <w:p>
+      <w:pPr>
+        <w:widowControl/>
+        <w:jc w:val="left"/>
+        <w:rPr>
+          <w:rFonts w:ascii="Consolas" w:eastAsia="宋体" w:hAnsi="Consolas" w:cs="宋体"/>
+          <w:color w:val="D8DEE9"/>
+          <w:kern w:val="0"/>
+          <w:szCs w:val="21"/>
+        </w:rPr>
+      </w:pPr>
+      <w:r>
+        <w:rPr>
+          <w:rFonts w:ascii="Consolas" w:eastAsia="宋体" w:hAnsi="Consolas" w:cs="宋体"/>
+          <w:color w:val="D8DEE9"/>
+          <w:kern w:val="0"/>
+          <w:szCs w:val="21"/>
+        </w:rPr>
+        <w:t>        // </w:t>
+      </w:r>
+      <w:r>
+        <w:rPr>
+          <w:rFonts w:ascii="Consolas" w:eastAsia="宋体" w:hAnsi="Consolas" w:cs="宋体"/>
+          <w:color w:val="D8DEE9"/>
+          <w:kern w:val="0"/>
+          <w:szCs w:val="21"/>
+        </w:rPr>
+        <w:t>根据来源提取十六进制字符串</w:t>
+      </w:r>
+    </w:p>
+    <w:p>
+      <w:pPr>
+        <w:widowControl/>
+        <w:jc w:val="left"/>
+        <w:rPr>
+          <w:rFonts w:ascii="Consolas" w:eastAsia="宋体" w:hAnsi="Consolas" w:cs="宋体"/>
+          <w:color w:val="D8DEE9"/>
+          <w:kern w:val="0"/>
+          <w:szCs w:val="21"/>
+        </w:rPr>
+      </w:pPr>
+      <w:r>
+        <w:rPr>
+          <w:rFonts w:ascii="Consolas" w:eastAsia="宋体" w:hAnsi="Consolas" w:cs="宋体"/>
+          <w:color w:val="D8DEE9"/>
+          <w:kern w:val="0"/>
+          <w:szCs w:val="21"/>
+        </w:rPr>
+        <w:t>        const char *temp_str = NULL;</w:t>
+      </w:r>
+    </w:p>
+    <w:p>
+      <w:pPr>
+        <w:widowControl/>
+        <w:jc w:val="left"/>
+        <w:rPr>
+          <w:rFonts w:ascii="Consolas" w:eastAsia="宋体" w:hAnsi="Consolas" w:cs="宋体"/>
+          <w:color w:val="D8DEE9"/>
+          <w:kern w:val="0"/>
+          <w:szCs w:val="21"/>
+        </w:rPr>
+      </w:pPr>
+      <w:r>
+        <w:rPr>
+          <w:rFonts w:ascii="Consolas" w:eastAsia="宋体" w:hAnsi="Consolas" w:cs="宋体"/>
+          <w:color w:val="D8DEE9"/>
+          <w:kern w:val="0"/>
+          <w:szCs w:val="21"/>
+        </w:rPr>
+        <w:t>        </w:t>
+      </w:r>
+    </w:p>
+    <w:p>
+      <w:pPr>
+        <w:widowControl/>
+        <w:jc w:val="left"/>
+        <w:rPr>
+          <w:rFonts w:ascii="Consolas" w:eastAsia="宋体" w:hAnsi="Consolas" w:cs="宋体"/>
+          <w:color w:val="D8DEE9"/>
+          <w:kern w:val="0"/>
+          <w:szCs w:val="21"/>
+        </w:rPr>
+      </w:pPr>
+      <w:r>
+        <w:rPr>
+          <w:rFonts w:ascii="Consolas" w:eastAsia="宋体" w:hAnsi="Consolas" w:cs="宋体"/>
+          <w:color w:val="D8DEE9"/>
+          <w:kern w:val="0"/>
+          <w:szCs w:val="21"/>
+        </w:rPr>
+        <w:t>        if (msg-&gt;source == MSG_SOURCE_MQTT) {</w:t>
+      </w:r>
+    </w:p>
+    <w:p>
+      <w:pPr>
+        <w:widowControl/>
+        <w:jc w:val="left"/>
+        <w:rPr>
+          <w:rFonts w:ascii="Consolas" w:eastAsia="宋体" w:hAnsi="Consolas" w:cs="宋体"/>
+          <w:color w:val="D8DEE9"/>
+          <w:kern w:val="0"/>
+          <w:szCs w:val="21"/>
+        </w:rPr>
+      </w:pPr>
+      <w:r>
+        <w:rPr>
+          <w:rFonts w:ascii="Consolas" w:eastAsia="宋体" w:hAnsi="Consolas" w:cs="宋体"/>
+          <w:color w:val="D8DEE9"/>
+          <w:kern w:val="0"/>
+          <w:szCs w:val="21"/>
+        </w:rPr>
+        <w:t>            // MQTT</w:t>
+      </w:r>
+      <w:r>
+        <w:rPr>
+          <w:rFonts w:ascii="Consolas" w:eastAsia="宋体" w:hAnsi="Consolas" w:cs="宋体"/>
+          <w:color w:val="D8DEE9"/>
+          <w:kern w:val="0"/>
+          <w:szCs w:val="21"/>
+        </w:rPr>
+        <w:t>格式</w:t>
+      </w:r>
+      <w:r>
+        <w:rPr>
+          <w:rFonts w:ascii="Consolas" w:eastAsia="宋体" w:hAnsi="Consolas" w:cs="宋体"/>
+          <w:color w:val="D8DEE9"/>
+          <w:kern w:val="0"/>
+          <w:szCs w:val="21"/>
+        </w:rPr>
+        <w:t>: {"data": {"mccil": "0C01..."}}</w:t>
+      </w:r>
+    </w:p>
+    <w:p>
+      <w:pPr>
+        <w:widowControl/>
+        <w:jc w:val="left"/>
+        <w:rPr>
+          <w:rFonts w:ascii="Consolas" w:eastAsia="宋体" w:hAnsi="Consolas" w:cs="宋体"/>
+          <w:color w:val="D8DEE9"/>
+          <w:kern w:val="0"/>
+          <w:szCs w:val="21"/>
+        </w:rPr>
+      </w:pPr>
+      <w:r>
+        <w:rPr>
+          <w:rFonts w:ascii="Consolas" w:eastAsia="宋体" w:hAnsi="Consolas" w:cs="宋体"/>
+          <w:color w:val="D8DEE9"/>
+          <w:kern w:val="0"/>
+          <w:szCs w:val="21"/>
+        </w:rPr>
+        <w:t>            cJSON *data_obj = cJSON_GetObjectItem(root, "data");</w:t>
+      </w:r>
+    </w:p>
+    <w:p>
+      <w:pPr>
+        <w:widowControl/>
+        <w:jc w:val="left"/>
+        <w:rPr>
+          <w:rFonts w:ascii="Consolas" w:eastAsia="宋体" w:hAnsi="Consolas" w:cs="宋体"/>
+          <w:color w:val="D8DEE9"/>
+          <w:kern w:val="0"/>
+          <w:szCs w:val="21"/>
+        </w:rPr>
+      </w:pPr>
+      <w:r>
+        <w:rPr>
+          <w:rFonts w:ascii="Consolas" w:eastAsia="宋体" w:hAnsi="Consolas" w:cs="宋体"/>
+          <w:color w:val="D8DEE9"/>
+          <w:kern w:val="0"/>
+          <w:szCs w:val="21"/>
+        </w:rPr>
+        <w:t>            if (data_obj &amp;&amp; cJSON_IsObject(data_obj)) {</w:t>
+      </w:r>
+    </w:p>
+    <w:p>
+      <w:pPr>
+        <w:widowControl/>
+        <w:jc w:val="left"/>
+        <w:rPr>
+          <w:rFonts w:ascii="Consolas" w:eastAsia="宋体" w:hAnsi="Consolas" w:cs="宋体"/>
+          <w:color w:val="D8DEE9"/>
+          <w:kern w:val="0"/>
+          <w:szCs w:val="21"/>
+        </w:rPr>
+      </w:pPr>
+      <w:r>
+        <w:rPr>
+          <w:rFonts w:ascii="Consolas" w:eastAsia="宋体" w:hAnsi="Consolas" w:cs="宋体"/>
+          <w:color w:val="D8DEE9"/>
+          <w:kern w:val="0"/>
+          <w:szCs w:val="21"/>
+        </w:rPr>
+        <w:t>                cJSON *mccil_item = cJSON_GetObjectItem(data_obj, "mccil");</w:t>
+      </w:r>
+    </w:p>
+    <w:p>
+      <w:pPr>
+        <w:widowControl/>
+        <w:jc w:val="left"/>
+        <w:rPr>
+          <w:rFonts w:ascii="Consolas" w:eastAsia="宋体" w:hAnsi="Consolas" w:cs="宋体"/>
+          <w:color w:val="D8DEE9"/>
+          <w:kern w:val="0"/>
+          <w:szCs w:val="21"/>
+        </w:rPr>
+      </w:pPr>
+      <w:r>
+        <w:rPr>
+          <w:rFonts w:ascii="Consolas" w:eastAsia="宋体" w:hAnsi="Consolas" w:cs="宋体"/>
+          <w:color w:val="D8DEE9"/>
+          <w:kern w:val="0"/>
+          <w:szCs w:val="21"/>
+        </w:rPr>
+        <w:t>                if (mccil_item &amp;&amp; cJSON_IsString(mccil_item)) {</w:t>
+      </w:r>
+    </w:p>
+    <w:p>
+      <w:pPr>
+        <w:widowControl/>
+        <w:jc w:val="left"/>
+        <w:rPr>
+          <w:rFonts w:ascii="Consolas" w:eastAsia="宋体" w:hAnsi="Consolas" w:cs="宋体"/>
+          <w:color w:val="D8DEE9"/>
+          <w:kern w:val="0"/>
+          <w:szCs w:val="21"/>
+        </w:rPr>
+      </w:pPr>
+      <w:r>
+        <w:rPr>
+          <w:rFonts w:ascii="Consolas" w:eastAsia="宋体" w:hAnsi="Consolas" w:cs="宋体"/>
+          <w:color w:val="D8DEE9"/>
+          <w:kern w:val="0"/>
+          <w:szCs w:val="21"/>
+        </w:rPr>
+        <w:t>                    temp_str = mccil_item-&gt;valuestring;</w:t>
+      </w:r>
+    </w:p>
+    <w:p>
+      <w:pPr>
+        <w:widowControl/>
+        <w:jc w:val="left"/>
+        <w:rPr>
+          <w:rFonts w:ascii="Consolas" w:eastAsia="宋体" w:hAnsi="Consolas" w:cs="宋体"/>
+          <w:color w:val="D8DEE9"/>
+          <w:kern w:val="0"/>
+          <w:szCs w:val="21"/>
+        </w:rPr>
+      </w:pPr>
+      <w:r>
+        <w:rPr>
+          <w:rFonts w:ascii="Consolas" w:eastAsia="宋体" w:hAnsi="Consolas" w:cs="宋体"/>
+          <w:color w:val="D8DEE9"/>
+          <w:kern w:val="0"/>
+          <w:szCs w:val="21"/>
+        </w:rPr>
+        <w:t>                    ESP_LOGI(TAG, "</w:t>
+      </w:r>
+      <w:r>
+        <w:rPr>
+          <w:rFonts w:ascii="Segoe UI Symbol" w:eastAsia="宋体" w:hAnsi="Segoe UI Symbol" w:cs="Segoe UI Symbol"/>
+          <w:color w:val="D8DEE9"/>
+          <w:kern w:val="0"/>
+          <w:szCs w:val="21"/>
+        </w:rPr>
+        <w:t>✅</w:t>
+      </w:r>
+      <w:r>
+        <w:rPr>
+          <w:rFonts w:ascii="Consolas" w:eastAsia="宋体" w:hAnsi="Consolas" w:cs="Consolas"/>
+          <w:color w:val="D8DEE9"/>
+          <w:kern w:val="0"/>
+          <w:szCs w:val="21"/>
+        </w:rPr>
+        <w:t> </w:t>
+      </w:r>
+      <w:r>
+        <w:rPr>
+          <w:rFonts w:ascii="Consolas" w:eastAsia="宋体" w:hAnsi="Consolas" w:cs="宋体"/>
+          <w:color w:val="D8DEE9"/>
+          <w:kern w:val="0"/>
+          <w:szCs w:val="21"/>
+        </w:rPr>
+        <w:t>解析</w:t>
+      </w:r>
+      <w:r>
+        <w:rPr>
+          <w:rFonts w:ascii="Consolas" w:eastAsia="宋体" w:hAnsi="Consolas" w:cs="宋体"/>
+          <w:color w:val="D8DEE9"/>
+          <w:kern w:val="0"/>
+          <w:szCs w:val="21"/>
+        </w:rPr>
+        <w:t>MQTT</w:t>
+      </w:r>
+      <w:r>
+        <w:rPr>
+          <w:rFonts w:ascii="Consolas" w:eastAsia="宋体" w:hAnsi="Consolas" w:cs="宋体"/>
+          <w:color w:val="D8DEE9"/>
+          <w:kern w:val="0"/>
+          <w:szCs w:val="21"/>
+        </w:rPr>
+        <w:t>指令</w:t>
+      </w:r>
+      <w:r>
+        <w:rPr>
+          <w:rFonts w:ascii="Consolas" w:eastAsia="宋体" w:hAnsi="Consolas" w:cs="宋体"/>
+          <w:color w:val="D8DEE9"/>
+          <w:kern w:val="0"/>
+          <w:szCs w:val="21"/>
+        </w:rPr>
+        <w:t>");</w:t>
+      </w:r>
+    </w:p>
+    <w:p>
+      <w:pPr>
+        <w:widowControl/>
+        <w:jc w:val="left"/>
+        <w:rPr>
+          <w:rFonts w:ascii="Consolas" w:eastAsia="宋体" w:hAnsi="Consolas" w:cs="宋体"/>
+          <w:color w:val="D8DEE9"/>
+          <w:kern w:val="0"/>
+          <w:szCs w:val="21"/>
+        </w:rPr>
+      </w:pPr>
+      <w:r>
+        <w:rPr>
+          <w:rFonts w:ascii="Consolas" w:eastAsia="宋体" w:hAnsi="Consolas" w:cs="宋体"/>
+          <w:color w:val="D8DEE9"/>
+          <w:kern w:val="0"/>
+          <w:szCs w:val="21"/>
+        </w:rPr>
+        <w:t>                } else {</w:t>
+      </w:r>
+    </w:p>
+    <w:p>
+      <w:pPr>
+        <w:widowControl/>
+        <w:jc w:val="left"/>
+        <w:rPr>
+          <w:rFonts w:ascii="Consolas" w:eastAsia="宋体" w:hAnsi="Consolas" w:cs="宋体"/>
+          <w:color w:val="D8DEE9"/>
+          <w:kern w:val="0"/>
+          <w:szCs w:val="21"/>
+        </w:rPr>
+      </w:pPr>
+      <w:r>
+        <w:rPr>
+          <w:rFonts w:ascii="Consolas" w:eastAsia="宋体" w:hAnsi="Consolas" w:cs="宋体"/>
+          <w:color w:val="D8DEE9"/>
+          <w:kern w:val="0"/>
+          <w:szCs w:val="21"/>
+        </w:rPr>
+        <w:t>                    ESP_LOGW(TAG, "</w:t>
+      </w:r>
+      <w:r>
+        <w:rPr>
+          <w:rFonts w:ascii="Segoe UI Symbol" w:eastAsia="宋体" w:hAnsi="Segoe UI Symbol" w:cs="Segoe UI Symbol"/>
+          <w:color w:val="D8DEE9"/>
+          <w:kern w:val="0"/>
+          <w:szCs w:val="21"/>
+        </w:rPr>
+        <w:t>⚠</w:t>
+      </w:r>
+      <w:r>
+        <w:rPr>
+          <w:rFonts w:ascii="Consolas" w:eastAsia="宋体" w:hAnsi="Consolas" w:cs="宋体"/>
+          <w:color w:val="D8DEE9"/>
+          <w:kern w:val="0"/>
+          <w:szCs w:val="21"/>
+        </w:rPr>
+        <w:t>️ mccil</w:t>
+      </w:r>
+      <w:r>
+        <w:rPr>
+          <w:rFonts w:ascii="Consolas" w:eastAsia="宋体" w:hAnsi="Consolas" w:cs="宋体"/>
+          <w:color w:val="D8DEE9"/>
+          <w:kern w:val="0"/>
+          <w:szCs w:val="21"/>
+        </w:rPr>
+        <w:t>字段缺失</w:t>
+      </w:r>
+      <w:r>
+        <w:rPr>
+          <w:rFonts w:ascii="Consolas" w:eastAsia="宋体" w:hAnsi="Consolas" w:cs="宋体"/>
+          <w:color w:val="D8DEE9"/>
+          <w:kern w:val="0"/>
+          <w:szCs w:val="21"/>
+        </w:rPr>
+        <w:t>");</w:t>
+      </w:r>
+    </w:p>
+    <w:p>
+      <w:pPr>
+        <w:widowControl/>
+        <w:jc w:val="left"/>
+        <w:rPr>
+          <w:rFonts w:ascii="Consolas" w:eastAsia="宋体" w:hAnsi="Consolas" w:cs="宋体"/>
+          <w:color w:val="D8DEE9"/>
+          <w:kern w:val="0"/>
+          <w:szCs w:val="21"/>
+        </w:rPr>
+      </w:pPr>
+      <w:r>
+        <w:rPr>
+          <w:rFonts w:ascii="Consolas" w:eastAsia="宋体" w:hAnsi="Consolas" w:cs="宋体"/>
+          <w:color w:val="D8DEE9"/>
+          <w:kern w:val="0"/>
+          <w:szCs w:val="21"/>
+        </w:rPr>
+        <w:t>                }</w:t>
+      </w:r>
+    </w:p>
+    <w:p>
+      <w:pPr>
+        <w:widowControl/>
+        <w:jc w:val="left"/>
+        <w:rPr>
+          <w:rFonts w:ascii="Consolas" w:eastAsia="宋体" w:hAnsi="Consolas" w:cs="宋体"/>
+          <w:color w:val="D8DEE9"/>
+          <w:kern w:val="0"/>
+          <w:szCs w:val="21"/>
+        </w:rPr>
+      </w:pPr>
+      <w:r>
+        <w:rPr>
+          <w:rFonts w:ascii="Consolas" w:eastAsia="宋体" w:hAnsi="Consolas" w:cs="宋体"/>
+          <w:color w:val="D8DEE9"/>
+          <w:kern w:val="0"/>
+          <w:szCs w:val="21"/>
+        </w:rPr>
+        <w:t>            }</w:t>
+      </w:r>
+    </w:p>
+    <w:p>
+      <w:pPr>
+        <w:widowControl/>
+        <w:jc w:val="left"/>
+        <w:rPr>
+          <w:rFonts w:ascii="Consolas" w:eastAsia="宋体" w:hAnsi="Consolas" w:cs="宋体"/>
+          <w:color w:val="D8DEE9"/>
+          <w:kern w:val="0"/>
+          <w:szCs w:val="21"/>
+        </w:rPr>
+      </w:pPr>
+      <w:r>
+        <w:rPr>
+          <w:rFonts w:ascii="Consolas" w:eastAsia="宋体" w:hAnsi="Consolas" w:cs="宋体"/>
+          <w:color w:val="D8DEE9"/>
+          <w:kern w:val="0"/>
+          <w:szCs w:val="21"/>
+        </w:rPr>
+        <w:t>        } else if (msg-&gt;source == MSG_SOURCE_BLE) {</w:t>
+      </w:r>
+    </w:p>
+    <w:p>
+      <w:pPr>
+        <w:widowControl/>
+        <w:jc w:val="left"/>
+        <w:rPr>
+          <w:rFonts w:ascii="Consolas" w:eastAsia="宋体" w:hAnsi="Consolas" w:cs="宋体"/>
+          <w:color w:val="D8DEE9"/>
+          <w:kern w:val="0"/>
+          <w:szCs w:val="21"/>
+        </w:rPr>
+      </w:pPr>
+      <w:r>
+        <w:rPr>
+          <w:rFonts w:ascii="Consolas" w:eastAsia="宋体" w:hAnsi="Consolas" w:cs="宋体"/>
+          <w:color w:val="D8DEE9"/>
+          <w:kern w:val="0"/>
+          <w:szCs w:val="21"/>
+        </w:rPr>
+        <w:t>            // BLE</w:t>
+      </w:r>
+      <w:r>
+        <w:rPr>
+          <w:rFonts w:ascii="Consolas" w:eastAsia="宋体" w:hAnsi="Consolas" w:cs="宋体"/>
+          <w:color w:val="D8DEE9"/>
+          <w:kern w:val="0"/>
+          <w:szCs w:val="21"/>
+        </w:rPr>
+        <w:t>格式</w:t>
+      </w:r>
+      <w:r>
+        <w:rPr>
+          <w:rFonts w:ascii="Consolas" w:eastAsia="宋体" w:hAnsi="Consolas" w:cs="宋体"/>
+          <w:color w:val="D8DEE9"/>
+          <w:kern w:val="0"/>
+          <w:szCs w:val="21"/>
+        </w:rPr>
+        <w:t>: {"cmd": "control", "data": "0C01..."}</w:t>
+      </w:r>
+    </w:p>
+    <w:p>
+      <w:pPr>
+        <w:widowControl/>
+        <w:jc w:val="left"/>
+        <w:rPr>
+          <w:rFonts w:ascii="Consolas" w:eastAsia="宋体" w:hAnsi="Consolas" w:cs="宋体"/>
+          <w:color w:val="D8DEE9"/>
+          <w:kern w:val="0"/>
+          <w:szCs w:val="21"/>
+        </w:rPr>
+      </w:pPr>
+      <w:r>
+        <w:rPr>
+          <w:rFonts w:ascii="Consolas" w:eastAsia="宋体" w:hAnsi="Consolas" w:cs="宋体"/>
+          <w:color w:val="D8DEE9"/>
+          <w:kern w:val="0"/>
+          <w:szCs w:val="21"/>
+        </w:rPr>
+        <w:t>            cJSON *cmd_item = cJSON_GetObjectItem(root, "cmd");</w:t>
+      </w:r>
+    </w:p>
+    <w:p>
+      <w:pPr>
+        <w:widowControl/>
+        <w:jc w:val="left"/>
+        <w:rPr>
+          <w:rFonts w:ascii="Consolas" w:eastAsia="宋体" w:hAnsi="Consolas" w:cs="宋体"/>
+          <w:color w:val="D8DEE9"/>
+          <w:kern w:val="0"/>
+          <w:szCs w:val="21"/>
+        </w:rPr>
+      </w:pPr>
+      <w:r>
+        <w:rPr>
+          <w:rFonts w:ascii="Consolas" w:eastAsia="宋体" w:hAnsi="Consolas" w:cs="宋体"/>
+          <w:color w:val="D8DEE9"/>
+          <w:kern w:val="0"/>
+          <w:szCs w:val="21"/>
+        </w:rPr>
+        <w:t>            if (cmd_item &amp;&amp; cJSON_IsString(cmd_item)) {</w:t>
+      </w:r>
+    </w:p>
+    <w:p>
+      <w:pPr>
+        <w:widowControl/>
+        <w:jc w:val="left"/>
+        <w:rPr>
+          <w:rFonts w:ascii="Consolas" w:eastAsia="宋体" w:hAnsi="Consolas" w:cs="宋体"/>
+          <w:color w:val="D8DEE9"/>
+          <w:kern w:val="0"/>
+          <w:szCs w:val="21"/>
+        </w:rPr>
+      </w:pPr>
+      <w:r>
+        <w:rPr>
+          <w:rFonts w:ascii="Consolas" w:eastAsia="宋体" w:hAnsi="Consolas" w:cs="宋体"/>
+          <w:color w:val="D8DEE9"/>
+          <w:kern w:val="0"/>
+          <w:szCs w:val="21"/>
+        </w:rPr>
+        <w:t>                if (strcmp(cmd_item-&gt;valuestring, "config") == 0) {</w:t>
+      </w:r>
+    </w:p>
+    <w:p>
+      <w:pPr>
+        <w:widowControl/>
+        <w:jc w:val="left"/>
+        <w:rPr>
+          <w:rFonts w:ascii="Consolas" w:eastAsia="宋体" w:hAnsi="Consolas" w:cs="宋体"/>
+          <w:color w:val="D8DEE9"/>
+          <w:kern w:val="0"/>
+          <w:szCs w:val="21"/>
+        </w:rPr>
+      </w:pPr>
+      <w:r>
+        <w:rPr>
+          <w:rFonts w:ascii="Consolas" w:eastAsia="宋体" w:hAnsi="Consolas" w:cs="宋体"/>
+          <w:color w:val="D8DEE9"/>
+          <w:kern w:val="0"/>
+          <w:szCs w:val="21"/>
+        </w:rPr>
+        <w:t>                    // </w:t>
+      </w:r>
+      <w:r>
+        <w:rPr>
+          <w:rFonts w:ascii="Consolas" w:eastAsia="宋体" w:hAnsi="Consolas" w:cs="宋体"/>
+          <w:color w:val="D8DEE9"/>
+          <w:kern w:val="0"/>
+          <w:szCs w:val="21"/>
+        </w:rPr>
+        <w:t>配网指令</w:t>
+      </w:r>
+    </w:p>
+    <w:p>
+      <w:pPr>
+        <w:widowControl/>
+        <w:jc w:val="left"/>
+        <w:rPr>
+          <w:rFonts w:ascii="Consolas" w:eastAsia="宋体" w:hAnsi="Consolas" w:cs="宋体"/>
+          <w:color w:val="D8DEE9"/>
+          <w:kern w:val="0"/>
+          <w:szCs w:val="21"/>
+        </w:rPr>
+      </w:pPr>
+      <w:r>
+        <w:rPr>
+          <w:rFonts w:ascii="Consolas" w:eastAsia="宋体" w:hAnsi="Consolas" w:cs="宋体"/>
+          <w:color w:val="D8DEE9"/>
+          <w:kern w:val="0"/>
+          <w:szCs w:val="21"/>
+        </w:rPr>
+        <w:t>                    ESP_LOGI(TAG, "</w:t>
+      </w:r>
+      <w:r>
+        <w:rPr>
+          <w:rFonts w:ascii="Segoe UI Symbol" w:eastAsia="宋体" w:hAnsi="Segoe UI Symbol" w:cs="Segoe UI Symbol"/>
+          <w:color w:val="D8DEE9"/>
+          <w:kern w:val="0"/>
+          <w:szCs w:val="21"/>
+        </w:rPr>
+        <w:t>🔧</w:t>
+      </w:r>
+      <w:r>
+        <w:rPr>
+          <w:rFonts w:ascii="Consolas" w:eastAsia="宋体" w:hAnsi="Consolas" w:cs="宋体"/>
+          <w:color w:val="D8DEE9"/>
+          <w:kern w:val="0"/>
+          <w:szCs w:val="21"/>
+        </w:rPr>
+        <w:t> BLE</w:t>
+      </w:r>
+      <w:r>
+        <w:rPr>
+          <w:rFonts w:ascii="Consolas" w:eastAsia="宋体" w:hAnsi="Consolas" w:cs="宋体"/>
+          <w:color w:val="D8DEE9"/>
+          <w:kern w:val="0"/>
+          <w:szCs w:val="21"/>
+        </w:rPr>
+        <w:t>配网功能待实现</w:t>
+      </w:r>
+      <w:r>
+        <w:rPr>
+          <w:rFonts w:ascii="Consolas" w:eastAsia="宋体" w:hAnsi="Consolas" w:cs="宋体"/>
+          <w:color w:val="D8DEE9"/>
+          <w:kern w:val="0"/>
+          <w:szCs w:val="21"/>
+        </w:rPr>
+        <w:t>");</w:t>
+      </w:r>
+    </w:p>
+    <w:p>
+      <w:pPr>
+        <w:widowControl/>
         <w:jc w:val="left"/>
         <w:rPr>
           <w:rFonts w:ascii="Consolas" w:eastAsia="宋体" w:hAnsi="Consolas" w:cs="宋体"/>
@@ -1550,582 +4220,905 @@
           <w:szCs w:val="21"/>
         </w:rPr>
         <w:lastRenderedPageBreak/>
-        <w:t>    }</w:t>
-      </w:r>
-    </w:p>
-    <w:p>
-      <w:pPr>
-        <w:widowControl/>
-        <w:shd w:val="clear" w:color="auto" w:fill="1A1A1A"/>
-        <w:spacing w:line="285" w:lineRule="atLeast"/>
-        <w:jc w:val="left"/>
-        <w:rPr>
-          <w:rFonts w:ascii="Consolas" w:eastAsia="宋体" w:hAnsi="Consolas" w:cs="宋体"/>
-          <w:color w:val="D8DEE9"/>
-          <w:kern w:val="0"/>
-          <w:szCs w:val="21"/>
-        </w:rPr>
-      </w:pPr>
-      <w:r>
-        <w:rPr>
-          <w:rFonts w:ascii="Consolas" w:eastAsia="宋体" w:hAnsi="Consolas" w:cs="宋体"/>
-          <w:color w:val="D8DEE9"/>
-          <w:kern w:val="0"/>
-          <w:szCs w:val="21"/>
-        </w:rPr>
-        <w:t>}</w:t>
-      </w:r>
-    </w:p>
-    <w:p>
-      <w:pPr>
-        <w:widowControl/>
-        <w:shd w:val="clear" w:color="auto" w:fill="1A1A1A"/>
-        <w:spacing w:line="285" w:lineRule="atLeast"/>
-        <w:jc w:val="left"/>
-        <w:rPr>
-          <w:rFonts w:ascii="Consolas" w:eastAsia="宋体" w:hAnsi="Consolas" w:cs="宋体"/>
-          <w:color w:val="D8DEE9"/>
-          <w:kern w:val="0"/>
-          <w:szCs w:val="21"/>
-        </w:rPr>
-      </w:pPr>
-    </w:p>
-    <w:p>
-      <w:pPr>
-        <w:widowControl/>
-        <w:shd w:val="clear" w:color="auto" w:fill="1A1A1A"/>
-        <w:spacing w:line="285" w:lineRule="atLeast"/>
-        <w:jc w:val="left"/>
-        <w:rPr>
-          <w:rFonts w:ascii="Consolas" w:eastAsia="宋体" w:hAnsi="Consolas" w:cs="宋体"/>
-          <w:color w:val="D8DEE9"/>
-          <w:kern w:val="0"/>
-          <w:szCs w:val="21"/>
-        </w:rPr>
-      </w:pPr>
-      <w:r>
-        <w:rPr>
-          <w:rFonts w:ascii="Consolas" w:eastAsia="宋体" w:hAnsi="Consolas" w:cs="宋体"/>
-          <w:color w:val="D8DEE9"/>
-          <w:kern w:val="0"/>
-          <w:szCs w:val="21"/>
-        </w:rPr>
-        <w:t>{</w:t>
-      </w:r>
-    </w:p>
-    <w:p>
-      <w:pPr>
-        <w:widowControl/>
-        <w:shd w:val="clear" w:color="auto" w:fill="1A1A1A"/>
-        <w:spacing w:line="285" w:lineRule="atLeast"/>
-        <w:jc w:val="left"/>
-        <w:rPr>
-          <w:rFonts w:ascii="Consolas" w:eastAsia="宋体" w:hAnsi="Consolas" w:cs="宋体"/>
-          <w:color w:val="D8DEE9"/>
-          <w:kern w:val="0"/>
-          <w:szCs w:val="21"/>
-        </w:rPr>
-      </w:pPr>
-      <w:r>
-        <w:rPr>
-          <w:rFonts w:ascii="Consolas" w:eastAsia="宋体" w:hAnsi="Consolas" w:cs="宋体"/>
-          <w:color w:val="D8DEE9"/>
-          <w:kern w:val="0"/>
-          <w:szCs w:val="21"/>
-        </w:rPr>
-        <w:t xml:space="preserve">    </w:t>
-      </w:r>
-      <w:r>
-        <w:rPr>
-          <w:rFonts w:ascii="Consolas" w:eastAsia="宋体" w:hAnsi="Consolas" w:cs="宋体"/>
-          <w:color w:val="82D2CE"/>
-          <w:kern w:val="0"/>
-          <w:szCs w:val="21"/>
-        </w:rPr>
-        <w:t>"cmd"</w:t>
-      </w:r>
-      <w:r>
-        <w:rPr>
-          <w:rFonts w:ascii="Consolas" w:eastAsia="宋体" w:hAnsi="Consolas" w:cs="宋体"/>
-          <w:color w:val="D8DEE9"/>
-          <w:kern w:val="0"/>
-          <w:szCs w:val="21"/>
-        </w:rPr>
-        <w:t xml:space="preserve">: </w:t>
-      </w:r>
-      <w:r>
-        <w:rPr>
-          <w:rFonts w:ascii="Consolas" w:eastAsia="宋体" w:hAnsi="Consolas" w:cs="宋体"/>
-          <w:color w:val="E394DC"/>
-          <w:kern w:val="0"/>
-          <w:szCs w:val="21"/>
-        </w:rPr>
-        <w:t>"</w:t>
-      </w:r>
-      <w:r>
-        <w:rPr>
-          <w:rFonts w:ascii="Consolas" w:eastAsia="宋体" w:hAnsi="Consolas" w:cs="宋体"/>
-          <w:color w:val="E394DC"/>
-          <w:kern w:val="0"/>
-          <w:szCs w:val="21"/>
-        </w:rPr>
-        <w:t>control</w:t>
-      </w:r>
-      <w:r>
-        <w:rPr>
-          <w:rFonts w:ascii="Consolas" w:eastAsia="宋体" w:hAnsi="Consolas" w:cs="宋体"/>
-          <w:color w:val="E394DC"/>
-          <w:kern w:val="0"/>
-          <w:szCs w:val="21"/>
-        </w:rPr>
-        <w:t>"</w:t>
-      </w:r>
-      <w:r>
-        <w:rPr>
-          <w:rFonts w:ascii="Consolas" w:eastAsia="宋体" w:hAnsi="Consolas" w:cs="宋体"/>
-          <w:color w:val="D8DEE9"/>
-          <w:kern w:val="0"/>
-          <w:szCs w:val="21"/>
-        </w:rPr>
-        <w:t>,</w:t>
-      </w:r>
-    </w:p>
-    <w:p>
-      <w:pPr>
-        <w:widowControl/>
-        <w:shd w:val="clear" w:color="auto" w:fill="1A1A1A"/>
-        <w:spacing w:line="285" w:lineRule="atLeast"/>
-        <w:jc w:val="left"/>
-        <w:rPr>
-          <w:rFonts w:ascii="Consolas" w:eastAsia="宋体" w:hAnsi="Consolas" w:cs="宋体"/>
-          <w:color w:val="D8DEE9"/>
-          <w:kern w:val="0"/>
-          <w:szCs w:val="21"/>
-        </w:rPr>
-      </w:pPr>
-      <w:r>
-        <w:rPr>
-          <w:rFonts w:ascii="Consolas" w:eastAsia="宋体" w:hAnsi="Consolas" w:cs="宋体"/>
-          <w:color w:val="D8DEE9"/>
-          <w:kern w:val="0"/>
-          <w:szCs w:val="21"/>
-        </w:rPr>
-        <w:t xml:space="preserve">    </w:t>
-      </w:r>
-      <w:r>
-        <w:rPr>
-          <w:rFonts w:ascii="Consolas" w:eastAsia="宋体" w:hAnsi="Consolas" w:cs="宋体"/>
-          <w:color w:val="82D2CE"/>
-          <w:kern w:val="0"/>
-          <w:szCs w:val="21"/>
-        </w:rPr>
-        <w:t>"data"</w:t>
-      </w:r>
-      <w:r>
-        <w:rPr>
-          <w:rFonts w:ascii="Consolas" w:eastAsia="宋体" w:hAnsi="Consolas" w:cs="宋体"/>
-          <w:color w:val="D8DEE9"/>
-          <w:kern w:val="0"/>
-          <w:szCs w:val="21"/>
-        </w:rPr>
-        <w:t xml:space="preserve">: </w:t>
-      </w:r>
-      <w:r>
-        <w:rPr>
-          <w:rFonts w:ascii="Consolas" w:eastAsia="宋体" w:hAnsi="Consolas" w:cs="宋体"/>
-          <w:color w:val="D8DEE9"/>
-          <w:kern w:val="0"/>
-          <w:szCs w:val="21"/>
-        </w:rPr>
-        <w:t>{</w:t>
-      </w:r>
-    </w:p>
-    <w:p>
-      <w:pPr>
-        <w:widowControl/>
-        <w:shd w:val="clear" w:color="auto" w:fill="1A1A1A"/>
-        <w:spacing w:line="285" w:lineRule="atLeast"/>
-        <w:jc w:val="left"/>
-        <w:rPr>
-          <w:rFonts w:ascii="Consolas" w:eastAsia="宋体" w:hAnsi="Consolas" w:cs="宋体"/>
-          <w:color w:val="E394DC"/>
-          <w:kern w:val="0"/>
-          <w:szCs w:val="21"/>
-        </w:rPr>
-      </w:pPr>
-      <w:r>
-        <w:rPr>
-          <w:rFonts w:ascii="Consolas" w:eastAsia="宋体" w:hAnsi="Consolas" w:cs="宋体"/>
-          <w:color w:val="D8DEE9"/>
-          <w:kern w:val="0"/>
-          <w:szCs w:val="21"/>
-        </w:rPr>
-        <w:t xml:space="preserve">        </w:t>
-      </w:r>
-      <w:r>
-        <w:rPr>
-          <w:rFonts w:ascii="Consolas" w:eastAsia="宋体" w:hAnsi="Consolas" w:cs="宋体"/>
-          <w:color w:val="82D2CE"/>
-          <w:kern w:val="0"/>
-          <w:szCs w:val="21"/>
-        </w:rPr>
-        <w:t>"mccil"</w:t>
-      </w:r>
-      <w:r>
-        <w:rPr>
-          <w:rFonts w:ascii="Consolas" w:eastAsia="宋体" w:hAnsi="Consolas" w:cs="宋体"/>
-          <w:color w:val="D8DEE9"/>
-          <w:kern w:val="0"/>
-          <w:szCs w:val="21"/>
-        </w:rPr>
-        <w:t xml:space="preserve">: </w:t>
-      </w:r>
-      <w:r>
-        <w:rPr>
-          <w:rFonts w:ascii="Consolas" w:eastAsia="宋体" w:hAnsi="Consolas" w:cs="宋体"/>
-          <w:color w:val="E394DC"/>
-          <w:kern w:val="0"/>
-          <w:szCs w:val="21"/>
-        </w:rPr>
-        <w:t>"0C0164000000002864"</w:t>
-      </w:r>
-      <w:r>
-        <w:rPr>
-          <w:rFonts w:ascii="Consolas" w:eastAsia="宋体" w:hAnsi="Consolas" w:cs="宋体"/>
-          <w:color w:val="E394DC"/>
-          <w:kern w:val="0"/>
-          <w:szCs w:val="21"/>
-        </w:rPr>
-        <w:t>,</w:t>
-      </w:r>
-    </w:p>
-    <w:p>
-      <w:pPr>
-        <w:widowControl/>
-        <w:shd w:val="clear" w:color="auto" w:fill="1A1A1A"/>
-        <w:spacing w:line="285" w:lineRule="atLeast"/>
-        <w:jc w:val="left"/>
-        <w:rPr>
-          <w:rFonts w:ascii="Consolas" w:eastAsia="宋体" w:hAnsi="Consolas" w:cs="宋体"/>
-          <w:color w:val="E394DC"/>
-          <w:kern w:val="0"/>
-          <w:szCs w:val="21"/>
-        </w:rPr>
-      </w:pPr>
-      <w:r>
-        <w:rPr>
-          <w:rFonts w:ascii="Consolas" w:eastAsia="宋体" w:hAnsi="Consolas" w:cs="宋体"/>
-          <w:color w:val="E394DC"/>
-          <w:kern w:val="0"/>
-          <w:szCs w:val="21"/>
-        </w:rPr>
-        <w:tab/>
-      </w:r>
-      <w:r>
-        <w:rPr>
-          <w:rFonts w:ascii="Consolas" w:eastAsia="宋体" w:hAnsi="Consolas" w:cs="宋体"/>
-          <w:color w:val="E394DC"/>
-          <w:kern w:val="0"/>
-          <w:szCs w:val="21"/>
-        </w:rPr>
-        <w:tab/>
-      </w:r>
-      <w:r>
-        <w:rPr>
-          <w:rFonts w:ascii="Consolas" w:eastAsia="宋体" w:hAnsi="Consolas" w:cs="宋体"/>
-          <w:color w:val="82D2CE"/>
-          <w:kern w:val="0"/>
-          <w:szCs w:val="21"/>
-        </w:rPr>
-        <w:t>"</w:t>
-      </w:r>
-      <w:r>
-        <w:rPr>
-          <w:rFonts w:ascii="Consolas" w:eastAsia="宋体" w:hAnsi="Consolas" w:cs="宋体"/>
-          <w:color w:val="82D2CE"/>
-          <w:kern w:val="0"/>
-          <w:szCs w:val="21"/>
-        </w:rPr>
-        <w:t>up</w:t>
-      </w:r>
-      <w:r>
-        <w:rPr>
-          <w:rFonts w:ascii="Consolas" w:eastAsia="宋体" w:hAnsi="Consolas" w:cs="宋体"/>
-          <w:color w:val="82D2CE"/>
-          <w:kern w:val="0"/>
-          <w:szCs w:val="21"/>
-        </w:rPr>
-        <w:t>"</w:t>
-      </w:r>
-      <w:r>
-        <w:rPr>
-          <w:rFonts w:ascii="Consolas" w:eastAsia="宋体" w:hAnsi="Consolas" w:cs="宋体"/>
-          <w:color w:val="D8DEE9"/>
-          <w:kern w:val="0"/>
-          <w:szCs w:val="21"/>
-        </w:rPr>
-        <w:t xml:space="preserve">: </w:t>
-      </w:r>
-      <w:r>
-        <w:rPr>
-          <w:rFonts w:ascii="Consolas" w:eastAsia="宋体" w:hAnsi="Consolas" w:cs="宋体"/>
-          <w:color w:val="E394DC"/>
-          <w:kern w:val="0"/>
-          <w:szCs w:val="21"/>
-        </w:rPr>
-        <w:t>"</w:t>
-      </w:r>
-      <w:r>
-        <w:rPr>
-          <w:rFonts w:ascii="Consolas" w:eastAsia="宋体" w:hAnsi="Consolas" w:cs="宋体"/>
-          <w:color w:val="E394DC"/>
-          <w:kern w:val="0"/>
-          <w:szCs w:val="21"/>
-        </w:rPr>
-        <w:t>open/close/stop</w:t>
-      </w:r>
-      <w:r>
-        <w:rPr>
-          <w:rFonts w:ascii="Consolas" w:eastAsia="宋体" w:hAnsi="Consolas" w:cs="宋体"/>
-          <w:color w:val="E394DC"/>
-          <w:kern w:val="0"/>
-          <w:szCs w:val="21"/>
-        </w:rPr>
-        <w:t>"</w:t>
-      </w:r>
-      <w:r>
-        <w:rPr>
-          <w:rFonts w:ascii="Consolas" w:eastAsia="宋体" w:hAnsi="Consolas" w:cs="宋体"/>
-          <w:color w:val="E394DC"/>
-          <w:kern w:val="0"/>
-          <w:szCs w:val="21"/>
-        </w:rPr>
-        <w:t>,</w:t>
-      </w:r>
-    </w:p>
-    <w:p>
-      <w:pPr>
-        <w:widowControl/>
-        <w:shd w:val="clear" w:color="auto" w:fill="1A1A1A"/>
-        <w:spacing w:line="285" w:lineRule="atLeast"/>
-        <w:jc w:val="left"/>
-        <w:rPr>
-          <w:rFonts w:ascii="Consolas" w:eastAsia="宋体" w:hAnsi="Consolas" w:cs="宋体" w:hint="eastAsia"/>
-          <w:color w:val="D8DEE9"/>
-          <w:kern w:val="0"/>
-          <w:szCs w:val="21"/>
-        </w:rPr>
-      </w:pPr>
-      <w:r>
-        <w:rPr>
-          <w:rFonts w:ascii="Consolas" w:eastAsia="宋体" w:hAnsi="Consolas" w:cs="宋体"/>
-          <w:color w:val="D8DEE9"/>
-          <w:kern w:val="0"/>
-          <w:szCs w:val="21"/>
-        </w:rPr>
-        <w:tab/>
-      </w:r>
-      <w:r>
-        <w:rPr>
-          <w:rFonts w:ascii="Consolas" w:eastAsia="宋体" w:hAnsi="Consolas" w:cs="宋体"/>
-          <w:color w:val="D8DEE9"/>
-          <w:kern w:val="0"/>
-          <w:szCs w:val="21"/>
-        </w:rPr>
-        <w:tab/>
-      </w:r>
-      <w:r>
-        <w:rPr>
-          <w:rFonts w:ascii="Consolas" w:eastAsia="宋体" w:hAnsi="Consolas" w:cs="宋体"/>
-          <w:color w:val="82D2CE"/>
-          <w:kern w:val="0"/>
-          <w:szCs w:val="21"/>
-        </w:rPr>
-        <w:t>"</w:t>
-      </w:r>
-      <w:r>
-        <w:rPr>
-          <w:rFonts w:ascii="Consolas" w:eastAsia="宋体" w:hAnsi="Consolas" w:cs="宋体"/>
-          <w:color w:val="82D2CE"/>
-          <w:kern w:val="0"/>
-          <w:szCs w:val="21"/>
-        </w:rPr>
-        <w:t>set</w:t>
-      </w:r>
-      <w:r>
-        <w:rPr>
-          <w:rFonts w:ascii="Consolas" w:eastAsia="宋体" w:hAnsi="Consolas" w:cs="宋体"/>
-          <w:color w:val="82D2CE"/>
-          <w:kern w:val="0"/>
-          <w:szCs w:val="21"/>
-        </w:rPr>
-        <w:t>"</w:t>
-      </w:r>
-      <w:r>
-        <w:rPr>
-          <w:rFonts w:ascii="Consolas" w:eastAsia="宋体" w:hAnsi="Consolas" w:cs="宋体"/>
-          <w:color w:val="D8DEE9"/>
-          <w:kern w:val="0"/>
-          <w:szCs w:val="21"/>
-        </w:rPr>
-        <w:t xml:space="preserve">: </w:t>
-      </w:r>
-      <w:r>
-        <w:rPr>
-          <w:rFonts w:ascii="Consolas" w:eastAsia="宋体" w:hAnsi="Consolas" w:cs="宋体"/>
-          <w:color w:val="E394DC"/>
-          <w:kern w:val="0"/>
-          <w:szCs w:val="21"/>
-        </w:rPr>
-        <w:t>"</w:t>
-      </w:r>
-      <w:r>
-        <w:rPr>
-          <w:rFonts w:ascii="Consolas" w:eastAsia="宋体" w:hAnsi="Consolas" w:cs="宋体"/>
-          <w:color w:val="E394DC"/>
-          <w:kern w:val="0"/>
-          <w:szCs w:val="21"/>
-        </w:rPr>
-        <w:t>…</w:t>
-      </w:r>
-      <w:r>
-        <w:rPr>
-          <w:rFonts w:ascii="Consolas" w:eastAsia="宋体" w:hAnsi="Consolas" w:cs="宋体"/>
-          <w:color w:val="E394DC"/>
-          <w:kern w:val="0"/>
-          <w:szCs w:val="21"/>
-        </w:rPr>
-        <w:t>"</w:t>
-      </w:r>
-      <w:r>
-        <w:rPr>
-          <w:rFonts w:ascii="Consolas" w:eastAsia="宋体" w:hAnsi="Consolas" w:cs="宋体"/>
-          <w:color w:val="E394DC"/>
-          <w:kern w:val="0"/>
-          <w:szCs w:val="21"/>
-        </w:rPr>
-        <w:t>,</w:t>
-      </w:r>
-    </w:p>
-    <w:p>
-      <w:pPr>
-        <w:widowControl/>
-        <w:shd w:val="clear" w:color="auto" w:fill="1A1A1A"/>
-        <w:spacing w:line="285" w:lineRule="atLeast"/>
-        <w:jc w:val="left"/>
-        <w:rPr>
-          <w:rFonts w:ascii="Consolas" w:eastAsia="宋体" w:hAnsi="Consolas" w:cs="宋体"/>
-          <w:color w:val="D8DEE9"/>
-          <w:kern w:val="0"/>
-          <w:szCs w:val="21"/>
-        </w:rPr>
-      </w:pPr>
-      <w:r>
-        <w:rPr>
-          <w:rFonts w:ascii="Consolas" w:eastAsia="宋体" w:hAnsi="Consolas" w:cs="宋体"/>
-          <w:color w:val="D8DEE9"/>
-          <w:kern w:val="0"/>
-          <w:szCs w:val="21"/>
-        </w:rPr>
-        <w:t>    }</w:t>
-      </w:r>
-    </w:p>
-    <w:p>
-      <w:pPr>
-        <w:widowControl/>
-        <w:shd w:val="clear" w:color="auto" w:fill="1A1A1A"/>
-        <w:spacing w:line="285" w:lineRule="atLeast"/>
-        <w:jc w:val="left"/>
-        <w:rPr>
-          <w:rFonts w:ascii="Consolas" w:eastAsia="宋体" w:hAnsi="Consolas" w:cs="宋体" w:hint="eastAsia"/>
-          <w:color w:val="D8DEE9"/>
-          <w:kern w:val="0"/>
-          <w:szCs w:val="21"/>
-        </w:rPr>
-      </w:pPr>
-      <w:r>
-        <w:rPr>
-          <w:rFonts w:ascii="Consolas" w:eastAsia="宋体" w:hAnsi="Consolas" w:cs="宋体"/>
-          <w:color w:val="D8DEE9"/>
-          <w:kern w:val="0"/>
-          <w:szCs w:val="21"/>
-        </w:rPr>
-        <w:t>}</w:t>
+        <w:t>                    cJSON_Delete(root);</w:t>
+      </w:r>
+    </w:p>
+    <w:p>
+      <w:pPr>
+        <w:widowControl/>
+        <w:jc w:val="left"/>
+        <w:rPr>
+          <w:rFonts w:ascii="Consolas" w:eastAsia="宋体" w:hAnsi="Consolas" w:cs="宋体"/>
+          <w:color w:val="D8DEE9"/>
+          <w:kern w:val="0"/>
+          <w:szCs w:val="21"/>
+        </w:rPr>
+      </w:pPr>
+      <w:r>
+        <w:rPr>
+          <w:rFonts w:ascii="Consolas" w:eastAsia="宋体" w:hAnsi="Consolas" w:cs="宋体"/>
+          <w:color w:val="D8DEE9"/>
+          <w:kern w:val="0"/>
+          <w:szCs w:val="21"/>
+        </w:rPr>
+        <w:t>                    return;</w:t>
+      </w:r>
+    </w:p>
+    <w:p>
+      <w:pPr>
+        <w:widowControl/>
+        <w:jc w:val="left"/>
+        <w:rPr>
+          <w:rFonts w:ascii="Consolas" w:eastAsia="宋体" w:hAnsi="Consolas" w:cs="宋体"/>
+          <w:color w:val="D8DEE9"/>
+          <w:kern w:val="0"/>
+          <w:szCs w:val="21"/>
+        </w:rPr>
+      </w:pPr>
+      <w:r>
+        <w:rPr>
+          <w:rFonts w:ascii="Consolas" w:eastAsia="宋体" w:hAnsi="Consolas" w:cs="宋体"/>
+          <w:color w:val="D8DEE9"/>
+          <w:kern w:val="0"/>
+          <w:szCs w:val="21"/>
+        </w:rPr>
+        <w:t>                }</w:t>
+      </w:r>
+    </w:p>
+    <w:p>
+      <w:pPr>
+        <w:widowControl/>
+        <w:jc w:val="left"/>
+        <w:rPr>
+          <w:rFonts w:ascii="Consolas" w:eastAsia="宋体" w:hAnsi="Consolas" w:cs="宋体"/>
+          <w:color w:val="D8DEE9"/>
+          <w:kern w:val="0"/>
+          <w:szCs w:val="21"/>
+        </w:rPr>
+      </w:pPr>
+      <w:r>
+        <w:rPr>
+          <w:rFonts w:ascii="Consolas" w:eastAsia="宋体" w:hAnsi="Consolas" w:cs="宋体"/>
+          <w:color w:val="D8DEE9"/>
+          <w:kern w:val="0"/>
+          <w:szCs w:val="21"/>
+        </w:rPr>
+        <w:t>            }</w:t>
+      </w:r>
+    </w:p>
+    <w:p>
+      <w:pPr>
+        <w:widowControl/>
+        <w:jc w:val="left"/>
+        <w:rPr>
+          <w:rFonts w:ascii="Consolas" w:eastAsia="宋体" w:hAnsi="Consolas" w:cs="宋体"/>
+          <w:color w:val="D8DEE9"/>
+          <w:kern w:val="0"/>
+          <w:szCs w:val="21"/>
+        </w:rPr>
+      </w:pPr>
+      <w:r>
+        <w:rPr>
+          <w:rFonts w:ascii="Consolas" w:eastAsia="宋体" w:hAnsi="Consolas" w:cs="宋体"/>
+          <w:color w:val="D8DEE9"/>
+          <w:kern w:val="0"/>
+          <w:szCs w:val="21"/>
+        </w:rPr>
+        <w:t>            </w:t>
+      </w:r>
+    </w:p>
+    <w:p>
+      <w:pPr>
+        <w:widowControl/>
+        <w:jc w:val="left"/>
+        <w:rPr>
+          <w:rFonts w:ascii="Consolas" w:eastAsia="宋体" w:hAnsi="Consolas" w:cs="宋体"/>
+          <w:color w:val="D8DEE9"/>
+          <w:kern w:val="0"/>
+          <w:szCs w:val="21"/>
+        </w:rPr>
+      </w:pPr>
+      <w:r>
+        <w:rPr>
+          <w:rFonts w:ascii="Consolas" w:eastAsia="宋体" w:hAnsi="Consolas" w:cs="宋体"/>
+          <w:color w:val="D8DEE9"/>
+          <w:kern w:val="0"/>
+          <w:szCs w:val="21"/>
+        </w:rPr>
+        <w:t>            cJSON *data_item = cJSON_GetObjectItem(root, "data");</w:t>
+      </w:r>
+    </w:p>
+    <w:p>
+      <w:pPr>
+        <w:widowControl/>
+        <w:jc w:val="left"/>
+        <w:rPr>
+          <w:rFonts w:ascii="Consolas" w:eastAsia="宋体" w:hAnsi="Consolas" w:cs="宋体"/>
+          <w:color w:val="D8DEE9"/>
+          <w:kern w:val="0"/>
+          <w:szCs w:val="21"/>
+        </w:rPr>
+      </w:pPr>
+      <w:r>
+        <w:rPr>
+          <w:rFonts w:ascii="Consolas" w:eastAsia="宋体" w:hAnsi="Consolas" w:cs="宋体"/>
+          <w:color w:val="D8DEE9"/>
+          <w:kern w:val="0"/>
+          <w:szCs w:val="21"/>
+        </w:rPr>
+        <w:t>            if (data_item &amp;&amp; cJSON_IsString(data_item)) {</w:t>
+      </w:r>
+    </w:p>
+    <w:p>
+      <w:pPr>
+        <w:widowControl/>
+        <w:jc w:val="left"/>
+        <w:rPr>
+          <w:rFonts w:ascii="Consolas" w:eastAsia="宋体" w:hAnsi="Consolas" w:cs="宋体"/>
+          <w:color w:val="D8DEE9"/>
+          <w:kern w:val="0"/>
+          <w:szCs w:val="21"/>
+        </w:rPr>
+      </w:pPr>
+      <w:r>
+        <w:rPr>
+          <w:rFonts w:ascii="Consolas" w:eastAsia="宋体" w:hAnsi="Consolas" w:cs="宋体"/>
+          <w:color w:val="D8DEE9"/>
+          <w:kern w:val="0"/>
+          <w:szCs w:val="21"/>
+        </w:rPr>
+        <w:t>                temp_str = data_item-&gt;valuestring;</w:t>
+      </w:r>
+    </w:p>
+    <w:p>
+      <w:pPr>
+        <w:widowControl/>
+        <w:jc w:val="left"/>
+        <w:rPr>
+          <w:rFonts w:ascii="Consolas" w:eastAsia="宋体" w:hAnsi="Consolas" w:cs="宋体"/>
+          <w:color w:val="D8DEE9"/>
+          <w:kern w:val="0"/>
+          <w:szCs w:val="21"/>
+        </w:rPr>
+      </w:pPr>
+      <w:r>
+        <w:rPr>
+          <w:rFonts w:ascii="Consolas" w:eastAsia="宋体" w:hAnsi="Consolas" w:cs="宋体"/>
+          <w:color w:val="D8DEE9"/>
+          <w:kern w:val="0"/>
+          <w:szCs w:val="21"/>
+        </w:rPr>
+        <w:t>                ESP_LOGI(TAG, "</w:t>
+      </w:r>
+      <w:r>
+        <w:rPr>
+          <w:rFonts w:ascii="Segoe UI Symbol" w:eastAsia="宋体" w:hAnsi="Segoe UI Symbol" w:cs="Segoe UI Symbol"/>
+          <w:color w:val="D8DEE9"/>
+          <w:kern w:val="0"/>
+          <w:szCs w:val="21"/>
+        </w:rPr>
+        <w:t>✅</w:t>
+      </w:r>
+      <w:r>
+        <w:rPr>
+          <w:rFonts w:ascii="Consolas" w:eastAsia="宋体" w:hAnsi="Consolas" w:cs="Consolas"/>
+          <w:color w:val="D8DEE9"/>
+          <w:kern w:val="0"/>
+          <w:szCs w:val="21"/>
+        </w:rPr>
+        <w:t> </w:t>
+      </w:r>
+      <w:r>
+        <w:rPr>
+          <w:rFonts w:ascii="Consolas" w:eastAsia="宋体" w:hAnsi="Consolas" w:cs="宋体"/>
+          <w:color w:val="D8DEE9"/>
+          <w:kern w:val="0"/>
+          <w:szCs w:val="21"/>
+        </w:rPr>
+        <w:t>解析</w:t>
+      </w:r>
+      <w:r>
+        <w:rPr>
+          <w:rFonts w:ascii="Consolas" w:eastAsia="宋体" w:hAnsi="Consolas" w:cs="宋体"/>
+          <w:color w:val="D8DEE9"/>
+          <w:kern w:val="0"/>
+          <w:szCs w:val="21"/>
+        </w:rPr>
+        <w:t>BLE</w:t>
+      </w:r>
+      <w:r>
+        <w:rPr>
+          <w:rFonts w:ascii="Consolas" w:eastAsia="宋体" w:hAnsi="Consolas" w:cs="宋体"/>
+          <w:color w:val="D8DEE9"/>
+          <w:kern w:val="0"/>
+          <w:szCs w:val="21"/>
+        </w:rPr>
+        <w:t>指令</w:t>
+      </w:r>
+      <w:r>
+        <w:rPr>
+          <w:rFonts w:ascii="Consolas" w:eastAsia="宋体" w:hAnsi="Consolas" w:cs="宋体"/>
+          <w:color w:val="D8DEE9"/>
+          <w:kern w:val="0"/>
+          <w:szCs w:val="21"/>
+        </w:rPr>
+        <w:t>");</w:t>
+      </w:r>
+    </w:p>
+    <w:p>
+      <w:pPr>
+        <w:widowControl/>
+        <w:jc w:val="left"/>
+        <w:rPr>
+          <w:rFonts w:ascii="Consolas" w:eastAsia="宋体" w:hAnsi="Consolas" w:cs="宋体"/>
+          <w:color w:val="D8DEE9"/>
+          <w:kern w:val="0"/>
+          <w:szCs w:val="21"/>
+        </w:rPr>
+      </w:pPr>
+      <w:r>
+        <w:rPr>
+          <w:rFonts w:ascii="Consolas" w:eastAsia="宋体" w:hAnsi="Consolas" w:cs="宋体"/>
+          <w:color w:val="D8DEE9"/>
+          <w:kern w:val="0"/>
+          <w:szCs w:val="21"/>
+        </w:rPr>
+        <w:t>            } else {</w:t>
+      </w:r>
+    </w:p>
+    <w:p>
+      <w:pPr>
+        <w:widowControl/>
+        <w:jc w:val="left"/>
+        <w:rPr>
+          <w:rFonts w:ascii="Consolas" w:eastAsia="宋体" w:hAnsi="Consolas" w:cs="宋体"/>
+          <w:color w:val="D8DEE9"/>
+          <w:kern w:val="0"/>
+          <w:szCs w:val="21"/>
+        </w:rPr>
+      </w:pPr>
+      <w:r>
+        <w:rPr>
+          <w:rFonts w:ascii="Consolas" w:eastAsia="宋体" w:hAnsi="Consolas" w:cs="宋体"/>
+          <w:color w:val="D8DEE9"/>
+          <w:kern w:val="0"/>
+          <w:szCs w:val="21"/>
+        </w:rPr>
+        <w:t>                ESP_LOGW(TAG, "</w:t>
+      </w:r>
+      <w:r>
+        <w:rPr>
+          <w:rFonts w:ascii="Segoe UI Symbol" w:eastAsia="宋体" w:hAnsi="Segoe UI Symbol" w:cs="Segoe UI Symbol"/>
+          <w:color w:val="D8DEE9"/>
+          <w:kern w:val="0"/>
+          <w:szCs w:val="21"/>
+        </w:rPr>
+        <w:t>⚠</w:t>
+      </w:r>
+      <w:r>
+        <w:rPr>
+          <w:rFonts w:ascii="Consolas" w:eastAsia="宋体" w:hAnsi="Consolas" w:cs="宋体"/>
+          <w:color w:val="D8DEE9"/>
+          <w:kern w:val="0"/>
+          <w:szCs w:val="21"/>
+        </w:rPr>
+        <w:t>️ data</w:t>
+      </w:r>
+      <w:r>
+        <w:rPr>
+          <w:rFonts w:ascii="Consolas" w:eastAsia="宋体" w:hAnsi="Consolas" w:cs="宋体"/>
+          <w:color w:val="D8DEE9"/>
+          <w:kern w:val="0"/>
+          <w:szCs w:val="21"/>
+        </w:rPr>
+        <w:t>字段缺失</w:t>
+      </w:r>
+      <w:r>
+        <w:rPr>
+          <w:rFonts w:ascii="Consolas" w:eastAsia="宋体" w:hAnsi="Consolas" w:cs="宋体"/>
+          <w:color w:val="D8DEE9"/>
+          <w:kern w:val="0"/>
+          <w:szCs w:val="21"/>
+        </w:rPr>
+        <w:t>");</w:t>
+      </w:r>
+    </w:p>
+    <w:p>
+      <w:pPr>
+        <w:widowControl/>
+        <w:jc w:val="left"/>
+        <w:rPr>
+          <w:rFonts w:ascii="Consolas" w:eastAsia="宋体" w:hAnsi="Consolas" w:cs="宋体"/>
+          <w:color w:val="D8DEE9"/>
+          <w:kern w:val="0"/>
+          <w:szCs w:val="21"/>
+        </w:rPr>
+      </w:pPr>
+      <w:r>
+        <w:rPr>
+          <w:rFonts w:ascii="Consolas" w:eastAsia="宋体" w:hAnsi="Consolas" w:cs="宋体"/>
+          <w:color w:val="D8DEE9"/>
+          <w:kern w:val="0"/>
+          <w:szCs w:val="21"/>
+        </w:rPr>
+        <w:t>            }</w:t>
+      </w:r>
+    </w:p>
+    <w:p>
+      <w:pPr>
+        <w:widowControl/>
+        <w:jc w:val="left"/>
+        <w:rPr>
+          <w:rFonts w:ascii="Consolas" w:eastAsia="宋体" w:hAnsi="Consolas" w:cs="宋体"/>
+          <w:color w:val="D8DEE9"/>
+          <w:kern w:val="0"/>
+          <w:szCs w:val="21"/>
+        </w:rPr>
+      </w:pPr>
+      <w:r>
+        <w:rPr>
+          <w:rFonts w:ascii="Consolas" w:eastAsia="宋体" w:hAnsi="Consolas" w:cs="宋体"/>
+          <w:color w:val="D8DEE9"/>
+          <w:kern w:val="0"/>
+          <w:szCs w:val="21"/>
+        </w:rPr>
+        <w:t>        }</w:t>
+      </w:r>
+    </w:p>
+    <w:p>
+      <w:pPr>
+        <w:widowControl/>
+        <w:jc w:val="left"/>
+        <w:rPr>
+          <w:rFonts w:ascii="Consolas" w:eastAsia="宋体" w:hAnsi="Consolas" w:cs="宋体"/>
+          <w:color w:val="D8DEE9"/>
+          <w:kern w:val="0"/>
+          <w:szCs w:val="21"/>
+        </w:rPr>
+      </w:pPr>
+      <w:r>
+        <w:rPr>
+          <w:rFonts w:ascii="Consolas" w:eastAsia="宋体" w:hAnsi="Consolas" w:cs="宋体"/>
+          <w:color w:val="D8DEE9"/>
+          <w:kern w:val="0"/>
+          <w:szCs w:val="21"/>
+        </w:rPr>
+        <w:t>        </w:t>
+      </w:r>
+    </w:p>
+    <w:p>
+      <w:pPr>
+        <w:widowControl/>
+        <w:jc w:val="left"/>
+        <w:rPr>
+          <w:rFonts w:ascii="Consolas" w:eastAsia="宋体" w:hAnsi="Consolas" w:cs="宋体"/>
+          <w:color w:val="D8DEE9"/>
+          <w:kern w:val="0"/>
+          <w:szCs w:val="21"/>
+        </w:rPr>
+      </w:pPr>
+      <w:r>
+        <w:rPr>
+          <w:rFonts w:ascii="Consolas" w:eastAsia="宋体" w:hAnsi="Consolas" w:cs="宋体"/>
+          <w:color w:val="D8DEE9"/>
+          <w:kern w:val="0"/>
+          <w:szCs w:val="21"/>
+        </w:rPr>
+        <w:t>        // </w:t>
+      </w:r>
+      <w:r>
+        <w:rPr>
+          <w:rFonts w:ascii="Segoe UI Symbol" w:eastAsia="宋体" w:hAnsi="Segoe UI Symbol" w:cs="Segoe UI Symbol"/>
+          <w:color w:val="D8DEE9"/>
+          <w:kern w:val="0"/>
+          <w:szCs w:val="21"/>
+        </w:rPr>
+        <w:t>⚠</w:t>
+      </w:r>
+      <w:r>
+        <w:rPr>
+          <w:rFonts w:ascii="Consolas" w:eastAsia="宋体" w:hAnsi="Consolas" w:cs="宋体"/>
+          <w:color w:val="D8DEE9"/>
+          <w:kern w:val="0"/>
+          <w:szCs w:val="21"/>
+        </w:rPr>
+        <w:t>️ </w:t>
+      </w:r>
+      <w:r>
+        <w:rPr>
+          <w:rFonts w:ascii="Consolas" w:eastAsia="宋体" w:hAnsi="Consolas" w:cs="宋体"/>
+          <w:color w:val="D8DEE9"/>
+          <w:kern w:val="0"/>
+          <w:szCs w:val="21"/>
+        </w:rPr>
+        <w:t>关键：在</w:t>
+      </w:r>
+      <w:r>
+        <w:rPr>
+          <w:rFonts w:ascii="Consolas" w:eastAsia="宋体" w:hAnsi="Consolas" w:cs="宋体"/>
+          <w:color w:val="D8DEE9"/>
+          <w:kern w:val="0"/>
+          <w:szCs w:val="21"/>
+        </w:rPr>
+        <w:t> cJSON_Delete </w:t>
+      </w:r>
+      <w:r>
+        <w:rPr>
+          <w:rFonts w:ascii="Consolas" w:eastAsia="宋体" w:hAnsi="Consolas" w:cs="宋体"/>
+          <w:color w:val="D8DEE9"/>
+          <w:kern w:val="0"/>
+          <w:szCs w:val="21"/>
+        </w:rPr>
+        <w:t>之前复制字符串到安全缓冲区</w:t>
+      </w:r>
+    </w:p>
+    <w:p>
+      <w:pPr>
+        <w:widowControl/>
+        <w:jc w:val="left"/>
+        <w:rPr>
+          <w:rFonts w:ascii="Consolas" w:eastAsia="宋体" w:hAnsi="Consolas" w:cs="宋体"/>
+          <w:color w:val="D8DEE9"/>
+          <w:kern w:val="0"/>
+          <w:szCs w:val="21"/>
+        </w:rPr>
+      </w:pPr>
+      <w:r>
+        <w:rPr>
+          <w:rFonts w:ascii="Consolas" w:eastAsia="宋体" w:hAnsi="Consolas" w:cs="宋体"/>
+          <w:color w:val="D8DEE9"/>
+          <w:kern w:val="0"/>
+          <w:szCs w:val="21"/>
+        </w:rPr>
+        <w:t>        if (temp_str) {</w:t>
+      </w:r>
+    </w:p>
+    <w:p>
+      <w:pPr>
+        <w:widowControl/>
+        <w:jc w:val="left"/>
+        <w:rPr>
+          <w:rFonts w:ascii="Consolas" w:eastAsia="宋体" w:hAnsi="Consolas" w:cs="宋体"/>
+          <w:color w:val="D8DEE9"/>
+          <w:kern w:val="0"/>
+          <w:szCs w:val="21"/>
+        </w:rPr>
+      </w:pPr>
+      <w:r>
+        <w:rPr>
+          <w:rFonts w:ascii="Consolas" w:eastAsia="宋体" w:hAnsi="Consolas" w:cs="宋体"/>
+          <w:color w:val="D8DEE9"/>
+          <w:kern w:val="0"/>
+          <w:szCs w:val="21"/>
+        </w:rPr>
+        <w:t>            strncpy(hex_buffer, temp_str, sizeof(hex_buffer) - 1);</w:t>
+      </w:r>
+    </w:p>
+    <w:p>
+      <w:pPr>
+        <w:widowControl/>
+        <w:jc w:val="left"/>
+        <w:rPr>
+          <w:rFonts w:ascii="Consolas" w:eastAsia="宋体" w:hAnsi="Consolas" w:cs="宋体"/>
+          <w:color w:val="D8DEE9"/>
+          <w:kern w:val="0"/>
+          <w:szCs w:val="21"/>
+        </w:rPr>
+      </w:pPr>
+      <w:r>
+        <w:rPr>
+          <w:rFonts w:ascii="Consolas" w:eastAsia="宋体" w:hAnsi="Consolas" w:cs="宋体"/>
+          <w:color w:val="D8DEE9"/>
+          <w:kern w:val="0"/>
+          <w:szCs w:val="21"/>
+        </w:rPr>
+        <w:t>            hex_str = hex_buffer;</w:t>
+      </w:r>
+    </w:p>
+    <w:p>
+      <w:pPr>
+        <w:widowControl/>
+        <w:jc w:val="left"/>
+        <w:rPr>
+          <w:rFonts w:ascii="Consolas" w:eastAsia="宋体" w:hAnsi="Consolas" w:cs="宋体"/>
+          <w:color w:val="D8DEE9"/>
+          <w:kern w:val="0"/>
+          <w:szCs w:val="21"/>
+        </w:rPr>
+      </w:pPr>
+      <w:r>
+        <w:rPr>
+          <w:rFonts w:ascii="Consolas" w:eastAsia="宋体" w:hAnsi="Consolas" w:cs="宋体"/>
+          <w:color w:val="D8DEE9"/>
+          <w:kern w:val="0"/>
+          <w:szCs w:val="21"/>
+        </w:rPr>
+        <w:t>        }</w:t>
+      </w:r>
+    </w:p>
+    <w:p>
+      <w:pPr>
+        <w:widowControl/>
+        <w:jc w:val="left"/>
+        <w:rPr>
+          <w:rFonts w:ascii="Consolas" w:eastAsia="宋体" w:hAnsi="Consolas" w:cs="宋体"/>
+          <w:color w:val="D8DEE9"/>
+          <w:kern w:val="0"/>
+          <w:szCs w:val="21"/>
+        </w:rPr>
+      </w:pPr>
+      <w:r>
+        <w:rPr>
+          <w:rFonts w:ascii="Consolas" w:eastAsia="宋体" w:hAnsi="Consolas" w:cs="宋体"/>
+          <w:color w:val="D8DEE9"/>
+          <w:kern w:val="0"/>
+          <w:szCs w:val="21"/>
+        </w:rPr>
+        <w:t>        </w:t>
+      </w:r>
+    </w:p>
+    <w:p>
+      <w:pPr>
+        <w:widowControl/>
+        <w:jc w:val="left"/>
+        <w:rPr>
+          <w:rFonts w:ascii="Consolas" w:eastAsia="宋体" w:hAnsi="Consolas" w:cs="宋体"/>
+          <w:color w:val="D8DEE9"/>
+          <w:kern w:val="0"/>
+          <w:szCs w:val="21"/>
+        </w:rPr>
+      </w:pPr>
+      <w:r>
+        <w:rPr>
+          <w:rFonts w:ascii="Consolas" w:eastAsia="宋体" w:hAnsi="Consolas" w:cs="宋体"/>
+          <w:color w:val="D8DEE9"/>
+          <w:kern w:val="0"/>
+          <w:szCs w:val="21"/>
+        </w:rPr>
+        <w:t>        cJSON_Delete(root);  // </w:t>
+      </w:r>
+      <w:r>
+        <w:rPr>
+          <w:rFonts w:ascii="Consolas" w:eastAsia="宋体" w:hAnsi="Consolas" w:cs="宋体"/>
+          <w:color w:val="D8DEE9"/>
+          <w:kern w:val="0"/>
+          <w:szCs w:val="21"/>
+        </w:rPr>
+        <w:t>释放</w:t>
+      </w:r>
+      <w:r>
+        <w:rPr>
+          <w:rFonts w:ascii="Consolas" w:eastAsia="宋体" w:hAnsi="Consolas" w:cs="宋体"/>
+          <w:color w:val="D8DEE9"/>
+          <w:kern w:val="0"/>
+          <w:szCs w:val="21"/>
+        </w:rPr>
+        <w:t> cJSON </w:t>
+      </w:r>
+      <w:r>
+        <w:rPr>
+          <w:rFonts w:ascii="Consolas" w:eastAsia="宋体" w:hAnsi="Consolas" w:cs="宋体"/>
+          <w:color w:val="D8DEE9"/>
+          <w:kern w:val="0"/>
+          <w:szCs w:val="21"/>
+        </w:rPr>
+        <w:t>对象</w:t>
+      </w:r>
+    </w:p>
+    <w:p>
+      <w:pPr>
+        <w:widowControl/>
+        <w:jc w:val="left"/>
+        <w:rPr>
+          <w:rFonts w:ascii="Consolas" w:eastAsia="宋体" w:hAnsi="Consolas" w:cs="宋体"/>
+          <w:color w:val="D8DEE9"/>
+          <w:kern w:val="0"/>
+          <w:szCs w:val="21"/>
+        </w:rPr>
+      </w:pPr>
+      <w:r>
+        <w:rPr>
+          <w:rFonts w:ascii="Consolas" w:eastAsia="宋体" w:hAnsi="Consolas" w:cs="宋体"/>
+          <w:color w:val="D8DEE9"/>
+          <w:kern w:val="0"/>
+          <w:szCs w:val="21"/>
+        </w:rPr>
+        <w:t>    } else {</w:t>
+      </w:r>
+    </w:p>
+    <w:p>
+      <w:pPr>
+        <w:widowControl/>
+        <w:jc w:val="left"/>
+        <w:rPr>
+          <w:rFonts w:ascii="Consolas" w:eastAsia="宋体" w:hAnsi="Consolas" w:cs="宋体"/>
+          <w:color w:val="D8DEE9"/>
+          <w:kern w:val="0"/>
+          <w:szCs w:val="21"/>
+        </w:rPr>
+      </w:pPr>
+      <w:r>
+        <w:rPr>
+          <w:rFonts w:ascii="Consolas" w:eastAsia="宋体" w:hAnsi="Consolas" w:cs="宋体"/>
+          <w:color w:val="D8DEE9"/>
+          <w:kern w:val="0"/>
+          <w:szCs w:val="21"/>
+        </w:rPr>
+        <w:t>        // </w:t>
+      </w:r>
+      <w:r>
+        <w:rPr>
+          <w:rFonts w:ascii="Consolas" w:eastAsia="宋体" w:hAnsi="Consolas" w:cs="宋体"/>
+          <w:color w:val="D8DEE9"/>
+          <w:kern w:val="0"/>
+          <w:szCs w:val="21"/>
+        </w:rPr>
+        <w:t>纯十六进制字符串（</w:t>
+      </w:r>
+      <w:r>
+        <w:rPr>
+          <w:rFonts w:ascii="Consolas" w:eastAsia="宋体" w:hAnsi="Consolas" w:cs="宋体"/>
+          <w:color w:val="D8DEE9"/>
+          <w:kern w:val="0"/>
+          <w:szCs w:val="21"/>
+        </w:rPr>
+        <w:t>BLE</w:t>
+      </w:r>
+      <w:r>
+        <w:rPr>
+          <w:rFonts w:ascii="Consolas" w:eastAsia="宋体" w:hAnsi="Consolas" w:cs="宋体"/>
+          <w:color w:val="D8DEE9"/>
+          <w:kern w:val="0"/>
+          <w:szCs w:val="21"/>
+        </w:rPr>
+        <w:t>兼容模式）</w:t>
+      </w:r>
+    </w:p>
+    <w:p>
+      <w:pPr>
+        <w:widowControl/>
+        <w:jc w:val="left"/>
+        <w:rPr>
+          <w:rFonts w:ascii="Consolas" w:eastAsia="宋体" w:hAnsi="Consolas" w:cs="宋体"/>
+          <w:color w:val="D8DEE9"/>
+          <w:kern w:val="0"/>
+          <w:szCs w:val="21"/>
+        </w:rPr>
+      </w:pPr>
+      <w:r>
+        <w:rPr>
+          <w:rFonts w:ascii="Consolas" w:eastAsia="宋体" w:hAnsi="Consolas" w:cs="宋体"/>
+          <w:color w:val="D8DEE9"/>
+          <w:kern w:val="0"/>
+          <w:szCs w:val="21"/>
+        </w:rPr>
+        <w:t>        hex_str = (const char *)msg-&gt;data;</w:t>
+      </w:r>
+    </w:p>
+    <w:p>
+      <w:pPr>
+        <w:widowControl/>
+        <w:jc w:val="left"/>
+        <w:rPr>
+          <w:rFonts w:ascii="Consolas" w:eastAsia="宋体" w:hAnsi="Consolas" w:cs="宋体"/>
+          <w:color w:val="D8DEE9"/>
+          <w:kern w:val="0"/>
+          <w:szCs w:val="21"/>
+        </w:rPr>
+      </w:pPr>
+      <w:r>
+        <w:rPr>
+          <w:rFonts w:ascii="Consolas" w:eastAsia="宋体" w:hAnsi="Consolas" w:cs="宋体"/>
+          <w:color w:val="D8DEE9"/>
+          <w:kern w:val="0"/>
+          <w:szCs w:val="21"/>
+        </w:rPr>
+        <w:t>        ESP_LOGI(TAG, "</w:t>
+      </w:r>
+      <w:r>
+        <w:rPr>
+          <w:rFonts w:ascii="Segoe UI Symbol" w:eastAsia="宋体" w:hAnsi="Segoe UI Symbol" w:cs="Segoe UI Symbol"/>
+          <w:color w:val="D8DEE9"/>
+          <w:kern w:val="0"/>
+          <w:szCs w:val="21"/>
+        </w:rPr>
+        <w:t>✅</w:t>
+      </w:r>
+      <w:r>
+        <w:rPr>
+          <w:rFonts w:ascii="Consolas" w:eastAsia="宋体" w:hAnsi="Consolas" w:cs="Consolas"/>
+          <w:color w:val="D8DEE9"/>
+          <w:kern w:val="0"/>
+          <w:szCs w:val="21"/>
+        </w:rPr>
+        <w:t> </w:t>
+      </w:r>
+      <w:r>
+        <w:rPr>
+          <w:rFonts w:ascii="Consolas" w:eastAsia="宋体" w:hAnsi="Consolas" w:cs="宋体"/>
+          <w:color w:val="D8DEE9"/>
+          <w:kern w:val="0"/>
+          <w:szCs w:val="21"/>
+        </w:rPr>
+        <w:t>直接十六进制格式</w:t>
+      </w:r>
+      <w:r>
+        <w:rPr>
+          <w:rFonts w:ascii="Consolas" w:eastAsia="宋体" w:hAnsi="Consolas" w:cs="宋体"/>
+          <w:color w:val="D8DEE9"/>
+          <w:kern w:val="0"/>
+          <w:szCs w:val="21"/>
+        </w:rPr>
+        <w:t>");</w:t>
+      </w:r>
+    </w:p>
+    <w:p>
+      <w:pPr>
+        <w:widowControl/>
+        <w:jc w:val="left"/>
+        <w:rPr>
+          <w:rFonts w:ascii="Consolas" w:eastAsia="宋体" w:hAnsi="Consolas" w:cs="宋体"/>
+          <w:color w:val="D8DEE9"/>
+          <w:kern w:val="0"/>
+          <w:szCs w:val="21"/>
+        </w:rPr>
+      </w:pPr>
+      <w:r>
+        <w:rPr>
+          <w:rFonts w:ascii="Consolas" w:eastAsia="宋体" w:hAnsi="Consolas" w:cs="宋体"/>
+          <w:color w:val="D8DEE9"/>
+          <w:kern w:val="0"/>
+          <w:szCs w:val="21"/>
+        </w:rPr>
+        <w:t>    }</w:t>
+      </w:r>
+    </w:p>
+    <w:p>
+      <w:pPr>
+        <w:widowControl/>
+        <w:jc w:val="left"/>
+        <w:rPr>
+          <w:rFonts w:ascii="Consolas" w:eastAsia="宋体" w:hAnsi="Consolas" w:cs="宋体"/>
+          <w:color w:val="D8DEE9"/>
+          <w:kern w:val="0"/>
+          <w:szCs w:val="21"/>
+        </w:rPr>
+      </w:pPr>
+      <w:r>
+        <w:rPr>
+          <w:rFonts w:ascii="Consolas" w:eastAsia="宋体" w:hAnsi="Consolas" w:cs="宋体"/>
+          <w:color w:val="D8DEE9"/>
+          <w:kern w:val="0"/>
+          <w:szCs w:val="21"/>
+        </w:rPr>
+        <w:t>    </w:t>
+      </w:r>
+    </w:p>
+    <w:p>
+      <w:pPr>
+        <w:widowControl/>
+        <w:jc w:val="left"/>
+        <w:rPr>
+          <w:rFonts w:ascii="Consolas" w:eastAsia="宋体" w:hAnsi="Consolas" w:cs="宋体"/>
+          <w:color w:val="D8DEE9"/>
+          <w:kern w:val="0"/>
+          <w:szCs w:val="21"/>
+        </w:rPr>
+      </w:pPr>
+      <w:r>
+        <w:rPr>
+          <w:rFonts w:ascii="Consolas" w:eastAsia="宋体" w:hAnsi="Consolas" w:cs="宋体"/>
+          <w:color w:val="D8DEE9"/>
+          <w:kern w:val="0"/>
+          <w:szCs w:val="21"/>
+        </w:rPr>
+        <w:t>    // 3. </w:t>
+      </w:r>
+      <w:r>
+        <w:rPr>
+          <w:rFonts w:ascii="Consolas" w:eastAsia="宋体" w:hAnsi="Consolas" w:cs="宋体"/>
+          <w:color w:val="D8DEE9"/>
+          <w:kern w:val="0"/>
+          <w:szCs w:val="21"/>
+        </w:rPr>
+        <w:t>校验是否成功提取</w:t>
+      </w:r>
+    </w:p>
+    <w:p>
+      <w:pPr>
+        <w:widowControl/>
+        <w:jc w:val="left"/>
+        <w:rPr>
+          <w:rFonts w:ascii="Consolas" w:eastAsia="宋体" w:hAnsi="Consolas" w:cs="宋体"/>
+          <w:color w:val="D8DEE9"/>
+          <w:kern w:val="0"/>
+          <w:szCs w:val="21"/>
+        </w:rPr>
+      </w:pPr>
+      <w:r>
+        <w:rPr>
+          <w:rFonts w:ascii="Consolas" w:eastAsia="宋体" w:hAnsi="Consolas" w:cs="宋体"/>
+          <w:color w:val="D8DEE9"/>
+          <w:kern w:val="0"/>
+          <w:szCs w:val="21"/>
+        </w:rPr>
+        <w:t>    if (hex_str == NULL || strlen(hex_str) == 0) {</w:t>
+      </w:r>
+    </w:p>
+    <w:p>
+      <w:pPr>
+        <w:widowControl/>
+        <w:jc w:val="left"/>
+        <w:rPr>
+          <w:rFonts w:ascii="Consolas" w:eastAsia="宋体" w:hAnsi="Consolas" w:cs="宋体"/>
+          <w:color w:val="D8DEE9"/>
+          <w:kern w:val="0"/>
+          <w:szCs w:val="21"/>
+        </w:rPr>
+      </w:pPr>
+      <w:r>
+        <w:rPr>
+          <w:rFonts w:ascii="Consolas" w:eastAsia="宋体" w:hAnsi="Consolas" w:cs="宋体"/>
+          <w:color w:val="D8DEE9"/>
+          <w:kern w:val="0"/>
+          <w:szCs w:val="21"/>
+        </w:rPr>
+        <w:t>        ESP_LOGW(TAG, "</w:t>
+      </w:r>
+      <w:r>
+        <w:rPr>
+          <w:rFonts w:ascii="Segoe UI Symbol" w:eastAsia="宋体" w:hAnsi="Segoe UI Symbol" w:cs="Segoe UI Symbol"/>
+          <w:color w:val="D8DEE9"/>
+          <w:kern w:val="0"/>
+          <w:szCs w:val="21"/>
+        </w:rPr>
+        <w:t>⚠</w:t>
+      </w:r>
+      <w:r>
+        <w:rPr>
+          <w:rFonts w:ascii="Consolas" w:eastAsia="宋体" w:hAnsi="Consolas" w:cs="Consolas"/>
+          <w:color w:val="D8DEE9"/>
+          <w:kern w:val="0"/>
+          <w:szCs w:val="21"/>
+        </w:rPr>
+        <w:t>️</w:t>
+      </w:r>
+      <w:r>
+        <w:rPr>
+          <w:rFonts w:ascii="Consolas" w:eastAsia="宋体" w:hAnsi="Consolas" w:cs="宋体"/>
+          <w:color w:val="D8DEE9"/>
+          <w:kern w:val="0"/>
+          <w:szCs w:val="21"/>
+        </w:rPr>
+        <w:t> </w:t>
+      </w:r>
+      <w:r>
+        <w:rPr>
+          <w:rFonts w:ascii="Consolas" w:eastAsia="宋体" w:hAnsi="Consolas" w:cs="宋体"/>
+          <w:color w:val="D8DEE9"/>
+          <w:kern w:val="0"/>
+          <w:szCs w:val="21"/>
+        </w:rPr>
+        <w:t>未提取到有效数据</w:t>
+      </w:r>
+      <w:r>
+        <w:rPr>
+          <w:rFonts w:ascii="Consolas" w:eastAsia="宋体" w:hAnsi="Consolas" w:cs="宋体"/>
+          <w:color w:val="D8DEE9"/>
+          <w:kern w:val="0"/>
+          <w:szCs w:val="21"/>
+        </w:rPr>
+        <w:t>");</w:t>
       </w:r>
     </w:p>
     <w:p>
       <w:pPr>
         <w:ind w:firstLine="360"/>
         <w:jc w:val="left"/>
-      </w:pPr>
-    </w:p>
-    <w:p>
-      <w:pPr>
-        <w:ind w:firstLine="360"/>
-        <w:jc w:val="left"/>
-      </w:pPr>
-      <w:r>
         <w:rPr>
           <w:rFonts w:hint="eastAsia"/>
         </w:rPr>
-        <w:t>M</w:t>
-      </w:r>
-      <w:r>
-        <w:t xml:space="preserve">QTT: </w:t>
-      </w:r>
-      <w:r>
-        <w:t>当前只有控制</w:t>
-      </w:r>
-    </w:p>
-    <w:p>
-      <w:pPr>
-        <w:ind w:firstLine="360"/>
-        <w:jc w:val="left"/>
-      </w:pPr>
-      <w:r>
-        <w:rPr>
-          <w:rFonts w:hint="eastAsia"/>
-        </w:rPr>
-        <w:t>B</w:t>
-      </w:r>
-      <w:r>
-        <w:t>LE</w:t>
-      </w:r>
-      <w:r>
-        <w:t>：控制</w:t>
-      </w:r>
-      <w:r>
-        <w:t>+</w:t>
-      </w:r>
-      <w:r>
-        <w:t>配网</w:t>
-      </w:r>
-    </w:p>
-    <w:p>
-      <w:pPr>
-        <w:ind w:firstLine="360"/>
-        <w:jc w:val="left"/>
-      </w:pPr>
-      <w:r>
-        <w:rPr>
-          <w:rFonts w:hint="eastAsia"/>
-        </w:rPr>
-        <w:t>控制共用一个解析函数即可</w:t>
-      </w:r>
-    </w:p>
-    <w:p>
-      <w:pPr>
-        <w:ind w:firstLine="360"/>
-        <w:jc w:val="left"/>
-        <w:rPr>
-          <w:rFonts w:hint="eastAsia"/>
-        </w:rPr>
-      </w:pPr>
-      <w:r>
-        <w:t>配网走配网逻辑</w:t>
-      </w:r>
-      <w:bookmarkStart w:id="0" w:name="_GoBack"/>
-      <w:bookmarkEnd w:id="0"/>
+      </w:pPr>
     </w:p>
     <w:sectPr>
       <w:pgSz w:w="11906" w:h="16838"/>
@@ -2864,7 +5857,7 @@
   <w:style w:type="paragraph" w:default="1" w:styleId="a">
     <w:name w:val="Normal"/>
     <w:qFormat/>
-    <w:rsid w:val="002D72CA"/>
+    <w:rsid w:val="003173D1"/>
     <w:pPr>
       <w:widowControl w:val="0"/>
       <w:jc w:val="both"/>
@@ -3057,6 +6050,11 @@
         <w:right w:w="0" w:type="dxa"/>
       </w:tblCellMar>
     </w:tblPr>
+  </w:style>
+  <w:style w:type="character" w:customStyle="1" w:styleId="mtk1">
+    <w:name w:val="mtk1"/>
+    <w:basedOn w:val="a0"/>
+    <w:rsid w:val="004173A5"/>
   </w:style>
 </w:styles>
 </file>
